--- a/User manual/User-manual(1).docx
+++ b/User manual/User-manual(1).docx
@@ -1,354 +1,267 @@
 
 <file path=word/document.xml><?xml version="1.0" encoding="utf-8"?>
-<w:document xmlns:wpc="http://schemas.microsoft.com/office/word/2010/wordprocessingCanvas" xmlns:cx="http://schemas.microsoft.com/office/drawing/2014/chartex" xmlns:cx1="http://schemas.microsoft.com/office/drawing/2015/9/8/chartex" xmlns:cx2="http://schemas.microsoft.com/office/drawing/2015/10/21/chartex" xmlns:cx3="http://schemas.microsoft.com/office/drawing/2016/5/9/chartex" xmlns:cx4="http://schemas.microsoft.com/office/drawing/2016/5/10/chartex" xmlns:cx5="http://schemas.microsoft.com/office/drawing/2016/5/11/chartex" xmlns:cx6="http://schemas.microsoft.com/office/drawing/2016/5/12/chartex" xmlns:cx7="http://schemas.microsoft.com/office/drawing/2016/5/13/chartex" xmlns:cx8="http://schemas.microsoft.com/office/drawing/2016/5/14/chartex" xmlns:mc="http://schemas.openxmlformats.org/markup-compatibility/2006" xmlns:aink="http://schemas.microsoft.com/office/drawing/2016/ink" xmlns:am3d="http://schemas.microsoft.com/office/drawing/2017/model3d" xmlns:o="urn:schemas-microsoft-com:office:office" xmlns:oel="http://schemas.microsoft.com/office/2019/extlst" xmlns:r="http://schemas.openxmlformats.org/officeDocument/2006/relationships" xmlns:m="http://schemas.openxmlformats.org/officeDocument/2006/math" xmlns:v="urn:schemas-microsoft-com:vml" xmlns:wp14="http://schemas.microsoft.com/office/word/2010/wordprocessingDrawing" xmlns:wp="http://schemas.openxmlformats.org/drawingml/2006/wordprocessingDrawing" xmlns:w10="urn:schemas-microsoft-com:office:word" xmlns:w="http://schemas.openxmlformats.org/wordprocessingml/2006/main" xmlns:w14="http://schemas.microsoft.com/office/word/2010/wordml" xmlns:w15="http://schemas.microsoft.com/office/word/2012/wordml" xmlns:w16cex="http://schemas.microsoft.com/office/word/2018/wordml/cex" xmlns:w16cid="http://schemas.microsoft.com/office/word/2016/wordml/cid" xmlns:w16="http://schemas.microsoft.com/office/word/2018/wordml" xmlns:w16du="http://schemas.microsoft.com/office/word/2023/wordml/word16du" xmlns:w16sdtdh="http://schemas.microsoft.com/office/word/2020/wordml/sdtdatahash" xmlns:w16sdtfl="http://schemas.microsoft.com/office/word/2024/wordml/sdtformatlock" xmlns:w16se="http://schemas.microsoft.com/office/word/2015/wordml/symex" xmlns:wpg="http://schemas.microsoft.com/office/word/2010/wordprocessingGroup" xmlns:wpi="http://schemas.microsoft.com/office/word/2010/wordprocessingInk" xmlns:wne="http://schemas.microsoft.com/office/word/2006/wordml" xmlns:wps="http://schemas.microsoft.com/office/word/2010/wordprocessingShape" mc:Ignorable="w14 w15 w16se w16cid w16 w16cex w16sdtdh w16sdtfl w16du wp14">
+<w:document xmlns:wpc="http://schemas.microsoft.com/office/word/2010/wordprocessingCanvas" xmlns:cx="http://schemas.microsoft.com/office/drawing/2014/chartex" xmlns:cx1="http://schemas.microsoft.com/office/drawing/2015/9/8/chartex" xmlns:cx2="http://schemas.microsoft.com/office/drawing/2015/10/21/chartex" xmlns:cx3="http://schemas.microsoft.com/office/drawing/2016/5/9/chartex" xmlns:cx4="http://schemas.microsoft.com/office/drawing/2016/5/10/chartex" xmlns:cx5="http://schemas.microsoft.com/office/drawing/2016/5/11/chartex" xmlns:cx6="http://schemas.microsoft.com/office/drawing/2016/5/12/chartex" xmlns:cx7="http://schemas.microsoft.com/office/drawing/2016/5/13/chartex" xmlns:cx8="http://schemas.microsoft.com/office/drawing/2016/5/14/chartex" xmlns:mc="http://schemas.openxmlformats.org/markup-compatibility/2006" xmlns:aink="http://schemas.microsoft.com/office/drawing/2016/ink" xmlns:am3d="http://schemas.microsoft.com/office/drawing/2017/model3d" xmlns:o="urn:schemas-microsoft-com:office:office" xmlns:r="http://schemas.openxmlformats.org/officeDocument/2006/relationships" xmlns:m="http://schemas.openxmlformats.org/officeDocument/2006/math" xmlns:v="urn:schemas-microsoft-com:vml" xmlns:wp14="http://schemas.microsoft.com/office/word/2010/wordprocessingDrawing" xmlns:wp="http://schemas.openxmlformats.org/drawingml/2006/wordprocessingDrawing" xmlns:w10="urn:schemas-microsoft-com:office:word" xmlns:w="http://schemas.openxmlformats.org/wordprocessingml/2006/main" xmlns:w14="http://schemas.microsoft.com/office/word/2010/wordml" xmlns:w15="http://schemas.microsoft.com/office/word/2012/wordml" xmlns:w16cex="http://schemas.microsoft.com/office/word/2018/wordml/cex" xmlns:w16cid="http://schemas.microsoft.com/office/word/2016/wordml/cid" xmlns:w16="http://schemas.microsoft.com/office/word/2018/wordml" xmlns:w16sdtdh="http://schemas.microsoft.com/office/word/2020/wordml/sdtdatahash" xmlns:w16se="http://schemas.microsoft.com/office/word/2015/wordml/symex" xmlns:wpg="http://schemas.microsoft.com/office/word/2010/wordprocessingGroup" xmlns:wpi="http://schemas.microsoft.com/office/word/2010/wordprocessingInk" xmlns:wne="http://schemas.microsoft.com/office/word/2006/wordml" xmlns:wps="http://schemas.microsoft.com/office/word/2010/wordprocessingShape" mc:Ignorable="w14 w15 w16se w16cid w16 w16cex w16sdtdh wp14">
   <w:body>
-    <w:sdt>
-      <w:sdtPr>
-        <w:id w:val="1655183599"/>
-        <w:docPartObj>
-          <w:docPartGallery w:val="Cover Pages"/>
-          <w:docPartUnique/>
-        </w:docPartObj>
-      </w:sdtPr>
-      <w:sdtEndPr>
+    <w:p>
+      <w:r>
         <w:rPr>
           <w:noProof/>
-          <w:lang w:val="en-IN"/>
-        </w:rPr>
-      </w:sdtEndPr>
-      <w:sdtContent>
-        <w:p>
-          <w:r>
-            <w:rPr>
-              <w:noProof/>
-            </w:rPr>
-            <mc:AlternateContent>
-              <mc:Choice Requires="wpg">
-                <w:drawing>
-                  <wp:anchor distT="0" distB="0" distL="114300" distR="114300" simplePos="0" relativeHeight="251662336" behindDoc="0" locked="0" layoutInCell="1" allowOverlap="1" wp14:anchorId="719735AB" wp14:editId="50F2CB85">
-                    <wp:simplePos x="0" y="0"/>
-                    <wp:positionH relativeFrom="page">
-                      <wp:align>center</wp:align>
-                    </wp:positionH>
-                    <mc:AlternateContent>
-                      <mc:Choice Requires="wp14">
-                        <wp:positionV relativeFrom="page">
-                          <wp14:pctPosVOffset>2300</wp14:pctPosVOffset>
-                        </wp:positionV>
-                      </mc:Choice>
-                      <mc:Fallback>
-                        <wp:positionV relativeFrom="page">
-                          <wp:posOffset>245745</wp:posOffset>
-                        </wp:positionV>
-                      </mc:Fallback>
-                    </mc:AlternateContent>
-                    <wp:extent cx="7315200" cy="1215391"/>
-                    <wp:effectExtent l="0" t="0" r="1270" b="1905"/>
-                    <wp:wrapNone/>
-                    <wp:docPr id="149" name="Group 157"/>
-                    <wp:cNvGraphicFramePr/>
-                    <a:graphic xmlns:a="http://schemas.openxmlformats.org/drawingml/2006/main">
-                      <a:graphicData uri="http://schemas.microsoft.com/office/word/2010/wordprocessingGroup">
-                        <wpg:wgp>
-                          <wpg:cNvGrpSpPr/>
-                          <wpg:grpSpPr>
-                            <a:xfrm>
-                              <a:off x="0" y="0"/>
-                              <a:ext cx="7315200" cy="1215391"/>
-                              <a:chOff x="0" y="-1"/>
-                              <a:chExt cx="7315200" cy="1216153"/>
-                            </a:xfrm>
-                          </wpg:grpSpPr>
-                          <wps:wsp>
-                            <wps:cNvPr id="150" name="Rectangle 51"/>
-                            <wps:cNvSpPr/>
-                            <wps:spPr>
-                              <a:xfrm>
-                                <a:off x="0" y="-1"/>
-                                <a:ext cx="7315200" cy="1130373"/>
-                              </a:xfrm>
-                              <a:custGeom>
-                                <a:avLst/>
-                                <a:gdLst>
-                                  <a:gd name="connsiteX0" fmla="*/ 0 w 7312660"/>
-                                  <a:gd name="connsiteY0" fmla="*/ 0 h 1215390"/>
-                                  <a:gd name="connsiteX1" fmla="*/ 7312660 w 7312660"/>
-                                  <a:gd name="connsiteY1" fmla="*/ 0 h 1215390"/>
-                                  <a:gd name="connsiteX2" fmla="*/ 7312660 w 7312660"/>
-                                  <a:gd name="connsiteY2" fmla="*/ 1215390 h 1215390"/>
-                                  <a:gd name="connsiteX3" fmla="*/ 0 w 7312660"/>
-                                  <a:gd name="connsiteY3" fmla="*/ 1215390 h 1215390"/>
-                                  <a:gd name="connsiteX4" fmla="*/ 0 w 7312660"/>
-                                  <a:gd name="connsiteY4" fmla="*/ 0 h 1215390"/>
-                                  <a:gd name="connsiteX0" fmla="*/ 0 w 7312660"/>
-                                  <a:gd name="connsiteY0" fmla="*/ 0 h 1215390"/>
-                                  <a:gd name="connsiteX1" fmla="*/ 7312660 w 7312660"/>
-                                  <a:gd name="connsiteY1" fmla="*/ 0 h 1215390"/>
-                                  <a:gd name="connsiteX2" fmla="*/ 7312660 w 7312660"/>
-                                  <a:gd name="connsiteY2" fmla="*/ 1215390 h 1215390"/>
-                                  <a:gd name="connsiteX3" fmla="*/ 3667125 w 7312660"/>
-                                  <a:gd name="connsiteY3" fmla="*/ 1209675 h 1215390"/>
-                                  <a:gd name="connsiteX4" fmla="*/ 0 w 7312660"/>
-                                  <a:gd name="connsiteY4" fmla="*/ 1215390 h 1215390"/>
-                                  <a:gd name="connsiteX5" fmla="*/ 0 w 7312660"/>
-                                  <a:gd name="connsiteY5" fmla="*/ 0 h 1215390"/>
-                                  <a:gd name="connsiteX0" fmla="*/ 0 w 7312660"/>
-                                  <a:gd name="connsiteY0" fmla="*/ 0 h 1215390"/>
-                                  <a:gd name="connsiteX1" fmla="*/ 7312660 w 7312660"/>
-                                  <a:gd name="connsiteY1" fmla="*/ 0 h 1215390"/>
-                                  <a:gd name="connsiteX2" fmla="*/ 7312660 w 7312660"/>
-                                  <a:gd name="connsiteY2" fmla="*/ 1215390 h 1215390"/>
-                                  <a:gd name="connsiteX3" fmla="*/ 3619500 w 7312660"/>
-                                  <a:gd name="connsiteY3" fmla="*/ 733425 h 1215390"/>
-                                  <a:gd name="connsiteX4" fmla="*/ 0 w 7312660"/>
-                                  <a:gd name="connsiteY4" fmla="*/ 1215390 h 1215390"/>
-                                  <a:gd name="connsiteX5" fmla="*/ 0 w 7312660"/>
-                                  <a:gd name="connsiteY5" fmla="*/ 0 h 1215390"/>
-                                  <a:gd name="connsiteX0" fmla="*/ 0 w 7312660"/>
-                                  <a:gd name="connsiteY0" fmla="*/ 0 h 1215390"/>
-                                  <a:gd name="connsiteX1" fmla="*/ 7312660 w 7312660"/>
-                                  <a:gd name="connsiteY1" fmla="*/ 0 h 1215390"/>
-                                  <a:gd name="connsiteX2" fmla="*/ 7312660 w 7312660"/>
-                                  <a:gd name="connsiteY2" fmla="*/ 1129665 h 1215390"/>
-                                  <a:gd name="connsiteX3" fmla="*/ 3619500 w 7312660"/>
-                                  <a:gd name="connsiteY3" fmla="*/ 733425 h 1215390"/>
-                                  <a:gd name="connsiteX4" fmla="*/ 0 w 7312660"/>
-                                  <a:gd name="connsiteY4" fmla="*/ 1215390 h 1215390"/>
-                                  <a:gd name="connsiteX5" fmla="*/ 0 w 7312660"/>
-                                  <a:gd name="connsiteY5" fmla="*/ 0 h 1215390"/>
-                                  <a:gd name="connsiteX0" fmla="*/ 9525 w 7322185"/>
-                                  <a:gd name="connsiteY0" fmla="*/ 0 h 1129665"/>
-                                  <a:gd name="connsiteX1" fmla="*/ 7322185 w 7322185"/>
-                                  <a:gd name="connsiteY1" fmla="*/ 0 h 1129665"/>
-                                  <a:gd name="connsiteX2" fmla="*/ 7322185 w 7322185"/>
-                                  <a:gd name="connsiteY2" fmla="*/ 1129665 h 1129665"/>
-                                  <a:gd name="connsiteX3" fmla="*/ 3629025 w 7322185"/>
-                                  <a:gd name="connsiteY3" fmla="*/ 733425 h 1129665"/>
-                                  <a:gd name="connsiteX4" fmla="*/ 0 w 7322185"/>
-                                  <a:gd name="connsiteY4" fmla="*/ 1091565 h 1129665"/>
-                                  <a:gd name="connsiteX5" fmla="*/ 9525 w 7322185"/>
-                                  <a:gd name="connsiteY5" fmla="*/ 0 h 1129665"/>
-                                  <a:gd name="connsiteX0" fmla="*/ 0 w 7312660"/>
-                                  <a:gd name="connsiteY0" fmla="*/ 0 h 1129665"/>
-                                  <a:gd name="connsiteX1" fmla="*/ 7312660 w 7312660"/>
-                                  <a:gd name="connsiteY1" fmla="*/ 0 h 1129665"/>
-                                  <a:gd name="connsiteX2" fmla="*/ 7312660 w 7312660"/>
-                                  <a:gd name="connsiteY2" fmla="*/ 1129665 h 1129665"/>
-                                  <a:gd name="connsiteX3" fmla="*/ 3619500 w 7312660"/>
-                                  <a:gd name="connsiteY3" fmla="*/ 733425 h 1129665"/>
-                                  <a:gd name="connsiteX4" fmla="*/ 0 w 7312660"/>
-                                  <a:gd name="connsiteY4" fmla="*/ 1091565 h 1129665"/>
-                                  <a:gd name="connsiteX5" fmla="*/ 0 w 7312660"/>
-                                  <a:gd name="connsiteY5" fmla="*/ 0 h 1129665"/>
-                                </a:gdLst>
-                                <a:ahLst/>
-                                <a:cxnLst>
-                                  <a:cxn ang="0">
-                                    <a:pos x="connsiteX0" y="connsiteY0"/>
-                                  </a:cxn>
-                                  <a:cxn ang="0">
-                                    <a:pos x="connsiteX1" y="connsiteY1"/>
-                                  </a:cxn>
-                                  <a:cxn ang="0">
-                                    <a:pos x="connsiteX2" y="connsiteY2"/>
-                                  </a:cxn>
-                                  <a:cxn ang="0">
-                                    <a:pos x="connsiteX3" y="connsiteY3"/>
-                                  </a:cxn>
-                                  <a:cxn ang="0">
-                                    <a:pos x="connsiteX4" y="connsiteY4"/>
-                                  </a:cxn>
-                                  <a:cxn ang="0">
-                                    <a:pos x="connsiteX5" y="connsiteY5"/>
-                                  </a:cxn>
-                                </a:cxnLst>
-                                <a:rect l="l" t="t" r="r" b="b"/>
-                                <a:pathLst>
-                                  <a:path w="7312660" h="1129665">
-                                    <a:moveTo>
-                                      <a:pt x="0" y="0"/>
-                                    </a:moveTo>
-                                    <a:lnTo>
-                                      <a:pt x="7312660" y="0"/>
-                                    </a:lnTo>
-                                    <a:lnTo>
-                                      <a:pt x="7312660" y="1129665"/>
-                                    </a:lnTo>
-                                    <a:lnTo>
-                                      <a:pt x="3619500" y="733425"/>
-                                    </a:lnTo>
-                                    <a:lnTo>
-                                      <a:pt x="0" y="1091565"/>
-                                    </a:lnTo>
-                                    <a:lnTo>
-                                      <a:pt x="0" y="0"/>
-                                    </a:lnTo>
-                                    <a:close/>
-                                  </a:path>
-                                </a:pathLst>
-                              </a:custGeom>
-                              <a:ln>
-                                <a:noFill/>
-                              </a:ln>
-                            </wps:spPr>
-                            <wps:style>
-                              <a:lnRef idx="2">
-                                <a:schemeClr val="accent1">
-                                  <a:shade val="50000"/>
-                                </a:schemeClr>
-                              </a:lnRef>
-                              <a:fillRef idx="1">
-                                <a:schemeClr val="accent1"/>
-                              </a:fillRef>
-                              <a:effectRef idx="0">
-                                <a:schemeClr val="accent1"/>
-                              </a:effectRef>
-                              <a:fontRef idx="minor">
-                                <a:schemeClr val="lt1"/>
-                              </a:fontRef>
-                            </wps:style>
-                            <wps:bodyPr rot="0" spcFirstLastPara="0" vertOverflow="overflow" horzOverflow="overflow" vert="horz" wrap="square" lIns="91440" tIns="45720" rIns="91440" bIns="45720" numCol="1" spcCol="0" rtlCol="0" fromWordArt="0" anchor="ctr" anchorCtr="0" forceAA="0" compatLnSpc="1">
-                              <a:prstTxWarp prst="textNoShape">
-                                <a:avLst/>
-                              </a:prstTxWarp>
-                              <a:noAutofit/>
-                            </wps:bodyPr>
-                          </wps:wsp>
-                          <wps:wsp>
-                            <wps:cNvPr id="151" name="Rectangle 151"/>
-                            <wps:cNvSpPr/>
-                            <wps:spPr>
-                              <a:xfrm>
-                                <a:off x="0" y="0"/>
-                                <a:ext cx="7315200" cy="1216152"/>
-                              </a:xfrm>
-                              <a:prstGeom prst="rect">
-                                <a:avLst/>
-                              </a:prstGeom>
-                              <a:blipFill>
-                                <a:blip r:embed="rId9"/>
-                                <a:stretch>
-                                  <a:fillRect r="-7574"/>
-                                </a:stretch>
-                              </a:blipFill>
-                              <a:ln>
-                                <a:noFill/>
-                              </a:ln>
-                            </wps:spPr>
-                            <wps:style>
-                              <a:lnRef idx="2">
-                                <a:schemeClr val="accent1">
-                                  <a:shade val="50000"/>
-                                </a:schemeClr>
-                              </a:lnRef>
-                              <a:fillRef idx="1">
-                                <a:schemeClr val="accent1"/>
-                              </a:fillRef>
-                              <a:effectRef idx="0">
-                                <a:schemeClr val="accent1"/>
-                              </a:effectRef>
-                              <a:fontRef idx="minor">
-                                <a:schemeClr val="lt1"/>
-                              </a:fontRef>
-                            </wps:style>
-                            <wps:bodyPr rot="0" spcFirstLastPara="0" vertOverflow="overflow" horzOverflow="overflow" vert="horz" wrap="square" lIns="91440" tIns="45720" rIns="91440" bIns="45720" numCol="1" spcCol="0" rtlCol="0" fromWordArt="0" anchor="ctr" anchorCtr="0" forceAA="0" compatLnSpc="1">
-                              <a:prstTxWarp prst="textNoShape">
-                                <a:avLst/>
-                              </a:prstTxWarp>
-                              <a:noAutofit/>
-                            </wps:bodyPr>
-                          </wps:wsp>
-                        </wpg:wgp>
-                      </a:graphicData>
-                    </a:graphic>
-                    <wp14:sizeRelH relativeFrom="page">
-                      <wp14:pctWidth>94100</wp14:pctWidth>
-                    </wp14:sizeRelH>
-                    <wp14:sizeRelV relativeFrom="page">
-                      <wp14:pctHeight>12100</wp14:pctHeight>
-                    </wp14:sizeRelV>
-                  </wp:anchor>
-                </w:drawing>
-              </mc:Choice>
-              <mc:Fallback>
-                <w:pict>
-                  <v:group w14:anchorId="5FE506E8" id="Group 157" o:spid="_x0000_s1026" style="position:absolute;margin-left:0;margin-top:0;width:8in;height:95.7pt;z-index:251662336;mso-width-percent:941;mso-height-percent:121;mso-top-percent:23;mso-position-horizontal:center;mso-position-horizontal-relative:page;mso-position-vertical-relative:page;mso-width-percent:941;mso-height-percent:121;mso-top-percent:23" coordorigin="" coordsize="73152,12161" o:gfxdata="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">
-                    <v:shape id="Rectangle 51" o:spid="_x0000_s1027" style="position:absolute;width:73152;height:11303;visibility:visible;mso-wrap-style:square;v-text-anchor:middle" coordsize="7312660,1129665" o:gfxdata="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" path="m,l7312660,r,1129665l3619500,733425,,1091565,,xe" fillcolor="#156082 [3204]" stroked="f" strokeweight="1pt">
-                      <v:stroke joinstyle="miter"/>
-                      <v:path arrowok="t" o:connecttype="custom" o:connectlocs="0,0;7315200,0;7315200,1130373;3620757,733885;0,1092249;0,0" o:connectangles="0,0,0,0,0,0"/>
-                    </v:shape>
-                    <v:rect id="Rectangle 151" o:spid="_x0000_s1028" style="position:absolute;width:73152;height:12161;visibility:visible;mso-wrap-style:square;v-text-anchor:middle" o:gfxdata="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" stroked="f" strokeweight="1pt">
-                      <v:fill r:id="rId10" o:title="" recolor="t" rotate="t" type="frame"/>
-                    </v:rect>
-                    <w10:wrap anchorx="page" anchory="page"/>
-                  </v:group>
-                </w:pict>
-              </mc:Fallback>
-            </mc:AlternateContent>
-          </w:r>
-          <w:r>
-            <w:rPr>
-              <w:noProof/>
-            </w:rPr>
-            <mc:AlternateContent>
-              <mc:Choice Requires="wps">
-                <w:drawing>
-                  <wp:anchor distT="0" distB="0" distL="114300" distR="114300" simplePos="0" relativeHeight="251661312" behindDoc="0" locked="0" layoutInCell="1" allowOverlap="1" wp14:anchorId="069E4F38" wp14:editId="1E8EE5A3">
-                    <wp:simplePos x="0" y="0"/>
-                    <wp:positionH relativeFrom="page">
-                      <wp:align>center</wp:align>
-                    </wp:positionH>
-                    <mc:AlternateContent>
-                      <mc:Choice Requires="wp14">
-                        <wp:positionV relativeFrom="page">
-                          <wp14:pctPosVOffset>70000</wp14:pctPosVOffset>
-                        </wp:positionV>
-                      </mc:Choice>
-                      <mc:Fallback>
-                        <wp:positionV relativeFrom="page">
-                          <wp:posOffset>7484110</wp:posOffset>
-                        </wp:positionV>
-                      </mc:Fallback>
-                    </mc:AlternateContent>
-                    <wp:extent cx="7315200" cy="1009650"/>
-                    <wp:effectExtent l="0" t="0" r="0" b="0"/>
-                    <wp:wrapSquare wrapText="bothSides"/>
-                    <wp:docPr id="153" name="Text Box 161"/>
-                    <wp:cNvGraphicFramePr/>
-                    <a:graphic xmlns:a="http://schemas.openxmlformats.org/drawingml/2006/main">
-                      <a:graphicData uri="http://schemas.microsoft.com/office/word/2010/wordprocessingShape">
-                        <wps:wsp>
-                          <wps:cNvSpPr txBox="1"/>
-                          <wps:spPr>
-                            <a:xfrm>
-                              <a:off x="0" y="0"/>
-                              <a:ext cx="7315200" cy="1009650"/>
-                            </a:xfrm>
-                            <a:prstGeom prst="rect">
-                              <a:avLst/>
-                            </a:prstGeom>
-                            <a:noFill/>
-                            <a:ln w="6350">
-                              <a:noFill/>
-                            </a:ln>
-                            <a:effectLst/>
-                          </wps:spPr>
-                          <wps:style>
-                            <a:lnRef idx="0">
-                              <a:schemeClr val="accent1"/>
-                            </a:lnRef>
-                            <a:fillRef idx="0">
-                              <a:schemeClr val="accent1"/>
-                            </a:fillRef>
-                            <a:effectRef idx="0">
-                              <a:schemeClr val="accent1"/>
-                            </a:effectRef>
-                            <a:fontRef idx="minor">
-                              <a:schemeClr val="dk1"/>
-                            </a:fontRef>
-                          </wps:style>
-                          <wps:txbx>
-                            <w:txbxContent>
+        </w:rPr>
+        <mc:AlternateContent>
+          <mc:Choice Requires="wps">
+            <w:drawing>
+              <wp:anchor distT="0" distB="5715" distL="114300" distR="114300" simplePos="0" relativeHeight="19" behindDoc="0" locked="0" layoutInCell="0" allowOverlap="1" wp14:anchorId="5710A4EA" wp14:editId="34939686">
+                <wp:simplePos x="0" y="0"/>
+                <wp:positionH relativeFrom="page">
+                  <wp:align>center</wp:align>
+                </wp:positionH>
+                <wp:positionV relativeFrom="page">
+                  <wp:posOffset>3207385</wp:posOffset>
+                </wp:positionV>
+                <wp:extent cx="7260590" cy="3908425"/>
+                <wp:effectExtent l="0" t="0" r="0" b="6350"/>
+                <wp:wrapSquare wrapText="bothSides"/>
+                <wp:docPr id="1" name="Text Box 163"/>
+                <wp:cNvGraphicFramePr/>
+                <a:graphic xmlns:a="http://schemas.openxmlformats.org/drawingml/2006/main">
+                  <a:graphicData uri="http://schemas.microsoft.com/office/word/2010/wordprocessingShape">
+                    <wps:wsp>
+                      <wps:cNvSpPr/>
+                      <wps:spPr>
+                        <a:xfrm>
+                          <a:off x="0" y="0"/>
+                          <a:ext cx="7260480" cy="3908520"/>
+                        </a:xfrm>
+                        <a:prstGeom prst="rect">
+                          <a:avLst/>
+                        </a:prstGeom>
+                        <a:noFill/>
+                        <a:ln w="6350">
+                          <a:noFill/>
+                        </a:ln>
+                      </wps:spPr>
+                      <wps:style>
+                        <a:lnRef idx="0">
+                          <a:schemeClr val="accent1"/>
+                        </a:lnRef>
+                        <a:fillRef idx="0">
+                          <a:schemeClr val="accent1"/>
+                        </a:fillRef>
+                        <a:effectRef idx="0">
+                          <a:schemeClr val="accent1"/>
+                        </a:effectRef>
+                        <a:fontRef idx="minor"/>
+                      </wps:style>
+                      <wps:txbx>
+                        <w:txbxContent>
+                          <w:p>
+                            <w:pPr>
+                              <w:pStyle w:val="FrameContents"/>
+                              <w:jc w:val="right"/>
+                              <w:rPr>
+                                <w:color w:val="156082" w:themeColor="accent1"/>
+                                <w:sz w:val="64"/>
+                                <w:szCs w:val="64"/>
+                              </w:rPr>
+                            </w:pPr>
+                            <w:sdt>
+                              <w:sdtPr>
+                                <w:alias w:val="Title"/>
+                                <w:id w:val="833258629"/>
+                                <w:dataBinding w:prefixMappings="xmlns:ns0='http://purl.org/dc/elements/1.1/' xmlns:ns1='http://schemas.openxmlformats.org/package/2006/metadata/core-properties' " w:xpath="/ns1:coreProperties[1]/ns0:title[1]" w:storeItemID="{6C3C8BC8-F283-45AE-878A-BAB7291924A1}"/>
+                                <w:text w:multiLine="1"/>
+                              </w:sdtPr>
+                              <w:sdtEndPr/>
+                              <w:sdtContent>
+                                <w:r>
+                                  <w:rPr>
+                                    <w:color w:val="000000"/>
+                                  </w:rPr>
+                                  <w:t>USER MANUAL</w:t>
+                                </w:r>
+                              </w:sdtContent>
+                            </w:sdt>
+                          </w:p>
+                          <w:p>
+                            <w:pPr>
+                              <w:pStyle w:val="FrameContents"/>
+                              <w:jc w:val="right"/>
+                              <w:rPr>
+                                <w:smallCaps/>
+                                <w:color w:val="404040" w:themeColor="text1" w:themeTint="BF"/>
+                                <w:sz w:val="36"/>
+                                <w:szCs w:val="36"/>
+                              </w:rPr>
+                            </w:pPr>
+                            <w:sdt>
+                              <w:sdtPr>
+                                <w:alias w:val="Subtitle"/>
+                                <w:id w:val="2049620369"/>
+                                <w:dataBinding w:prefixMappings="xmlns:ns0='http://purl.org/dc/elements/1.1/' xmlns:ns1='http://schemas.openxmlformats.org/package/2006/metadata/core-properties' " w:xpath="/ns1:coreProperties[1]/ns0:subject[1]" w:storeItemID="{6C3C8BC8-F283-45AE-878A-BAB7291924A1}"/>
+                                <w:text/>
+                              </w:sdtPr>
+                              <w:sdtEndPr/>
+                              <w:sdtContent>
+                                <w:r>
+                                  <w:rPr>
+                                    <w:color w:val="000000"/>
+                                  </w:rPr>
+                                  <w:t>Group 77</w:t>
+                                </w:r>
+                              </w:sdtContent>
+                            </w:sdt>
+                          </w:p>
+                        </w:txbxContent>
+                      </wps:txbx>
+                      <wps:bodyPr lIns="1600200" tIns="0" rIns="685800" bIns="0" anchor="b">
+                        <a:prstTxWarp prst="textNoShape">
+                          <a:avLst/>
+                        </a:prstTxWarp>
+                        <a:noAutofit/>
+                      </wps:bodyPr>
+                    </wps:wsp>
+                  </a:graphicData>
+                </a:graphic>
+                <wp14:sizeRelH relativeFrom="page">
+                  <wp14:pctWidth>94000</wp14:pctWidth>
+                </wp14:sizeRelH>
+                <wp14:sizeRelV relativeFrom="page">
+                  <wp14:pctHeight>36000</wp14:pctHeight>
+                </wp14:sizeRelV>
+              </wp:anchor>
+            </w:drawing>
+          </mc:Choice>
+          <mc:Fallback>
+            <w:pict>
+              <v:rect w14:anchorId="5710A4EA" id="Text Box 163" o:spid="_x0000_s1026" style="position:absolute;margin-left:0;margin-top:252.55pt;width:571.7pt;height:307.75pt;z-index:19;visibility:visible;mso-wrap-style:square;mso-width-percent:940;mso-height-percent:360;mso-wrap-distance-left:9pt;mso-wrap-distance-top:0;mso-wrap-distance-right:9pt;mso-wrap-distance-bottom:.45pt;mso-position-horizontal:center;mso-position-horizontal-relative:page;mso-position-vertical:absolute;mso-position-vertical-relative:page;mso-width-percent:940;mso-height-percent:360;mso-width-relative:page;mso-height-relative:page;v-text-anchor:bottom" o:gfxdata="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" o:allowincell="f" filled="f" stroked="f" strokeweight=".5pt">
+                <v:textbox inset="126pt,0,54pt,0">
+                  <w:txbxContent>
+                    <w:p>
+                      <w:pPr>
+                        <w:pStyle w:val="FrameContents"/>
+                        <w:jc w:val="right"/>
+                        <w:rPr>
+                          <w:color w:val="156082" w:themeColor="accent1"/>
+                          <w:sz w:val="64"/>
+                          <w:szCs w:val="64"/>
+                        </w:rPr>
+                      </w:pPr>
+                      <w:sdt>
+                        <w:sdtPr>
+                          <w:alias w:val="Title"/>
+                          <w:id w:val="833258629"/>
+                          <w:dataBinding w:prefixMappings="xmlns:ns0='http://purl.org/dc/elements/1.1/' xmlns:ns1='http://schemas.openxmlformats.org/package/2006/metadata/core-properties' " w:xpath="/ns1:coreProperties[1]/ns0:title[1]" w:storeItemID="{6C3C8BC8-F283-45AE-878A-BAB7291924A1}"/>
+                          <w:text w:multiLine="1"/>
+                        </w:sdtPr>
+                        <w:sdtEndPr/>
+                        <w:sdtContent>
+                          <w:r>
+                            <w:rPr>
+                              <w:color w:val="000000"/>
+                            </w:rPr>
+                            <w:t>USER MANUAL</w:t>
+                          </w:r>
+                        </w:sdtContent>
+                      </w:sdt>
+                    </w:p>
+                    <w:p>
+                      <w:pPr>
+                        <w:pStyle w:val="FrameContents"/>
+                        <w:jc w:val="right"/>
+                        <w:rPr>
+                          <w:smallCaps/>
+                          <w:color w:val="404040" w:themeColor="text1" w:themeTint="BF"/>
+                          <w:sz w:val="36"/>
+                          <w:szCs w:val="36"/>
+                        </w:rPr>
+                      </w:pPr>
+                      <w:sdt>
+                        <w:sdtPr>
+                          <w:alias w:val="Subtitle"/>
+                          <w:id w:val="2049620369"/>
+                          <w:dataBinding w:prefixMappings="xmlns:ns0='http://purl.org/dc/elements/1.1/' xmlns:ns1='http://schemas.openxmlformats.org/package/2006/metadata/core-properties' " w:xpath="/ns1:coreProperties[1]/ns0:subject[1]" w:storeItemID="{6C3C8BC8-F283-45AE-878A-BAB7291924A1}"/>
+                          <w:text/>
+                        </w:sdtPr>
+                        <w:sdtEndPr/>
+                        <w:sdtContent>
+                          <w:r>
+                            <w:rPr>
+                              <w:color w:val="000000"/>
+                            </w:rPr>
+                            <w:t>Group 77</w:t>
+                          </w:r>
+                        </w:sdtContent>
+                      </w:sdt>
+                    </w:p>
+                  </w:txbxContent>
+                </v:textbox>
+                <w10:wrap type="square" anchorx="page" anchory="page"/>
+              </v:rect>
+            </w:pict>
+          </mc:Fallback>
+        </mc:AlternateContent>
+      </w:r>
+      <w:r>
+        <w:rPr>
+          <w:noProof/>
+        </w:rPr>
+        <mc:AlternateContent>
+          <mc:Choice Requires="wps">
+            <w:drawing>
+              <wp:anchor distT="0" distB="0" distL="114300" distR="114300" simplePos="0" relativeHeight="21" behindDoc="0" locked="0" layoutInCell="0" allowOverlap="1" wp14:anchorId="1D0273A4" wp14:editId="021B0FB5">
+                <wp:simplePos x="0" y="0"/>
+                <wp:positionH relativeFrom="page">
+                  <wp:align>center</wp:align>
+                </wp:positionH>
+                <wp:positionV relativeFrom="page">
+                  <wp:posOffset>7484110</wp:posOffset>
+                </wp:positionV>
+                <wp:extent cx="7227570" cy="530860"/>
+                <wp:effectExtent l="0" t="0" r="0" b="0"/>
+                <wp:wrapSquare wrapText="bothSides"/>
+                <wp:docPr id="3" name="Text Box 161"/>
+                <wp:cNvGraphicFramePr/>
+                <a:graphic xmlns:a="http://schemas.openxmlformats.org/drawingml/2006/main">
+                  <a:graphicData uri="http://schemas.microsoft.com/office/word/2010/wordprocessingShape">
+                    <wps:wsp>
+                      <wps:cNvSpPr/>
+                      <wps:spPr>
+                        <a:xfrm>
+                          <a:off x="0" y="0"/>
+                          <a:ext cx="7227720" cy="531000"/>
+                        </a:xfrm>
+                        <a:prstGeom prst="rect">
+                          <a:avLst/>
+                        </a:prstGeom>
+                        <a:noFill/>
+                        <a:ln w="6350">
+                          <a:noFill/>
+                        </a:ln>
+                      </wps:spPr>
+                      <wps:style>
+                        <a:lnRef idx="0">
+                          <a:schemeClr val="accent1"/>
+                        </a:lnRef>
+                        <a:fillRef idx="0">
+                          <a:schemeClr val="accent1"/>
+                        </a:fillRef>
+                        <a:effectRef idx="0">
+                          <a:schemeClr val="accent1"/>
+                        </a:effectRef>
+                        <a:fontRef idx="minor"/>
+                      </wps:style>
+                      <wps:txbx>
+                        <w:txbxContent>
+                          <w:sdt>
+                            <w:sdtPr>
+                              <w:id w:val="1597710890"/>
+                              <w:docPartObj>
+                                <w:docPartGallery w:val="Cover Pages"/>
+                                <w:docPartUnique/>
+                              </w:docPartObj>
+                            </w:sdtPr>
+                            <w:sdtEndPr/>
+                            <w:sdtContent>
                               <w:p>
                                 <w:pPr>
                                   <w:pStyle w:val="NoSpacing"/>
@@ -365,129 +278,100 @@
                                     <w:sz w:val="28"/>
                                     <w:szCs w:val="28"/>
                                   </w:rPr>
-                                  <w:t>A</w:t>
-                                </w:r>
-                                <w:r>
-                                  <w:rPr>
-                                    <w:color w:val="156082" w:themeColor="accent1"/>
-                                    <w:sz w:val="28"/>
-                                    <w:szCs w:val="28"/>
-                                  </w:rPr>
-                                  <w:t>uthors:</w:t>
+                                  <w:t>Authors:</w:t>
                                 </w:r>
                               </w:p>
-                              <w:sdt>
-                                <w:sdtPr>
+                              <w:p>
+                                <w:pPr>
+                                  <w:pStyle w:val="NoSpacing"/>
+                                  <w:jc w:val="right"/>
                                   <w:rPr>
                                     <w:color w:val="595959" w:themeColor="text1" w:themeTint="A6"/>
                                     <w:sz w:val="20"/>
                                     <w:szCs w:val="20"/>
                                   </w:rPr>
-                                  <w:alias w:val="Abstract"/>
-                                  <w:tag w:val=""/>
-                                  <w:id w:val="1375273687"/>
-                                  <w:dataBinding w:prefixMappings="xmlns:ns0='http://schemas.microsoft.com/office/2006/coverPageProps' " w:xpath="/ns0:CoverPageProperties[1]/ns0:Abstract[1]" w:storeItemID="{55AF091B-3C7A-41E3-B477-F2FDAA23CFDA}"/>
-                                  <w:text w:multiLine="1"/>
-                                </w:sdtPr>
-                                <w:sdtContent>
-                                  <w:p>
-                                    <w:pPr>
-                                      <w:pStyle w:val="NoSpacing"/>
-                                      <w:jc w:val="right"/>
-                                      <w:rPr>
-                                        <w:color w:val="595959" w:themeColor="text1" w:themeTint="A6"/>
-                                        <w:sz w:val="20"/>
-                                        <w:szCs w:val="20"/>
-                                      </w:rPr>
-                                    </w:pPr>
+                                </w:pPr>
+                                <w:sdt>
+                                  <w:sdtPr>
+                                    <w:alias w:val="Abstract"/>
+                                    <w:id w:val="1419135108"/>
+                                    <w:dataBinding w:prefixMappings="xmlns:ns0='http://schemas.microsoft.com/office/2006/coverPageProps' " w:xpath="/ns0:CoverPageProperties[1]/ns0:Abstract[1]" w:storeItemID="{55AF091B-3C7A-41E3-B477-F2FDAA23CFDA}"/>
+                                    <w:text w:multiLine="1"/>
+                                  </w:sdtPr>
+                                  <w:sdtEndPr/>
+                                  <w:sdtContent>
+                                    <w:proofErr w:type="spellStart"/>
                                     <w:r>
-                                      <w:rPr>
-                                        <w:color w:val="595959" w:themeColor="text1" w:themeTint="A6"/>
-                                        <w:sz w:val="20"/>
-                                        <w:szCs w:val="20"/>
-                                      </w:rPr>
-                                      <w:t xml:space="preserve">Raiyan Alam, </w:t>
+                                      <w:t>Raiyan</w:t>
                                     </w:r>
+                                    <w:proofErr w:type="spellEnd"/>
                                     <w:r>
-                                      <w:rPr>
-                                        <w:color w:val="595959" w:themeColor="text1" w:themeTint="A6"/>
-                                        <w:sz w:val="20"/>
-                                        <w:szCs w:val="20"/>
-                                      </w:rPr>
-                                      <w:t>Denis Gitman</w:t>
-                                    </w:r>
-                                    <w:r>
-                                      <w:rPr>
-                                        <w:color w:val="595959" w:themeColor="text1" w:themeTint="A6"/>
-                                        <w:sz w:val="20"/>
-                                        <w:szCs w:val="20"/>
-                                      </w:rPr>
-                                      <w:t>,</w:t>
-                                    </w:r>
-                                    <w:r>
-                                      <w:rPr>
-                                        <w:color w:val="595959" w:themeColor="text1" w:themeTint="A6"/>
-                                        <w:sz w:val="20"/>
-                                        <w:szCs w:val="20"/>
-                                      </w:rPr>
                                       <w:t xml:space="preserve"> </w:t>
                                     </w:r>
+                                    <w:proofErr w:type="spellStart"/>
                                     <w:r>
-                                      <w:rPr>
-                                        <w:color w:val="595959" w:themeColor="text1" w:themeTint="A6"/>
-                                        <w:sz w:val="20"/>
-                                        <w:szCs w:val="20"/>
-                                      </w:rPr>
-                                      <w:t>Neel Patkar,</w:t>
+                                      <w:t>Alam</w:t>
                                     </w:r>
+                                    <w:proofErr w:type="spellEnd"/>
                                     <w:r>
-                                      <w:rPr>
-                                        <w:color w:val="595959" w:themeColor="text1" w:themeTint="A6"/>
-                                        <w:sz w:val="20"/>
-                                        <w:szCs w:val="20"/>
-                                      </w:rPr>
-                                      <w:t xml:space="preserve"> Harman Singh, Namit Singh</w:t>
+                                      <w:t xml:space="preserve">, Denis </w:t>
                                     </w:r>
+                                    <w:proofErr w:type="spellStart"/>
                                     <w:r>
-                                      <w:rPr>
-                                        <w:color w:val="595959" w:themeColor="text1" w:themeTint="A6"/>
-                                        <w:sz w:val="20"/>
-                                        <w:szCs w:val="20"/>
-                                      </w:rPr>
-                                      <w:t>, Arshdip Singh</w:t>
+                                      <w:t>Gitman</w:t>
                                     </w:r>
-                                  </w:p>
-                                </w:sdtContent>
-                              </w:sdt>
-                            </w:txbxContent>
-                          </wps:txbx>
-                          <wps:bodyPr rot="0" spcFirstLastPara="0" vertOverflow="overflow" horzOverflow="overflow" vert="horz" wrap="square" lIns="1600200" tIns="0" rIns="685800" bIns="0" numCol="1" spcCol="0" rtlCol="0" fromWordArt="0" anchor="t" anchorCtr="0" forceAA="0" compatLnSpc="1">
-                            <a:prstTxWarp prst="textNoShape">
-                              <a:avLst/>
-                            </a:prstTxWarp>
-                            <a:spAutoFit/>
-                          </wps:bodyPr>
-                        </wps:wsp>
-                      </a:graphicData>
-                    </a:graphic>
-                    <wp14:sizeRelH relativeFrom="page">
-                      <wp14:pctWidth>94100</wp14:pctWidth>
-                    </wp14:sizeRelH>
-                    <wp14:sizeRelV relativeFrom="page">
-                      <wp14:pctHeight>10000</wp14:pctHeight>
-                    </wp14:sizeRelV>
-                  </wp:anchor>
-                </w:drawing>
-              </mc:Choice>
-              <mc:Fallback>
-                <w:pict>
-                  <v:shapetype w14:anchorId="069E4F38" id="_x0000_t202" coordsize="21600,21600" o:spt="202" path="m,l,21600r21600,l21600,xe">
-                    <v:stroke joinstyle="miter"/>
-                    <v:path gradientshapeok="t" o:connecttype="rect"/>
-                  </v:shapetype>
-                  <v:shape id="Text Box 161" o:spid="_x0000_s1026" type="#_x0000_t202" style="position:absolute;margin-left:0;margin-top:0;width:8in;height:79.5pt;z-index:251661312;visibility:visible;mso-wrap-style:square;mso-width-percent:941;mso-height-percent:100;mso-top-percent:700;mso-wrap-distance-left:9pt;mso-wrap-distance-top:0;mso-wrap-distance-right:9pt;mso-wrap-distance-bottom:0;mso-position-horizontal:center;mso-position-horizontal-relative:page;mso-position-vertical-relative:page;mso-width-percent:941;mso-height-percent:100;mso-top-percent:700;mso-width-relative:page;mso-height-relative:page;v-text-anchor:top" o:gfxdata="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" filled="f" stroked="f" strokeweight=".5pt">
-                    <v:textbox style="mso-fit-shape-to-text:t" inset="126pt,0,54pt,0">
-                      <w:txbxContent>
+                                    <w:proofErr w:type="spellEnd"/>
+                                    <w:r>
+                                      <w:t xml:space="preserve">, Neel Patkar, Harman Singh, </w:t>
+                                    </w:r>
+                                    <w:proofErr w:type="spellStart"/>
+                                    <w:r>
+                                      <w:t>Namit</w:t>
+                                    </w:r>
+                                    <w:proofErr w:type="spellEnd"/>
+                                    <w:r>
+                                      <w:t xml:space="preserve"> Singh, Arshdip Singh</w:t>
+                                    </w:r>
+                                  </w:sdtContent>
+                                </w:sdt>
+                              </w:p>
+                            </w:sdtContent>
+                          </w:sdt>
+                        </w:txbxContent>
+                      </wps:txbx>
+                      <wps:bodyPr lIns="1600200" tIns="0" rIns="685800" bIns="0" anchor="t">
+                        <a:prstTxWarp prst="textNoShape">
+                          <a:avLst/>
+                        </a:prstTxWarp>
+                        <a:spAutoFit/>
+                      </wps:bodyPr>
+                    </wps:wsp>
+                  </a:graphicData>
+                </a:graphic>
+                <wp14:sizeRelH relativeFrom="page">
+                  <wp14:pctWidth>94000</wp14:pctWidth>
+                </wp14:sizeRelH>
+                <wp14:sizeRelV relativeFrom="page">
+                  <wp14:pctHeight>10000</wp14:pctHeight>
+                </wp14:sizeRelV>
+              </wp:anchor>
+            </w:drawing>
+          </mc:Choice>
+          <mc:Fallback>
+            <w:pict>
+              <v:rect w14:anchorId="1D0273A4" id="Text Box 161" o:spid="_x0000_s1027" style="position:absolute;margin-left:0;margin-top:589.3pt;width:569.1pt;height:41.8pt;z-index:21;visibility:visible;mso-wrap-style:square;mso-width-percent:940;mso-height-percent:100;mso-wrap-distance-left:9pt;mso-wrap-distance-top:0;mso-wrap-distance-right:9pt;mso-wrap-distance-bottom:0;mso-position-horizontal:center;mso-position-horizontal-relative:page;mso-position-vertical:absolute;mso-position-vertical-relative:page;mso-width-percent:940;mso-height-percent:100;mso-width-relative:page;mso-height-relative:page;v-text-anchor:top" o:gfxdata="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" o:allowincell="f" filled="f" stroked="f" strokeweight=".5pt">
+                <v:textbox style="mso-fit-shape-to-text:t" inset="126pt,0,54pt,0">
+                  <w:txbxContent>
+                    <w:sdt>
+                      <w:sdtPr>
+                        <w:id w:val="1597710890"/>
+                        <w:docPartObj>
+                          <w:docPartGallery w:val="Cover Pages"/>
+                          <w:docPartUnique/>
+                        </w:docPartObj>
+                      </w:sdtPr>
+                      <w:sdtEndPr/>
+                      <w:sdtContent>
                         <w:p>
                           <w:pPr>
                             <w:pStyle w:val="NoSpacing"/>
@@ -504,419 +388,240 @@
                               <w:sz w:val="28"/>
                               <w:szCs w:val="28"/>
                             </w:rPr>
-                            <w:t>A</w:t>
-                          </w:r>
-                          <w:r>
-                            <w:rPr>
-                              <w:color w:val="156082" w:themeColor="accent1"/>
-                              <w:sz w:val="28"/>
-                              <w:szCs w:val="28"/>
-                            </w:rPr>
-                            <w:t>uthors:</w:t>
+                            <w:t>Authors:</w:t>
                           </w:r>
                         </w:p>
-                        <w:sdt>
-                          <w:sdtPr>
+                        <w:p>
+                          <w:pPr>
+                            <w:pStyle w:val="NoSpacing"/>
+                            <w:jc w:val="right"/>
                             <w:rPr>
                               <w:color w:val="595959" w:themeColor="text1" w:themeTint="A6"/>
                               <w:sz w:val="20"/>
                               <w:szCs w:val="20"/>
                             </w:rPr>
-                            <w:alias w:val="Abstract"/>
-                            <w:tag w:val=""/>
-                            <w:id w:val="1375273687"/>
-                            <w:dataBinding w:prefixMappings="xmlns:ns0='http://schemas.microsoft.com/office/2006/coverPageProps' " w:xpath="/ns0:CoverPageProperties[1]/ns0:Abstract[1]" w:storeItemID="{55AF091B-3C7A-41E3-B477-F2FDAA23CFDA}"/>
-                            <w:text w:multiLine="1"/>
-                          </w:sdtPr>
-                          <w:sdtContent>
-                            <w:p>
-                              <w:pPr>
-                                <w:pStyle w:val="NoSpacing"/>
-                                <w:jc w:val="right"/>
-                                <w:rPr>
-                                  <w:color w:val="595959" w:themeColor="text1" w:themeTint="A6"/>
-                                  <w:sz w:val="20"/>
-                                  <w:szCs w:val="20"/>
-                                </w:rPr>
-                              </w:pPr>
-                              <w:r>
-                                <w:rPr>
-                                  <w:color w:val="595959" w:themeColor="text1" w:themeTint="A6"/>
-                                  <w:sz w:val="20"/>
-                                  <w:szCs w:val="20"/>
-                                </w:rPr>
-                                <w:t xml:space="preserve">Raiyan Alam, </w:t>
-                              </w:r>
-                              <w:r>
-                                <w:rPr>
-                                  <w:color w:val="595959" w:themeColor="text1" w:themeTint="A6"/>
-                                  <w:sz w:val="20"/>
-                                  <w:szCs w:val="20"/>
-                                </w:rPr>
-                                <w:t>Denis Gitman</w:t>
-                              </w:r>
-                              <w:r>
-                                <w:rPr>
-                                  <w:color w:val="595959" w:themeColor="text1" w:themeTint="A6"/>
-                                  <w:sz w:val="20"/>
-                                  <w:szCs w:val="20"/>
-                                </w:rPr>
-                                <w:t>,</w:t>
-                              </w:r>
-                              <w:r>
-                                <w:rPr>
-                                  <w:color w:val="595959" w:themeColor="text1" w:themeTint="A6"/>
-                                  <w:sz w:val="20"/>
-                                  <w:szCs w:val="20"/>
-                                </w:rPr>
-                                <w:t xml:space="preserve"> </w:t>
-                              </w:r>
-                              <w:r>
-                                <w:rPr>
-                                  <w:color w:val="595959" w:themeColor="text1" w:themeTint="A6"/>
-                                  <w:sz w:val="20"/>
-                                  <w:szCs w:val="20"/>
-                                </w:rPr>
-                                <w:t>Neel Patkar,</w:t>
-                              </w:r>
-                              <w:r>
-                                <w:rPr>
-                                  <w:color w:val="595959" w:themeColor="text1" w:themeTint="A6"/>
-                                  <w:sz w:val="20"/>
-                                  <w:szCs w:val="20"/>
-                                </w:rPr>
-                                <w:t xml:space="preserve"> Harman Singh, Namit Singh</w:t>
-                              </w:r>
-                              <w:r>
-                                <w:rPr>
-                                  <w:color w:val="595959" w:themeColor="text1" w:themeTint="A6"/>
-                                  <w:sz w:val="20"/>
-                                  <w:szCs w:val="20"/>
-                                </w:rPr>
-                                <w:t>, Arshdip Singh</w:t>
-                              </w:r>
-                            </w:p>
-                          </w:sdtContent>
-                        </w:sdt>
-                      </w:txbxContent>
-                    </v:textbox>
-                    <w10:wrap type="square" anchorx="page" anchory="page"/>
-                  </v:shape>
-                </w:pict>
-              </mc:Fallback>
-            </mc:AlternateContent>
-          </w:r>
-          <w:r>
-            <w:rPr>
-              <w:noProof/>
-            </w:rPr>
-            <mc:AlternateContent>
-              <mc:Choice Requires="wps">
-                <w:drawing>
-                  <wp:anchor distT="0" distB="0" distL="114300" distR="114300" simplePos="0" relativeHeight="251659264" behindDoc="0" locked="0" layoutInCell="1" allowOverlap="1" wp14:anchorId="18DB7513" wp14:editId="36270C68">
-                    <wp:simplePos x="0" y="0"/>
-                    <wp:positionH relativeFrom="page">
-                      <wp:align>center</wp:align>
-                    </wp:positionH>
-                    <mc:AlternateContent>
-                      <mc:Choice Requires="wp14">
-                        <wp:positionV relativeFrom="page">
-                          <wp14:pctPosVOffset>30000</wp14:pctPosVOffset>
-                        </wp:positionV>
-                      </mc:Choice>
-                      <mc:Fallback>
-                        <wp:positionV relativeFrom="page">
-                          <wp:posOffset>3207385</wp:posOffset>
-                        </wp:positionV>
-                      </mc:Fallback>
-                    </mc:AlternateContent>
-                    <wp:extent cx="7315200" cy="3638550"/>
-                    <wp:effectExtent l="0" t="0" r="0" b="6350"/>
-                    <wp:wrapSquare wrapText="bothSides"/>
-                    <wp:docPr id="154" name="Text Box 163"/>
-                    <wp:cNvGraphicFramePr/>
-                    <a:graphic xmlns:a="http://schemas.openxmlformats.org/drawingml/2006/main">
-                      <a:graphicData uri="http://schemas.microsoft.com/office/word/2010/wordprocessingShape">
-                        <wps:wsp>
-                          <wps:cNvSpPr txBox="1"/>
-                          <wps:spPr>
-                            <a:xfrm>
-                              <a:off x="0" y="0"/>
-                              <a:ext cx="7315200" cy="3638550"/>
-                            </a:xfrm>
-                            <a:prstGeom prst="rect">
-                              <a:avLst/>
-                            </a:prstGeom>
-                            <a:noFill/>
-                            <a:ln w="6350">
-                              <a:noFill/>
-                            </a:ln>
-                            <a:effectLst/>
-                          </wps:spPr>
-                          <wps:style>
-                            <a:lnRef idx="0">
-                              <a:schemeClr val="accent1"/>
-                            </a:lnRef>
-                            <a:fillRef idx="0">
-                              <a:schemeClr val="accent1"/>
-                            </a:fillRef>
-                            <a:effectRef idx="0">
-                              <a:schemeClr val="accent1"/>
-                            </a:effectRef>
-                            <a:fontRef idx="minor">
-                              <a:schemeClr val="dk1"/>
-                            </a:fontRef>
-                          </wps:style>
-                          <wps:txbx>
-                            <w:txbxContent>
-                              <w:p>
-                                <w:pPr>
-                                  <w:jc w:val="right"/>
-                                  <w:rPr>
-                                    <w:color w:val="156082" w:themeColor="accent1"/>
-                                    <w:sz w:val="64"/>
-                                    <w:szCs w:val="64"/>
-                                  </w:rPr>
-                                </w:pPr>
-                                <w:sdt>
-                                  <w:sdtPr>
-                                    <w:rPr>
-                                      <w:caps/>
-                                      <w:color w:val="156082" w:themeColor="accent1"/>
-                                      <w:sz w:val="64"/>
-                                      <w:szCs w:val="64"/>
-                                    </w:rPr>
-                                    <w:alias w:val="Title"/>
-                                    <w:tag w:val=""/>
-                                    <w:id w:val="630141079"/>
-                                    <w:dataBinding w:prefixMappings="xmlns:ns0='http://purl.org/dc/elements/1.1/' xmlns:ns1='http://schemas.openxmlformats.org/package/2006/metadata/core-properties' " w:xpath="/ns1:coreProperties[1]/ns0:title[1]" w:storeItemID="{6C3C8BC8-F283-45AE-878A-BAB7291924A1}"/>
-                                    <w:text w:multiLine="1"/>
-                                  </w:sdtPr>
-                                  <w:sdtEndPr>
-                                    <w:rPr>
-                                      <w:caps w:val="0"/>
-                                    </w:rPr>
-                                  </w:sdtEndPr>
-                                  <w:sdtContent>
-                                    <w:r>
-                                      <w:rPr>
-                                        <w:caps/>
-                                        <w:color w:val="156082" w:themeColor="accent1"/>
-                                        <w:sz w:val="64"/>
-                                        <w:szCs w:val="64"/>
-                                      </w:rPr>
-                                      <w:t>USER MANUAL</w:t>
-                                    </w:r>
-                                  </w:sdtContent>
-                                </w:sdt>
-                              </w:p>
-                              <w:sdt>
-                                <w:sdtPr>
-                                  <w:rPr>
-                                    <w:color w:val="404040" w:themeColor="text1" w:themeTint="BF"/>
-                                    <w:sz w:val="36"/>
-                                    <w:szCs w:val="36"/>
-                                  </w:rPr>
-                                  <w:alias w:val="Subtitle"/>
-                                  <w:tag w:val=""/>
-                                  <w:id w:val="1759551507"/>
-                                  <w:dataBinding w:prefixMappings="xmlns:ns0='http://purl.org/dc/elements/1.1/' xmlns:ns1='http://schemas.openxmlformats.org/package/2006/metadata/core-properties' " w:xpath="/ns1:coreProperties[1]/ns0:subject[1]" w:storeItemID="{6C3C8BC8-F283-45AE-878A-BAB7291924A1}"/>
-                                  <w:text/>
-                                </w:sdtPr>
-                                <w:sdtContent>
-                                  <w:p>
-                                    <w:pPr>
-                                      <w:jc w:val="right"/>
-                                      <w:rPr>
-                                        <w:smallCaps/>
-                                        <w:color w:val="404040" w:themeColor="text1" w:themeTint="BF"/>
-                                        <w:sz w:val="36"/>
-                                        <w:szCs w:val="36"/>
-                                      </w:rPr>
-                                    </w:pPr>
-                                    <w:r>
-                                      <w:rPr>
-                                        <w:color w:val="404040" w:themeColor="text1" w:themeTint="BF"/>
-                                        <w:sz w:val="36"/>
-                                        <w:szCs w:val="36"/>
-                                      </w:rPr>
-                                      <w:t>G</w:t>
-                                    </w:r>
-                                    <w:r>
-                                      <w:rPr>
-                                        <w:color w:val="404040" w:themeColor="text1" w:themeTint="BF"/>
-                                        <w:sz w:val="36"/>
-                                        <w:szCs w:val="36"/>
-                                      </w:rPr>
-                                      <w:t>roup</w:t>
-                                    </w:r>
-                                    <w:r>
-                                      <w:rPr>
-                                        <w:color w:val="404040" w:themeColor="text1" w:themeTint="BF"/>
-                                        <w:sz w:val="36"/>
-                                        <w:szCs w:val="36"/>
-                                      </w:rPr>
-                                      <w:t xml:space="preserve"> 77</w:t>
-                                    </w:r>
-                                  </w:p>
-                                </w:sdtContent>
-                              </w:sdt>
-                            </w:txbxContent>
-                          </wps:txbx>
-                          <wps:bodyPr rot="0" spcFirstLastPara="0" vertOverflow="overflow" horzOverflow="overflow" vert="horz" wrap="square" lIns="1600200" tIns="0" rIns="685800" bIns="0" numCol="1" spcCol="0" rtlCol="0" fromWordArt="0" anchor="b" anchorCtr="0" forceAA="0" compatLnSpc="1">
-                            <a:prstTxWarp prst="textNoShape">
-                              <a:avLst/>
-                            </a:prstTxWarp>
-                            <a:noAutofit/>
-                          </wps:bodyPr>
-                        </wps:wsp>
-                      </a:graphicData>
-                    </a:graphic>
-                    <wp14:sizeRelH relativeFrom="page">
-                      <wp14:pctWidth>94100</wp14:pctWidth>
-                    </wp14:sizeRelH>
-                    <wp14:sizeRelV relativeFrom="page">
-                      <wp14:pctHeight>36300</wp14:pctHeight>
-                    </wp14:sizeRelV>
-                  </wp:anchor>
-                </w:drawing>
-              </mc:Choice>
-              <mc:Fallback>
-                <w:pict>
-                  <v:shape w14:anchorId="18DB7513" id="Text Box 163" o:spid="_x0000_s1027" type="#_x0000_t202" style="position:absolute;margin-left:0;margin-top:0;width:8in;height:286.5pt;z-index:251659264;visibility:visible;mso-wrap-style:square;mso-width-percent:941;mso-height-percent:363;mso-top-percent:300;mso-wrap-distance-left:9pt;mso-wrap-distance-top:0;mso-wrap-distance-right:9pt;mso-wrap-distance-bottom:0;mso-position-horizontal:center;mso-position-horizontal-relative:page;mso-position-vertical-relative:page;mso-width-percent:941;mso-height-percent:363;mso-top-percent:300;mso-width-relative:page;mso-height-relative:page;v-text-anchor:bottom" o:gfxdata="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" filled="f" stroked="f" strokeweight=".5pt">
-                    <v:textbox inset="126pt,0,54pt,0">
-                      <w:txbxContent>
-                        <w:p>
-                          <w:pPr>
-                            <w:jc w:val="right"/>
-                            <w:rPr>
-                              <w:color w:val="156082" w:themeColor="accent1"/>
-                              <w:sz w:val="64"/>
-                              <w:szCs w:val="64"/>
-                            </w:rPr>
                           </w:pPr>
                           <w:sdt>
                             <w:sdtPr>
-                              <w:rPr>
-                                <w:caps/>
-                                <w:color w:val="156082" w:themeColor="accent1"/>
-                                <w:sz w:val="64"/>
-                                <w:szCs w:val="64"/>
-                              </w:rPr>
-                              <w:alias w:val="Title"/>
-                              <w:tag w:val=""/>
-                              <w:id w:val="630141079"/>
-                              <w:dataBinding w:prefixMappings="xmlns:ns0='http://purl.org/dc/elements/1.1/' xmlns:ns1='http://schemas.openxmlformats.org/package/2006/metadata/core-properties' " w:xpath="/ns1:coreProperties[1]/ns0:title[1]" w:storeItemID="{6C3C8BC8-F283-45AE-878A-BAB7291924A1}"/>
+                              <w:alias w:val="Abstract"/>
+                              <w:id w:val="1419135108"/>
+                              <w:dataBinding w:prefixMappings="xmlns:ns0='http://schemas.microsoft.com/office/2006/coverPageProps' " w:xpath="/ns0:CoverPageProperties[1]/ns0:Abstract[1]" w:storeItemID="{55AF091B-3C7A-41E3-B477-F2FDAA23CFDA}"/>
                               <w:text w:multiLine="1"/>
                             </w:sdtPr>
-                            <w:sdtEndPr>
-                              <w:rPr>
-                                <w:caps w:val="0"/>
-                              </w:rPr>
-                            </w:sdtEndPr>
+                            <w:sdtEndPr/>
                             <w:sdtContent>
+                              <w:proofErr w:type="spellStart"/>
                               <w:r>
-                                <w:rPr>
-                                  <w:caps/>
-                                  <w:color w:val="156082" w:themeColor="accent1"/>
-                                  <w:sz w:val="64"/>
-                                  <w:szCs w:val="64"/>
-                                </w:rPr>
-                                <w:t>USER MANUAL</w:t>
+                                <w:t>Raiyan</w:t>
+                              </w:r>
+                              <w:proofErr w:type="spellEnd"/>
+                              <w:r>
+                                <w:t xml:space="preserve"> </w:t>
+                              </w:r>
+                              <w:proofErr w:type="spellStart"/>
+                              <w:r>
+                                <w:t>Alam</w:t>
+                              </w:r>
+                              <w:proofErr w:type="spellEnd"/>
+                              <w:r>
+                                <w:t xml:space="preserve">, Denis </w:t>
+                              </w:r>
+                              <w:proofErr w:type="spellStart"/>
+                              <w:r>
+                                <w:t>Gitman</w:t>
+                              </w:r>
+                              <w:proofErr w:type="spellEnd"/>
+                              <w:r>
+                                <w:t xml:space="preserve">, Neel Patkar, Harman Singh, </w:t>
+                              </w:r>
+                              <w:proofErr w:type="spellStart"/>
+                              <w:r>
+                                <w:t>Namit</w:t>
+                              </w:r>
+                              <w:proofErr w:type="spellEnd"/>
+                              <w:r>
+                                <w:t xml:space="preserve"> Singh, Arshdip Singh</w:t>
                               </w:r>
                             </w:sdtContent>
                           </w:sdt>
                         </w:p>
-                        <w:sdt>
-                          <w:sdtPr>
-                            <w:rPr>
-                              <w:color w:val="404040" w:themeColor="text1" w:themeTint="BF"/>
-                              <w:sz w:val="36"/>
-                              <w:szCs w:val="36"/>
-                            </w:rPr>
-                            <w:alias w:val="Subtitle"/>
-                            <w:tag w:val=""/>
-                            <w:id w:val="1759551507"/>
-                            <w:dataBinding w:prefixMappings="xmlns:ns0='http://purl.org/dc/elements/1.1/' xmlns:ns1='http://schemas.openxmlformats.org/package/2006/metadata/core-properties' " w:xpath="/ns1:coreProperties[1]/ns0:subject[1]" w:storeItemID="{6C3C8BC8-F283-45AE-878A-BAB7291924A1}"/>
-                            <w:text/>
-                          </w:sdtPr>
-                          <w:sdtContent>
-                            <w:p>
-                              <w:pPr>
-                                <w:jc w:val="right"/>
-                                <w:rPr>
-                                  <w:smallCaps/>
-                                  <w:color w:val="404040" w:themeColor="text1" w:themeTint="BF"/>
-                                  <w:sz w:val="36"/>
-                                  <w:szCs w:val="36"/>
-                                </w:rPr>
-                              </w:pPr>
-                              <w:r>
-                                <w:rPr>
-                                  <w:color w:val="404040" w:themeColor="text1" w:themeTint="BF"/>
-                                  <w:sz w:val="36"/>
-                                  <w:szCs w:val="36"/>
-                                </w:rPr>
-                                <w:t>G</w:t>
-                              </w:r>
-                              <w:r>
-                                <w:rPr>
-                                  <w:color w:val="404040" w:themeColor="text1" w:themeTint="BF"/>
-                                  <w:sz w:val="36"/>
-                                  <w:szCs w:val="36"/>
-                                </w:rPr>
-                                <w:t>roup</w:t>
-                              </w:r>
-                              <w:r>
-                                <w:rPr>
-                                  <w:color w:val="404040" w:themeColor="text1" w:themeTint="BF"/>
-                                  <w:sz w:val="36"/>
-                                  <w:szCs w:val="36"/>
-                                </w:rPr>
-                                <w:t xml:space="preserve"> 77</w:t>
-                              </w:r>
-                            </w:p>
-                          </w:sdtContent>
-                        </w:sdt>
-                      </w:txbxContent>
-                    </v:textbox>
-                    <w10:wrap type="square" anchorx="page" anchory="page"/>
-                  </v:shape>
-                </w:pict>
-              </mc:Fallback>
-            </mc:AlternateContent>
-          </w:r>
-        </w:p>
-        <w:p>
-          <w:pPr>
-            <w:rPr>
-              <w:noProof/>
-              <w:lang w:val="en-IN"/>
-            </w:rPr>
-          </w:pPr>
-          <w:r>
-            <w:rPr>
-              <w:noProof/>
-              <w:lang w:val="en-IN"/>
-            </w:rPr>
-            <w:br w:type="page"/>
-          </w:r>
-        </w:p>
-      </w:sdtContent>
-    </w:sdt>
+                      </w:sdtContent>
+                    </w:sdt>
+                  </w:txbxContent>
+                </v:textbox>
+                <w10:wrap type="square" anchorx="page" anchory="page"/>
+              </v:rect>
+            </w:pict>
+          </mc:Fallback>
+        </mc:AlternateContent>
+      </w:r>
+      <w:r>
+        <w:rPr>
+          <w:noProof/>
+        </w:rPr>
+        <mc:AlternateContent>
+          <mc:Choice Requires="wpg">
+            <w:drawing>
+              <wp:anchor distT="0" distB="1905" distL="0" distR="1270" simplePos="0" relativeHeight="23" behindDoc="0" locked="0" layoutInCell="0" allowOverlap="1" wp14:anchorId="63363DE9" wp14:editId="32F20577">
+                <wp:simplePos x="0" y="0"/>
+                <wp:positionH relativeFrom="page">
+                  <wp:align>center</wp:align>
+                </wp:positionH>
+                <wp:positionV relativeFrom="page">
+                  <wp:posOffset>245745</wp:posOffset>
+                </wp:positionV>
+                <wp:extent cx="7315200" cy="1215390"/>
+                <wp:effectExtent l="0" t="0" r="1270" b="1905"/>
+                <wp:wrapNone/>
+                <wp:docPr id="5" name="Group 157"/>
+                <wp:cNvGraphicFramePr/>
+                <a:graphic xmlns:a="http://schemas.openxmlformats.org/drawingml/2006/main">
+                  <a:graphicData uri="http://schemas.microsoft.com/office/word/2010/wordprocessingGroup">
+                    <wpg:wgp>
+                      <wpg:cNvGrpSpPr/>
+                      <wpg:grpSpPr>
+                        <a:xfrm>
+                          <a:off x="0" y="0"/>
+                          <a:ext cx="7315200" cy="1215360"/>
+                          <a:chOff x="0" y="0"/>
+                          <a:chExt cx="7315200" cy="1215360"/>
+                        </a:xfrm>
+                      </wpg:grpSpPr>
+                      <wps:wsp>
+                        <wps:cNvPr id="2" name="Free-form: Shape 2"/>
+                        <wps:cNvSpPr/>
+                        <wps:spPr>
+                          <a:xfrm>
+                            <a:off x="0" y="0"/>
+                            <a:ext cx="7315200" cy="1129680"/>
+                          </a:xfrm>
+                          <a:custGeom>
+                            <a:avLst/>
+                            <a:gdLst/>
+                            <a:ahLst/>
+                            <a:cxnLst/>
+                            <a:rect l="l" t="t" r="r" b="b"/>
+                            <a:pathLst>
+                              <a:path w="7312660" h="1129665">
+                                <a:moveTo>
+                                  <a:pt x="0" y="0"/>
+                                </a:moveTo>
+                                <a:lnTo>
+                                  <a:pt x="7312660" y="0"/>
+                                </a:lnTo>
+                                <a:lnTo>
+                                  <a:pt x="7312660" y="1129665"/>
+                                </a:lnTo>
+                                <a:lnTo>
+                                  <a:pt x="3619500" y="733425"/>
+                                </a:lnTo>
+                                <a:lnTo>
+                                  <a:pt x="0" y="1091565"/>
+                                </a:lnTo>
+                                <a:lnTo>
+                                  <a:pt x="0" y="0"/>
+                                </a:lnTo>
+                                <a:close/>
+                              </a:path>
+                            </a:pathLst>
+                          </a:custGeom>
+                          <a:solidFill>
+                            <a:srgbClr val="156082"/>
+                          </a:solidFill>
+                          <a:ln>
+                            <a:noFill/>
+                          </a:ln>
+                        </wps:spPr>
+                        <wps:style>
+                          <a:lnRef idx="2">
+                            <a:schemeClr val="accent1">
+                              <a:shade val="50000"/>
+                            </a:schemeClr>
+                          </a:lnRef>
+                          <a:fillRef idx="1">
+                            <a:schemeClr val="accent1"/>
+                          </a:fillRef>
+                          <a:effectRef idx="0">
+                            <a:schemeClr val="accent1"/>
+                          </a:effectRef>
+                          <a:fontRef idx="minor"/>
+                        </wps:style>
+                        <wps:bodyPr/>
+                      </wps:wsp>
+                      <wps:wsp>
+                        <wps:cNvPr id="4" name="Rectangle 4"/>
+                        <wps:cNvSpPr/>
+                        <wps:spPr>
+                          <a:xfrm>
+                            <a:off x="0" y="0"/>
+                            <a:ext cx="7315200" cy="1215360"/>
+                          </a:xfrm>
+                          <a:prstGeom prst="rect">
+                            <a:avLst/>
+                          </a:prstGeom>
+                          <a:blipFill rotWithShape="0">
+                            <a:blip r:embed="rId9"/>
+                            <a:stretch>
+                              <a:fillRect r="-8147"/>
+                            </a:stretch>
+                          </a:blipFill>
+                          <a:ln>
+                            <a:noFill/>
+                          </a:ln>
+                        </wps:spPr>
+                        <wps:style>
+                          <a:lnRef idx="2">
+                            <a:schemeClr val="accent1">
+                              <a:shade val="50000"/>
+                            </a:schemeClr>
+                          </a:lnRef>
+                          <a:fillRef idx="1">
+                            <a:schemeClr val="accent1"/>
+                          </a:fillRef>
+                          <a:effectRef idx="0">
+                            <a:schemeClr val="accent1"/>
+                          </a:effectRef>
+                          <a:fontRef idx="minor"/>
+                        </wps:style>
+                        <wps:bodyPr/>
+                      </wps:wsp>
+                    </wpg:wgp>
+                  </a:graphicData>
+                </a:graphic>
+                <wp14:sizeRelH relativeFrom="page">
+                  <wp14:pctWidth>94000</wp14:pctWidth>
+                </wp14:sizeRelH>
+                <wp14:sizeRelV relativeFrom="page">
+                  <wp14:pctHeight>12000</wp14:pctHeight>
+                </wp14:sizeRelV>
+              </wp:anchor>
+            </w:drawing>
+          </mc:Choice>
+          <mc:Fallback>
+            <w:pict>
+              <v:group id="shape_0" alt="Group 157" style="position:absolute;margin-left:9.65pt;margin-top:19.35pt;width:576pt;height:95.7pt" coordorigin="193,387" coordsize="11520,1914">
+                <v:rect id="shape_0" ID="Rectangle 151" path="m0,0l-2147483645,0l-2147483645,-2147483646l0,-2147483646xe" stroked="f" o:allowincell="f" style="position:absolute;left:193;top:387;width:11519;height:1913;mso-wrap-style:none;v-text-anchor:middle;mso-position-horizontal:center;mso-position-horizontal-relative:page;mso-position-vertical-relative:page">
+                  <v:imagedata r:id="rId10" o:detectmouseclick="t"/>
+                  <v:stroke color="#3465a4" weight="12600" joinstyle="miter" endcap="flat"/>
+                  <w10:wrap type="none"/>
+                </v:rect>
+              </v:group>
+            </w:pict>
+          </mc:Fallback>
+        </mc:AlternateContent>
+      </w:r>
+    </w:p>
+    <w:p>
+      <w:pPr>
+        <w:rPr>
+          <w:lang w:val="en-IN"/>
+        </w:rPr>
+      </w:pPr>
+    </w:p>
     <w:sdt>
       <w:sdtPr>
-        <w:id w:val="901261540"/>
-        <w:docPartObj>
-          <w:docPartGallery w:val="Table of Contents"/>
-          <w:docPartUnique/>
-        </w:docPartObj>
-      </w:sdtPr>
-      <w:sdtEndPr>
         <w:rPr>
           <w:rFonts w:asciiTheme="minorHAnsi" w:eastAsiaTheme="minorHAnsi" w:hAnsiTheme="minorHAnsi" w:cstheme="minorBidi"/>
-          <w:b/>
-          <w:bCs/>
           <w:color w:val="auto"/>
           <w:kern w:val="2"/>
           <w:sz w:val="22"/>
@@ -924,13 +629,23 @@
           <w:lang w:eastAsia="en-US"/>
           <w14:ligatures w14:val="standardContextual"/>
         </w:rPr>
-      </w:sdtEndPr>
+        <w:id w:val="-782119849"/>
+        <w:docPartObj>
+          <w:docPartGallery w:val="Table of Contents"/>
+          <w:docPartUnique/>
+        </w:docPartObj>
+      </w:sdtPr>
+      <w:sdtEndPr/>
       <w:sdtContent>
         <w:p>
           <w:pPr>
             <w:pStyle w:val="TOCHeading"/>
           </w:pPr>
           <w:r>
+            <w:br w:type="page"/>
+          </w:r>
+          <w:r>
+            <w:lastRenderedPageBreak/>
             <w:t>Contents</w:t>
           </w:r>
         </w:p>
@@ -943,21 +658,30 @@
             <w:rPr>
               <w:rFonts w:eastAsiaTheme="minorEastAsia"/>
               <w:noProof/>
-              <w:sz w:val="24"/>
-              <w:szCs w:val="24"/>
+              <w:kern w:val="0"/>
               <w:lang w:eastAsia="en-GB"/>
+              <w14:ligatures w14:val="none"/>
             </w:rPr>
           </w:pPr>
           <w:r>
             <w:fldChar w:fldCharType="begin"/>
           </w:r>
           <w:r>
-            <w:instrText xml:space="preserve"> TOC \o "1-3" \h \z \u </w:instrText>
+            <w:rPr>
+              <w:rStyle w:val="IndexLink"/>
+              <w:webHidden/>
+              <w:lang w:val="en-IN"/>
+            </w:rPr>
+            <w:instrText xml:space="preserve"> TOC \z \o "1-3" \u \h</w:instrText>
           </w:r>
           <w:r>
+            <w:rPr>
+              <w:rStyle w:val="IndexLink"/>
+              <w:lang w:val="en-IN"/>
+            </w:rPr>
             <w:fldChar w:fldCharType="separate"/>
           </w:r>
-          <w:hyperlink w:anchor="_Toc193229962" w:history="1">
+          <w:hyperlink w:anchor="_Toc193295087" w:history="1">
             <w:r>
               <w:rPr>
                 <w:rStyle w:val="Hyperlink"/>
@@ -985,7 +709,7 @@
                 <w:noProof/>
                 <w:webHidden/>
               </w:rPr>
-              <w:instrText xml:space="preserve"> PAGEREF _Toc193229962 \h </w:instrText>
+              <w:instrText xml:space="preserve"> PAGEREF _Toc193295087 \h </w:instrText>
             </w:r>
             <w:r>
               <w:rPr>
@@ -1025,12 +749,12 @@
             <w:rPr>
               <w:rFonts w:eastAsiaTheme="minorEastAsia"/>
               <w:noProof/>
-              <w:sz w:val="24"/>
-              <w:szCs w:val="24"/>
+              <w:kern w:val="0"/>
               <w:lang w:eastAsia="en-GB"/>
+              <w14:ligatures w14:val="none"/>
             </w:rPr>
           </w:pPr>
-          <w:hyperlink w:anchor="_Toc193229963" w:history="1">
+          <w:hyperlink w:anchor="_Toc193295088" w:history="1">
             <w:r>
               <w:rPr>
                 <w:rStyle w:val="Hyperlink"/>
@@ -1058,7 +782,7 @@
                 <w:noProof/>
                 <w:webHidden/>
               </w:rPr>
-              <w:instrText xml:space="preserve"> PAGEREF _Toc193229963 \h </w:instrText>
+              <w:instrText xml:space="preserve"> PAGEREF _Toc193295088 \h </w:instrText>
             </w:r>
             <w:r>
               <w:rPr>
@@ -1098,12 +822,12 @@
             <w:rPr>
               <w:rFonts w:eastAsiaTheme="minorEastAsia"/>
               <w:noProof/>
-              <w:sz w:val="24"/>
-              <w:szCs w:val="24"/>
+              <w:kern w:val="0"/>
               <w:lang w:eastAsia="en-GB"/>
+              <w14:ligatures w14:val="none"/>
             </w:rPr>
           </w:pPr>
-          <w:hyperlink w:anchor="_Toc193229964" w:history="1">
+          <w:hyperlink w:anchor="_Toc193295089" w:history="1">
             <w:r>
               <w:rPr>
                 <w:rStyle w:val="Hyperlink"/>
@@ -1131,7 +855,7 @@
                 <w:noProof/>
                 <w:webHidden/>
               </w:rPr>
-              <w:instrText xml:space="preserve"> PAGEREF _Toc193229964 \h </w:instrText>
+              <w:instrText xml:space="preserve"> PAGEREF _Toc193295089 \h </w:instrText>
             </w:r>
             <w:r>
               <w:rPr>
@@ -1171,12 +895,12 @@
             <w:rPr>
               <w:rFonts w:eastAsiaTheme="minorEastAsia"/>
               <w:noProof/>
-              <w:sz w:val="24"/>
-              <w:szCs w:val="24"/>
+              <w:kern w:val="0"/>
               <w:lang w:eastAsia="en-GB"/>
+              <w14:ligatures w14:val="none"/>
             </w:rPr>
           </w:pPr>
-          <w:hyperlink w:anchor="_Toc193229965" w:history="1">
+          <w:hyperlink w:anchor="_Toc193295090" w:history="1">
             <w:r>
               <w:rPr>
                 <w:rStyle w:val="Hyperlink"/>
@@ -1204,7 +928,7 @@
                 <w:noProof/>
                 <w:webHidden/>
               </w:rPr>
-              <w:instrText xml:space="preserve"> PAGEREF _Toc193229965 \h </w:instrText>
+              <w:instrText xml:space="preserve"> PAGEREF _Toc193295090 \h </w:instrText>
             </w:r>
             <w:r>
               <w:rPr>
@@ -1244,12 +968,12 @@
             <w:rPr>
               <w:rFonts w:eastAsiaTheme="minorEastAsia"/>
               <w:noProof/>
-              <w:sz w:val="24"/>
-              <w:szCs w:val="24"/>
+              <w:kern w:val="0"/>
               <w:lang w:eastAsia="en-GB"/>
+              <w14:ligatures w14:val="none"/>
             </w:rPr>
           </w:pPr>
-          <w:hyperlink w:anchor="_Toc193229966" w:history="1">
+          <w:hyperlink w:anchor="_Toc193295091" w:history="1">
             <w:r>
               <w:rPr>
                 <w:rStyle w:val="Hyperlink"/>
@@ -1277,7 +1001,7 @@
                 <w:noProof/>
                 <w:webHidden/>
               </w:rPr>
-              <w:instrText xml:space="preserve"> PAGEREF _Toc193229966 \h </w:instrText>
+              <w:instrText xml:space="preserve"> PAGEREF _Toc193295091 \h </w:instrText>
             </w:r>
             <w:r>
               <w:rPr>
@@ -1317,12 +1041,12 @@
             <w:rPr>
               <w:rFonts w:eastAsiaTheme="minorEastAsia"/>
               <w:noProof/>
-              <w:sz w:val="24"/>
-              <w:szCs w:val="24"/>
+              <w:kern w:val="0"/>
               <w:lang w:eastAsia="en-GB"/>
+              <w14:ligatures w14:val="none"/>
             </w:rPr>
           </w:pPr>
-          <w:hyperlink w:anchor="_Toc193229967" w:history="1">
+          <w:hyperlink w:anchor="_Toc193295092" w:history="1">
             <w:r>
               <w:rPr>
                 <w:rStyle w:val="Hyperlink"/>
@@ -1350,7 +1074,7 @@
                 <w:noProof/>
                 <w:webHidden/>
               </w:rPr>
-              <w:instrText xml:space="preserve"> PAGEREF _Toc193229967 \h </w:instrText>
+              <w:instrText xml:space="preserve"> PAGEREF _Toc193295092 \h </w:instrText>
             </w:r>
             <w:r>
               <w:rPr>
@@ -1390,12 +1114,12 @@
             <w:rPr>
               <w:rFonts w:eastAsiaTheme="minorEastAsia"/>
               <w:noProof/>
-              <w:sz w:val="24"/>
-              <w:szCs w:val="24"/>
+              <w:kern w:val="0"/>
               <w:lang w:eastAsia="en-GB"/>
+              <w14:ligatures w14:val="none"/>
             </w:rPr>
           </w:pPr>
-          <w:hyperlink w:anchor="_Toc193229968" w:history="1">
+          <w:hyperlink w:anchor="_Toc193295093" w:history="1">
             <w:r>
               <w:rPr>
                 <w:rStyle w:val="Hyperlink"/>
@@ -1423,7 +1147,7 @@
                 <w:noProof/>
                 <w:webHidden/>
               </w:rPr>
-              <w:instrText xml:space="preserve"> PAGEREF _Toc193229968 \h </w:instrText>
+              <w:instrText xml:space="preserve"> PAGEREF _Toc193295093 \h </w:instrText>
             </w:r>
             <w:r>
               <w:rPr>
@@ -1455,11 +1179,79 @@
           </w:hyperlink>
         </w:p>
         <w:p>
+          <w:pPr>
+            <w:pStyle w:val="TOC1"/>
+            <w:tabs>
+              <w:tab w:val="right" w:leader="dot" w:pos="9016"/>
+            </w:tabs>
+            <w:rPr>
+              <w:rFonts w:eastAsiaTheme="minorEastAsia"/>
+              <w:noProof/>
+              <w:kern w:val="0"/>
+              <w:lang w:eastAsia="en-GB"/>
+              <w14:ligatures w14:val="none"/>
+            </w:rPr>
+          </w:pPr>
+          <w:hyperlink w:anchor="_Toc193295094" w:history="1">
+            <w:r>
+              <w:rPr>
+                <w:rStyle w:val="Hyperlink"/>
+                <w:noProof/>
+              </w:rPr>
+              <w:t>8. Flashcard maker</w:t>
+            </w:r>
+            <w:r>
+              <w:rPr>
+                <w:noProof/>
+                <w:webHidden/>
+              </w:rPr>
+              <w:tab/>
+            </w:r>
+            <w:r>
+              <w:rPr>
+                <w:noProof/>
+                <w:webHidden/>
+              </w:rPr>
+              <w:fldChar w:fldCharType="begin"/>
+            </w:r>
+            <w:r>
+              <w:rPr>
+                <w:noProof/>
+                <w:webHidden/>
+              </w:rPr>
+              <w:instrText xml:space="preserve"> PAGEREF _Toc193295094 \h </w:instrText>
+            </w:r>
+            <w:r>
+              <w:rPr>
+                <w:noProof/>
+                <w:webHidden/>
+              </w:rPr>
+            </w:r>
+            <w:r>
+              <w:rPr>
+                <w:noProof/>
+                <w:webHidden/>
+              </w:rPr>
+              <w:fldChar w:fldCharType="separate"/>
+            </w:r>
+            <w:r>
+              <w:rPr>
+                <w:noProof/>
+                <w:webHidden/>
+              </w:rPr>
+              <w:t>12</w:t>
+            </w:r>
+            <w:r>
+              <w:rPr>
+                <w:noProof/>
+                <w:webHidden/>
+              </w:rPr>
+              <w:fldChar w:fldCharType="end"/>
+            </w:r>
+          </w:hyperlink>
+        </w:p>
+        <w:p>
           <w:r>
-            <w:rPr>
-              <w:b/>
-              <w:bCs/>
-            </w:rPr>
             <w:fldChar w:fldCharType="end"/>
           </w:r>
         </w:p>
@@ -1679,7 +1471,7 @@
           <w:lang w:val="en-IN"/>
         </w:rPr>
       </w:pPr>
-      <w:bookmarkStart w:id="0" w:name="_Toc193229962"/>
+      <w:bookmarkStart w:id="0" w:name="_Toc193295087"/>
       <w:r>
         <w:rPr>
           <w:lang w:val="en-IN"/>
@@ -1757,13 +1549,12 @@
       <w:r>
         <w:rPr>
           <w:noProof/>
-          <w:lang w:val="en-IN"/>
         </w:rPr>
         <w:drawing>
-          <wp:inline distT="0" distB="0" distL="0" distR="0" wp14:anchorId="065E9158" wp14:editId="0451AEAC">
+          <wp:inline distT="0" distB="0" distL="0" distR="0" wp14:anchorId="09C86D57" wp14:editId="6917648A">
             <wp:extent cx="5731510" cy="2341245"/>
-            <wp:effectExtent l="0" t="0" r="2540" b="1905"/>
-            <wp:docPr id="1597181567" name="Picture 1" descr="A screenshot of a computer&#10;&#10;AI-generated content may be incorrect."/>
+            <wp:effectExtent l="0" t="0" r="0" b="0"/>
+            <wp:docPr id="6" name="Picture 1" descr="A screenshot of a computer&#10;&#10;AI-generated content may be incorrect."/>
             <wp:cNvGraphicFramePr>
               <a:graphicFrameLocks xmlns:a="http://schemas.openxmlformats.org/drawingml/2006/main" noChangeAspect="1"/>
             </wp:cNvGraphicFramePr>
@@ -1771,8 +1562,10 @@
               <a:graphicData uri="http://schemas.openxmlformats.org/drawingml/2006/picture">
                 <pic:pic xmlns:pic="http://schemas.openxmlformats.org/drawingml/2006/picture">
                   <pic:nvPicPr>
-                    <pic:cNvPr id="1597181567" name="Picture 1" descr="A screenshot of a computer&#10;&#10;AI-generated content may be incorrect."/>
-                    <pic:cNvPicPr/>
+                    <pic:cNvPr id="6" name="Picture 1" descr="A screenshot of a computer&#10;&#10;AI-generated content may be incorrect."/>
+                    <pic:cNvPicPr>
+                      <a:picLocks noChangeAspect="1" noChangeArrowheads="1"/>
+                    </pic:cNvPicPr>
                   </pic:nvPicPr>
                   <pic:blipFill>
                     <a:blip r:embed="rId11"/>
@@ -1780,7 +1573,7 @@
                       <a:fillRect/>
                     </a:stretch>
                   </pic:blipFill>
-                  <pic:spPr>
+                  <pic:spPr bwMode="auto">
                     <a:xfrm>
                       <a:off x="0" y="0"/>
                       <a:ext cx="5731510" cy="2341245"/>
@@ -1798,13 +1591,12 @@
       <w:r>
         <w:rPr>
           <w:noProof/>
-          <w:lang w:val="en-IN"/>
         </w:rPr>
         <w:drawing>
-          <wp:inline distT="0" distB="0" distL="0" distR="0" wp14:anchorId="52441CE9" wp14:editId="136CF5DC">
+          <wp:inline distT="0" distB="0" distL="0" distR="0" wp14:anchorId="4178FC57" wp14:editId="59757942">
             <wp:extent cx="5731510" cy="2286000"/>
-            <wp:effectExtent l="0" t="0" r="2540" b="0"/>
-            <wp:docPr id="1282547045" name="Picture 1" descr="A screenshot of a login box&#10;&#10;AI-generated content may be incorrect."/>
+            <wp:effectExtent l="0" t="0" r="0" b="0"/>
+            <wp:docPr id="7" name="Image2" descr="A screenshot of a login box&#10;&#10;AI-generated content may be incorrect."/>
             <wp:cNvGraphicFramePr>
               <a:graphicFrameLocks xmlns:a="http://schemas.openxmlformats.org/drawingml/2006/main" noChangeAspect="1"/>
             </wp:cNvGraphicFramePr>
@@ -1812,8 +1604,10 @@
               <a:graphicData uri="http://schemas.openxmlformats.org/drawingml/2006/picture">
                 <pic:pic xmlns:pic="http://schemas.openxmlformats.org/drawingml/2006/picture">
                   <pic:nvPicPr>
-                    <pic:cNvPr id="1282547045" name="Picture 1" descr="A screenshot of a login box&#10;&#10;AI-generated content may be incorrect."/>
-                    <pic:cNvPicPr/>
+                    <pic:cNvPr id="7" name="Image2" descr="A screenshot of a login box&#10;&#10;AI-generated content may be incorrect."/>
+                    <pic:cNvPicPr>
+                      <a:picLocks noChangeAspect="1" noChangeArrowheads="1"/>
+                    </pic:cNvPicPr>
                   </pic:nvPicPr>
                   <pic:blipFill>
                     <a:blip r:embed="rId12"/>
@@ -1821,7 +1615,7 @@
                       <a:fillRect/>
                     </a:stretch>
                   </pic:blipFill>
-                  <pic:spPr>
+                  <pic:spPr bwMode="auto">
                     <a:xfrm>
                       <a:off x="0" y="0"/>
                       <a:ext cx="5731510" cy="2286000"/>
@@ -1851,13 +1645,7 @@
         <w:rPr>
           <w:lang w:val="en-IN"/>
         </w:rPr>
-        <w:t>Enter your email and password.</w:t>
-      </w:r>
-      <w:r>
-        <w:rPr>
-          <w:lang w:val="en-IN"/>
-        </w:rPr>
-        <w:t xml:space="preserve"> </w:t>
+        <w:t xml:space="preserve">Enter your email and password. </w:t>
       </w:r>
     </w:p>
     <w:p>
@@ -1891,7 +1679,13 @@
         <w:rPr>
           <w:lang w:val="en-IN"/>
         </w:rPr>
-        <w:t>After verification, log in to access your dashboard.</w:t>
+        <w:t>After verification, log in to a</w:t>
+      </w:r>
+      <w:r>
+        <w:rPr>
+          <w:lang w:val="en-IN"/>
+        </w:rPr>
+        <w:t>ccess your dashboard.</w:t>
       </w:r>
     </w:p>
     <w:p>
@@ -1904,14 +1698,13 @@
       <w:r>
         <w:rPr>
           <w:noProof/>
-          <w:lang w:val="en-IN"/>
         </w:rPr>
         <w:lastRenderedPageBreak/>
         <w:drawing>
-          <wp:inline distT="0" distB="0" distL="0" distR="0" wp14:anchorId="167EF7FA" wp14:editId="62D157EB">
+          <wp:inline distT="0" distB="0" distL="0" distR="0" wp14:anchorId="0AB9C926" wp14:editId="14666710">
             <wp:extent cx="5731510" cy="2314575"/>
-            <wp:effectExtent l="0" t="0" r="2540" b="9525"/>
-            <wp:docPr id="1275517939" name="Picture 1" descr="A screenshot of a computer&#10;&#10;AI-generated content may be incorrect."/>
+            <wp:effectExtent l="0" t="0" r="0" b="0"/>
+            <wp:docPr id="8" name="Image3" descr="A screenshot of a computer&#10;&#10;AI-generated content may be incorrect."/>
             <wp:cNvGraphicFramePr>
               <a:graphicFrameLocks xmlns:a="http://schemas.openxmlformats.org/drawingml/2006/main" noChangeAspect="1"/>
             </wp:cNvGraphicFramePr>
@@ -1919,8 +1712,10 @@
               <a:graphicData uri="http://schemas.openxmlformats.org/drawingml/2006/picture">
                 <pic:pic xmlns:pic="http://schemas.openxmlformats.org/drawingml/2006/picture">
                   <pic:nvPicPr>
-                    <pic:cNvPr id="1275517939" name="Picture 1" descr="A screenshot of a computer&#10;&#10;AI-generated content may be incorrect."/>
-                    <pic:cNvPicPr/>
+                    <pic:cNvPr id="8" name="Image3" descr="A screenshot of a computer&#10;&#10;AI-generated content may be incorrect."/>
+                    <pic:cNvPicPr>
+                      <a:picLocks noChangeAspect="1" noChangeArrowheads="1"/>
+                    </pic:cNvPicPr>
                   </pic:nvPicPr>
                   <pic:blipFill>
                     <a:blip r:embed="rId13"/>
@@ -1928,7 +1723,7 @@
                       <a:fillRect/>
                     </a:stretch>
                   </pic:blipFill>
-                  <pic:spPr>
+                  <pic:spPr bwMode="auto">
                     <a:xfrm>
                       <a:off x="0" y="0"/>
                       <a:ext cx="5731510" cy="2314575"/>
@@ -1960,11 +1755,52 @@
       </w:pPr>
       <w:r>
         <w:rPr>
-          <w:lang w:val="en-IN"/>
-        </w:rPr>
-        <w:pict w14:anchorId="0B44B754">
-          <v:rect id="_x0000_i1124" style="width:0;height:1.5pt" o:hralign="center" o:hrstd="t" o:hr="t" fillcolor="#a0a0a0" stroked="f"/>
-        </w:pict>
+          <w:noProof/>
+        </w:rPr>
+        <mc:AlternateContent>
+          <mc:Choice Requires="wps">
+            <w:drawing>
+              <wp:inline distT="0" distB="0" distL="0" distR="0" wp14:anchorId="378C8364" wp14:editId="24995E1C">
+                <wp:extent cx="5731510" cy="19050"/>
+                <wp:effectExtent l="0" t="0" r="0" b="0"/>
+                <wp:docPr id="9" name=""/>
+                <wp:cNvGraphicFramePr/>
+                <a:graphic xmlns:a="http://schemas.openxmlformats.org/drawingml/2006/main">
+                  <a:graphicData uri="http://schemas.microsoft.com/office/word/2010/wordprocessingShape">
+                    <wps:wsp>
+                      <wps:cNvSpPr/>
+                      <wps:spPr>
+                        <a:xfrm>
+                          <a:off x="0" y="0"/>
+                          <a:ext cx="5731560" cy="19080"/>
+                        </a:xfrm>
+                        <a:prstGeom prst="rect">
+                          <a:avLst/>
+                        </a:prstGeom>
+                        <a:solidFill>
+                          <a:srgbClr val="A0A0A0"/>
+                        </a:solidFill>
+                        <a:ln w="0">
+                          <a:noFill/>
+                        </a:ln>
+                      </wps:spPr>
+                      <wps:bodyPr/>
+                    </wps:wsp>
+                  </a:graphicData>
+                </a:graphic>
+              </wp:inline>
+            </w:drawing>
+          </mc:Choice>
+          <mc:Fallback>
+            <w:pict>
+              <v:rect id="shape_0" fillcolor="#a0a0a0" stroked="f" o:allowincell="f" style="position:absolute;margin-left:0pt;margin-top:-1.55pt;width:451.25pt;height:1.45pt;mso-wrap-style:none;v-text-anchor:middle;mso-position-horizontal:center;mso-position-vertical:top">
+                <v:fill o:detectmouseclick="t" type="solid" color2="#5f5f5f"/>
+                <v:stroke color="#3465a4" joinstyle="round" endcap="flat"/>
+                <w10:wrap type="topAndBottom"/>
+              </v:rect>
+            </w:pict>
+          </mc:Fallback>
+        </mc:AlternateContent>
       </w:r>
     </w:p>
     <w:p>
@@ -1974,7 +1810,7 @@
           <w:lang w:val="en-IN"/>
         </w:rPr>
       </w:pPr>
-      <w:bookmarkStart w:id="1" w:name="_Toc193229963"/>
+      <w:bookmarkStart w:id="1" w:name="_Toc193295088"/>
       <w:r>
         <w:rPr>
           <w:lang w:val="en-IN"/>
@@ -2045,13 +1881,12 @@
       <w:r>
         <w:rPr>
           <w:noProof/>
-          <w:lang w:val="en-IN"/>
         </w:rPr>
         <w:drawing>
-          <wp:inline distT="0" distB="0" distL="0" distR="0" wp14:anchorId="70ABC4FF" wp14:editId="2B623464">
+          <wp:inline distT="0" distB="0" distL="0" distR="0" wp14:anchorId="2ABC164A" wp14:editId="0CAFDE9E">
             <wp:extent cx="5731510" cy="2314575"/>
-            <wp:effectExtent l="0" t="0" r="2540" b="9525"/>
-            <wp:docPr id="1140762668" name="Picture 1" descr="A screenshot of a computer&#10;&#10;AI-generated content may be incorrect."/>
+            <wp:effectExtent l="0" t="0" r="0" b="0"/>
+            <wp:docPr id="10" name="Image4" descr="A screenshot of a computer&#10;&#10;AI-generated content may be incorrect."/>
             <wp:cNvGraphicFramePr>
               <a:graphicFrameLocks xmlns:a="http://schemas.openxmlformats.org/drawingml/2006/main" noChangeAspect="1"/>
             </wp:cNvGraphicFramePr>
@@ -2059,8 +1894,10 @@
               <a:graphicData uri="http://schemas.openxmlformats.org/drawingml/2006/picture">
                 <pic:pic xmlns:pic="http://schemas.openxmlformats.org/drawingml/2006/picture">
                   <pic:nvPicPr>
-                    <pic:cNvPr id="1140762668" name="Picture 1" descr="A screenshot of a computer&#10;&#10;AI-generated content may be incorrect."/>
-                    <pic:cNvPicPr/>
+                    <pic:cNvPr id="10" name="Image4" descr="A screenshot of a computer&#10;&#10;AI-generated content may be incorrect."/>
+                    <pic:cNvPicPr>
+                      <a:picLocks noChangeAspect="1" noChangeArrowheads="1"/>
+                    </pic:cNvPicPr>
                   </pic:nvPicPr>
                   <pic:blipFill>
                     <a:blip r:embed="rId13"/>
@@ -2068,7 +1905,7 @@
                       <a:fillRect/>
                     </a:stretch>
                   </pic:blipFill>
-                  <pic:spPr>
+                  <pic:spPr bwMode="auto">
                     <a:xfrm>
                       <a:off x="0" y="0"/>
                       <a:ext cx="5731510" cy="2314575"/>
@@ -2134,11 +1971,52 @@
       </w:pPr>
       <w:r>
         <w:rPr>
-          <w:lang w:val="en-IN"/>
-        </w:rPr>
-        <w:pict w14:anchorId="6639DA45">
-          <v:rect id="_x0000_i1125" style="width:0;height:1.5pt" o:hralign="center" o:hrstd="t" o:hr="t" fillcolor="#a0a0a0" stroked="f"/>
-        </w:pict>
+          <w:noProof/>
+        </w:rPr>
+        <mc:AlternateContent>
+          <mc:Choice Requires="wps">
+            <w:drawing>
+              <wp:inline distT="0" distB="0" distL="0" distR="0" wp14:anchorId="51FBFCAF" wp14:editId="4B19A2A3">
+                <wp:extent cx="5731510" cy="19050"/>
+                <wp:effectExtent l="0" t="0" r="0" b="0"/>
+                <wp:docPr id="11" name=""/>
+                <wp:cNvGraphicFramePr/>
+                <a:graphic xmlns:a="http://schemas.openxmlformats.org/drawingml/2006/main">
+                  <a:graphicData uri="http://schemas.microsoft.com/office/word/2010/wordprocessingShape">
+                    <wps:wsp>
+                      <wps:cNvSpPr/>
+                      <wps:spPr>
+                        <a:xfrm>
+                          <a:off x="0" y="0"/>
+                          <a:ext cx="5731560" cy="19080"/>
+                        </a:xfrm>
+                        <a:prstGeom prst="rect">
+                          <a:avLst/>
+                        </a:prstGeom>
+                        <a:solidFill>
+                          <a:srgbClr val="A0A0A0"/>
+                        </a:solidFill>
+                        <a:ln w="0">
+                          <a:noFill/>
+                        </a:ln>
+                      </wps:spPr>
+                      <wps:bodyPr/>
+                    </wps:wsp>
+                  </a:graphicData>
+                </a:graphic>
+              </wp:inline>
+            </w:drawing>
+          </mc:Choice>
+          <mc:Fallback>
+            <w:pict>
+              <v:rect id="shape_0" fillcolor="#a0a0a0" stroked="f" o:allowincell="f" style="position:absolute;margin-left:0pt;margin-top:-1.55pt;width:451.25pt;height:1.45pt;mso-wrap-style:none;v-text-anchor:middle;mso-position-horizontal:center;mso-position-vertical:top">
+                <v:fill o:detectmouseclick="t" type="solid" color2="#5f5f5f"/>
+                <v:stroke color="#3465a4" joinstyle="round" endcap="flat"/>
+                <w10:wrap type="topAndBottom"/>
+              </v:rect>
+            </w:pict>
+          </mc:Fallback>
+        </mc:AlternateContent>
       </w:r>
     </w:p>
     <w:p>
@@ -2148,12 +2026,18 @@
           <w:lang w:val="en-IN"/>
         </w:rPr>
       </w:pPr>
-      <w:bookmarkStart w:id="2" w:name="_Toc193229964"/>
-      <w:r>
-        <w:rPr>
-          <w:lang w:val="en-IN"/>
-        </w:rPr>
-        <w:t>3. Search and Filter Courses</w:t>
+      <w:bookmarkStart w:id="2" w:name="_Toc193295089"/>
+      <w:r>
+        <w:rPr>
+          <w:lang w:val="en-IN"/>
+        </w:rPr>
+        <w:t xml:space="preserve">3. </w:t>
+      </w:r>
+      <w:r>
+        <w:rPr>
+          <w:lang w:val="en-IN"/>
+        </w:rPr>
+        <w:t>Search and Filter Courses</w:t>
       </w:r>
       <w:bookmarkEnd w:id="2"/>
     </w:p>
@@ -2199,7 +2083,7 @@
         <w:pStyle w:val="ListParagraph"/>
         <w:numPr>
           <w:ilvl w:val="0"/>
-          <w:numId w:val="8"/>
+          <w:numId w:val="4"/>
         </w:numPr>
         <w:rPr>
           <w:lang w:val="en-IN"/>
@@ -2223,13 +2107,12 @@
       <w:r>
         <w:rPr>
           <w:noProof/>
-          <w:lang w:val="en-IN"/>
         </w:rPr>
         <w:drawing>
-          <wp:inline distT="0" distB="0" distL="0" distR="0" wp14:anchorId="6DC83D4D" wp14:editId="657D315C">
+          <wp:inline distT="0" distB="0" distL="0" distR="0" wp14:anchorId="3181119F" wp14:editId="3F8DC266">
             <wp:extent cx="5731510" cy="2366645"/>
-            <wp:effectExtent l="0" t="0" r="2540" b="0"/>
-            <wp:docPr id="107214140" name="Picture 1" descr="A screenshot of a computer&#10;&#10;AI-generated content may be incorrect."/>
+            <wp:effectExtent l="0" t="0" r="0" b="0"/>
+            <wp:docPr id="12" name="Image5" descr="A screenshot of a computer&#10;&#10;AI-generated content may be incorrect."/>
             <wp:cNvGraphicFramePr>
               <a:graphicFrameLocks xmlns:a="http://schemas.openxmlformats.org/drawingml/2006/main" noChangeAspect="1"/>
             </wp:cNvGraphicFramePr>
@@ -2237,8 +2120,10 @@
               <a:graphicData uri="http://schemas.openxmlformats.org/drawingml/2006/picture">
                 <pic:pic xmlns:pic="http://schemas.openxmlformats.org/drawingml/2006/picture">
                   <pic:nvPicPr>
-                    <pic:cNvPr id="107214140" name="Picture 1" descr="A screenshot of a computer&#10;&#10;AI-generated content may be incorrect."/>
-                    <pic:cNvPicPr/>
+                    <pic:cNvPr id="12" name="Image5" descr="A screenshot of a computer&#10;&#10;AI-generated content may be incorrect."/>
+                    <pic:cNvPicPr>
+                      <a:picLocks noChangeAspect="1" noChangeArrowheads="1"/>
+                    </pic:cNvPicPr>
                   </pic:nvPicPr>
                   <pic:blipFill>
                     <a:blip r:embed="rId14"/>
@@ -2246,7 +2131,7 @@
                       <a:fillRect/>
                     </a:stretch>
                   </pic:blipFill>
-                  <pic:spPr>
+                  <pic:spPr bwMode="auto">
                     <a:xfrm>
                       <a:off x="0" y="0"/>
                       <a:ext cx="5731510" cy="2366645"/>
@@ -2267,7 +2152,7 @@
         <w:pStyle w:val="ListParagraph"/>
         <w:numPr>
           <w:ilvl w:val="0"/>
-          <w:numId w:val="8"/>
+          <w:numId w:val="4"/>
         </w:numPr>
         <w:rPr>
           <w:lang w:val="en-IN"/>
@@ -2290,13 +2175,12 @@
       <w:r>
         <w:rPr>
           <w:noProof/>
-          <w:lang w:val="en-IN"/>
         </w:rPr>
         <w:drawing>
-          <wp:inline distT="0" distB="0" distL="0" distR="0" wp14:anchorId="5A26C0FA" wp14:editId="6710AC32">
+          <wp:inline distT="0" distB="0" distL="0" distR="0" wp14:anchorId="3C67A164" wp14:editId="6EA7471A">
             <wp:extent cx="5731510" cy="2490470"/>
-            <wp:effectExtent l="0" t="0" r="2540" b="5080"/>
-            <wp:docPr id="1366570573" name="Picture 1" descr="A screenshot of a computer&#10;&#10;AI-generated content may be incorrect."/>
+            <wp:effectExtent l="0" t="0" r="0" b="0"/>
+            <wp:docPr id="13" name="Image6" descr="A screenshot of a computer&#10;&#10;AI-generated content may be incorrect."/>
             <wp:cNvGraphicFramePr>
               <a:graphicFrameLocks xmlns:a="http://schemas.openxmlformats.org/drawingml/2006/main" noChangeAspect="1"/>
             </wp:cNvGraphicFramePr>
@@ -2304,8 +2188,10 @@
               <a:graphicData uri="http://schemas.openxmlformats.org/drawingml/2006/picture">
                 <pic:pic xmlns:pic="http://schemas.openxmlformats.org/drawingml/2006/picture">
                   <pic:nvPicPr>
-                    <pic:cNvPr id="1366570573" name="Picture 1" descr="A screenshot of a computer&#10;&#10;AI-generated content may be incorrect."/>
-                    <pic:cNvPicPr/>
+                    <pic:cNvPr id="13" name="Image6" descr="A screenshot of a computer&#10;&#10;AI-generated content may be incorrect."/>
+                    <pic:cNvPicPr>
+                      <a:picLocks noChangeAspect="1" noChangeArrowheads="1"/>
+                    </pic:cNvPicPr>
                   </pic:nvPicPr>
                   <pic:blipFill>
                     <a:blip r:embed="rId15"/>
@@ -2313,7 +2199,7 @@
                       <a:fillRect/>
                     </a:stretch>
                   </pic:blipFill>
-                  <pic:spPr>
+                  <pic:spPr bwMode="auto">
                     <a:xfrm>
                       <a:off x="0" y="0"/>
                       <a:ext cx="5731510" cy="2490470"/>
@@ -2334,7 +2220,7 @@
         <w:pStyle w:val="ListParagraph"/>
         <w:numPr>
           <w:ilvl w:val="0"/>
-          <w:numId w:val="8"/>
+          <w:numId w:val="4"/>
         </w:numPr>
         <w:rPr>
           <w:lang w:val="en-IN"/>
@@ -2355,11 +2241,52 @@
       </w:pPr>
       <w:r>
         <w:rPr>
-          <w:lang w:val="en-IN"/>
-        </w:rPr>
-        <w:pict w14:anchorId="54777137">
-          <v:rect id="_x0000_i1126" style="width:0;height:1.5pt" o:hralign="center" o:hrstd="t" o:hr="t" fillcolor="#a0a0a0" stroked="f"/>
-        </w:pict>
+          <w:noProof/>
+        </w:rPr>
+        <mc:AlternateContent>
+          <mc:Choice Requires="wps">
+            <w:drawing>
+              <wp:inline distT="0" distB="0" distL="0" distR="0" wp14:anchorId="225F9F1E" wp14:editId="49680050">
+                <wp:extent cx="5731510" cy="19050"/>
+                <wp:effectExtent l="0" t="0" r="0" b="0"/>
+                <wp:docPr id="14" name=""/>
+                <wp:cNvGraphicFramePr/>
+                <a:graphic xmlns:a="http://schemas.openxmlformats.org/drawingml/2006/main">
+                  <a:graphicData uri="http://schemas.microsoft.com/office/word/2010/wordprocessingShape">
+                    <wps:wsp>
+                      <wps:cNvSpPr/>
+                      <wps:spPr>
+                        <a:xfrm>
+                          <a:off x="0" y="0"/>
+                          <a:ext cx="5731560" cy="19080"/>
+                        </a:xfrm>
+                        <a:prstGeom prst="rect">
+                          <a:avLst/>
+                        </a:prstGeom>
+                        <a:solidFill>
+                          <a:srgbClr val="A0A0A0"/>
+                        </a:solidFill>
+                        <a:ln w="0">
+                          <a:noFill/>
+                        </a:ln>
+                      </wps:spPr>
+                      <wps:bodyPr/>
+                    </wps:wsp>
+                  </a:graphicData>
+                </a:graphic>
+              </wp:inline>
+            </w:drawing>
+          </mc:Choice>
+          <mc:Fallback>
+            <w:pict>
+              <v:rect id="shape_0" fillcolor="#a0a0a0" stroked="f" o:allowincell="f" style="position:absolute;margin-left:0pt;margin-top:-1.55pt;width:451.25pt;height:1.45pt;mso-wrap-style:none;v-text-anchor:middle;mso-position-horizontal:center;mso-position-vertical:top">
+                <v:fill o:detectmouseclick="t" type="solid" color2="#5f5f5f"/>
+                <v:stroke color="#3465a4" joinstyle="round" endcap="flat"/>
+                <w10:wrap type="topAndBottom"/>
+              </v:rect>
+            </w:pict>
+          </mc:Fallback>
+        </mc:AlternateContent>
       </w:r>
     </w:p>
     <w:p>
@@ -2369,12 +2296,18 @@
           <w:lang w:val="en-IN"/>
         </w:rPr>
       </w:pPr>
-      <w:bookmarkStart w:id="3" w:name="_Toc193229965"/>
-      <w:r>
-        <w:rPr>
-          <w:lang w:val="en-IN"/>
-        </w:rPr>
-        <w:t>4. Grade Tracker</w:t>
+      <w:bookmarkStart w:id="3" w:name="_Toc193295090"/>
+      <w:r>
+        <w:rPr>
+          <w:lang w:val="en-IN"/>
+        </w:rPr>
+        <w:t xml:space="preserve">4. Grade </w:t>
+      </w:r>
+      <w:r>
+        <w:rPr>
+          <w:lang w:val="en-IN"/>
+        </w:rPr>
+        <w:t>Tracker</w:t>
       </w:r>
       <w:bookmarkEnd w:id="3"/>
     </w:p>
@@ -2420,7 +2353,7 @@
         <w:pStyle w:val="ListParagraph"/>
         <w:numPr>
           <w:ilvl w:val="0"/>
-          <w:numId w:val="12"/>
+          <w:numId w:val="7"/>
         </w:numPr>
         <w:rPr>
           <w:lang w:val="en-IN"/>
@@ -2436,13 +2369,12 @@
       <w:r>
         <w:rPr>
           <w:noProof/>
-          <w:lang w:val="en-IN"/>
         </w:rPr>
         <w:drawing>
-          <wp:inline distT="0" distB="0" distL="0" distR="0" wp14:anchorId="4F44B47E" wp14:editId="4D0EFADE">
+          <wp:inline distT="0" distB="0" distL="0" distR="0" wp14:anchorId="35E0E2AB" wp14:editId="0F64794A">
             <wp:extent cx="5731510" cy="2455545"/>
-            <wp:effectExtent l="0" t="0" r="2540" b="1905"/>
-            <wp:docPr id="926389155" name="Picture 1" descr="A screenshot of a computer&#10;&#10;AI-generated content may be incorrect."/>
+            <wp:effectExtent l="0" t="0" r="0" b="0"/>
+            <wp:docPr id="15" name="Image7" descr="A screenshot of a computer&#10;&#10;AI-generated content may be incorrect."/>
             <wp:cNvGraphicFramePr>
               <a:graphicFrameLocks xmlns:a="http://schemas.openxmlformats.org/drawingml/2006/main" noChangeAspect="1"/>
             </wp:cNvGraphicFramePr>
@@ -2450,8 +2382,10 @@
               <a:graphicData uri="http://schemas.openxmlformats.org/drawingml/2006/picture">
                 <pic:pic xmlns:pic="http://schemas.openxmlformats.org/drawingml/2006/picture">
                   <pic:nvPicPr>
-                    <pic:cNvPr id="926389155" name="Picture 1" descr="A screenshot of a computer&#10;&#10;AI-generated content may be incorrect."/>
-                    <pic:cNvPicPr/>
+                    <pic:cNvPr id="15" name="Image7" descr="A screenshot of a computer&#10;&#10;AI-generated content may be incorrect."/>
+                    <pic:cNvPicPr>
+                      <a:picLocks noChangeAspect="1" noChangeArrowheads="1"/>
+                    </pic:cNvPicPr>
                   </pic:nvPicPr>
                   <pic:blipFill>
                     <a:blip r:embed="rId16"/>
@@ -2459,7 +2393,7 @@
                       <a:fillRect/>
                     </a:stretch>
                   </pic:blipFill>
-                  <pic:spPr>
+                  <pic:spPr bwMode="auto">
                     <a:xfrm>
                       <a:off x="0" y="0"/>
                       <a:ext cx="5731510" cy="2455545"/>
@@ -2480,7 +2414,7 @@
         <w:pStyle w:val="ListParagraph"/>
         <w:numPr>
           <w:ilvl w:val="0"/>
-          <w:numId w:val="12"/>
+          <w:numId w:val="7"/>
         </w:numPr>
         <w:rPr>
           <w:lang w:val="en-IN"/>
@@ -2490,13 +2424,7 @@
         <w:rPr>
           <w:lang w:val="en-IN"/>
         </w:rPr>
-        <w:t>User clicks the add course button to add the course</w:t>
-      </w:r>
-      <w:r>
-        <w:rPr>
-          <w:lang w:val="en-IN"/>
-        </w:rPr>
-        <w:t xml:space="preserve"> to the course manager</w:t>
+        <w:t>User clicks the add course button to add the course to the course manager</w:t>
       </w:r>
     </w:p>
     <w:p>
@@ -2508,13 +2436,12 @@
       <w:r>
         <w:rPr>
           <w:noProof/>
-          <w:lang w:val="en-IN"/>
         </w:rPr>
         <w:drawing>
-          <wp:inline distT="0" distB="0" distL="0" distR="0" wp14:anchorId="3703D67C" wp14:editId="5C068411">
+          <wp:inline distT="0" distB="0" distL="0" distR="0" wp14:anchorId="1C8DC415" wp14:editId="05A815F3">
             <wp:extent cx="5731510" cy="2457450"/>
-            <wp:effectExtent l="0" t="0" r="2540" b="0"/>
-            <wp:docPr id="2031259934" name="Picture 1" descr="A screenshot of a course manager&#10;&#10;AI-generated content may be incorrect."/>
+            <wp:effectExtent l="0" t="0" r="0" b="0"/>
+            <wp:docPr id="16" name="Image8" descr="A screenshot of a course manager&#10;&#10;AI-generated content may be incorrect."/>
             <wp:cNvGraphicFramePr>
               <a:graphicFrameLocks xmlns:a="http://schemas.openxmlformats.org/drawingml/2006/main" noChangeAspect="1"/>
             </wp:cNvGraphicFramePr>
@@ -2522,8 +2449,10 @@
               <a:graphicData uri="http://schemas.openxmlformats.org/drawingml/2006/picture">
                 <pic:pic xmlns:pic="http://schemas.openxmlformats.org/drawingml/2006/picture">
                   <pic:nvPicPr>
-                    <pic:cNvPr id="2031259934" name="Picture 1" descr="A screenshot of a course manager&#10;&#10;AI-generated content may be incorrect."/>
-                    <pic:cNvPicPr/>
+                    <pic:cNvPr id="16" name="Image8" descr="A screenshot of a course manager&#10;&#10;AI-generated content may be incorrect."/>
+                    <pic:cNvPicPr>
+                      <a:picLocks noChangeAspect="1" noChangeArrowheads="1"/>
+                    </pic:cNvPicPr>
                   </pic:nvPicPr>
                   <pic:blipFill>
                     <a:blip r:embed="rId17"/>
@@ -2531,7 +2460,7 @@
                       <a:fillRect/>
                     </a:stretch>
                   </pic:blipFill>
-                  <pic:spPr>
+                  <pic:spPr bwMode="auto">
                     <a:xfrm>
                       <a:off x="0" y="0"/>
                       <a:ext cx="5731510" cy="2457450"/>
@@ -2552,7 +2481,7 @@
         <w:pStyle w:val="ListParagraph"/>
         <w:numPr>
           <w:ilvl w:val="0"/>
-          <w:numId w:val="12"/>
+          <w:numId w:val="7"/>
         </w:numPr>
         <w:rPr>
           <w:lang w:val="en-IN"/>
@@ -2562,13 +2491,7 @@
         <w:rPr>
           <w:lang w:val="en-IN"/>
         </w:rPr>
-        <w:t>User clicks on edit course and enters the edit course menu</w:t>
-      </w:r>
-      <w:r>
-        <w:rPr>
-          <w:lang w:val="en-IN"/>
-        </w:rPr>
-        <w:t>`</w:t>
+        <w:t>User clicks on edit course and enters the edit course menu`</w:t>
       </w:r>
     </w:p>
     <w:p>
@@ -2580,13 +2503,12 @@
       <w:r>
         <w:rPr>
           <w:noProof/>
-          <w:lang w:val="en-IN"/>
         </w:rPr>
         <w:drawing>
-          <wp:inline distT="0" distB="0" distL="0" distR="0" wp14:anchorId="6B5ED26A" wp14:editId="30FE10EE">
+          <wp:inline distT="0" distB="0" distL="0" distR="0" wp14:anchorId="1C5EC739" wp14:editId="7B0D952B">
             <wp:extent cx="5731510" cy="2460625"/>
-            <wp:effectExtent l="0" t="0" r="2540" b="0"/>
-            <wp:docPr id="975468142" name="Picture 1" descr="A screen shot of a computer&#10;&#10;AI-generated content may be incorrect."/>
+            <wp:effectExtent l="0" t="0" r="0" b="0"/>
+            <wp:docPr id="17" name="Image9" descr="A screen shot of a computer&#10;&#10;AI-generated content may be incorrect."/>
             <wp:cNvGraphicFramePr>
               <a:graphicFrameLocks xmlns:a="http://schemas.openxmlformats.org/drawingml/2006/main" noChangeAspect="1"/>
             </wp:cNvGraphicFramePr>
@@ -2594,8 +2516,10 @@
               <a:graphicData uri="http://schemas.openxmlformats.org/drawingml/2006/picture">
                 <pic:pic xmlns:pic="http://schemas.openxmlformats.org/drawingml/2006/picture">
                   <pic:nvPicPr>
-                    <pic:cNvPr id="975468142" name="Picture 1" descr="A screen shot of a computer&#10;&#10;AI-generated content may be incorrect."/>
-                    <pic:cNvPicPr/>
+                    <pic:cNvPr id="17" name="Image9" descr="A screen shot of a computer&#10;&#10;AI-generated content may be incorrect."/>
+                    <pic:cNvPicPr>
+                      <a:picLocks noChangeAspect="1" noChangeArrowheads="1"/>
+                    </pic:cNvPicPr>
                   </pic:nvPicPr>
                   <pic:blipFill>
                     <a:blip r:embed="rId18"/>
@@ -2603,7 +2527,7 @@
                       <a:fillRect/>
                     </a:stretch>
                   </pic:blipFill>
-                  <pic:spPr>
+                  <pic:spPr bwMode="auto">
                     <a:xfrm>
                       <a:off x="0" y="0"/>
                       <a:ext cx="5731510" cy="2460625"/>
@@ -2627,11 +2551,52 @@
       </w:pPr>
       <w:r>
         <w:rPr>
-          <w:lang w:val="en-IN"/>
-        </w:rPr>
-        <w:pict w14:anchorId="053F3741">
-          <v:rect id="_x0000_i1127" style="width:0;height:1.5pt" o:hralign="center" o:hrstd="t" o:hr="t" fillcolor="#a0a0a0" stroked="f"/>
-        </w:pict>
+          <w:noProof/>
+        </w:rPr>
+        <mc:AlternateContent>
+          <mc:Choice Requires="wps">
+            <w:drawing>
+              <wp:inline distT="0" distB="0" distL="0" distR="0" wp14:anchorId="53208D0E" wp14:editId="22D0246F">
+                <wp:extent cx="5731510" cy="19050"/>
+                <wp:effectExtent l="0" t="0" r="0" b="0"/>
+                <wp:docPr id="18" name=""/>
+                <wp:cNvGraphicFramePr/>
+                <a:graphic xmlns:a="http://schemas.openxmlformats.org/drawingml/2006/main">
+                  <a:graphicData uri="http://schemas.microsoft.com/office/word/2010/wordprocessingShape">
+                    <wps:wsp>
+                      <wps:cNvSpPr/>
+                      <wps:spPr>
+                        <a:xfrm>
+                          <a:off x="0" y="0"/>
+                          <a:ext cx="5731560" cy="19080"/>
+                        </a:xfrm>
+                        <a:prstGeom prst="rect">
+                          <a:avLst/>
+                        </a:prstGeom>
+                        <a:solidFill>
+                          <a:srgbClr val="A0A0A0"/>
+                        </a:solidFill>
+                        <a:ln w="0">
+                          <a:noFill/>
+                        </a:ln>
+                      </wps:spPr>
+                      <wps:bodyPr/>
+                    </wps:wsp>
+                  </a:graphicData>
+                </a:graphic>
+              </wp:inline>
+            </w:drawing>
+          </mc:Choice>
+          <mc:Fallback>
+            <w:pict>
+              <v:rect id="shape_0" fillcolor="#a0a0a0" stroked="f" o:allowincell="f" style="position:absolute;margin-left:0pt;margin-top:-1.55pt;width:451.25pt;height:1.45pt;mso-wrap-style:none;v-text-anchor:middle;mso-position-horizontal:center;mso-position-vertical:top">
+                <v:fill o:detectmouseclick="t" type="solid" color2="#5f5f5f"/>
+                <v:stroke color="#3465a4" joinstyle="round" endcap="flat"/>
+                <w10:wrap type="topAndBottom"/>
+              </v:rect>
+            </w:pict>
+          </mc:Fallback>
+        </mc:AlternateContent>
       </w:r>
     </w:p>
     <w:p>
@@ -2641,13 +2606,19 @@
           <w:lang w:val="en-IN"/>
         </w:rPr>
       </w:pPr>
-      <w:bookmarkStart w:id="4" w:name="_Toc193229966"/>
+      <w:bookmarkStart w:id="4" w:name="_Toc193295091"/>
       <w:r>
         <w:rPr>
           <w:lang w:val="en-IN"/>
         </w:rPr>
         <w:lastRenderedPageBreak/>
-        <w:t>5. View Course Stats</w:t>
+        <w:t xml:space="preserve">5. View </w:t>
+      </w:r>
+      <w:r>
+        <w:rPr>
+          <w:lang w:val="en-IN"/>
+        </w:rPr>
+        <w:t>Course Stats</w:t>
       </w:r>
       <w:bookmarkEnd w:id="4"/>
     </w:p>
@@ -2669,19 +2640,7 @@
         <w:rPr>
           <w:lang w:val="en-IN"/>
         </w:rPr>
-        <w:t xml:space="preserve"> </w:t>
-      </w:r>
-      <w:r>
-        <w:rPr>
-          <w:lang w:val="en-IN"/>
-        </w:rPr>
-        <w:t>Analyse</w:t>
-      </w:r>
-      <w:r>
-        <w:rPr>
-          <w:lang w:val="en-IN"/>
-        </w:rPr>
-        <w:t xml:space="preserve"> course performance metrics.</w:t>
+        <w:t xml:space="preserve"> Analyse course performance metrics.</w:t>
       </w:r>
       <w:r>
         <w:rPr>
@@ -2702,7 +2661,7 @@
       <w:pPr>
         <w:numPr>
           <w:ilvl w:val="0"/>
-          <w:numId w:val="5"/>
+          <w:numId w:val="3"/>
         </w:numPr>
         <w:rPr>
           <w:lang w:val="en-IN"/>
@@ -2719,7 +2678,7 @@
       <w:pPr>
         <w:numPr>
           <w:ilvl w:val="0"/>
-          <w:numId w:val="5"/>
+          <w:numId w:val="3"/>
         </w:numPr>
         <w:rPr>
           <w:lang w:val="en-IN"/>
@@ -2736,7 +2695,7 @@
       <w:pPr>
         <w:numPr>
           <w:ilvl w:val="0"/>
-          <w:numId w:val="5"/>
+          <w:numId w:val="3"/>
         </w:numPr>
         <w:rPr>
           <w:lang w:val="en-IN"/>
@@ -2759,13 +2718,12 @@
       <w:r>
         <w:rPr>
           <w:noProof/>
-          <w:lang w:val="en-IN"/>
         </w:rPr>
         <w:drawing>
-          <wp:inline distT="0" distB="0" distL="0" distR="0" wp14:anchorId="142B3613" wp14:editId="1466D548">
+          <wp:inline distT="0" distB="0" distL="0" distR="0" wp14:anchorId="261281B4" wp14:editId="2F06A5E4">
             <wp:extent cx="5731510" cy="2661285"/>
-            <wp:effectExtent l="0" t="0" r="2540" b="5715"/>
-            <wp:docPr id="1032669050" name="Picture 1" descr="A screenshot of a graph&#10;&#10;AI-generated content may be incorrect."/>
+            <wp:effectExtent l="0" t="0" r="0" b="0"/>
+            <wp:docPr id="19" name="Image10" descr="A screenshot of a graph&#10;&#10;AI-generated content may be incorrect."/>
             <wp:cNvGraphicFramePr>
               <a:graphicFrameLocks xmlns:a="http://schemas.openxmlformats.org/drawingml/2006/main" noChangeAspect="1"/>
             </wp:cNvGraphicFramePr>
@@ -2773,8 +2731,10 @@
               <a:graphicData uri="http://schemas.openxmlformats.org/drawingml/2006/picture">
                 <pic:pic xmlns:pic="http://schemas.openxmlformats.org/drawingml/2006/picture">
                   <pic:nvPicPr>
-                    <pic:cNvPr id="1032669050" name="Picture 1" descr="A screenshot of a graph&#10;&#10;AI-generated content may be incorrect."/>
-                    <pic:cNvPicPr/>
+                    <pic:cNvPr id="19" name="Image10" descr="A screenshot of a graph&#10;&#10;AI-generated content may be incorrect."/>
+                    <pic:cNvPicPr>
+                      <a:picLocks noChangeAspect="1" noChangeArrowheads="1"/>
+                    </pic:cNvPicPr>
                   </pic:nvPicPr>
                   <pic:blipFill>
                     <a:blip r:embed="rId19"/>
@@ -2782,7 +2742,7 @@
                       <a:fillRect/>
                     </a:stretch>
                   </pic:blipFill>
-                  <pic:spPr>
+                  <pic:spPr bwMode="auto">
                     <a:xfrm>
                       <a:off x="0" y="0"/>
                       <a:ext cx="5731510" cy="2661285"/>
@@ -2806,11 +2766,52 @@
       </w:pPr>
       <w:r>
         <w:rPr>
-          <w:lang w:val="en-IN"/>
-        </w:rPr>
-        <w:pict w14:anchorId="65377E25">
-          <v:rect id="_x0000_i1128" style="width:0;height:1.5pt" o:hralign="center" o:hrstd="t" o:hr="t" fillcolor="#a0a0a0" stroked="f"/>
-        </w:pict>
+          <w:noProof/>
+        </w:rPr>
+        <mc:AlternateContent>
+          <mc:Choice Requires="wps">
+            <w:drawing>
+              <wp:inline distT="0" distB="0" distL="0" distR="0" wp14:anchorId="2D16EAF4" wp14:editId="63406549">
+                <wp:extent cx="5731510" cy="19050"/>
+                <wp:effectExtent l="0" t="0" r="0" b="0"/>
+                <wp:docPr id="20" name=""/>
+                <wp:cNvGraphicFramePr/>
+                <a:graphic xmlns:a="http://schemas.openxmlformats.org/drawingml/2006/main">
+                  <a:graphicData uri="http://schemas.microsoft.com/office/word/2010/wordprocessingShape">
+                    <wps:wsp>
+                      <wps:cNvSpPr/>
+                      <wps:spPr>
+                        <a:xfrm>
+                          <a:off x="0" y="0"/>
+                          <a:ext cx="5731560" cy="19080"/>
+                        </a:xfrm>
+                        <a:prstGeom prst="rect">
+                          <a:avLst/>
+                        </a:prstGeom>
+                        <a:solidFill>
+                          <a:srgbClr val="A0A0A0"/>
+                        </a:solidFill>
+                        <a:ln w="0">
+                          <a:noFill/>
+                        </a:ln>
+                      </wps:spPr>
+                      <wps:bodyPr/>
+                    </wps:wsp>
+                  </a:graphicData>
+                </a:graphic>
+              </wp:inline>
+            </w:drawing>
+          </mc:Choice>
+          <mc:Fallback>
+            <w:pict>
+              <v:rect id="shape_0" fillcolor="#a0a0a0" stroked="f" o:allowincell="f" style="position:absolute;margin-left:0pt;margin-top:-1.55pt;width:451.25pt;height:1.45pt;mso-wrap-style:none;v-text-anchor:middle;mso-position-horizontal:center;mso-position-vertical:top">
+                <v:fill o:detectmouseclick="t" type="solid" color2="#5f5f5f"/>
+                <v:stroke color="#3465a4" joinstyle="round" endcap="flat"/>
+                <w10:wrap type="topAndBottom"/>
+              </v:rect>
+            </w:pict>
+          </mc:Fallback>
+        </mc:AlternateContent>
       </w:r>
     </w:p>
     <w:p>
@@ -2820,14 +2821,22 @@
           <w:lang w:val="en-IN"/>
         </w:rPr>
       </w:pPr>
-      <w:bookmarkStart w:id="5" w:name="_Toc193229967"/>
-      <w:r>
-        <w:rPr>
-          <w:lang w:val="en-IN"/>
-        </w:rPr>
-        <w:t>6. Viewing a Leaderboard</w:t>
+      <w:bookmarkStart w:id="5" w:name="_Toc193295092"/>
+      <w:r>
+        <w:rPr>
+          <w:lang w:val="en-IN"/>
+        </w:rPr>
+        <w:t xml:space="preserve">6. Viewing a </w:t>
+      </w:r>
+      <w:proofErr w:type="spellStart"/>
+      <w:r>
+        <w:rPr>
+          <w:lang w:val="en-IN"/>
+        </w:rPr>
+        <w:t>Leaderboard</w:t>
       </w:r>
       <w:bookmarkEnd w:id="5"/>
+      <w:proofErr w:type="spellEnd"/>
     </w:p>
     <w:p>
       <w:pPr>
@@ -2852,38 +2861,107 @@
           <w:b/>
           <w:bCs/>
         </w:rPr>
-        <w:t xml:space="preserve">Student XP Leaderboard </w:t>
-      </w:r>
-      <w:r>
-        <w:t>is a Java Swing-based desktop application that displays a leaderboard of students ranked by their Experience Points (XP). The data is fetched from a MySQL database and presented in a user-friendly graphical interface. The application supports pagination, refreshing, and viewing detailed information about each student.</w:t>
-      </w:r>
-    </w:p>
-    <w:p>
-      <w:r>
-        <w:pict w14:anchorId="195ADB02">
-          <v:rect id="_x0000_i1129" style="width:0;height:0" o:hralign="center" o:hrstd="t" o:hrnoshade="t" o:hr="t" fillcolor="#d1d5db" stroked="f"/>
-        </w:pict>
-      </w:r>
-    </w:p>
-    <w:p>
-      <w:pPr>
-        <w:rPr>
-          <w:b/>
-          <w:bCs/>
-        </w:rPr>
-      </w:pPr>
-      <w:r>
-        <w:rPr>
-          <w:b/>
-          <w:bCs/>
+        <w:t xml:space="preserve">Student XP </w:t>
+      </w:r>
+      <w:proofErr w:type="spellStart"/>
+      <w:r>
+        <w:rPr>
+          <w:b/>
+          <w:bCs/>
+        </w:rPr>
+        <w:t>Leaderboard</w:t>
+      </w:r>
+      <w:proofErr w:type="spellEnd"/>
+      <w:r>
+        <w:rPr>
+          <w:b/>
+          <w:bCs/>
+        </w:rPr>
+        <w:t xml:space="preserve"> </w:t>
+      </w:r>
+      <w:r>
+        <w:t xml:space="preserve">is a Java Swing-based desktop application that displays a </w:t>
+      </w:r>
+      <w:proofErr w:type="spellStart"/>
+      <w:r>
+        <w:t>leaderboard</w:t>
+      </w:r>
+      <w:proofErr w:type="spellEnd"/>
+      <w:r>
+        <w:t xml:space="preserve"> of students ranked by their Experience Points (XP). The data is fetched from a MySQL database and presented in a user-friendly graphical interface. The application</w:t>
+      </w:r>
+      <w:r>
+        <w:t xml:space="preserve"> supports pagination, refreshing, and viewing detailed information about each student.</w:t>
+      </w:r>
+    </w:p>
+    <w:p>
+      <w:r>
+        <w:rPr>
+          <w:noProof/>
+        </w:rPr>
+        <mc:AlternateContent>
+          <mc:Choice Requires="wps">
+            <w:drawing>
+              <wp:inline distT="0" distB="0" distL="0" distR="0" wp14:anchorId="387A88C6" wp14:editId="4FDDD2F2">
+                <wp:extent cx="5731510" cy="635"/>
+                <wp:effectExtent l="0" t="0" r="0" b="0"/>
+                <wp:docPr id="21" name=""/>
+                <wp:cNvGraphicFramePr/>
+                <a:graphic xmlns:a="http://schemas.openxmlformats.org/drawingml/2006/main">
+                  <a:graphicData uri="http://schemas.microsoft.com/office/word/2010/wordprocessingShape">
+                    <wps:wsp>
+                      <wps:cNvSpPr/>
+                      <wps:spPr>
+                        <a:xfrm>
+                          <a:off x="0" y="0"/>
+                          <a:ext cx="5731560" cy="720"/>
+                        </a:xfrm>
+                        <a:prstGeom prst="rect">
+                          <a:avLst/>
+                        </a:prstGeom>
+                        <a:solidFill>
+                          <a:srgbClr val="D1D5DB"/>
+                        </a:solidFill>
+                        <a:ln w="0">
+                          <a:noFill/>
+                        </a:ln>
+                      </wps:spPr>
+                      <wps:bodyPr/>
+                    </wps:wsp>
+                  </a:graphicData>
+                </a:graphic>
+              </wp:inline>
+            </w:drawing>
+          </mc:Choice>
+          <mc:Fallback>
+            <w:pict>
+              <v:rect id="shape_0" fillcolor="#d1d5db" stroked="f" o:allowincell="f" style="position:absolute;margin-left:0pt;margin-top:-0.1pt;width:451.25pt;height:0pt;mso-wrap-style:none;v-text-anchor:middle;mso-position-horizontal:center;mso-position-vertical:top">
+                <v:fill o:detectmouseclick="t" type="solid" color2="#2e2a24"/>
+                <v:stroke color="#3465a4" joinstyle="round" endcap="flat"/>
+                <w10:wrap type="topAndBottom"/>
+              </v:rect>
+            </w:pict>
+          </mc:Fallback>
+        </mc:AlternateContent>
+      </w:r>
+    </w:p>
+    <w:p>
+      <w:pPr>
+        <w:rPr>
+          <w:b/>
+          <w:bCs/>
+        </w:rPr>
+      </w:pPr>
+      <w:r>
+        <w:rPr>
           <w:noProof/>
         </w:rPr>
         <w:lastRenderedPageBreak/>
         <w:drawing>
-          <wp:inline distT="0" distB="0" distL="0" distR="0" wp14:anchorId="0C086EAB" wp14:editId="46CFCCBE">
+          <wp:inline distT="0" distB="0" distL="0" distR="0" wp14:anchorId="0BF25E8A" wp14:editId="6C2198B1">
             <wp:extent cx="5731510" cy="8063865"/>
-            <wp:effectExtent l="0" t="0" r="2540" b="0"/>
-            <wp:docPr id="891773799" name="Picture 1" descr="A screenshot of a computer&#10;&#10;AI-generated content may be incorrect."/>
+            <wp:effectExtent l="0" t="0" r="0" b="0"/>
+            <wp:docPr id="22" name="Image11" descr="A screenshot of a computer&#10;&#10;AI-generated content may be incorrect."/>
             <wp:cNvGraphicFramePr>
               <a:graphicFrameLocks xmlns:a="http://schemas.openxmlformats.org/drawingml/2006/main" noChangeAspect="1"/>
             </wp:cNvGraphicFramePr>
@@ -2891,8 +2969,10 @@
               <a:graphicData uri="http://schemas.openxmlformats.org/drawingml/2006/picture">
                 <pic:pic xmlns:pic="http://schemas.openxmlformats.org/drawingml/2006/picture">
                   <pic:nvPicPr>
-                    <pic:cNvPr id="891773799" name="Picture 1" descr="A screenshot of a computer&#10;&#10;AI-generated content may be incorrect."/>
-                    <pic:cNvPicPr/>
+                    <pic:cNvPr id="22" name="Image11" descr="A screenshot of a computer&#10;&#10;AI-generated content may be incorrect."/>
+                    <pic:cNvPicPr>
+                      <a:picLocks noChangeAspect="1" noChangeArrowheads="1"/>
+                    </pic:cNvPicPr>
                   </pic:nvPicPr>
                   <pic:blipFill>
                     <a:blip r:embed="rId20"/>
@@ -2900,7 +2980,7 @@
                       <a:fillRect/>
                     </a:stretch>
                   </pic:blipFill>
-                  <pic:spPr>
+                  <pic:spPr bwMode="auto">
                     <a:xfrm>
                       <a:off x="0" y="0"/>
                       <a:ext cx="5731510" cy="8063865"/>
@@ -2940,17 +3020,42 @@
           <w:b/>
           <w:bCs/>
         </w:rPr>
-        <w:t xml:space="preserve">Dynamic Leaderboard Display </w:t>
+        <w:t xml:space="preserve">Dynamic </w:t>
+      </w:r>
+      <w:proofErr w:type="spellStart"/>
+      <w:r>
+        <w:rPr>
+          <w:b/>
+          <w:bCs/>
+        </w:rPr>
+        <w:t>Leaderboard</w:t>
+      </w:r>
+      <w:proofErr w:type="spellEnd"/>
+      <w:r>
+        <w:rPr>
+          <w:b/>
+          <w:bCs/>
+        </w:rPr>
+        <w:t xml:space="preserve"> </w:t>
+      </w:r>
+      <w:proofErr w:type="gramStart"/>
+      <w:r>
+        <w:rPr>
+          <w:b/>
+          <w:bCs/>
+        </w:rPr>
+        <w:t xml:space="preserve">Display </w:t>
       </w:r>
       <w:r>
         <w:t>:</w:t>
       </w:r>
+      <w:proofErr w:type="gramEnd"/>
     </w:p>
     <w:p>
       <w:pPr>
         <w:numPr>
           <w:ilvl w:val="1"/>
-          <w:numId w:val="9"/>
+          <w:numId w:val="5"/>
         </w:numPr>
       </w:pPr>
       <w:r>
@@ -2962,7 +3067,7 @@
       <w:pPr>
         <w:numPr>
           <w:ilvl w:val="1"/>
-          <w:numId w:val="9"/>
+          <w:numId w:val="5"/>
         </w:numPr>
       </w:pPr>
       <w:r>
@@ -2973,22 +3078,31 @@
       <w:pPr>
         <w:ind w:left="720"/>
       </w:pPr>
-      <w:r>
-        <w:rPr>
-          <w:b/>
-          <w:bCs/>
-        </w:rPr>
-        <w:t xml:space="preserve">Pagination </w:t>
+      <w:proofErr w:type="gramStart"/>
+      <w:r>
+        <w:rPr>
+          <w:b/>
+          <w:bCs/>
+        </w:rPr>
+        <w:t>Pagin</w:t>
+      </w:r>
+      <w:r>
+        <w:rPr>
+          <w:b/>
+          <w:bCs/>
+        </w:rPr>
+        <w:t xml:space="preserve">ation </w:t>
       </w:r>
       <w:r>
         <w:t>:</w:t>
       </w:r>
+      <w:proofErr w:type="gramEnd"/>
     </w:p>
     <w:p>
       <w:pPr>
         <w:numPr>
           <w:ilvl w:val="1"/>
-          <w:numId w:val="9"/>
+          <w:numId w:val="5"/>
         </w:numPr>
       </w:pPr>
       <w:r>
@@ -2999,7 +3113,7 @@
       <w:pPr>
         <w:numPr>
           <w:ilvl w:val="1"/>
-          <w:numId w:val="9"/>
+          <w:numId w:val="5"/>
         </w:numPr>
       </w:pPr>
       <w:r>
@@ -3015,17 +3129,26 @@
           <w:b/>
           <w:bCs/>
         </w:rPr>
-        <w:t xml:space="preserve">Refresh Button </w:t>
+        <w:t xml:space="preserve">Refresh </w:t>
+      </w:r>
+      <w:proofErr w:type="gramStart"/>
+      <w:r>
+        <w:rPr>
+          <w:b/>
+          <w:bCs/>
+        </w:rPr>
+        <w:t xml:space="preserve">Button </w:t>
       </w:r>
       <w:r>
         <w:t>:</w:t>
       </w:r>
+      <w:proofErr w:type="gramEnd"/>
     </w:p>
     <w:p>
       <w:pPr>
         <w:numPr>
           <w:ilvl w:val="1"/>
-          <w:numId w:val="9"/>
+          <w:numId w:val="5"/>
         </w:numPr>
       </w:pPr>
       <w:r>
@@ -3041,27 +3164,40 @@
           <w:b/>
           <w:bCs/>
         </w:rPr>
-        <w:t xml:space="preserve">Row Details </w:t>
+        <w:t xml:space="preserve">Row </w:t>
+      </w:r>
+      <w:proofErr w:type="gramStart"/>
+      <w:r>
+        <w:rPr>
+          <w:b/>
+          <w:bCs/>
+        </w:rPr>
+        <w:t xml:space="preserve">Details </w:t>
       </w:r>
       <w:r>
         <w:t>:</w:t>
       </w:r>
+      <w:proofErr w:type="gramEnd"/>
     </w:p>
     <w:p>
       <w:pPr>
         <w:numPr>
           <w:ilvl w:val="1"/>
-          <w:numId w:val="9"/>
+          <w:numId w:val="5"/>
         </w:numPr>
       </w:pPr>
       <w:r>
-        <w:t>Clicking on a row in the table displays a popup with the selected student's username and XP.</w:t>
+        <w:t>Clicking on a row in the table</w:t>
+      </w:r>
+      <w:r>
+        <w:t xml:space="preserve"> displays a popup with the selected student's username and XP.</w:t>
       </w:r>
     </w:p>
     <w:p>
       <w:pPr>
         <w:ind w:left="720"/>
       </w:pPr>
+      <w:proofErr w:type="gramStart"/>
       <w:r>
         <w:rPr>
           <w:b/>
@@ -3072,12 +3208,13 @@
       <w:r>
         <w:t>:</w:t>
       </w:r>
+      <w:proofErr w:type="gramEnd"/>
     </w:p>
     <w:p>
       <w:pPr>
         <w:numPr>
           <w:ilvl w:val="1"/>
-          <w:numId w:val="9"/>
+          <w:numId w:val="5"/>
         </w:numPr>
         <w:rPr>
           <w:b/>
@@ -3128,7 +3265,7 @@
     <w:p>
       <w:pPr>
         <w:tabs>
-          <w:tab w:val="num" w:pos="1440"/>
+          <w:tab w:val="left" w:pos="1440"/>
         </w:tabs>
       </w:pPr>
       <w:r>
@@ -3139,20 +3276,41 @@
           <w:b/>
           <w:bCs/>
         </w:rPr>
-        <w:t xml:space="preserve">"Student XP Leaderboard" </w:t>
+        <w:t xml:space="preserve">"Student XP </w:t>
+      </w:r>
+      <w:proofErr w:type="spellStart"/>
+      <w:r>
+        <w:rPr>
+          <w:b/>
+          <w:bCs/>
+        </w:rPr>
+        <w:t>Leaderboard</w:t>
+      </w:r>
+      <w:proofErr w:type="spellEnd"/>
+      <w:proofErr w:type="gramStart"/>
+      <w:r>
+        <w:rPr>
+          <w:b/>
+          <w:bCs/>
+        </w:rPr>
+        <w:t xml:space="preserve">" </w:t>
       </w:r>
       <w:r>
         <w:t>.</w:t>
       </w:r>
-    </w:p>
-    <w:p>
-      <w:pPr>
-        <w:tabs>
-          <w:tab w:val="num" w:pos="1440"/>
-        </w:tabs>
-      </w:pPr>
-      <w:r>
-        <w:t>Provides a clean and professional look with a blue background.</w:t>
+      <w:proofErr w:type="gramEnd"/>
+    </w:p>
+    <w:p>
+      <w:pPr>
+        <w:tabs>
+          <w:tab w:val="left" w:pos="1440"/>
+        </w:tabs>
+      </w:pPr>
+      <w:r>
+        <w:t xml:space="preserve">Provides a clean and </w:t>
+      </w:r>
+      <w:r>
+        <w:t>professional look with a blue background.</w:t>
       </w:r>
     </w:p>
     <w:p>
@@ -3173,14 +3331,23 @@
     <w:p>
       <w:pPr>
         <w:tabs>
-          <w:tab w:val="num" w:pos="1440"/>
-        </w:tabs>
-      </w:pPr>
-      <w:r>
-        <w:t>Shows the leaderboard with the following columns:</w:t>
-      </w:r>
-    </w:p>
-    <w:p>
+          <w:tab w:val="left" w:pos="1440"/>
+        </w:tabs>
+      </w:pPr>
+      <w:r>
+        <w:t xml:space="preserve">Shows the </w:t>
+      </w:r>
+      <w:proofErr w:type="spellStart"/>
+      <w:r>
+        <w:t>leaderboard</w:t>
+      </w:r>
+      <w:proofErr w:type="spellEnd"/>
+      <w:r>
+        <w:t xml:space="preserve"> with the following columns:</w:t>
+      </w:r>
+    </w:p>
+    <w:p>
+      <w:proofErr w:type="gramStart"/>
       <w:r>
         <w:rPr>
           <w:b/>
@@ -3189,10 +3356,15 @@
         <w:t xml:space="preserve">Rank </w:t>
       </w:r>
       <w:r>
-        <w:t>: The student's position based on XP.</w:t>
-      </w:r>
-    </w:p>
-    <w:p>
+        <w:t>:</w:t>
+      </w:r>
+      <w:proofErr w:type="gramEnd"/>
+      <w:r>
+        <w:t xml:space="preserve"> The student's position based on XP.</w:t>
+      </w:r>
+    </w:p>
+    <w:p>
+      <w:proofErr w:type="gramStart"/>
       <w:r>
         <w:rPr>
           <w:b/>
@@ -3201,10 +3373,15 @@
         <w:t xml:space="preserve">Username </w:t>
       </w:r>
       <w:r>
-        <w:t>: The name of the student.</w:t>
-      </w:r>
-    </w:p>
-    <w:p>
+        <w:t>:</w:t>
+      </w:r>
+      <w:proofErr w:type="gramEnd"/>
+      <w:r>
+        <w:t xml:space="preserve"> The name of the student.</w:t>
+      </w:r>
+    </w:p>
+    <w:p>
+      <w:proofErr w:type="gramStart"/>
       <w:r>
         <w:rPr>
           <w:b/>
@@ -3213,23 +3390,24 @@
         <w:t xml:space="preserve">XP </w:t>
       </w:r>
       <w:r>
-        <w:t>: The student's experience points.</w:t>
-      </w:r>
-    </w:p>
-    <w:p>
-      <w:pPr>
-        <w:tabs>
-          <w:tab w:val="num" w:pos="1440"/>
-        </w:tabs>
-      </w:pPr>
-      <w:r>
-        <w:t xml:space="preserve">Rows are styled with alternating </w:t>
-      </w:r>
-      <w:r>
-        <w:t>colours</w:t>
-      </w:r>
-      <w:r>
-        <w:t xml:space="preserve"> (light blue and white) for readability.</w:t>
+        <w:t>:</w:t>
+      </w:r>
+      <w:proofErr w:type="gramEnd"/>
+      <w:r>
+        <w:t xml:space="preserve"> The student's experience points.</w:t>
+      </w:r>
+    </w:p>
+    <w:p>
+      <w:pPr>
+        <w:tabs>
+          <w:tab w:val="left" w:pos="1440"/>
+        </w:tabs>
+      </w:pPr>
+      <w:r>
+        <w:t xml:space="preserve">Rows are styled with alternating colours </w:t>
+      </w:r>
+      <w:r>
+        <w:t>(light blue and white) for readability.</w:t>
       </w:r>
     </w:p>
     <w:p>
@@ -3251,7 +3429,7 @@
     <w:p>
       <w:pPr>
         <w:tabs>
-          <w:tab w:val="num" w:pos="1440"/>
+          <w:tab w:val="left" w:pos="1440"/>
         </w:tabs>
         <w:ind w:left="1080"/>
       </w:pPr>
@@ -3263,6 +3441,7 @@
       <w:pPr>
         <w:ind w:left="1440"/>
       </w:pPr>
+      <w:proofErr w:type="gramStart"/>
       <w:r>
         <w:rPr>
           <w:b/>
@@ -3271,13 +3450,18 @@
         <w:t xml:space="preserve">Previous </w:t>
       </w:r>
       <w:r>
-        <w:t>: Navigate to the previous page of students.</w:t>
+        <w:t>:</w:t>
+      </w:r>
+      <w:proofErr w:type="gramEnd"/>
+      <w:r>
+        <w:t xml:space="preserve"> Navigate to the previous page of students.</w:t>
       </w:r>
     </w:p>
     <w:p>
       <w:pPr>
         <w:ind w:left="1440"/>
       </w:pPr>
+      <w:proofErr w:type="gramStart"/>
       <w:r>
         <w:rPr>
           <w:b/>
@@ -3286,13 +3470,18 @@
         <w:t xml:space="preserve">Next </w:t>
       </w:r>
       <w:r>
-        <w:t>: Navigate to the next page of students.</w:t>
+        <w:t>:</w:t>
+      </w:r>
+      <w:proofErr w:type="gramEnd"/>
+      <w:r>
+        <w:t xml:space="preserve"> Navigate to the next page of students.</w:t>
       </w:r>
     </w:p>
     <w:p>
       <w:pPr>
         <w:ind w:left="1440"/>
       </w:pPr>
+      <w:proofErr w:type="gramStart"/>
       <w:r>
         <w:rPr>
           <w:b/>
@@ -3301,7 +3490,11 @@
         <w:t xml:space="preserve">Refresh </w:t>
       </w:r>
       <w:r>
-        <w:t>: Reload the data from the database to reflect any changes.</w:t>
+        <w:t>:</w:t>
+      </w:r>
+      <w:proofErr w:type="gramEnd"/>
+      <w:r>
+        <w:t xml:space="preserve"> Reload the data from the database to reflect any changes.</w:t>
       </w:r>
     </w:p>
     <w:p>
@@ -3309,15 +3502,59 @@
         <w:ind w:left="1440"/>
       </w:pPr>
       <w:r>
-        <w:pict w14:anchorId="4D90AC20">
-          <v:rect id="_x0000_i1130" style="width:0;height:0" o:hralign="center" o:hrstd="t" o:hr="t" fillcolor="#a0a0a0" stroked="f"/>
-        </w:pict>
-      </w:r>
-    </w:p>
-    <w:p>
-      <w:pPr>
-        <w:tabs>
-          <w:tab w:val="num" w:pos="1440"/>
+        <w:rPr>
+          <w:noProof/>
+        </w:rPr>
+        <mc:AlternateContent>
+          <mc:Choice Requires="wps">
+            <w:drawing>
+              <wp:inline distT="0" distB="0" distL="0" distR="0" wp14:anchorId="5FEB9FDB" wp14:editId="6D608194">
+                <wp:extent cx="5731510" cy="635"/>
+                <wp:effectExtent l="0" t="0" r="0" b="0"/>
+                <wp:docPr id="23" name=""/>
+                <wp:cNvGraphicFramePr/>
+                <a:graphic xmlns:a="http://schemas.openxmlformats.org/drawingml/2006/main">
+                  <a:graphicData uri="http://schemas.microsoft.com/office/word/2010/wordprocessingShape">
+                    <wps:wsp>
+                      <wps:cNvSpPr/>
+                      <wps:spPr>
+                        <a:xfrm>
+                          <a:off x="0" y="0"/>
+                          <a:ext cx="5731560" cy="720"/>
+                        </a:xfrm>
+                        <a:prstGeom prst="rect">
+                          <a:avLst/>
+                        </a:prstGeom>
+                        <a:solidFill>
+                          <a:srgbClr val="A0A0A0"/>
+                        </a:solidFill>
+                        <a:ln w="0">
+                          <a:noFill/>
+                        </a:ln>
+                      </wps:spPr>
+                      <wps:bodyPr/>
+                    </wps:wsp>
+                  </a:graphicData>
+                </a:graphic>
+              </wp:inline>
+            </w:drawing>
+          </mc:Choice>
+          <mc:Fallback>
+            <w:pict>
+              <v:rect id="shape_0" fillcolor="#a0a0a0" stroked="f" o:allowincell="f" style="position:absolute;margin-left:0pt;margin-top:-0.1pt;width:451.25pt;height:0pt;mso-wrap-style:none;v-text-anchor:middle;mso-position-horizontal:center;mso-position-vertical:top">
+                <v:fill o:detectmouseclick="t" type="solid" color2="#5f5f5f"/>
+                <v:stroke color="#3465a4" joinstyle="round" endcap="flat"/>
+                <w10:wrap type="topAndBottom"/>
+              </v:rect>
+            </w:pict>
+          </mc:Fallback>
+        </mc:AlternateContent>
+      </w:r>
+    </w:p>
+    <w:p>
+      <w:pPr>
+        <w:tabs>
+          <w:tab w:val="left" w:pos="1440"/>
         </w:tabs>
         <w:ind w:left="1440"/>
       </w:pPr>
@@ -3326,11 +3563,20 @@
           <w:b/>
           <w:bCs/>
         </w:rPr>
-        <w:t xml:space="preserve">View Student Details </w:t>
+        <w:t xml:space="preserve">View Student </w:t>
+      </w:r>
+      <w:proofErr w:type="gramStart"/>
+      <w:r>
+        <w:rPr>
+          <w:b/>
+          <w:bCs/>
+        </w:rPr>
+        <w:t xml:space="preserve">Details </w:t>
       </w:r>
       <w:r>
         <w:t>:</w:t>
       </w:r>
+      <w:proofErr w:type="gramEnd"/>
     </w:p>
     <w:p>
       <w:pPr>
@@ -3344,7 +3590,7 @@
     <w:p>
       <w:pPr>
         <w:tabs>
-          <w:tab w:val="num" w:pos="1440"/>
+          <w:tab w:val="left" w:pos="1440"/>
         </w:tabs>
         <w:ind w:left="1440"/>
       </w:pPr>
@@ -3353,11 +3599,20 @@
           <w:b/>
           <w:bCs/>
         </w:rPr>
-        <w:t xml:space="preserve">Navigate Pages </w:t>
+        <w:t xml:space="preserve">Navigate </w:t>
+      </w:r>
+      <w:proofErr w:type="gramStart"/>
+      <w:r>
+        <w:rPr>
+          <w:b/>
+          <w:bCs/>
+        </w:rPr>
+        <w:t xml:space="preserve">Pages </w:t>
       </w:r>
       <w:r>
         <w:t>:</w:t>
       </w:r>
+      <w:proofErr w:type="gramEnd"/>
     </w:p>
     <w:p>
       <w:pPr>
@@ -3390,7 +3645,7 @@
     <w:p>
       <w:pPr>
         <w:tabs>
-          <w:tab w:val="num" w:pos="1440"/>
+          <w:tab w:val="left" w:pos="1440"/>
         </w:tabs>
         <w:ind w:left="1440"/>
       </w:pPr>
@@ -3399,18 +3654,30 @@
           <w:b/>
           <w:bCs/>
         </w:rPr>
-        <w:t xml:space="preserve">Refresh Data </w:t>
+        <w:t xml:space="preserve">Refresh </w:t>
+      </w:r>
+      <w:proofErr w:type="gramStart"/>
+      <w:r>
+        <w:rPr>
+          <w:b/>
+          <w:bCs/>
+        </w:rPr>
+        <w:t xml:space="preserve">Data </w:t>
       </w:r>
       <w:r>
         <w:t>:</w:t>
       </w:r>
+      <w:proofErr w:type="gramEnd"/>
     </w:p>
     <w:p>
       <w:pPr>
         <w:ind w:left="1440"/>
       </w:pPr>
       <w:r>
-        <w:t xml:space="preserve">If new students are added to the database or XP values are updated, click the </w:t>
+        <w:t>If new students are</w:t>
+      </w:r>
+      <w:r>
+        <w:t xml:space="preserve"> added to the database or XP values are updated, click the </w:t>
       </w:r>
       <w:r>
         <w:rPr>
@@ -3448,11 +3715,52 @@
       </w:pPr>
       <w:r>
         <w:rPr>
-          <w:lang w:val="en-IN"/>
-        </w:rPr>
-        <w:pict w14:anchorId="1CEF40DD">
-          <v:rect id="_x0000_i1131" style="width:0;height:1.5pt" o:hralign="center" o:hrstd="t" o:hr="t" fillcolor="#a0a0a0" stroked="f"/>
-        </w:pict>
+          <w:noProof/>
+        </w:rPr>
+        <mc:AlternateContent>
+          <mc:Choice Requires="wps">
+            <w:drawing>
+              <wp:inline distT="0" distB="0" distL="0" distR="0" wp14:anchorId="2A57EF9F" wp14:editId="0A906D1F">
+                <wp:extent cx="5731510" cy="19050"/>
+                <wp:effectExtent l="0" t="0" r="0" b="0"/>
+                <wp:docPr id="24" name=""/>
+                <wp:cNvGraphicFramePr/>
+                <a:graphic xmlns:a="http://schemas.openxmlformats.org/drawingml/2006/main">
+                  <a:graphicData uri="http://schemas.microsoft.com/office/word/2010/wordprocessingShape">
+                    <wps:wsp>
+                      <wps:cNvSpPr/>
+                      <wps:spPr>
+                        <a:xfrm>
+                          <a:off x="0" y="0"/>
+                          <a:ext cx="5731560" cy="19080"/>
+                        </a:xfrm>
+                        <a:prstGeom prst="rect">
+                          <a:avLst/>
+                        </a:prstGeom>
+                        <a:solidFill>
+                          <a:srgbClr val="A0A0A0"/>
+                        </a:solidFill>
+                        <a:ln w="0">
+                          <a:noFill/>
+                        </a:ln>
+                      </wps:spPr>
+                      <wps:bodyPr/>
+                    </wps:wsp>
+                  </a:graphicData>
+                </a:graphic>
+              </wp:inline>
+            </w:drawing>
+          </mc:Choice>
+          <mc:Fallback>
+            <w:pict>
+              <v:rect id="shape_0" fillcolor="#a0a0a0" stroked="f" o:allowincell="f" style="position:absolute;margin-left:0pt;margin-top:-1.55pt;width:451.25pt;height:1.45pt;mso-wrap-style:none;v-text-anchor:middle;mso-position-horizontal:center;mso-position-vertical:top">
+                <v:fill o:detectmouseclick="t" type="solid" color2="#5f5f5f"/>
+                <v:stroke color="#3465a4" joinstyle="round" endcap="flat"/>
+                <w10:wrap type="topAndBottom"/>
+              </v:rect>
+            </w:pict>
+          </mc:Fallback>
+        </mc:AlternateContent>
       </w:r>
     </w:p>
     <w:p>
@@ -3462,7 +3770,7 @@
           <w:lang w:val="en-IN"/>
         </w:rPr>
       </w:pPr>
-      <w:bookmarkStart w:id="6" w:name="_Toc193229968"/>
+      <w:bookmarkStart w:id="6" w:name="_Toc193295093"/>
       <w:r>
         <w:rPr>
           <w:lang w:val="en-IN"/>
@@ -3513,7 +3821,7 @@
         <w:pStyle w:val="ListParagraph"/>
         <w:numPr>
           <w:ilvl w:val="0"/>
-          <w:numId w:val="11"/>
+          <w:numId w:val="6"/>
         </w:numPr>
         <w:rPr>
           <w:lang w:val="en-IN"/>
@@ -3536,13 +3844,12 @@
       <w:r>
         <w:rPr>
           <w:noProof/>
-          <w:lang w:val="en-IN"/>
         </w:rPr>
         <w:drawing>
-          <wp:inline distT="0" distB="0" distL="0" distR="0" wp14:anchorId="385345AC" wp14:editId="71C381DF">
+          <wp:inline distT="0" distB="0" distL="0" distR="0" wp14:anchorId="61B7073D" wp14:editId="459DAC37">
             <wp:extent cx="5731510" cy="2665095"/>
-            <wp:effectExtent l="0" t="0" r="2540" b="1905"/>
-            <wp:docPr id="499364169" name="Picture 1" descr="A screenshot of a computer&#10;&#10;AI-generated content may be incorrect."/>
+            <wp:effectExtent l="0" t="0" r="0" b="0"/>
+            <wp:docPr id="25" name="Image12" descr="A screenshot of a computer&#10;&#10;AI-generated content may be incorrect."/>
             <wp:cNvGraphicFramePr>
               <a:graphicFrameLocks xmlns:a="http://schemas.openxmlformats.org/drawingml/2006/main" noChangeAspect="1"/>
             </wp:cNvGraphicFramePr>
@@ -3550,8 +3857,10 @@
               <a:graphicData uri="http://schemas.openxmlformats.org/drawingml/2006/picture">
                 <pic:pic xmlns:pic="http://schemas.openxmlformats.org/drawingml/2006/picture">
                   <pic:nvPicPr>
-                    <pic:cNvPr id="499364169" name="Picture 1" descr="A screenshot of a computer&#10;&#10;AI-generated content may be incorrect."/>
-                    <pic:cNvPicPr/>
+                    <pic:cNvPr id="25" name="Image12" descr="A screenshot of a computer&#10;&#10;AI-generated content may be incorrect."/>
+                    <pic:cNvPicPr>
+                      <a:picLocks noChangeAspect="1" noChangeArrowheads="1"/>
+                    </pic:cNvPicPr>
                   </pic:nvPicPr>
                   <pic:blipFill>
                     <a:blip r:embed="rId21"/>
@@ -3559,7 +3868,7 @@
                       <a:fillRect/>
                     </a:stretch>
                   </pic:blipFill>
-                  <pic:spPr>
+                  <pic:spPr bwMode="auto">
                     <a:xfrm>
                       <a:off x="0" y="0"/>
                       <a:ext cx="5731510" cy="2665095"/>
@@ -3580,7 +3889,7 @@
         <w:pStyle w:val="ListParagraph"/>
         <w:numPr>
           <w:ilvl w:val="0"/>
-          <w:numId w:val="11"/>
+          <w:numId w:val="6"/>
         </w:numPr>
         <w:rPr>
           <w:lang w:val="en-IN"/>
@@ -3603,14 +3912,13 @@
       <w:r>
         <w:rPr>
           <w:noProof/>
-          <w:lang w:val="en-IN"/>
         </w:rPr>
         <w:lastRenderedPageBreak/>
         <w:drawing>
-          <wp:inline distT="0" distB="0" distL="0" distR="0" wp14:anchorId="21350F84" wp14:editId="171380EC">
+          <wp:inline distT="0" distB="0" distL="0" distR="0" wp14:anchorId="4CE499E3" wp14:editId="78F0867B">
             <wp:extent cx="5731510" cy="2644140"/>
-            <wp:effectExtent l="0" t="0" r="2540" b="3810"/>
-            <wp:docPr id="1703606555" name="Picture 1" descr="A screenshot of a computer&#10;&#10;AI-generated content may be incorrect."/>
+            <wp:effectExtent l="0" t="0" r="0" b="0"/>
+            <wp:docPr id="26" name="Image13" descr="A screenshot of a computer&#10;&#10;AI-generated content may be incorrect."/>
             <wp:cNvGraphicFramePr>
               <a:graphicFrameLocks xmlns:a="http://schemas.openxmlformats.org/drawingml/2006/main" noChangeAspect="1"/>
             </wp:cNvGraphicFramePr>
@@ -3618,8 +3926,10 @@
               <a:graphicData uri="http://schemas.openxmlformats.org/drawingml/2006/picture">
                 <pic:pic xmlns:pic="http://schemas.openxmlformats.org/drawingml/2006/picture">
                   <pic:nvPicPr>
-                    <pic:cNvPr id="1703606555" name="Picture 1" descr="A screenshot of a computer&#10;&#10;AI-generated content may be incorrect."/>
-                    <pic:cNvPicPr/>
+                    <pic:cNvPr id="26" name="Image13" descr="A screenshot of a computer&#10;&#10;AI-generated content may be incorrect."/>
+                    <pic:cNvPicPr>
+                      <a:picLocks noChangeAspect="1" noChangeArrowheads="1"/>
+                    </pic:cNvPicPr>
                   </pic:nvPicPr>
                   <pic:blipFill>
                     <a:blip r:embed="rId22"/>
@@ -3627,7 +3937,7 @@
                       <a:fillRect/>
                     </a:stretch>
                   </pic:blipFill>
-                  <pic:spPr>
+                  <pic:spPr bwMode="auto">
                     <a:xfrm>
                       <a:off x="0" y="0"/>
                       <a:ext cx="5731510" cy="2644140"/>
@@ -3648,7 +3958,7 @@
         <w:pStyle w:val="ListParagraph"/>
         <w:numPr>
           <w:ilvl w:val="0"/>
-          <w:numId w:val="11"/>
+          <w:numId w:val="6"/>
         </w:numPr>
         <w:rPr>
           <w:lang w:val="en-IN"/>
@@ -3671,13 +3981,12 @@
       <w:r>
         <w:rPr>
           <w:noProof/>
-          <w:lang w:val="en-IN"/>
         </w:rPr>
         <w:drawing>
-          <wp:inline distT="0" distB="0" distL="0" distR="0" wp14:anchorId="34B204F4" wp14:editId="66131466">
+          <wp:inline distT="0" distB="0" distL="0" distR="0" wp14:anchorId="3E6427E7" wp14:editId="235B8F47">
             <wp:extent cx="5731510" cy="2644140"/>
-            <wp:effectExtent l="0" t="0" r="2540" b="3810"/>
-            <wp:docPr id="1894425435" name="Picture 1" descr="A screenshot of a computer&#10;&#10;AI-generated content may be incorrect."/>
+            <wp:effectExtent l="0" t="0" r="0" b="0"/>
+            <wp:docPr id="27" name="Image14" descr="A screenshot of a computer&#10;&#10;AI-generated content may be incorrect."/>
             <wp:cNvGraphicFramePr>
               <a:graphicFrameLocks xmlns:a="http://schemas.openxmlformats.org/drawingml/2006/main" noChangeAspect="1"/>
             </wp:cNvGraphicFramePr>
@@ -3685,8 +3994,10 @@
               <a:graphicData uri="http://schemas.openxmlformats.org/drawingml/2006/picture">
                 <pic:pic xmlns:pic="http://schemas.openxmlformats.org/drawingml/2006/picture">
                   <pic:nvPicPr>
-                    <pic:cNvPr id="1894425435" name="Picture 1" descr="A screenshot of a computer&#10;&#10;AI-generated content may be incorrect."/>
-                    <pic:cNvPicPr/>
+                    <pic:cNvPr id="27" name="Image14" descr="A screenshot of a computer&#10;&#10;AI-generated content may be incorrect."/>
+                    <pic:cNvPicPr>
+                      <a:picLocks noChangeAspect="1" noChangeArrowheads="1"/>
+                    </pic:cNvPicPr>
                   </pic:nvPicPr>
                   <pic:blipFill>
                     <a:blip r:embed="rId23"/>
@@ -3694,7 +4005,7 @@
                       <a:fillRect/>
                     </a:stretch>
                   </pic:blipFill>
-                  <pic:spPr>
+                  <pic:spPr bwMode="auto">
                     <a:xfrm>
                       <a:off x="0" y="0"/>
                       <a:ext cx="5731510" cy="2644140"/>
@@ -3715,7 +4026,7 @@
         <w:pStyle w:val="ListParagraph"/>
         <w:numPr>
           <w:ilvl w:val="0"/>
-          <w:numId w:val="11"/>
+          <w:numId w:val="6"/>
         </w:numPr>
         <w:rPr>
           <w:lang w:val="en-IN"/>
@@ -3725,19 +4036,13 @@
         <w:rPr>
           <w:lang w:val="en-IN"/>
         </w:rPr>
-        <w:t xml:space="preserve">After 5 </w:t>
-      </w:r>
-      <w:r>
-        <w:rPr>
-          <w:lang w:val="en-IN"/>
-        </w:rPr>
-        <w:t>courses</w:t>
-      </w:r>
-      <w:r>
-        <w:rPr>
-          <w:lang w:val="en-IN"/>
-        </w:rPr>
-        <w:t xml:space="preserve"> have been marked as completed, the bronze badge will be awarded</w:t>
+        <w:t>After 5 courses have been marked as completed, the bronze badge will be awar</w:t>
+      </w:r>
+      <w:r>
+        <w:rPr>
+          <w:lang w:val="en-IN"/>
+        </w:rPr>
+        <w:t>ded</w:t>
       </w:r>
     </w:p>
     <w:p>
@@ -3750,13 +4055,12 @@
       <w:r>
         <w:rPr>
           <w:noProof/>
-          <w:lang w:val="en-IN"/>
         </w:rPr>
         <w:drawing>
-          <wp:inline distT="0" distB="0" distL="0" distR="0" wp14:anchorId="1BB348A5" wp14:editId="00B21643">
+          <wp:inline distT="0" distB="0" distL="0" distR="0" wp14:anchorId="0A945FC7" wp14:editId="792B059E">
             <wp:extent cx="5731510" cy="2660650"/>
-            <wp:effectExtent l="0" t="0" r="2540" b="6350"/>
-            <wp:docPr id="645820143" name="Picture 1" descr="A screenshot of a computer&#10;&#10;AI-generated content may be incorrect."/>
+            <wp:effectExtent l="0" t="0" r="0" b="0"/>
+            <wp:docPr id="28" name="Image15" descr="A screenshot of a computer&#10;&#10;AI-generated content may be incorrect."/>
             <wp:cNvGraphicFramePr>
               <a:graphicFrameLocks xmlns:a="http://schemas.openxmlformats.org/drawingml/2006/main" noChangeAspect="1"/>
             </wp:cNvGraphicFramePr>
@@ -3764,8 +4068,10 @@
               <a:graphicData uri="http://schemas.openxmlformats.org/drawingml/2006/picture">
                 <pic:pic xmlns:pic="http://schemas.openxmlformats.org/drawingml/2006/picture">
                   <pic:nvPicPr>
-                    <pic:cNvPr id="645820143" name="Picture 1" descr="A screenshot of a computer&#10;&#10;AI-generated content may be incorrect."/>
-                    <pic:cNvPicPr/>
+                    <pic:cNvPr id="28" name="Image15" descr="A screenshot of a computer&#10;&#10;AI-generated content may be incorrect."/>
+                    <pic:cNvPicPr>
+                      <a:picLocks noChangeAspect="1" noChangeArrowheads="1"/>
+                    </pic:cNvPicPr>
                   </pic:nvPicPr>
                   <pic:blipFill>
                     <a:blip r:embed="rId24"/>
@@ -3773,7 +4079,7 @@
                       <a:fillRect/>
                     </a:stretch>
                   </pic:blipFill>
-                  <pic:spPr>
+                  <pic:spPr bwMode="auto">
                     <a:xfrm>
                       <a:off x="0" y="0"/>
                       <a:ext cx="5731510" cy="2660650"/>
@@ -3794,7 +4100,7 @@
         <w:pStyle w:val="ListParagraph"/>
         <w:numPr>
           <w:ilvl w:val="0"/>
-          <w:numId w:val="11"/>
+          <w:numId w:val="6"/>
         </w:numPr>
         <w:rPr>
           <w:lang w:val="en-IN"/>
@@ -3804,19 +4110,7 @@
         <w:rPr>
           <w:lang w:val="en-IN"/>
         </w:rPr>
-        <w:t xml:space="preserve">After 10 courses have been marked as completed, the </w:t>
-      </w:r>
-      <w:r>
-        <w:rPr>
-          <w:lang w:val="en-IN"/>
-        </w:rPr>
-        <w:t>silver</w:t>
-      </w:r>
-      <w:r>
-        <w:rPr>
-          <w:lang w:val="en-IN"/>
-        </w:rPr>
-        <w:t xml:space="preserve"> badge will be awarded</w:t>
+        <w:t>After 10 courses have been marked as completed, the silver badge will be awarded</w:t>
       </w:r>
     </w:p>
     <w:p>
@@ -3829,14 +4123,13 @@
       <w:r>
         <w:rPr>
           <w:noProof/>
-          <w:lang w:val="en-IN"/>
         </w:rPr>
         <w:lastRenderedPageBreak/>
         <w:drawing>
-          <wp:inline distT="0" distB="0" distL="0" distR="0" wp14:anchorId="1AB4A735" wp14:editId="125E2603">
+          <wp:inline distT="0" distB="0" distL="0" distR="0" wp14:anchorId="028384AD" wp14:editId="0A858125">
             <wp:extent cx="5731510" cy="2675890"/>
-            <wp:effectExtent l="0" t="0" r="2540" b="0"/>
-            <wp:docPr id="1456588118" name="Picture 1" descr="A screenshot of a computer&#10;&#10;AI-generated content may be incorrect."/>
+            <wp:effectExtent l="0" t="0" r="0" b="0"/>
+            <wp:docPr id="29" name="Image16" descr="A screenshot of a computer&#10;&#10;AI-generated content may be incorrect."/>
             <wp:cNvGraphicFramePr>
               <a:graphicFrameLocks xmlns:a="http://schemas.openxmlformats.org/drawingml/2006/main" noChangeAspect="1"/>
             </wp:cNvGraphicFramePr>
@@ -3844,8 +4137,10 @@
               <a:graphicData uri="http://schemas.openxmlformats.org/drawingml/2006/picture">
                 <pic:pic xmlns:pic="http://schemas.openxmlformats.org/drawingml/2006/picture">
                   <pic:nvPicPr>
-                    <pic:cNvPr id="1456588118" name="Picture 1" descr="A screenshot of a computer&#10;&#10;AI-generated content may be incorrect."/>
-                    <pic:cNvPicPr/>
+                    <pic:cNvPr id="29" name="Image16" descr="A screenshot of a computer&#10;&#10;AI-generated content may be incorrect."/>
+                    <pic:cNvPicPr>
+                      <a:picLocks noChangeAspect="1" noChangeArrowheads="1"/>
+                    </pic:cNvPicPr>
                   </pic:nvPicPr>
                   <pic:blipFill>
                     <a:blip r:embed="rId25"/>
@@ -3853,7 +4148,7 @@
                       <a:fillRect/>
                     </a:stretch>
                   </pic:blipFill>
-                  <pic:spPr>
+                  <pic:spPr bwMode="auto">
                     <a:xfrm>
                       <a:off x="0" y="0"/>
                       <a:ext cx="5731510" cy="2675890"/>
@@ -3874,7 +4169,7 @@
         <w:pStyle w:val="ListParagraph"/>
         <w:numPr>
           <w:ilvl w:val="0"/>
-          <w:numId w:val="11"/>
+          <w:numId w:val="6"/>
         </w:numPr>
         <w:rPr>
           <w:lang w:val="en-IN"/>
@@ -3884,19 +4179,7 @@
         <w:rPr>
           <w:lang w:val="en-IN"/>
         </w:rPr>
-        <w:t xml:space="preserve">After 20 courses have been marked as completed, the </w:t>
-      </w:r>
-      <w:r>
-        <w:rPr>
-          <w:lang w:val="en-IN"/>
-        </w:rPr>
-        <w:t>gold</w:t>
-      </w:r>
-      <w:r>
-        <w:rPr>
-          <w:lang w:val="en-IN"/>
-        </w:rPr>
-        <w:t xml:space="preserve"> badge will be awarded</w:t>
+        <w:t>After 20 courses have been marked as completed, the gold badge will be awarded</w:t>
       </w:r>
     </w:p>
     <w:p>
@@ -3909,13 +4192,12 @@
       <w:r>
         <w:rPr>
           <w:noProof/>
-          <w:lang w:val="en-IN"/>
         </w:rPr>
         <w:drawing>
-          <wp:inline distT="0" distB="0" distL="0" distR="0" wp14:anchorId="1EDC4340" wp14:editId="5E199B5E">
+          <wp:inline distT="0" distB="0" distL="0" distR="0" wp14:anchorId="3EB826EF" wp14:editId="39BA7C07">
             <wp:extent cx="5731510" cy="2616835"/>
-            <wp:effectExtent l="0" t="0" r="2540" b="0"/>
-            <wp:docPr id="338356328" name="Picture 1" descr="A screenshot of a computer&#10;&#10;AI-generated content may be incorrect."/>
+            <wp:effectExtent l="0" t="0" r="0" b="0"/>
+            <wp:docPr id="30" name="Image17" descr="A screenshot of a computer&#10;&#10;AI-generated content may be incorrect."/>
             <wp:cNvGraphicFramePr>
               <a:graphicFrameLocks xmlns:a="http://schemas.openxmlformats.org/drawingml/2006/main" noChangeAspect="1"/>
             </wp:cNvGraphicFramePr>
@@ -3923,8 +4205,10 @@
               <a:graphicData uri="http://schemas.openxmlformats.org/drawingml/2006/picture">
                 <pic:pic xmlns:pic="http://schemas.openxmlformats.org/drawingml/2006/picture">
                   <pic:nvPicPr>
-                    <pic:cNvPr id="338356328" name="Picture 1" descr="A screenshot of a computer&#10;&#10;AI-generated content may be incorrect."/>
-                    <pic:cNvPicPr/>
+                    <pic:cNvPr id="30" name="Image17" descr="A screenshot of a computer&#10;&#10;AI-generated content may be incorrect."/>
+                    <pic:cNvPicPr>
+                      <a:picLocks noChangeAspect="1" noChangeArrowheads="1"/>
+                    </pic:cNvPicPr>
                   </pic:nvPicPr>
                   <pic:blipFill>
                     <a:blip r:embed="rId26"/>
@@ -3932,7 +4216,7 @@
                       <a:fillRect/>
                     </a:stretch>
                   </pic:blipFill>
-                  <pic:spPr>
+                  <pic:spPr bwMode="auto">
                     <a:xfrm>
                       <a:off x="0" y="0"/>
                       <a:ext cx="5731510" cy="2616835"/>
@@ -3964,19 +4248,793 @@
       </w:pPr>
       <w:r>
         <w:rPr>
-          <w:lang w:val="en-IN"/>
-        </w:rPr>
-        <w:pict w14:anchorId="21981596">
-          <v:rect id="_x0000_i1033" style="width:0;height:1.5pt" o:hralign="center" o:hrstd="t" o:hr="t" fillcolor="#a0a0a0" stroked="f"/>
-        </w:pict>
-      </w:r>
-    </w:p>
-    <w:p>
-      <w:pPr>
-        <w:rPr>
-          <w:lang w:val="en-IN"/>
-        </w:rPr>
-      </w:pPr>
+          <w:noProof/>
+        </w:rPr>
+        <mc:AlternateContent>
+          <mc:Choice Requires="wps">
+            <w:drawing>
+              <wp:inline distT="0" distB="0" distL="0" distR="0" wp14:anchorId="4234E199" wp14:editId="01BF883F">
+                <wp:extent cx="5731510" cy="19050"/>
+                <wp:effectExtent l="0" t="0" r="0" b="0"/>
+                <wp:docPr id="31" name=""/>
+                <wp:cNvGraphicFramePr/>
+                <a:graphic xmlns:a="http://schemas.openxmlformats.org/drawingml/2006/main">
+                  <a:graphicData uri="http://schemas.microsoft.com/office/word/2010/wordprocessingShape">
+                    <wps:wsp>
+                      <wps:cNvSpPr/>
+                      <wps:spPr>
+                        <a:xfrm>
+                          <a:off x="0" y="0"/>
+                          <a:ext cx="5731560" cy="19080"/>
+                        </a:xfrm>
+                        <a:prstGeom prst="rect">
+                          <a:avLst/>
+                        </a:prstGeom>
+                        <a:solidFill>
+                          <a:srgbClr val="A0A0A0"/>
+                        </a:solidFill>
+                        <a:ln w="0">
+                          <a:noFill/>
+                        </a:ln>
+                      </wps:spPr>
+                      <wps:bodyPr/>
+                    </wps:wsp>
+                  </a:graphicData>
+                </a:graphic>
+              </wp:inline>
+            </w:drawing>
+          </mc:Choice>
+          <mc:Fallback>
+            <w:pict>
+              <v:rect id="shape_0" fillcolor="#a0a0a0" stroked="f" o:allowincell="f" style="position:absolute;margin-left:0pt;margin-top:-1.55pt;width:451.25pt;height:1.45pt;mso-wrap-style:none;v-text-anchor:middle;mso-position-horizontal:center;mso-position-vertical:top">
+                <v:fill o:detectmouseclick="t" type="solid" color2="#5f5f5f"/>
+                <v:stroke color="#3465a4" joinstyle="round" endcap="flat"/>
+                <w10:wrap type="topAndBottom"/>
+              </v:rect>
+            </w:pict>
+          </mc:Fallback>
+        </mc:AlternateContent>
+      </w:r>
+    </w:p>
+    <w:p>
+      <w:pPr>
+        <w:rPr>
+          <w:lang w:val="en-IN"/>
+        </w:rPr>
+      </w:pPr>
+      <w:r>
+        <w:br w:type="page"/>
+      </w:r>
+    </w:p>
+    <w:p>
+      <w:pPr>
+        <w:pStyle w:val="Heading1"/>
+        <w:rPr>
+          <w:lang w:val="en-IN"/>
+        </w:rPr>
+      </w:pPr>
+      <w:bookmarkStart w:id="7" w:name="_Toc193295094"/>
+      <w:r>
+        <w:lastRenderedPageBreak/>
+        <w:t>8. Flashcard maker</w:t>
+      </w:r>
+      <w:bookmarkEnd w:id="7"/>
+    </w:p>
+    <w:p>
+      <w:pPr>
+        <w:rPr>
+          <w:lang w:val="en-IN"/>
+        </w:rPr>
+      </w:pPr>
+      <w:r>
+        <w:rPr>
+          <w:b/>
+          <w:bCs/>
+          <w:lang w:val="en-IN"/>
+        </w:rPr>
+        <w:t>Overview: Create flashcards and test users’</w:t>
+      </w:r>
+      <w:r>
+        <w:rPr>
+          <w:b/>
+          <w:bCs/>
+          <w:lang w:val="en-IN"/>
+        </w:rPr>
+        <w:t xml:space="preserve"> knowledge</w:t>
+      </w:r>
+    </w:p>
+    <w:p>
+      <w:pPr>
+        <w:rPr>
+          <w:lang w:val="en-IN"/>
+        </w:rPr>
+      </w:pPr>
+      <w:r>
+        <w:t>This feat</w:t>
+      </w:r>
+      <w:r>
+        <w:t>ure of the application will allow users to create their own flashcards to help them revises for their courses and test their knowledge. When the program is first loaded the main menu will load up so that the user can create their flashcard or play the game</w:t>
+      </w:r>
+      <w:r>
+        <w:t>.</w:t>
+      </w:r>
+    </w:p>
+    <w:p>
+      <w:pPr>
+        <w:rPr>
+          <w:lang w:val="en-IN"/>
+        </w:rPr>
+      </w:pPr>
+      <w:r>
+        <w:rPr>
+          <w:noProof/>
+        </w:rPr>
+        <w:drawing>
+          <wp:anchor distT="0" distB="0" distL="0" distR="0" simplePos="0" relativeHeight="37" behindDoc="0" locked="0" layoutInCell="0" allowOverlap="1" wp14:anchorId="2BDA8E50" wp14:editId="7A925A18">
+            <wp:simplePos x="0" y="0"/>
+            <wp:positionH relativeFrom="column">
+              <wp:align>center</wp:align>
+            </wp:positionH>
+            <wp:positionV relativeFrom="paragraph">
+              <wp:posOffset>635</wp:posOffset>
+            </wp:positionV>
+            <wp:extent cx="2545715" cy="1478280"/>
+            <wp:effectExtent l="0" t="0" r="0" b="0"/>
+            <wp:wrapSquare wrapText="largest"/>
+            <wp:docPr id="32" name="Image21"/>
+            <wp:cNvGraphicFramePr>
+              <a:graphicFrameLocks xmlns:a="http://schemas.openxmlformats.org/drawingml/2006/main" noChangeAspect="1"/>
+            </wp:cNvGraphicFramePr>
+            <a:graphic xmlns:a="http://schemas.openxmlformats.org/drawingml/2006/main">
+              <a:graphicData uri="http://schemas.openxmlformats.org/drawingml/2006/picture">
+                <pic:pic xmlns:pic="http://schemas.openxmlformats.org/drawingml/2006/picture">
+                  <pic:nvPicPr>
+                    <pic:cNvPr id="32" name="Image21"/>
+                    <pic:cNvPicPr>
+                      <a:picLocks noChangeAspect="1" noChangeArrowheads="1"/>
+                    </pic:cNvPicPr>
+                  </pic:nvPicPr>
+                  <pic:blipFill>
+                    <a:blip r:embed="rId27"/>
+                    <a:stretch>
+                      <a:fillRect/>
+                    </a:stretch>
+                  </pic:blipFill>
+                  <pic:spPr bwMode="auto">
+                    <a:xfrm>
+                      <a:off x="0" y="0"/>
+                      <a:ext cx="2545715" cy="1478280"/>
+                    </a:xfrm>
+                    <a:prstGeom prst="rect">
+                      <a:avLst/>
+                    </a:prstGeom>
+                  </pic:spPr>
+                </pic:pic>
+              </a:graphicData>
+            </a:graphic>
+          </wp:anchor>
+        </w:drawing>
+      </w:r>
+    </w:p>
+    <w:p>
+      <w:pPr>
+        <w:rPr>
+          <w:lang w:val="en-IN"/>
+        </w:rPr>
+      </w:pPr>
+    </w:p>
+    <w:p>
+      <w:pPr>
+        <w:rPr>
+          <w:lang w:val="en-IN"/>
+        </w:rPr>
+      </w:pPr>
+    </w:p>
+    <w:p>
+      <w:pPr>
+        <w:rPr>
+          <w:lang w:val="en-IN"/>
+        </w:rPr>
+      </w:pPr>
+    </w:p>
+    <w:p>
+      <w:pPr>
+        <w:rPr>
+          <w:lang w:val="en-IN"/>
+        </w:rPr>
+      </w:pPr>
+    </w:p>
+    <w:p>
+      <w:pPr>
+        <w:rPr>
+          <w:lang w:val="en-IN"/>
+        </w:rPr>
+      </w:pPr>
+    </w:p>
+    <w:p>
+      <w:pPr>
+        <w:rPr>
+          <w:lang w:val="en-IN"/>
+        </w:rPr>
+      </w:pPr>
+      <w:r>
+        <w:t>This program works by first having the user to create their flashcards with the help of validations and other features of the program such as the remove button if they don’t want the flashcard any more. This ensures that no issues arise</w:t>
+      </w:r>
+      <w:r>
+        <w:t xml:space="preserve"> in the ne</w:t>
+      </w:r>
+      <w:r>
+        <w:t>xt phase and that the flashcards are accurately correct to what the user wants.</w:t>
+      </w:r>
+    </w:p>
+    <w:p>
+      <w:pPr>
+        <w:rPr>
+          <w:lang w:val="en-IN"/>
+        </w:rPr>
+      </w:pPr>
+    </w:p>
+    <w:p>
+      <w:pPr>
+        <w:rPr>
+          <w:lang w:val="en-IN"/>
+        </w:rPr>
+      </w:pPr>
+      <w:r>
+        <w:rPr>
+          <w:noProof/>
+        </w:rPr>
+        <w:drawing>
+          <wp:anchor distT="0" distB="0" distL="0" distR="0" simplePos="0" relativeHeight="33" behindDoc="0" locked="0" layoutInCell="0" allowOverlap="1" wp14:anchorId="5B97430D" wp14:editId="54F43F22">
+            <wp:simplePos x="0" y="0"/>
+            <wp:positionH relativeFrom="column">
+              <wp:posOffset>436245</wp:posOffset>
+            </wp:positionH>
+            <wp:positionV relativeFrom="paragraph">
+              <wp:posOffset>90170</wp:posOffset>
+            </wp:positionV>
+            <wp:extent cx="3540125" cy="2179955"/>
+            <wp:effectExtent l="0" t="0" r="0" b="0"/>
+            <wp:wrapSquare wrapText="largest"/>
+            <wp:docPr id="33" name="Image1"/>
+            <wp:cNvGraphicFramePr>
+              <a:graphicFrameLocks xmlns:a="http://schemas.openxmlformats.org/drawingml/2006/main" noChangeAspect="1"/>
+            </wp:cNvGraphicFramePr>
+            <a:graphic xmlns:a="http://schemas.openxmlformats.org/drawingml/2006/main">
+              <a:graphicData uri="http://schemas.openxmlformats.org/drawingml/2006/picture">
+                <pic:pic xmlns:pic="http://schemas.openxmlformats.org/drawingml/2006/picture">
+                  <pic:nvPicPr>
+                    <pic:cNvPr id="33" name="Image1"/>
+                    <pic:cNvPicPr>
+                      <a:picLocks noChangeAspect="1" noChangeArrowheads="1"/>
+                    </pic:cNvPicPr>
+                  </pic:nvPicPr>
+                  <pic:blipFill>
+                    <a:blip r:embed="rId28"/>
+                    <a:stretch>
+                      <a:fillRect/>
+                    </a:stretch>
+                  </pic:blipFill>
+                  <pic:spPr bwMode="auto">
+                    <a:xfrm>
+                      <a:off x="0" y="0"/>
+                      <a:ext cx="3540125" cy="2179955"/>
+                    </a:xfrm>
+                    <a:prstGeom prst="rect">
+                      <a:avLst/>
+                    </a:prstGeom>
+                  </pic:spPr>
+                </pic:pic>
+              </a:graphicData>
+            </a:graphic>
+          </wp:anchor>
+        </w:drawing>
+      </w:r>
+    </w:p>
+    <w:p>
+      <w:pPr>
+        <w:rPr>
+          <w:lang w:val="en-IN"/>
+        </w:rPr>
+      </w:pPr>
+    </w:p>
+    <w:p>
+      <w:pPr>
+        <w:rPr>
+          <w:lang w:val="en-IN"/>
+        </w:rPr>
+      </w:pPr>
+    </w:p>
+    <w:p>
+      <w:pPr>
+        <w:rPr>
+          <w:lang w:val="en-IN"/>
+        </w:rPr>
+      </w:pPr>
+    </w:p>
+    <w:p>
+      <w:pPr>
+        <w:rPr>
+          <w:lang w:val="en-IN"/>
+        </w:rPr>
+      </w:pPr>
+    </w:p>
+    <w:p>
+      <w:pPr>
+        <w:rPr>
+          <w:lang w:val="en-IN"/>
+        </w:rPr>
+      </w:pPr>
+    </w:p>
+    <w:p>
+      <w:pPr>
+        <w:rPr>
+          <w:lang w:val="en-IN"/>
+        </w:rPr>
+      </w:pPr>
+    </w:p>
+    <w:p>
+      <w:pPr>
+        <w:rPr>
+          <w:lang w:val="en-IN"/>
+        </w:rPr>
+      </w:pPr>
+    </w:p>
+    <w:p>
+      <w:pPr>
+        <w:rPr>
+          <w:lang w:val="en-IN"/>
+        </w:rPr>
+      </w:pPr>
+    </w:p>
+    <w:p>
+      <w:pPr>
+        <w:rPr>
+          <w:lang w:val="en-IN"/>
+        </w:rPr>
+      </w:pPr>
+    </w:p>
+    <w:p>
+      <w:pPr>
+        <w:rPr>
+          <w:lang w:val="en-IN"/>
+        </w:rPr>
+      </w:pPr>
+      <w:r>
+        <w:t xml:space="preserve">After the user is happy with their </w:t>
+      </w:r>
+      <w:proofErr w:type="gramStart"/>
+      <w:r>
+        <w:t>flashcards</w:t>
+      </w:r>
+      <w:proofErr w:type="gramEnd"/>
+      <w:r>
+        <w:t xml:space="preserve"> they can participate in the game mode to test their knowledge in a timely manner if t</w:t>
+      </w:r>
+      <w:r>
+        <w:t xml:space="preserve">hey would like to. The user </w:t>
+      </w:r>
+      <w:r>
+        <w:t>will be first asked to select how long they would want their timer to be on for with a range of options from 2mins, 5mins, 10mins of unlimited time.</w:t>
+      </w:r>
+    </w:p>
+    <w:p>
+      <w:pPr>
+        <w:rPr>
+          <w:lang w:val="en-IN"/>
+        </w:rPr>
+      </w:pPr>
+      <w:r>
+        <w:rPr>
+          <w:noProof/>
+        </w:rPr>
+        <w:drawing>
+          <wp:anchor distT="0" distB="0" distL="0" distR="0" simplePos="0" relativeHeight="34" behindDoc="0" locked="0" layoutInCell="0" allowOverlap="1" wp14:anchorId="3926ED65" wp14:editId="256E00B4">
+            <wp:simplePos x="0" y="0"/>
+            <wp:positionH relativeFrom="column">
+              <wp:posOffset>379730</wp:posOffset>
+            </wp:positionH>
+            <wp:positionV relativeFrom="paragraph">
+              <wp:posOffset>133985</wp:posOffset>
+            </wp:positionV>
+            <wp:extent cx="2144395" cy="1085215"/>
+            <wp:effectExtent l="0" t="0" r="0" b="0"/>
+            <wp:wrapSquare wrapText="largest"/>
+            <wp:docPr id="34" name="Image18"/>
+            <wp:cNvGraphicFramePr>
+              <a:graphicFrameLocks xmlns:a="http://schemas.openxmlformats.org/drawingml/2006/main" noChangeAspect="1"/>
+            </wp:cNvGraphicFramePr>
+            <a:graphic xmlns:a="http://schemas.openxmlformats.org/drawingml/2006/main">
+              <a:graphicData uri="http://schemas.openxmlformats.org/drawingml/2006/picture">
+                <pic:pic xmlns:pic="http://schemas.openxmlformats.org/drawingml/2006/picture">
+                  <pic:nvPicPr>
+                    <pic:cNvPr id="34" name="Image18"/>
+                    <pic:cNvPicPr>
+                      <a:picLocks noChangeAspect="1" noChangeArrowheads="1"/>
+                    </pic:cNvPicPr>
+                  </pic:nvPicPr>
+                  <pic:blipFill>
+                    <a:blip r:embed="rId29"/>
+                    <a:stretch>
+                      <a:fillRect/>
+                    </a:stretch>
+                  </pic:blipFill>
+                  <pic:spPr bwMode="auto">
+                    <a:xfrm>
+                      <a:off x="0" y="0"/>
+                      <a:ext cx="2144395" cy="1085215"/>
+                    </a:xfrm>
+                    <a:prstGeom prst="rect">
+                      <a:avLst/>
+                    </a:prstGeom>
+                  </pic:spPr>
+                </pic:pic>
+              </a:graphicData>
+            </a:graphic>
+          </wp:anchor>
+        </w:drawing>
+      </w:r>
+    </w:p>
+    <w:p>
+      <w:pPr>
+        <w:rPr>
+          <w:lang w:val="en-IN"/>
+        </w:rPr>
+      </w:pPr>
+    </w:p>
+    <w:p>
+      <w:r>
+        <w:t>After the user has their option from above, the game will begin after they click on “start game” and the</w:t>
+      </w:r>
+      <w:r>
+        <w:t xml:space="preserve"> timer will start if they have selected any. The users </w:t>
+      </w:r>
+      <w:r>
+        <w:lastRenderedPageBreak/>
+        <w:t xml:space="preserve">will be asked questions from the </w:t>
+      </w:r>
+      <w:r>
+        <w:t>flashcards they have created and will have to answer them. The user’s</w:t>
+      </w:r>
+      <w:r>
+        <w:t xml:space="preserve"> input will be checked if its correct in which case a correct message will appear, but if the in</w:t>
+      </w:r>
+      <w:r>
+        <w:t>put is wrong then an</w:t>
+      </w:r>
+      <w:r>
+        <w:t xml:space="preserve"> incorrect message will appear alongside the right answer. A score streak will also be displayed if the user gets three answers correct in a row which will end if their steak ends due to an</w:t>
+      </w:r>
+      <w:r>
+        <w:t xml:space="preserve"> incorrect answer.</w:t>
+      </w:r>
+    </w:p>
+    <w:p>
+      <w:pPr>
+        <w:rPr>
+          <w:lang w:val="en-IN"/>
+        </w:rPr>
+      </w:pPr>
+      <w:r>
+        <w:rPr>
+          <w:noProof/>
+        </w:rPr>
+        <w:drawing>
+          <wp:anchor distT="0" distB="0" distL="0" distR="0" simplePos="0" relativeHeight="35" behindDoc="0" locked="0" layoutInCell="0" allowOverlap="1" wp14:anchorId="081DB809" wp14:editId="7729DF0C">
+            <wp:simplePos x="0" y="0"/>
+            <wp:positionH relativeFrom="column">
+              <wp:align>center</wp:align>
+            </wp:positionH>
+            <wp:positionV relativeFrom="paragraph">
+              <wp:posOffset>635</wp:posOffset>
+            </wp:positionV>
+            <wp:extent cx="4492625" cy="2058670"/>
+            <wp:effectExtent l="0" t="0" r="0" b="0"/>
+            <wp:wrapSquare wrapText="largest"/>
+            <wp:docPr id="35" name="Image19"/>
+            <wp:cNvGraphicFramePr>
+              <a:graphicFrameLocks xmlns:a="http://schemas.openxmlformats.org/drawingml/2006/main" noChangeAspect="1"/>
+            </wp:cNvGraphicFramePr>
+            <a:graphic xmlns:a="http://schemas.openxmlformats.org/drawingml/2006/main">
+              <a:graphicData uri="http://schemas.openxmlformats.org/drawingml/2006/picture">
+                <pic:pic xmlns:pic="http://schemas.openxmlformats.org/drawingml/2006/picture">
+                  <pic:nvPicPr>
+                    <pic:cNvPr id="35" name="Image19"/>
+                    <pic:cNvPicPr>
+                      <a:picLocks noChangeAspect="1" noChangeArrowheads="1"/>
+                    </pic:cNvPicPr>
+                  </pic:nvPicPr>
+                  <pic:blipFill>
+                    <a:blip r:embed="rId30"/>
+                    <a:stretch>
+                      <a:fillRect/>
+                    </a:stretch>
+                  </pic:blipFill>
+                  <pic:spPr bwMode="auto">
+                    <a:xfrm>
+                      <a:off x="0" y="0"/>
+                      <a:ext cx="4492625" cy="2058670"/>
+                    </a:xfrm>
+                    <a:prstGeom prst="rect">
+                      <a:avLst/>
+                    </a:prstGeom>
+                  </pic:spPr>
+                </pic:pic>
+              </a:graphicData>
+            </a:graphic>
+          </wp:anchor>
+        </w:drawing>
+      </w:r>
+      <w:r>
+        <w:t xml:space="preserve"> </w:t>
+      </w:r>
+    </w:p>
+    <w:p>
+      <w:pPr>
+        <w:rPr>
+          <w:lang w:val="en-IN"/>
+        </w:rPr>
+      </w:pPr>
+    </w:p>
+    <w:p>
+      <w:pPr>
+        <w:rPr>
+          <w:lang w:val="en-IN"/>
+        </w:rPr>
+      </w:pPr>
+    </w:p>
+    <w:p>
+      <w:pPr>
+        <w:rPr>
+          <w:lang w:val="en-IN"/>
+        </w:rPr>
+      </w:pPr>
+    </w:p>
+    <w:p>
+      <w:pPr>
+        <w:rPr>
+          <w:lang w:val="en-IN"/>
+        </w:rPr>
+      </w:pPr>
+    </w:p>
+    <w:p>
+      <w:pPr>
+        <w:rPr>
+          <w:lang w:val="en-IN"/>
+        </w:rPr>
+      </w:pPr>
+    </w:p>
+    <w:p>
+      <w:pPr>
+        <w:rPr>
+          <w:lang w:val="en-IN"/>
+        </w:rPr>
+      </w:pPr>
+    </w:p>
+    <w:p>
+      <w:pPr>
+        <w:rPr>
+          <w:lang w:val="en-IN"/>
+        </w:rPr>
+      </w:pPr>
+    </w:p>
+    <w:p>
+      <w:pPr>
+        <w:rPr>
+          <w:lang w:val="en-IN"/>
+        </w:rPr>
+      </w:pPr>
+      <w:r>
+        <w:rPr>
+          <w:lang w:val="en-IN"/>
+        </w:rPr>
+        <w:t xml:space="preserve">After the last </w:t>
+      </w:r>
+      <w:r>
+        <w:rPr>
+          <w:lang w:val="en-IN"/>
+        </w:rPr>
+        <w:t>question had been answered</w:t>
+      </w:r>
+      <w:r>
+        <w:rPr>
+          <w:lang w:val="en-IN"/>
+        </w:rPr>
+        <w:t xml:space="preserve"> the </w:t>
+      </w:r>
+      <w:proofErr w:type="gramStart"/>
+      <w:r>
+        <w:rPr>
+          <w:lang w:val="en-IN"/>
+        </w:rPr>
+        <w:t>users</w:t>
+      </w:r>
+      <w:proofErr w:type="gramEnd"/>
+      <w:r>
+        <w:rPr>
+          <w:lang w:val="en-IN"/>
+        </w:rPr>
+        <w:t xml:space="preserve"> results will appear to show how they have performed, with data such as what percentage they received</w:t>
+      </w:r>
+      <w:r>
+        <w:rPr>
+          <w:lang w:val="en-IN"/>
+        </w:rPr>
+        <w:t xml:space="preserve"> so they can reflect</w:t>
+      </w:r>
+      <w:r>
+        <w:rPr>
+          <w:lang w:val="en-IN"/>
+        </w:rPr>
+        <w:t xml:space="preserve"> on their attempt. A summary</w:t>
+      </w:r>
+      <w:r>
+        <w:rPr>
+          <w:lang w:val="en-IN"/>
+        </w:rPr>
+        <w:t xml:space="preserve"> will be shown</w:t>
+      </w:r>
+      <w:r>
+        <w:rPr>
+          <w:lang w:val="en-IN"/>
+        </w:rPr>
+        <w:t xml:space="preserve"> and the user can decide if to play again or go back to t</w:t>
+      </w:r>
+      <w:r>
+        <w:rPr>
+          <w:lang w:val="en-IN"/>
+        </w:rPr>
+        <w:t>he main menu.</w:t>
+      </w:r>
+    </w:p>
+    <w:p>
+      <w:r>
+        <w:rPr>
+          <w:noProof/>
+        </w:rPr>
+        <w:drawing>
+          <wp:anchor distT="0" distB="0" distL="0" distR="0" simplePos="0" relativeHeight="36" behindDoc="0" locked="0" layoutInCell="0" allowOverlap="1" wp14:anchorId="1C5ECEE4" wp14:editId="7C33BA4B">
+            <wp:simplePos x="0" y="0"/>
+            <wp:positionH relativeFrom="column">
+              <wp:align>center</wp:align>
+            </wp:positionH>
+            <wp:positionV relativeFrom="paragraph">
+              <wp:posOffset>635</wp:posOffset>
+            </wp:positionV>
+            <wp:extent cx="3709035" cy="2757805"/>
+            <wp:effectExtent l="0" t="0" r="0" b="0"/>
+            <wp:wrapSquare wrapText="largest"/>
+            <wp:docPr id="36" name="Image20"/>
+            <wp:cNvGraphicFramePr>
+              <a:graphicFrameLocks xmlns:a="http://schemas.openxmlformats.org/drawingml/2006/main" noChangeAspect="1"/>
+            </wp:cNvGraphicFramePr>
+            <a:graphic xmlns:a="http://schemas.openxmlformats.org/drawingml/2006/main">
+              <a:graphicData uri="http://schemas.openxmlformats.org/drawingml/2006/picture">
+                <pic:pic xmlns:pic="http://schemas.openxmlformats.org/drawingml/2006/picture">
+                  <pic:nvPicPr>
+                    <pic:cNvPr id="36" name="Image20"/>
+                    <pic:cNvPicPr>
+                      <a:picLocks noChangeAspect="1" noChangeArrowheads="1"/>
+                    </pic:cNvPicPr>
+                  </pic:nvPicPr>
+                  <pic:blipFill>
+                    <a:blip r:embed="rId31"/>
+                    <a:stretch>
+                      <a:fillRect/>
+                    </a:stretch>
+                  </pic:blipFill>
+                  <pic:spPr bwMode="auto">
+                    <a:xfrm>
+                      <a:off x="0" y="0"/>
+                      <a:ext cx="3709035" cy="2757805"/>
+                    </a:xfrm>
+                    <a:prstGeom prst="rect">
+                      <a:avLst/>
+                    </a:prstGeom>
+                  </pic:spPr>
+                </pic:pic>
+              </a:graphicData>
+            </a:graphic>
+          </wp:anchor>
+        </w:drawing>
+      </w:r>
+    </w:p>
+    <w:p>
+      <w:pPr>
+        <w:rPr>
+          <w:lang w:val="en-IN"/>
+        </w:rPr>
+      </w:pPr>
+    </w:p>
+    <w:p>
+      <w:pPr>
+        <w:rPr>
+          <w:lang w:val="en-IN"/>
+        </w:rPr>
+      </w:pPr>
+    </w:p>
+    <w:p>
+      <w:pPr>
+        <w:rPr>
+          <w:lang w:val="en-IN"/>
+        </w:rPr>
+      </w:pPr>
+    </w:p>
+    <w:p>
+      <w:pPr>
+        <w:rPr>
+          <w:lang w:val="en-IN"/>
+        </w:rPr>
+      </w:pPr>
+    </w:p>
+    <w:p>
+      <w:pPr>
+        <w:rPr>
+          <w:lang w:val="en-IN"/>
+        </w:rPr>
+      </w:pPr>
+    </w:p>
+    <w:p>
+      <w:pPr>
+        <w:rPr>
+          <w:lang w:val="en-IN"/>
+        </w:rPr>
+      </w:pPr>
+    </w:p>
+    <w:p>
+      <w:pPr>
+        <w:rPr>
+          <w:lang w:val="en-IN"/>
+        </w:rPr>
+      </w:pPr>
+    </w:p>
+    <w:p>
+      <w:pPr>
+        <w:rPr>
+          <w:lang w:val="en-IN"/>
+        </w:rPr>
+      </w:pPr>
+    </w:p>
+    <w:p>
+      <w:pPr>
+        <w:rPr>
+          <w:lang w:val="en-IN"/>
+        </w:rPr>
+      </w:pPr>
+    </w:p>
+    <w:p>
+      <w:r>
+        <w:rPr>
+          <w:lang w:val="en-IN"/>
+        </w:rPr>
+        <w:t>This program has been made user friendly with the help of validations and easily</w:t>
+      </w:r>
+      <w:r>
+        <w:rPr>
+          <w:lang w:val="en-IN"/>
+        </w:rPr>
+        <w:t xml:space="preserve"> understandable</w:t>
+      </w:r>
+      <w:r>
+        <w:rPr>
+          <w:lang w:val="en-IN"/>
+        </w:rPr>
+        <w:t xml:space="preserve"> navigation tools. It is also keyboard friendly, meaning</w:t>
+      </w:r>
+      <w:r>
+        <w:rPr>
+          <w:lang w:val="en-IN"/>
+        </w:rPr>
+        <w:t xml:space="preserve"> the user can easily enter their answers from the enter button on their keyboard for example and case sensitive</w:t>
+      </w:r>
+      <w:r>
+        <w:rPr>
+          <w:lang w:val="en-IN"/>
+        </w:rPr>
+        <w:t xml:space="preserve">. </w:t>
+      </w:r>
+    </w:p>
+    <w:p>
       <w:r>
         <w:rPr>
           <w:b/>
@@ -3988,20 +5046,21 @@
     </w:p>
     <w:p/>
     <w:sectPr>
-      <w:footerReference w:type="default" r:id="rId27"/>
+      <w:footerReference w:type="default" r:id="rId32"/>
       <w:pgSz w:w="11906" w:h="16838"/>
-      <w:pgMar w:top="1440" w:right="1440" w:bottom="1440" w:left="1440" w:header="708" w:footer="708" w:gutter="0"/>
+      <w:pgMar w:top="1440" w:right="1440" w:bottom="1440" w:left="1440" w:header="0" w:footer="708" w:gutter="0"/>
       <w:pgNumType w:start="0"/>
-      <w:cols w:space="708"/>
+      <w:cols w:space="720"/>
+      <w:formProt w:val="0"/>
       <w:titlePg/>
-      <w:docGrid w:linePitch="360"/>
+      <w:docGrid w:linePitch="360" w:charSpace="4096"/>
     </w:sectPr>
   </w:body>
 </w:document>
 </file>
 
 <file path=word/endnotes.xml><?xml version="1.0" encoding="utf-8"?>
-<w:endnotes xmlns:wpc="http://schemas.microsoft.com/office/word/2010/wordprocessingCanvas" xmlns:cx="http://schemas.microsoft.com/office/drawing/2014/chartex" xmlns:cx1="http://schemas.microsoft.com/office/drawing/2015/9/8/chartex" xmlns:cx2="http://schemas.microsoft.com/office/drawing/2015/10/21/chartex" xmlns:cx3="http://schemas.microsoft.com/office/drawing/2016/5/9/chartex" xmlns:cx4="http://schemas.microsoft.com/office/drawing/2016/5/10/chartex" xmlns:cx5="http://schemas.microsoft.com/office/drawing/2016/5/11/chartex" xmlns:cx6="http://schemas.microsoft.com/office/drawing/2016/5/12/chartex" xmlns:cx7="http://schemas.microsoft.com/office/drawing/2016/5/13/chartex" xmlns:cx8="http://schemas.microsoft.com/office/drawing/2016/5/14/chartex" xmlns:mc="http://schemas.openxmlformats.org/markup-compatibility/2006" xmlns:aink="http://schemas.microsoft.com/office/drawing/2016/ink" xmlns:am3d="http://schemas.microsoft.com/office/drawing/2017/model3d" xmlns:o="urn:schemas-microsoft-com:office:office" xmlns:oel="http://schemas.microsoft.com/office/2019/extlst" xmlns:r="http://schemas.openxmlformats.org/officeDocument/2006/relationships" xmlns:m="http://schemas.openxmlformats.org/officeDocument/2006/math" xmlns:v="urn:schemas-microsoft-com:vml" xmlns:wp14="http://schemas.microsoft.com/office/word/2010/wordprocessingDrawing" xmlns:wp="http://schemas.openxmlformats.org/drawingml/2006/wordprocessingDrawing" xmlns:w10="urn:schemas-microsoft-com:office:word" xmlns:w="http://schemas.openxmlformats.org/wordprocessingml/2006/main" xmlns:w14="http://schemas.microsoft.com/office/word/2010/wordml" xmlns:w15="http://schemas.microsoft.com/office/word/2012/wordml" xmlns:w16cex="http://schemas.microsoft.com/office/word/2018/wordml/cex" xmlns:w16cid="http://schemas.microsoft.com/office/word/2016/wordml/cid" xmlns:w16="http://schemas.microsoft.com/office/word/2018/wordml" xmlns:w16du="http://schemas.microsoft.com/office/word/2023/wordml/word16du" xmlns:w16sdtdh="http://schemas.microsoft.com/office/word/2020/wordml/sdtdatahash" xmlns:w16sdtfl="http://schemas.microsoft.com/office/word/2024/wordml/sdtformatlock" xmlns:w16se="http://schemas.microsoft.com/office/word/2015/wordml/symex" xmlns:wpg="http://schemas.microsoft.com/office/word/2010/wordprocessingGroup" xmlns:wpi="http://schemas.microsoft.com/office/word/2010/wordprocessingInk" xmlns:wne="http://schemas.microsoft.com/office/word/2006/wordml" xmlns:wps="http://schemas.microsoft.com/office/word/2010/wordprocessingShape" mc:Ignorable="w14 w15 w16se w16cid w16 w16cex w16sdtdh w16sdtfl w16du wp14">
+<w:endnotes xmlns:wpc="http://schemas.microsoft.com/office/word/2010/wordprocessingCanvas" xmlns:cx="http://schemas.microsoft.com/office/drawing/2014/chartex" xmlns:cx1="http://schemas.microsoft.com/office/drawing/2015/9/8/chartex" xmlns:cx2="http://schemas.microsoft.com/office/drawing/2015/10/21/chartex" xmlns:cx3="http://schemas.microsoft.com/office/drawing/2016/5/9/chartex" xmlns:cx4="http://schemas.microsoft.com/office/drawing/2016/5/10/chartex" xmlns:cx5="http://schemas.microsoft.com/office/drawing/2016/5/11/chartex" xmlns:cx6="http://schemas.microsoft.com/office/drawing/2016/5/12/chartex" xmlns:cx7="http://schemas.microsoft.com/office/drawing/2016/5/13/chartex" xmlns:cx8="http://schemas.microsoft.com/office/drawing/2016/5/14/chartex" xmlns:mc="http://schemas.openxmlformats.org/markup-compatibility/2006" xmlns:aink="http://schemas.microsoft.com/office/drawing/2016/ink" xmlns:am3d="http://schemas.microsoft.com/office/drawing/2017/model3d" xmlns:o="urn:schemas-microsoft-com:office:office" xmlns:r="http://schemas.openxmlformats.org/officeDocument/2006/relationships" xmlns:m="http://schemas.openxmlformats.org/officeDocument/2006/math" xmlns:v="urn:schemas-microsoft-com:vml" xmlns:wp14="http://schemas.microsoft.com/office/word/2010/wordprocessingDrawing" xmlns:wp="http://schemas.openxmlformats.org/drawingml/2006/wordprocessingDrawing" xmlns:w10="urn:schemas-microsoft-com:office:word" xmlns:w="http://schemas.openxmlformats.org/wordprocessingml/2006/main" xmlns:w14="http://schemas.microsoft.com/office/word/2010/wordml" xmlns:w15="http://schemas.microsoft.com/office/word/2012/wordml" xmlns:w16cex="http://schemas.microsoft.com/office/word/2018/wordml/cex" xmlns:w16cid="http://schemas.microsoft.com/office/word/2016/wordml/cid" xmlns:w16="http://schemas.microsoft.com/office/word/2018/wordml" xmlns:w16sdtdh="http://schemas.microsoft.com/office/word/2020/wordml/sdtdatahash" xmlns:w16se="http://schemas.microsoft.com/office/word/2015/wordml/symex" xmlns:wpg="http://schemas.microsoft.com/office/word/2010/wordprocessingGroup" xmlns:wpi="http://schemas.microsoft.com/office/word/2010/wordprocessingInk" xmlns:wne="http://schemas.microsoft.com/office/word/2006/wordml" xmlns:wps="http://schemas.microsoft.com/office/word/2010/wordprocessingShape" mc:Ignorable="w14 w15 w16se w16cid w16 w16cex w16sdtdh wp14">
   <w:endnote w:type="separator" w:id="-1">
     <w:p>
       <w:pPr>
@@ -4026,15 +5085,16 @@
 </file>
 
 <file path=word/footer1.xml><?xml version="1.0" encoding="utf-8"?>
-<w:ftr xmlns:wpc="http://schemas.microsoft.com/office/word/2010/wordprocessingCanvas" xmlns:cx="http://schemas.microsoft.com/office/drawing/2014/chartex" xmlns:cx1="http://schemas.microsoft.com/office/drawing/2015/9/8/chartex" xmlns:cx2="http://schemas.microsoft.com/office/drawing/2015/10/21/chartex" xmlns:cx3="http://schemas.microsoft.com/office/drawing/2016/5/9/chartex" xmlns:cx4="http://schemas.microsoft.com/office/drawing/2016/5/10/chartex" xmlns:cx5="http://schemas.microsoft.com/office/drawing/2016/5/11/chartex" xmlns:cx6="http://schemas.microsoft.com/office/drawing/2016/5/12/chartex" xmlns:cx7="http://schemas.microsoft.com/office/drawing/2016/5/13/chartex" xmlns:cx8="http://schemas.microsoft.com/office/drawing/2016/5/14/chartex" xmlns:mc="http://schemas.openxmlformats.org/markup-compatibility/2006" xmlns:aink="http://schemas.microsoft.com/office/drawing/2016/ink" xmlns:am3d="http://schemas.microsoft.com/office/drawing/2017/model3d" xmlns:o="urn:schemas-microsoft-com:office:office" xmlns:oel="http://schemas.microsoft.com/office/2019/extlst" xmlns:r="http://schemas.openxmlformats.org/officeDocument/2006/relationships" xmlns:m="http://schemas.openxmlformats.org/officeDocument/2006/math" xmlns:v="urn:schemas-microsoft-com:vml" xmlns:wp14="http://schemas.microsoft.com/office/word/2010/wordprocessingDrawing" xmlns:wp="http://schemas.openxmlformats.org/drawingml/2006/wordprocessingDrawing" xmlns:w10="urn:schemas-microsoft-com:office:word" xmlns:w="http://schemas.openxmlformats.org/wordprocessingml/2006/main" xmlns:w14="http://schemas.microsoft.com/office/word/2010/wordml" xmlns:w15="http://schemas.microsoft.com/office/word/2012/wordml" xmlns:w16cex="http://schemas.microsoft.com/office/word/2018/wordml/cex" xmlns:w16cid="http://schemas.microsoft.com/office/word/2016/wordml/cid" xmlns:w16="http://schemas.microsoft.com/office/word/2018/wordml" xmlns:w16du="http://schemas.microsoft.com/office/word/2023/wordml/word16du" xmlns:w16sdtdh="http://schemas.microsoft.com/office/word/2020/wordml/sdtdatahash" xmlns:w16sdtfl="http://schemas.microsoft.com/office/word/2024/wordml/sdtformatlock" xmlns:w16se="http://schemas.microsoft.com/office/word/2015/wordml/symex" xmlns:wpg="http://schemas.microsoft.com/office/word/2010/wordprocessingGroup" xmlns:wpi="http://schemas.microsoft.com/office/word/2010/wordprocessingInk" xmlns:wne="http://schemas.microsoft.com/office/word/2006/wordml" xmlns:wps="http://schemas.microsoft.com/office/word/2010/wordprocessingShape" mc:Ignorable="w14 w15 w16se w16cid w16 w16cex w16sdtdh w16sdtfl w16du wp14">
+<w:ftr xmlns:wpc="http://schemas.microsoft.com/office/word/2010/wordprocessingCanvas" xmlns:cx="http://schemas.microsoft.com/office/drawing/2014/chartex" xmlns:cx1="http://schemas.microsoft.com/office/drawing/2015/9/8/chartex" xmlns:cx2="http://schemas.microsoft.com/office/drawing/2015/10/21/chartex" xmlns:cx3="http://schemas.microsoft.com/office/drawing/2016/5/9/chartex" xmlns:cx4="http://schemas.microsoft.com/office/drawing/2016/5/10/chartex" xmlns:cx5="http://schemas.microsoft.com/office/drawing/2016/5/11/chartex" xmlns:cx6="http://schemas.microsoft.com/office/drawing/2016/5/12/chartex" xmlns:cx7="http://schemas.microsoft.com/office/drawing/2016/5/13/chartex" xmlns:cx8="http://schemas.microsoft.com/office/drawing/2016/5/14/chartex" xmlns:mc="http://schemas.openxmlformats.org/markup-compatibility/2006" xmlns:aink="http://schemas.microsoft.com/office/drawing/2016/ink" xmlns:am3d="http://schemas.microsoft.com/office/drawing/2017/model3d" xmlns:o="urn:schemas-microsoft-com:office:office" xmlns:r="http://schemas.openxmlformats.org/officeDocument/2006/relationships" xmlns:m="http://schemas.openxmlformats.org/officeDocument/2006/math" xmlns:v="urn:schemas-microsoft-com:vml" xmlns:wp14="http://schemas.microsoft.com/office/word/2010/wordprocessingDrawing" xmlns:wp="http://schemas.openxmlformats.org/drawingml/2006/wordprocessingDrawing" xmlns:w10="urn:schemas-microsoft-com:office:word" xmlns:w="http://schemas.openxmlformats.org/wordprocessingml/2006/main" xmlns:w14="http://schemas.microsoft.com/office/word/2010/wordml" xmlns:w15="http://schemas.microsoft.com/office/word/2012/wordml" xmlns:w16cex="http://schemas.microsoft.com/office/word/2018/wordml/cex" xmlns:w16cid="http://schemas.microsoft.com/office/word/2016/wordml/cid" xmlns:w16="http://schemas.microsoft.com/office/word/2018/wordml" xmlns:w16sdtdh="http://schemas.microsoft.com/office/word/2020/wordml/sdtdatahash" xmlns:w16se="http://schemas.microsoft.com/office/word/2015/wordml/symex" xmlns:wpg="http://schemas.microsoft.com/office/word/2010/wordprocessingGroup" xmlns:wpi="http://schemas.microsoft.com/office/word/2010/wordprocessingInk" xmlns:wne="http://schemas.microsoft.com/office/word/2006/wordml" xmlns:wps="http://schemas.microsoft.com/office/word/2010/wordprocessingShape" mc:Ignorable="w14 w15 w16se w16cid w16 w16cex w16sdtdh wp14">
   <w:sdt>
     <w:sdtPr>
-      <w:id w:val="77328657"/>
+      <w:id w:val="1021804874"/>
       <w:docPartObj>
         <w:docPartGallery w:val="Page Numbers (Bottom of Page)"/>
         <w:docPartUnique/>
       </w:docPartObj>
     </w:sdtPr>
+    <w:sdtEndPr/>
     <w:sdtContent>
       <w:p>
         <w:pPr>
@@ -4045,13 +5105,13 @@
           <w:fldChar w:fldCharType="begin"/>
         </w:r>
         <w:r>
-          <w:instrText>PAGE   \* MERGEFORMAT</w:instrText>
+          <w:instrText xml:space="preserve"> PAGE </w:instrText>
         </w:r>
         <w:r>
           <w:fldChar w:fldCharType="separate"/>
         </w:r>
         <w:r>
-          <w:t>2</w:t>
+          <w:t>13</w:t>
         </w:r>
         <w:r>
           <w:fldChar w:fldCharType="end"/>
@@ -4068,7 +5128,7 @@
 </file>
 
 <file path=word/footnotes.xml><?xml version="1.0" encoding="utf-8"?>
-<w:footnotes xmlns:wpc="http://schemas.microsoft.com/office/word/2010/wordprocessingCanvas" xmlns:cx="http://schemas.microsoft.com/office/drawing/2014/chartex" xmlns:cx1="http://schemas.microsoft.com/office/drawing/2015/9/8/chartex" xmlns:cx2="http://schemas.microsoft.com/office/drawing/2015/10/21/chartex" xmlns:cx3="http://schemas.microsoft.com/office/drawing/2016/5/9/chartex" xmlns:cx4="http://schemas.microsoft.com/office/drawing/2016/5/10/chartex" xmlns:cx5="http://schemas.microsoft.com/office/drawing/2016/5/11/chartex" xmlns:cx6="http://schemas.microsoft.com/office/drawing/2016/5/12/chartex" xmlns:cx7="http://schemas.microsoft.com/office/drawing/2016/5/13/chartex" xmlns:cx8="http://schemas.microsoft.com/office/drawing/2016/5/14/chartex" xmlns:mc="http://schemas.openxmlformats.org/markup-compatibility/2006" xmlns:aink="http://schemas.microsoft.com/office/drawing/2016/ink" xmlns:am3d="http://schemas.microsoft.com/office/drawing/2017/model3d" xmlns:o="urn:schemas-microsoft-com:office:office" xmlns:oel="http://schemas.microsoft.com/office/2019/extlst" xmlns:r="http://schemas.openxmlformats.org/officeDocument/2006/relationships" xmlns:m="http://schemas.openxmlformats.org/officeDocument/2006/math" xmlns:v="urn:schemas-microsoft-com:vml" xmlns:wp14="http://schemas.microsoft.com/office/word/2010/wordprocessingDrawing" xmlns:wp="http://schemas.openxmlformats.org/drawingml/2006/wordprocessingDrawing" xmlns:w10="urn:schemas-microsoft-com:office:word" xmlns:w="http://schemas.openxmlformats.org/wordprocessingml/2006/main" xmlns:w14="http://schemas.microsoft.com/office/word/2010/wordml" xmlns:w15="http://schemas.microsoft.com/office/word/2012/wordml" xmlns:w16cex="http://schemas.microsoft.com/office/word/2018/wordml/cex" xmlns:w16cid="http://schemas.microsoft.com/office/word/2016/wordml/cid" xmlns:w16="http://schemas.microsoft.com/office/word/2018/wordml" xmlns:w16du="http://schemas.microsoft.com/office/word/2023/wordml/word16du" xmlns:w16sdtdh="http://schemas.microsoft.com/office/word/2020/wordml/sdtdatahash" xmlns:w16sdtfl="http://schemas.microsoft.com/office/word/2024/wordml/sdtformatlock" xmlns:w16se="http://schemas.microsoft.com/office/word/2015/wordml/symex" xmlns:wpg="http://schemas.microsoft.com/office/word/2010/wordprocessingGroup" xmlns:wpi="http://schemas.microsoft.com/office/word/2010/wordprocessingInk" xmlns:wne="http://schemas.microsoft.com/office/word/2006/wordml" xmlns:wps="http://schemas.microsoft.com/office/word/2010/wordprocessingShape" mc:Ignorable="w14 w15 w16se w16cid w16 w16cex w16sdtdh w16sdtfl w16du wp14">
+<w:footnotes xmlns:wpc="http://schemas.microsoft.com/office/word/2010/wordprocessingCanvas" xmlns:cx="http://schemas.microsoft.com/office/drawing/2014/chartex" xmlns:cx1="http://schemas.microsoft.com/office/drawing/2015/9/8/chartex" xmlns:cx2="http://schemas.microsoft.com/office/drawing/2015/10/21/chartex" xmlns:cx3="http://schemas.microsoft.com/office/drawing/2016/5/9/chartex" xmlns:cx4="http://schemas.microsoft.com/office/drawing/2016/5/10/chartex" xmlns:cx5="http://schemas.microsoft.com/office/drawing/2016/5/11/chartex" xmlns:cx6="http://schemas.microsoft.com/office/drawing/2016/5/12/chartex" xmlns:cx7="http://schemas.microsoft.com/office/drawing/2016/5/13/chartex" xmlns:cx8="http://schemas.microsoft.com/office/drawing/2016/5/14/chartex" xmlns:mc="http://schemas.openxmlformats.org/markup-compatibility/2006" xmlns:aink="http://schemas.microsoft.com/office/drawing/2016/ink" xmlns:am3d="http://schemas.microsoft.com/office/drawing/2017/model3d" xmlns:o="urn:schemas-microsoft-com:office:office" xmlns:r="http://schemas.openxmlformats.org/officeDocument/2006/relationships" xmlns:m="http://schemas.openxmlformats.org/officeDocument/2006/math" xmlns:v="urn:schemas-microsoft-com:vml" xmlns:wp14="http://schemas.microsoft.com/office/word/2010/wordprocessingDrawing" xmlns:wp="http://schemas.openxmlformats.org/drawingml/2006/wordprocessingDrawing" xmlns:w10="urn:schemas-microsoft-com:office:word" xmlns:w="http://schemas.openxmlformats.org/wordprocessingml/2006/main" xmlns:w14="http://schemas.microsoft.com/office/word/2010/wordml" xmlns:w15="http://schemas.microsoft.com/office/word/2012/wordml" xmlns:w16cex="http://schemas.microsoft.com/office/word/2018/wordml/cex" xmlns:w16cid="http://schemas.microsoft.com/office/word/2016/wordml/cid" xmlns:w16="http://schemas.microsoft.com/office/word/2018/wordml" xmlns:w16sdtdh="http://schemas.microsoft.com/office/word/2020/wordml/sdtdatahash" xmlns:w16se="http://schemas.microsoft.com/office/word/2015/wordml/symex" xmlns:wpg="http://schemas.microsoft.com/office/word/2010/wordprocessingGroup" xmlns:wpi="http://schemas.microsoft.com/office/word/2010/wordprocessingInk" xmlns:wne="http://schemas.microsoft.com/office/word/2006/wordml" xmlns:wps="http://schemas.microsoft.com/office/word/2010/wordprocessingShape" mc:Ignorable="w14 w15 w16se w16cid w16 w16cex w16sdtdh wp14">
   <w:footnote w:type="separator" w:id="-1">
     <w:p>
       <w:pPr>
@@ -4093,11 +5153,11 @@
 </file>
 
 <file path=word/numbering.xml><?xml version="1.0" encoding="utf-8"?>
-<w:numbering xmlns:wpc="http://schemas.microsoft.com/office/word/2010/wordprocessingCanvas" xmlns:cx="http://schemas.microsoft.com/office/drawing/2014/chartex" xmlns:cx1="http://schemas.microsoft.com/office/drawing/2015/9/8/chartex" xmlns:cx2="http://schemas.microsoft.com/office/drawing/2015/10/21/chartex" xmlns:cx3="http://schemas.microsoft.com/office/drawing/2016/5/9/chartex" xmlns:cx4="http://schemas.microsoft.com/office/drawing/2016/5/10/chartex" xmlns:cx5="http://schemas.microsoft.com/office/drawing/2016/5/11/chartex" xmlns:cx6="http://schemas.microsoft.com/office/drawing/2016/5/12/chartex" xmlns:cx7="http://schemas.microsoft.com/office/drawing/2016/5/13/chartex" xmlns:cx8="http://schemas.microsoft.com/office/drawing/2016/5/14/chartex" xmlns:mc="http://schemas.openxmlformats.org/markup-compatibility/2006" xmlns:aink="http://schemas.microsoft.com/office/drawing/2016/ink" xmlns:am3d="http://schemas.microsoft.com/office/drawing/2017/model3d" xmlns:o="urn:schemas-microsoft-com:office:office" xmlns:oel="http://schemas.microsoft.com/office/2019/extlst" xmlns:r="http://schemas.openxmlformats.org/officeDocument/2006/relationships" xmlns:m="http://schemas.openxmlformats.org/officeDocument/2006/math" xmlns:v="urn:schemas-microsoft-com:vml" xmlns:wp14="http://schemas.microsoft.com/office/word/2010/wordprocessingDrawing" xmlns:wp="http://schemas.openxmlformats.org/drawingml/2006/wordprocessingDrawing" xmlns:w10="urn:schemas-microsoft-com:office:word" xmlns:w="http://schemas.openxmlformats.org/wordprocessingml/2006/main" xmlns:w14="http://schemas.microsoft.com/office/word/2010/wordml" xmlns:w15="http://schemas.microsoft.com/office/word/2012/wordml" xmlns:w16cex="http://schemas.microsoft.com/office/word/2018/wordml/cex" xmlns:w16cid="http://schemas.microsoft.com/office/word/2016/wordml/cid" xmlns:w16="http://schemas.microsoft.com/office/word/2018/wordml" xmlns:w16du="http://schemas.microsoft.com/office/word/2023/wordml/word16du" xmlns:w16sdtdh="http://schemas.microsoft.com/office/word/2020/wordml/sdtdatahash" xmlns:w16sdtfl="http://schemas.microsoft.com/office/word/2024/wordml/sdtformatlock" xmlns:w16se="http://schemas.microsoft.com/office/word/2015/wordml/symex" xmlns:wpg="http://schemas.microsoft.com/office/word/2010/wordprocessingGroup" xmlns:wpi="http://schemas.microsoft.com/office/word/2010/wordprocessingInk" xmlns:wne="http://schemas.microsoft.com/office/word/2006/wordml" xmlns:wps="http://schemas.microsoft.com/office/word/2010/wordprocessingShape" mc:Ignorable="w14 w15 w16se w16cid w16 w16cex w16sdtdh w16sdtfl w16du wp14">
+<w:numbering xmlns:wpc="http://schemas.microsoft.com/office/word/2010/wordprocessingCanvas" xmlns:cx="http://schemas.microsoft.com/office/drawing/2014/chartex" xmlns:cx1="http://schemas.microsoft.com/office/drawing/2015/9/8/chartex" xmlns:cx2="http://schemas.microsoft.com/office/drawing/2015/10/21/chartex" xmlns:cx3="http://schemas.microsoft.com/office/drawing/2016/5/9/chartex" xmlns:cx4="http://schemas.microsoft.com/office/drawing/2016/5/10/chartex" xmlns:cx5="http://schemas.microsoft.com/office/drawing/2016/5/11/chartex" xmlns:cx6="http://schemas.microsoft.com/office/drawing/2016/5/12/chartex" xmlns:cx7="http://schemas.microsoft.com/office/drawing/2016/5/13/chartex" xmlns:cx8="http://schemas.microsoft.com/office/drawing/2016/5/14/chartex" xmlns:mc="http://schemas.openxmlformats.org/markup-compatibility/2006" xmlns:aink="http://schemas.microsoft.com/office/drawing/2016/ink" xmlns:am3d="http://schemas.microsoft.com/office/drawing/2017/model3d" xmlns:o="urn:schemas-microsoft-com:office:office" xmlns:r="http://schemas.openxmlformats.org/officeDocument/2006/relationships" xmlns:m="http://schemas.openxmlformats.org/officeDocument/2006/math" xmlns:v="urn:schemas-microsoft-com:vml" xmlns:wp14="http://schemas.microsoft.com/office/word/2010/wordprocessingDrawing" xmlns:wp="http://schemas.openxmlformats.org/drawingml/2006/wordprocessingDrawing" xmlns:w10="urn:schemas-microsoft-com:office:word" xmlns:w="http://schemas.openxmlformats.org/wordprocessingml/2006/main" xmlns:w14="http://schemas.microsoft.com/office/word/2010/wordml" xmlns:w15="http://schemas.microsoft.com/office/word/2012/wordml" xmlns:w16cex="http://schemas.microsoft.com/office/word/2018/wordml/cex" xmlns:w16cid="http://schemas.microsoft.com/office/word/2016/wordml/cid" xmlns:w16="http://schemas.microsoft.com/office/word/2018/wordml" xmlns:w16sdtdh="http://schemas.microsoft.com/office/word/2020/wordml/sdtdatahash" xmlns:w16se="http://schemas.microsoft.com/office/word/2015/wordml/symex" xmlns:wpg="http://schemas.microsoft.com/office/word/2010/wordprocessingGroup" xmlns:wpi="http://schemas.microsoft.com/office/word/2010/wordprocessingInk" xmlns:wne="http://schemas.microsoft.com/office/word/2006/wordml" xmlns:wps="http://schemas.microsoft.com/office/word/2010/wordprocessingShape" mc:Ignorable="w14 w15 w16se w16cid w16 w16cex w16sdtdh wp14">
   <w:abstractNum w:abstractNumId="0" w15:restartNumberingAfterBreak="0">
-    <w:nsid w:val="03A3423E"/>
+    <w:nsid w:val="03190847"/>
     <w:multiLevelType w:val="multilevel"/>
-    <w:tmpl w:val="1CF8DDE8"/>
+    <w:tmpl w:val="581ED1E4"/>
     <w:lvl w:ilvl="0">
       <w:start w:val="1"/>
       <w:numFmt w:val="decimal"/>
@@ -4110,7 +5170,7 @@
         <w:ind w:left="720" w:hanging="360"/>
       </w:pPr>
     </w:lvl>
-    <w:lvl w:ilvl="1" w:tentative="1">
+    <w:lvl w:ilvl="1">
       <w:start w:val="1"/>
       <w:numFmt w:val="decimal"/>
       <w:lvlText w:val="%2."/>
@@ -4122,7 +5182,7 @@
         <w:ind w:left="1440" w:hanging="360"/>
       </w:pPr>
     </w:lvl>
-    <w:lvl w:ilvl="2" w:tentative="1">
+    <w:lvl w:ilvl="2">
       <w:start w:val="1"/>
       <w:numFmt w:val="decimal"/>
       <w:lvlText w:val="%3."/>
@@ -4134,7 +5194,7 @@
         <w:ind w:left="2160" w:hanging="360"/>
       </w:pPr>
     </w:lvl>
-    <w:lvl w:ilvl="3" w:tentative="1">
+    <w:lvl w:ilvl="3">
       <w:start w:val="1"/>
       <w:numFmt w:val="decimal"/>
       <w:lvlText w:val="%4."/>
@@ -4146,7 +5206,7 @@
         <w:ind w:left="2880" w:hanging="360"/>
       </w:pPr>
     </w:lvl>
-    <w:lvl w:ilvl="4" w:tentative="1">
+    <w:lvl w:ilvl="4">
       <w:start w:val="1"/>
       <w:numFmt w:val="decimal"/>
       <w:lvlText w:val="%5."/>
@@ -4158,7 +5218,7 @@
         <w:ind w:left="3600" w:hanging="360"/>
       </w:pPr>
     </w:lvl>
-    <w:lvl w:ilvl="5" w:tentative="1">
+    <w:lvl w:ilvl="5">
       <w:start w:val="1"/>
       <w:numFmt w:val="decimal"/>
       <w:lvlText w:val="%6."/>
@@ -4170,7 +5230,7 @@
         <w:ind w:left="4320" w:hanging="360"/>
       </w:pPr>
     </w:lvl>
-    <w:lvl w:ilvl="6" w:tentative="1">
+    <w:lvl w:ilvl="6">
       <w:start w:val="1"/>
       <w:numFmt w:val="decimal"/>
       <w:lvlText w:val="%7."/>
@@ -4182,7 +5242,7 @@
         <w:ind w:left="5040" w:hanging="360"/>
       </w:pPr>
     </w:lvl>
-    <w:lvl w:ilvl="7" w:tentative="1">
+    <w:lvl w:ilvl="7">
       <w:start w:val="1"/>
       <w:numFmt w:val="decimal"/>
       <w:lvlText w:val="%8."/>
@@ -4194,7 +5254,7 @@
         <w:ind w:left="5760" w:hanging="360"/>
       </w:pPr>
     </w:lvl>
-    <w:lvl w:ilvl="8" w:tentative="1">
+    <w:lvl w:ilvl="8">
       <w:start w:val="1"/>
       <w:numFmt w:val="decimal"/>
       <w:lvlText w:val="%9."/>
@@ -4208,9 +5268,131 @@
     </w:lvl>
   </w:abstractNum>
   <w:abstractNum w:abstractNumId="1" w15:restartNumberingAfterBreak="0">
-    <w:nsid w:val="10AD7551"/>
+    <w:nsid w:val="065349D9"/>
     <w:multiLevelType w:val="multilevel"/>
-    <w:tmpl w:val="DBD054A2"/>
+    <w:tmpl w:val="BB006646"/>
+    <w:lvl w:ilvl="0">
+      <w:start w:val="1"/>
+      <w:numFmt w:val="none"/>
+      <w:suff w:val="nothing"/>
+      <w:lvlText w:val=""/>
+      <w:lvlJc w:val="left"/>
+      <w:pPr>
+        <w:tabs>
+          <w:tab w:val="num" w:pos="0"/>
+        </w:tabs>
+        <w:ind w:left="0" w:firstLine="0"/>
+      </w:pPr>
+    </w:lvl>
+    <w:lvl w:ilvl="1">
+      <w:start w:val="1"/>
+      <w:numFmt w:val="none"/>
+      <w:suff w:val="nothing"/>
+      <w:lvlText w:val=""/>
+      <w:lvlJc w:val="left"/>
+      <w:pPr>
+        <w:tabs>
+          <w:tab w:val="num" w:pos="0"/>
+        </w:tabs>
+        <w:ind w:left="0" w:firstLine="0"/>
+      </w:pPr>
+    </w:lvl>
+    <w:lvl w:ilvl="2">
+      <w:start w:val="1"/>
+      <w:numFmt w:val="none"/>
+      <w:suff w:val="nothing"/>
+      <w:lvlText w:val=""/>
+      <w:lvlJc w:val="left"/>
+      <w:pPr>
+        <w:tabs>
+          <w:tab w:val="num" w:pos="0"/>
+        </w:tabs>
+        <w:ind w:left="0" w:firstLine="0"/>
+      </w:pPr>
+    </w:lvl>
+    <w:lvl w:ilvl="3">
+      <w:start w:val="1"/>
+      <w:numFmt w:val="none"/>
+      <w:suff w:val="nothing"/>
+      <w:lvlText w:val=""/>
+      <w:lvlJc w:val="left"/>
+      <w:pPr>
+        <w:tabs>
+          <w:tab w:val="num" w:pos="0"/>
+        </w:tabs>
+        <w:ind w:left="0" w:firstLine="0"/>
+      </w:pPr>
+    </w:lvl>
+    <w:lvl w:ilvl="4">
+      <w:start w:val="1"/>
+      <w:numFmt w:val="none"/>
+      <w:suff w:val="nothing"/>
+      <w:lvlText w:val=""/>
+      <w:lvlJc w:val="left"/>
+      <w:pPr>
+        <w:tabs>
+          <w:tab w:val="num" w:pos="0"/>
+        </w:tabs>
+        <w:ind w:left="0" w:firstLine="0"/>
+      </w:pPr>
+    </w:lvl>
+    <w:lvl w:ilvl="5">
+      <w:start w:val="1"/>
+      <w:numFmt w:val="none"/>
+      <w:suff w:val="nothing"/>
+      <w:lvlText w:val=""/>
+      <w:lvlJc w:val="left"/>
+      <w:pPr>
+        <w:tabs>
+          <w:tab w:val="num" w:pos="0"/>
+        </w:tabs>
+        <w:ind w:left="0" w:firstLine="0"/>
+      </w:pPr>
+    </w:lvl>
+    <w:lvl w:ilvl="6">
+      <w:start w:val="1"/>
+      <w:numFmt w:val="none"/>
+      <w:suff w:val="nothing"/>
+      <w:lvlText w:val=""/>
+      <w:lvlJc w:val="left"/>
+      <w:pPr>
+        <w:tabs>
+          <w:tab w:val="num" w:pos="0"/>
+        </w:tabs>
+        <w:ind w:left="0" w:firstLine="0"/>
+      </w:pPr>
+    </w:lvl>
+    <w:lvl w:ilvl="7">
+      <w:start w:val="1"/>
+      <w:numFmt w:val="none"/>
+      <w:suff w:val="nothing"/>
+      <w:lvlText w:val=""/>
+      <w:lvlJc w:val="left"/>
+      <w:pPr>
+        <w:tabs>
+          <w:tab w:val="num" w:pos="0"/>
+        </w:tabs>
+        <w:ind w:left="0" w:firstLine="0"/>
+      </w:pPr>
+    </w:lvl>
+    <w:lvl w:ilvl="8">
+      <w:start w:val="1"/>
+      <w:numFmt w:val="none"/>
+      <w:suff w:val="nothing"/>
+      <w:lvlText w:val=""/>
+      <w:lvlJc w:val="left"/>
+      <w:pPr>
+        <w:tabs>
+          <w:tab w:val="num" w:pos="0"/>
+        </w:tabs>
+        <w:ind w:left="0" w:firstLine="0"/>
+      </w:pPr>
+    </w:lvl>
+  </w:abstractNum>
+  <w:abstractNum w:abstractNumId="2" w15:restartNumberingAfterBreak="0">
+    <w:nsid w:val="098C0208"/>
+    <w:multiLevelType w:val="multilevel"/>
+    <w:tmpl w:val="50867CA2"/>
     <w:lvl w:ilvl="0">
       <w:start w:val="1"/>
       <w:numFmt w:val="decimal"/>
@@ -4218,112 +5400,112 @@
       <w:lvlJc w:val="left"/>
       <w:pPr>
         <w:tabs>
-          <w:tab w:val="num" w:pos="720"/>
+          <w:tab w:val="num" w:pos="0"/>
         </w:tabs>
         <w:ind w:left="720" w:hanging="360"/>
       </w:pPr>
     </w:lvl>
-    <w:lvl w:ilvl="1" w:tentative="1">
+    <w:lvl w:ilvl="1">
       <w:start w:val="1"/>
-      <w:numFmt w:val="decimal"/>
+      <w:numFmt w:val="lowerLetter"/>
       <w:lvlText w:val="%2."/>
       <w:lvlJc w:val="left"/>
       <w:pPr>
         <w:tabs>
-          <w:tab w:val="num" w:pos="1440"/>
+          <w:tab w:val="num" w:pos="0"/>
         </w:tabs>
         <w:ind w:left="1440" w:hanging="360"/>
       </w:pPr>
     </w:lvl>
-    <w:lvl w:ilvl="2" w:tentative="1">
+    <w:lvl w:ilvl="2">
       <w:start w:val="1"/>
-      <w:numFmt w:val="decimal"/>
+      <w:numFmt w:val="lowerRoman"/>
       <w:lvlText w:val="%3."/>
-      <w:lvlJc w:val="left"/>
-      <w:pPr>
-        <w:tabs>
-          <w:tab w:val="num" w:pos="2160"/>
-        </w:tabs>
-        <w:ind w:left="2160" w:hanging="360"/>
+      <w:lvlJc w:val="right"/>
+      <w:pPr>
+        <w:tabs>
+          <w:tab w:val="num" w:pos="0"/>
+        </w:tabs>
+        <w:ind w:left="2160" w:hanging="180"/>
       </w:pPr>
     </w:lvl>
-    <w:lvl w:ilvl="3" w:tentative="1">
+    <w:lvl w:ilvl="3">
       <w:start w:val="1"/>
       <w:numFmt w:val="decimal"/>
       <w:lvlText w:val="%4."/>
       <w:lvlJc w:val="left"/>
       <w:pPr>
         <w:tabs>
-          <w:tab w:val="num" w:pos="2880"/>
+          <w:tab w:val="num" w:pos="0"/>
         </w:tabs>
         <w:ind w:left="2880" w:hanging="360"/>
       </w:pPr>
     </w:lvl>
-    <w:lvl w:ilvl="4" w:tentative="1">
+    <w:lvl w:ilvl="4">
       <w:start w:val="1"/>
-      <w:numFmt w:val="decimal"/>
+      <w:numFmt w:val="lowerLetter"/>
       <w:lvlText w:val="%5."/>
       <w:lvlJc w:val="left"/>
       <w:pPr>
         <w:tabs>
-          <w:tab w:val="num" w:pos="3600"/>
+          <w:tab w:val="num" w:pos="0"/>
         </w:tabs>
         <w:ind w:left="3600" w:hanging="360"/>
       </w:pPr>
     </w:lvl>
-    <w:lvl w:ilvl="5" w:tentative="1">
+    <w:lvl w:ilvl="5">
       <w:start w:val="1"/>
-      <w:numFmt w:val="decimal"/>
+      <w:numFmt w:val="lowerRoman"/>
       <w:lvlText w:val="%6."/>
-      <w:lvlJc w:val="left"/>
-      <w:pPr>
-        <w:tabs>
-          <w:tab w:val="num" w:pos="4320"/>
-        </w:tabs>
-        <w:ind w:left="4320" w:hanging="360"/>
+      <w:lvlJc w:val="right"/>
+      <w:pPr>
+        <w:tabs>
+          <w:tab w:val="num" w:pos="0"/>
+        </w:tabs>
+        <w:ind w:left="4320" w:hanging="180"/>
       </w:pPr>
     </w:lvl>
-    <w:lvl w:ilvl="6" w:tentative="1">
+    <w:lvl w:ilvl="6">
       <w:start w:val="1"/>
       <w:numFmt w:val="decimal"/>
       <w:lvlText w:val="%7."/>
       <w:lvlJc w:val="left"/>
       <w:pPr>
         <w:tabs>
-          <w:tab w:val="num" w:pos="5040"/>
+          <w:tab w:val="num" w:pos="0"/>
         </w:tabs>
         <w:ind w:left="5040" w:hanging="360"/>
       </w:pPr>
     </w:lvl>
-    <w:lvl w:ilvl="7" w:tentative="1">
+    <w:lvl w:ilvl="7">
       <w:start w:val="1"/>
-      <w:numFmt w:val="decimal"/>
+      <w:numFmt w:val="lowerLetter"/>
       <w:lvlText w:val="%8."/>
       <w:lvlJc w:val="left"/>
       <w:pPr>
         <w:tabs>
-          <w:tab w:val="num" w:pos="5760"/>
+          <w:tab w:val="num" w:pos="0"/>
         </w:tabs>
         <w:ind w:left="5760" w:hanging="360"/>
       </w:pPr>
     </w:lvl>
-    <w:lvl w:ilvl="8" w:tentative="1">
+    <w:lvl w:ilvl="8">
       <w:start w:val="1"/>
-      <w:numFmt w:val="decimal"/>
+      <w:numFmt w:val="lowerRoman"/>
       <w:lvlText w:val="%9."/>
-      <w:lvlJc w:val="left"/>
-      <w:pPr>
-        <w:tabs>
-          <w:tab w:val="num" w:pos="6480"/>
-        </w:tabs>
-        <w:ind w:left="6480" w:hanging="360"/>
+      <w:lvlJc w:val="right"/>
+      <w:pPr>
+        <w:tabs>
+          <w:tab w:val="num" w:pos="0"/>
+        </w:tabs>
+        <w:ind w:left="6480" w:hanging="180"/>
       </w:pPr>
     </w:lvl>
   </w:abstractNum>
-  <w:abstractNum w:abstractNumId="2" w15:restartNumberingAfterBreak="0">
-    <w:nsid w:val="26636231"/>
+  <w:abstractNum w:abstractNumId="3" w15:restartNumberingAfterBreak="0">
+    <w:nsid w:val="2DE42FEA"/>
     <w:multiLevelType w:val="multilevel"/>
-    <w:tmpl w:val="7116E9F0"/>
+    <w:tmpl w:val="C43A9F20"/>
     <w:lvl w:ilvl="0">
       <w:start w:val="1"/>
       <w:numFmt w:val="decimal"/>
@@ -4331,12 +5513,125 @@
       <w:lvlJc w:val="left"/>
       <w:pPr>
         <w:tabs>
+          <w:tab w:val="num" w:pos="0"/>
+        </w:tabs>
+        <w:ind w:left="720" w:hanging="360"/>
+      </w:pPr>
+    </w:lvl>
+    <w:lvl w:ilvl="1">
+      <w:start w:val="1"/>
+      <w:numFmt w:val="lowerLetter"/>
+      <w:lvlText w:val="%2."/>
+      <w:lvlJc w:val="left"/>
+      <w:pPr>
+        <w:tabs>
+          <w:tab w:val="num" w:pos="0"/>
+        </w:tabs>
+        <w:ind w:left="1440" w:hanging="360"/>
+      </w:pPr>
+    </w:lvl>
+    <w:lvl w:ilvl="2">
+      <w:start w:val="1"/>
+      <w:numFmt w:val="lowerRoman"/>
+      <w:lvlText w:val="%3."/>
+      <w:lvlJc w:val="right"/>
+      <w:pPr>
+        <w:tabs>
+          <w:tab w:val="num" w:pos="0"/>
+        </w:tabs>
+        <w:ind w:left="2160" w:hanging="180"/>
+      </w:pPr>
+    </w:lvl>
+    <w:lvl w:ilvl="3">
+      <w:start w:val="1"/>
+      <w:numFmt w:val="decimal"/>
+      <w:lvlText w:val="%4."/>
+      <w:lvlJc w:val="left"/>
+      <w:pPr>
+        <w:tabs>
+          <w:tab w:val="num" w:pos="0"/>
+        </w:tabs>
+        <w:ind w:left="2880" w:hanging="360"/>
+      </w:pPr>
+    </w:lvl>
+    <w:lvl w:ilvl="4">
+      <w:start w:val="1"/>
+      <w:numFmt w:val="lowerLetter"/>
+      <w:lvlText w:val="%5."/>
+      <w:lvlJc w:val="left"/>
+      <w:pPr>
+        <w:tabs>
+          <w:tab w:val="num" w:pos="0"/>
+        </w:tabs>
+        <w:ind w:left="3600" w:hanging="360"/>
+      </w:pPr>
+    </w:lvl>
+    <w:lvl w:ilvl="5">
+      <w:start w:val="1"/>
+      <w:numFmt w:val="lowerRoman"/>
+      <w:lvlText w:val="%6."/>
+      <w:lvlJc w:val="right"/>
+      <w:pPr>
+        <w:tabs>
+          <w:tab w:val="num" w:pos="0"/>
+        </w:tabs>
+        <w:ind w:left="4320" w:hanging="180"/>
+      </w:pPr>
+    </w:lvl>
+    <w:lvl w:ilvl="6">
+      <w:start w:val="1"/>
+      <w:numFmt w:val="decimal"/>
+      <w:lvlText w:val="%7."/>
+      <w:lvlJc w:val="left"/>
+      <w:pPr>
+        <w:tabs>
+          <w:tab w:val="num" w:pos="0"/>
+        </w:tabs>
+        <w:ind w:left="5040" w:hanging="360"/>
+      </w:pPr>
+    </w:lvl>
+    <w:lvl w:ilvl="7">
+      <w:start w:val="1"/>
+      <w:numFmt w:val="lowerLetter"/>
+      <w:lvlText w:val="%8."/>
+      <w:lvlJc w:val="left"/>
+      <w:pPr>
+        <w:tabs>
+          <w:tab w:val="num" w:pos="0"/>
+        </w:tabs>
+        <w:ind w:left="5760" w:hanging="360"/>
+      </w:pPr>
+    </w:lvl>
+    <w:lvl w:ilvl="8">
+      <w:start w:val="1"/>
+      <w:numFmt w:val="lowerRoman"/>
+      <w:lvlText w:val="%9."/>
+      <w:lvlJc w:val="right"/>
+      <w:pPr>
+        <w:tabs>
+          <w:tab w:val="num" w:pos="0"/>
+        </w:tabs>
+        <w:ind w:left="6480" w:hanging="180"/>
+      </w:pPr>
+    </w:lvl>
+  </w:abstractNum>
+  <w:abstractNum w:abstractNumId="4" w15:restartNumberingAfterBreak="0">
+    <w:nsid w:val="4B665BA8"/>
+    <w:multiLevelType w:val="multilevel"/>
+    <w:tmpl w:val="E88E0DCE"/>
+    <w:lvl w:ilvl="0">
+      <w:start w:val="1"/>
+      <w:numFmt w:val="decimal"/>
+      <w:lvlText w:val="%1."/>
+      <w:lvlJc w:val="left"/>
+      <w:pPr>
+        <w:tabs>
           <w:tab w:val="num" w:pos="720"/>
         </w:tabs>
         <w:ind w:left="720" w:hanging="360"/>
       </w:pPr>
     </w:lvl>
-    <w:lvl w:ilvl="1" w:tentative="1">
+    <w:lvl w:ilvl="1">
       <w:start w:val="1"/>
       <w:numFmt w:val="decimal"/>
       <w:lvlText w:val="%2."/>
@@ -4348,7 +5643,7 @@
         <w:ind w:left="1440" w:hanging="360"/>
       </w:pPr>
     </w:lvl>
-    <w:lvl w:ilvl="2" w:tentative="1">
+    <w:lvl w:ilvl="2">
       <w:start w:val="1"/>
       <w:numFmt w:val="decimal"/>
       <w:lvlText w:val="%3."/>
@@ -4360,7 +5655,7 @@
         <w:ind w:left="2160" w:hanging="360"/>
       </w:pPr>
     </w:lvl>
-    <w:lvl w:ilvl="3" w:tentative="1">
+    <w:lvl w:ilvl="3">
       <w:start w:val="1"/>
       <w:numFmt w:val="decimal"/>
       <w:lvlText w:val="%4."/>
@@ -4372,7 +5667,7 @@
         <w:ind w:left="2880" w:hanging="360"/>
       </w:pPr>
     </w:lvl>
-    <w:lvl w:ilvl="4" w:tentative="1">
+    <w:lvl w:ilvl="4">
       <w:start w:val="1"/>
       <w:numFmt w:val="decimal"/>
       <w:lvlText w:val="%5."/>
@@ -4384,7 +5679,7 @@
         <w:ind w:left="3600" w:hanging="360"/>
       </w:pPr>
     </w:lvl>
-    <w:lvl w:ilvl="5" w:tentative="1">
+    <w:lvl w:ilvl="5">
       <w:start w:val="1"/>
       <w:numFmt w:val="decimal"/>
       <w:lvlText w:val="%6."/>
@@ -4396,7 +5691,7 @@
         <w:ind w:left="4320" w:hanging="360"/>
       </w:pPr>
     </w:lvl>
-    <w:lvl w:ilvl="6" w:tentative="1">
+    <w:lvl w:ilvl="6">
       <w:start w:val="1"/>
       <w:numFmt w:val="decimal"/>
       <w:lvlText w:val="%7."/>
@@ -4408,7 +5703,7 @@
         <w:ind w:left="5040" w:hanging="360"/>
       </w:pPr>
     </w:lvl>
-    <w:lvl w:ilvl="7" w:tentative="1">
+    <w:lvl w:ilvl="7">
       <w:start w:val="1"/>
       <w:numFmt w:val="decimal"/>
       <w:lvlText w:val="%8."/>
@@ -4420,7 +5715,7 @@
         <w:ind w:left="5760" w:hanging="360"/>
       </w:pPr>
     </w:lvl>
-    <w:lvl w:ilvl="8" w:tentative="1">
+    <w:lvl w:ilvl="8">
       <w:start w:val="1"/>
       <w:numFmt w:val="decimal"/>
       <w:lvlText w:val="%9."/>
@@ -4433,10 +5728,236 @@
       </w:pPr>
     </w:lvl>
   </w:abstractNum>
-  <w:abstractNum w:abstractNumId="3" w15:restartNumberingAfterBreak="0">
-    <w:nsid w:val="479448F6"/>
+  <w:abstractNum w:abstractNumId="5" w15:restartNumberingAfterBreak="0">
+    <w:nsid w:val="5D641FDB"/>
     <w:multiLevelType w:val="multilevel"/>
-    <w:tmpl w:val="9184EEAE"/>
+    <w:tmpl w:val="ADFE5C20"/>
+    <w:lvl w:ilvl="0">
+      <w:start w:val="1"/>
+      <w:numFmt w:val="decimal"/>
+      <w:lvlText w:val="%1."/>
+      <w:lvlJc w:val="left"/>
+      <w:pPr>
+        <w:tabs>
+          <w:tab w:val="num" w:pos="720"/>
+        </w:tabs>
+        <w:ind w:left="720" w:hanging="360"/>
+      </w:pPr>
+    </w:lvl>
+    <w:lvl w:ilvl="1">
+      <w:start w:val="1"/>
+      <w:numFmt w:val="decimal"/>
+      <w:lvlText w:val="%2."/>
+      <w:lvlJc w:val="left"/>
+      <w:pPr>
+        <w:tabs>
+          <w:tab w:val="num" w:pos="1440"/>
+        </w:tabs>
+        <w:ind w:left="1440" w:hanging="360"/>
+      </w:pPr>
+    </w:lvl>
+    <w:lvl w:ilvl="2">
+      <w:start w:val="1"/>
+      <w:numFmt w:val="decimal"/>
+      <w:lvlText w:val="%3."/>
+      <w:lvlJc w:val="left"/>
+      <w:pPr>
+        <w:tabs>
+          <w:tab w:val="num" w:pos="2160"/>
+        </w:tabs>
+        <w:ind w:left="2160" w:hanging="360"/>
+      </w:pPr>
+    </w:lvl>
+    <w:lvl w:ilvl="3">
+      <w:start w:val="1"/>
+      <w:numFmt w:val="decimal"/>
+      <w:lvlText w:val="%4."/>
+      <w:lvlJc w:val="left"/>
+      <w:pPr>
+        <w:tabs>
+          <w:tab w:val="num" w:pos="2880"/>
+        </w:tabs>
+        <w:ind w:left="2880" w:hanging="360"/>
+      </w:pPr>
+    </w:lvl>
+    <w:lvl w:ilvl="4">
+      <w:start w:val="1"/>
+      <w:numFmt w:val="decimal"/>
+      <w:lvlText w:val="%5."/>
+      <w:lvlJc w:val="left"/>
+      <w:pPr>
+        <w:tabs>
+          <w:tab w:val="num" w:pos="3600"/>
+        </w:tabs>
+        <w:ind w:left="3600" w:hanging="360"/>
+      </w:pPr>
+    </w:lvl>
+    <w:lvl w:ilvl="5">
+      <w:start w:val="1"/>
+      <w:numFmt w:val="decimal"/>
+      <w:lvlText w:val="%6."/>
+      <w:lvlJc w:val="left"/>
+      <w:pPr>
+        <w:tabs>
+          <w:tab w:val="num" w:pos="4320"/>
+        </w:tabs>
+        <w:ind w:left="4320" w:hanging="360"/>
+      </w:pPr>
+    </w:lvl>
+    <w:lvl w:ilvl="6">
+      <w:start w:val="1"/>
+      <w:numFmt w:val="decimal"/>
+      <w:lvlText w:val="%7."/>
+      <w:lvlJc w:val="left"/>
+      <w:pPr>
+        <w:tabs>
+          <w:tab w:val="num" w:pos="5040"/>
+        </w:tabs>
+        <w:ind w:left="5040" w:hanging="360"/>
+      </w:pPr>
+    </w:lvl>
+    <w:lvl w:ilvl="7">
+      <w:start w:val="1"/>
+      <w:numFmt w:val="decimal"/>
+      <w:lvlText w:val="%8."/>
+      <w:lvlJc w:val="left"/>
+      <w:pPr>
+        <w:tabs>
+          <w:tab w:val="num" w:pos="5760"/>
+        </w:tabs>
+        <w:ind w:left="5760" w:hanging="360"/>
+      </w:pPr>
+    </w:lvl>
+    <w:lvl w:ilvl="8">
+      <w:start w:val="1"/>
+      <w:numFmt w:val="decimal"/>
+      <w:lvlText w:val="%9."/>
+      <w:lvlJc w:val="left"/>
+      <w:pPr>
+        <w:tabs>
+          <w:tab w:val="num" w:pos="6480"/>
+        </w:tabs>
+        <w:ind w:left="6480" w:hanging="360"/>
+      </w:pPr>
+    </w:lvl>
+  </w:abstractNum>
+  <w:abstractNum w:abstractNumId="6" w15:restartNumberingAfterBreak="0">
+    <w:nsid w:val="6CF7079A"/>
+    <w:multiLevelType w:val="multilevel"/>
+    <w:tmpl w:val="BCDCEF50"/>
+    <w:lvl w:ilvl="0">
+      <w:start w:val="1"/>
+      <w:numFmt w:val="decimal"/>
+      <w:lvlText w:val="%1."/>
+      <w:lvlJc w:val="left"/>
+      <w:pPr>
+        <w:tabs>
+          <w:tab w:val="num" w:pos="0"/>
+        </w:tabs>
+        <w:ind w:left="720" w:hanging="360"/>
+      </w:pPr>
+    </w:lvl>
+    <w:lvl w:ilvl="1">
+      <w:start w:val="1"/>
+      <w:numFmt w:val="lowerLetter"/>
+      <w:lvlText w:val="%2."/>
+      <w:lvlJc w:val="left"/>
+      <w:pPr>
+        <w:tabs>
+          <w:tab w:val="num" w:pos="0"/>
+        </w:tabs>
+        <w:ind w:left="1440" w:hanging="360"/>
+      </w:pPr>
+    </w:lvl>
+    <w:lvl w:ilvl="2">
+      <w:start w:val="1"/>
+      <w:numFmt w:val="lowerRoman"/>
+      <w:lvlText w:val="%3."/>
+      <w:lvlJc w:val="right"/>
+      <w:pPr>
+        <w:tabs>
+          <w:tab w:val="num" w:pos="0"/>
+        </w:tabs>
+        <w:ind w:left="2160" w:hanging="180"/>
+      </w:pPr>
+    </w:lvl>
+    <w:lvl w:ilvl="3">
+      <w:start w:val="1"/>
+      <w:numFmt w:val="decimal"/>
+      <w:lvlText w:val="%4."/>
+      <w:lvlJc w:val="left"/>
+      <w:pPr>
+        <w:tabs>
+          <w:tab w:val="num" w:pos="0"/>
+        </w:tabs>
+        <w:ind w:left="2880" w:hanging="360"/>
+      </w:pPr>
+    </w:lvl>
+    <w:lvl w:ilvl="4">
+      <w:start w:val="1"/>
+      <w:numFmt w:val="lowerLetter"/>
+      <w:lvlText w:val="%5."/>
+      <w:lvlJc w:val="left"/>
+      <w:pPr>
+        <w:tabs>
+          <w:tab w:val="num" w:pos="0"/>
+        </w:tabs>
+        <w:ind w:left="3600" w:hanging="360"/>
+      </w:pPr>
+    </w:lvl>
+    <w:lvl w:ilvl="5">
+      <w:start w:val="1"/>
+      <w:numFmt w:val="lowerRoman"/>
+      <w:lvlText w:val="%6."/>
+      <w:lvlJc w:val="right"/>
+      <w:pPr>
+        <w:tabs>
+          <w:tab w:val="num" w:pos="0"/>
+        </w:tabs>
+        <w:ind w:left="4320" w:hanging="180"/>
+      </w:pPr>
+    </w:lvl>
+    <w:lvl w:ilvl="6">
+      <w:start w:val="1"/>
+      <w:numFmt w:val="decimal"/>
+      <w:lvlText w:val="%7."/>
+      <w:lvlJc w:val="left"/>
+      <w:pPr>
+        <w:tabs>
+          <w:tab w:val="num" w:pos="0"/>
+        </w:tabs>
+        <w:ind w:left="5040" w:hanging="360"/>
+      </w:pPr>
+    </w:lvl>
+    <w:lvl w:ilvl="7">
+      <w:start w:val="1"/>
+      <w:numFmt w:val="lowerLetter"/>
+      <w:lvlText w:val="%8."/>
+      <w:lvlJc w:val="left"/>
+      <w:pPr>
+        <w:tabs>
+          <w:tab w:val="num" w:pos="0"/>
+        </w:tabs>
+        <w:ind w:left="5760" w:hanging="360"/>
+      </w:pPr>
+    </w:lvl>
+    <w:lvl w:ilvl="8">
+      <w:start w:val="1"/>
+      <w:numFmt w:val="lowerRoman"/>
+      <w:lvlText w:val="%9."/>
+      <w:lvlJc w:val="right"/>
+      <w:pPr>
+        <w:tabs>
+          <w:tab w:val="num" w:pos="0"/>
+        </w:tabs>
+        <w:ind w:left="6480" w:hanging="180"/>
+      </w:pPr>
+    </w:lvl>
+  </w:abstractNum>
+  <w:abstractNum w:abstractNumId="7" w15:restartNumberingAfterBreak="0">
+    <w:nsid w:val="6F705988"/>
+    <w:multiLevelType w:val="multilevel"/>
+    <w:tmpl w:val="FD1E2F46"/>
     <w:lvl w:ilvl="0">
       <w:start w:val="1"/>
       <w:numFmt w:val="decimal"/>
@@ -4461,11 +5982,11 @@
         <w:ind w:left="1440" w:hanging="360"/>
       </w:pPr>
       <w:rPr>
-        <w:rFonts w:ascii="Symbol" w:hAnsi="Symbol" w:hint="default"/>
+        <w:rFonts w:ascii="Symbol" w:hAnsi="Symbol" w:cs="Symbol" w:hint="default"/>
         <w:sz w:val="20"/>
       </w:rPr>
     </w:lvl>
-    <w:lvl w:ilvl="2" w:tentative="1">
+    <w:lvl w:ilvl="2">
       <w:start w:val="1"/>
       <w:numFmt w:val="decimal"/>
       <w:lvlText w:val="%3."/>
@@ -4477,7 +5998,7 @@
         <w:ind w:left="2160" w:hanging="360"/>
       </w:pPr>
     </w:lvl>
-    <w:lvl w:ilvl="3" w:tentative="1">
+    <w:lvl w:ilvl="3">
       <w:start w:val="1"/>
       <w:numFmt w:val="decimal"/>
       <w:lvlText w:val="%4."/>
@@ -4489,7 +6010,7 @@
         <w:ind w:left="2880" w:hanging="360"/>
       </w:pPr>
     </w:lvl>
-    <w:lvl w:ilvl="4" w:tentative="1">
+    <w:lvl w:ilvl="4">
       <w:start w:val="1"/>
       <w:numFmt w:val="decimal"/>
       <w:lvlText w:val="%5."/>
@@ -4501,7 +6022,7 @@
         <w:ind w:left="3600" w:hanging="360"/>
       </w:pPr>
     </w:lvl>
-    <w:lvl w:ilvl="5" w:tentative="1">
+    <w:lvl w:ilvl="5">
       <w:start w:val="1"/>
       <w:numFmt w:val="decimal"/>
       <w:lvlText w:val="%6."/>
@@ -4513,7 +6034,7 @@
         <w:ind w:left="4320" w:hanging="360"/>
       </w:pPr>
     </w:lvl>
-    <w:lvl w:ilvl="6" w:tentative="1">
+    <w:lvl w:ilvl="6">
       <w:start w:val="1"/>
       <w:numFmt w:val="decimal"/>
       <w:lvlText w:val="%7."/>
@@ -4525,7 +6046,7 @@
         <w:ind w:left="5040" w:hanging="360"/>
       </w:pPr>
     </w:lvl>
-    <w:lvl w:ilvl="7" w:tentative="1">
+    <w:lvl w:ilvl="7">
       <w:start w:val="1"/>
       <w:numFmt w:val="decimal"/>
       <w:lvlText w:val="%8."/>
@@ -4537,7 +6058,7 @@
         <w:ind w:left="5760" w:hanging="360"/>
       </w:pPr>
     </w:lvl>
-    <w:lvl w:ilvl="8" w:tentative="1">
+    <w:lvl w:ilvl="8">
       <w:start w:val="1"/>
       <w:numFmt w:val="decimal"/>
       <w:lvlText w:val="%9."/>
@@ -4550,852 +6071,35 @@
       </w:pPr>
     </w:lvl>
   </w:abstractNum>
-  <w:abstractNum w:abstractNumId="4" w15:restartNumberingAfterBreak="0">
-    <w:nsid w:val="4BEB4509"/>
-    <w:multiLevelType w:val="hybridMultilevel"/>
-    <w:tmpl w:val="5ABEBBA0"/>
-    <w:lvl w:ilvl="0" w:tplc="5F5EF14A">
-      <w:start w:val="1"/>
-      <w:numFmt w:val="decimal"/>
-      <w:lvlText w:val="%1."/>
-      <w:lvlJc w:val="left"/>
-      <w:pPr>
-        <w:ind w:left="1080" w:hanging="360"/>
-      </w:pPr>
-      <w:rPr>
-        <w:rFonts w:hint="default"/>
-      </w:rPr>
-    </w:lvl>
-    <w:lvl w:ilvl="1" w:tplc="08090019" w:tentative="1">
-      <w:start w:val="1"/>
-      <w:numFmt w:val="lowerLetter"/>
-      <w:lvlText w:val="%2."/>
-      <w:lvlJc w:val="left"/>
-      <w:pPr>
-        <w:ind w:left="1800" w:hanging="360"/>
-      </w:pPr>
-    </w:lvl>
-    <w:lvl w:ilvl="2" w:tplc="0809001B" w:tentative="1">
-      <w:start w:val="1"/>
-      <w:numFmt w:val="lowerRoman"/>
-      <w:lvlText w:val="%3."/>
-      <w:lvlJc w:val="right"/>
-      <w:pPr>
-        <w:ind w:left="2520" w:hanging="180"/>
-      </w:pPr>
-    </w:lvl>
-    <w:lvl w:ilvl="3" w:tplc="0809000F" w:tentative="1">
-      <w:start w:val="1"/>
-      <w:numFmt w:val="decimal"/>
-      <w:lvlText w:val="%4."/>
-      <w:lvlJc w:val="left"/>
-      <w:pPr>
-        <w:ind w:left="3240" w:hanging="360"/>
-      </w:pPr>
-    </w:lvl>
-    <w:lvl w:ilvl="4" w:tplc="08090019" w:tentative="1">
-      <w:start w:val="1"/>
-      <w:numFmt w:val="lowerLetter"/>
-      <w:lvlText w:val="%5."/>
-      <w:lvlJc w:val="left"/>
-      <w:pPr>
-        <w:ind w:left="3960" w:hanging="360"/>
-      </w:pPr>
-    </w:lvl>
-    <w:lvl w:ilvl="5" w:tplc="0809001B" w:tentative="1">
-      <w:start w:val="1"/>
-      <w:numFmt w:val="lowerRoman"/>
-      <w:lvlText w:val="%6."/>
-      <w:lvlJc w:val="right"/>
-      <w:pPr>
-        <w:ind w:left="4680" w:hanging="180"/>
-      </w:pPr>
-    </w:lvl>
-    <w:lvl w:ilvl="6" w:tplc="0809000F" w:tentative="1">
-      <w:start w:val="1"/>
-      <w:numFmt w:val="decimal"/>
-      <w:lvlText w:val="%7."/>
-      <w:lvlJc w:val="left"/>
-      <w:pPr>
-        <w:ind w:left="5400" w:hanging="360"/>
-      </w:pPr>
-    </w:lvl>
-    <w:lvl w:ilvl="7" w:tplc="08090019" w:tentative="1">
-      <w:start w:val="1"/>
-      <w:numFmt w:val="lowerLetter"/>
-      <w:lvlText w:val="%8."/>
-      <w:lvlJc w:val="left"/>
-      <w:pPr>
-        <w:ind w:left="6120" w:hanging="360"/>
-      </w:pPr>
-    </w:lvl>
-    <w:lvl w:ilvl="8" w:tplc="0809001B" w:tentative="1">
-      <w:start w:val="1"/>
-      <w:numFmt w:val="lowerRoman"/>
-      <w:lvlText w:val="%9."/>
-      <w:lvlJc w:val="right"/>
-      <w:pPr>
-        <w:ind w:left="6840" w:hanging="180"/>
-      </w:pPr>
-    </w:lvl>
-  </w:abstractNum>
-  <w:abstractNum w:abstractNumId="5" w15:restartNumberingAfterBreak="0">
-    <w:nsid w:val="4DAA422B"/>
-    <w:multiLevelType w:val="hybridMultilevel"/>
-    <w:tmpl w:val="F33AA234"/>
-    <w:lvl w:ilvl="0" w:tplc="0809000F">
-      <w:start w:val="1"/>
-      <w:numFmt w:val="decimal"/>
-      <w:lvlText w:val="%1."/>
-      <w:lvlJc w:val="left"/>
-      <w:pPr>
-        <w:ind w:left="720" w:hanging="360"/>
-      </w:pPr>
-      <w:rPr>
-        <w:rFonts w:hint="default"/>
-      </w:rPr>
-    </w:lvl>
-    <w:lvl w:ilvl="1" w:tplc="08090019" w:tentative="1">
-      <w:start w:val="1"/>
-      <w:numFmt w:val="lowerLetter"/>
-      <w:lvlText w:val="%2."/>
-      <w:lvlJc w:val="left"/>
-      <w:pPr>
-        <w:ind w:left="1440" w:hanging="360"/>
-      </w:pPr>
-    </w:lvl>
-    <w:lvl w:ilvl="2" w:tplc="0809001B" w:tentative="1">
-      <w:start w:val="1"/>
-      <w:numFmt w:val="lowerRoman"/>
-      <w:lvlText w:val="%3."/>
-      <w:lvlJc w:val="right"/>
-      <w:pPr>
-        <w:ind w:left="2160" w:hanging="180"/>
-      </w:pPr>
-    </w:lvl>
-    <w:lvl w:ilvl="3" w:tplc="0809000F" w:tentative="1">
-      <w:start w:val="1"/>
-      <w:numFmt w:val="decimal"/>
-      <w:lvlText w:val="%4."/>
-      <w:lvlJc w:val="left"/>
-      <w:pPr>
-        <w:ind w:left="2880" w:hanging="360"/>
-      </w:pPr>
-    </w:lvl>
-    <w:lvl w:ilvl="4" w:tplc="08090019" w:tentative="1">
-      <w:start w:val="1"/>
-      <w:numFmt w:val="lowerLetter"/>
-      <w:lvlText w:val="%5."/>
-      <w:lvlJc w:val="left"/>
-      <w:pPr>
-        <w:ind w:left="3600" w:hanging="360"/>
-      </w:pPr>
-    </w:lvl>
-    <w:lvl w:ilvl="5" w:tplc="0809001B" w:tentative="1">
-      <w:start w:val="1"/>
-      <w:numFmt w:val="lowerRoman"/>
-      <w:lvlText w:val="%6."/>
-      <w:lvlJc w:val="right"/>
-      <w:pPr>
-        <w:ind w:left="4320" w:hanging="180"/>
-      </w:pPr>
-    </w:lvl>
-    <w:lvl w:ilvl="6" w:tplc="0809000F" w:tentative="1">
-      <w:start w:val="1"/>
-      <w:numFmt w:val="decimal"/>
-      <w:lvlText w:val="%7."/>
-      <w:lvlJc w:val="left"/>
-      <w:pPr>
-        <w:ind w:left="5040" w:hanging="360"/>
-      </w:pPr>
-    </w:lvl>
-    <w:lvl w:ilvl="7" w:tplc="08090019" w:tentative="1">
-      <w:start w:val="1"/>
-      <w:numFmt w:val="lowerLetter"/>
-      <w:lvlText w:val="%8."/>
-      <w:lvlJc w:val="left"/>
-      <w:pPr>
-        <w:ind w:left="5760" w:hanging="360"/>
-      </w:pPr>
-    </w:lvl>
-    <w:lvl w:ilvl="8" w:tplc="0809001B" w:tentative="1">
-      <w:start w:val="1"/>
-      <w:numFmt w:val="lowerRoman"/>
-      <w:lvlText w:val="%9."/>
-      <w:lvlJc w:val="right"/>
-      <w:pPr>
-        <w:ind w:left="6480" w:hanging="180"/>
-      </w:pPr>
-    </w:lvl>
-  </w:abstractNum>
-  <w:abstractNum w:abstractNumId="6" w15:restartNumberingAfterBreak="0">
-    <w:nsid w:val="4EEE51E6"/>
-    <w:multiLevelType w:val="multilevel"/>
-    <w:tmpl w:val="39C0F4FA"/>
-    <w:lvl w:ilvl="0">
-      <w:start w:val="1"/>
-      <w:numFmt w:val="decimal"/>
-      <w:lvlText w:val="%1."/>
-      <w:lvlJc w:val="left"/>
-      <w:pPr>
-        <w:tabs>
-          <w:tab w:val="num" w:pos="720"/>
-        </w:tabs>
-        <w:ind w:left="720" w:hanging="360"/>
-      </w:pPr>
-    </w:lvl>
-    <w:lvl w:ilvl="1" w:tentative="1">
-      <w:start w:val="1"/>
-      <w:numFmt w:val="decimal"/>
-      <w:lvlText w:val="%2."/>
-      <w:lvlJc w:val="left"/>
-      <w:pPr>
-        <w:tabs>
-          <w:tab w:val="num" w:pos="1440"/>
-        </w:tabs>
-        <w:ind w:left="1440" w:hanging="360"/>
-      </w:pPr>
-    </w:lvl>
-    <w:lvl w:ilvl="2" w:tentative="1">
-      <w:start w:val="1"/>
-      <w:numFmt w:val="decimal"/>
-      <w:lvlText w:val="%3."/>
-      <w:lvlJc w:val="left"/>
-      <w:pPr>
-        <w:tabs>
-          <w:tab w:val="num" w:pos="2160"/>
-        </w:tabs>
-        <w:ind w:left="2160" w:hanging="360"/>
-      </w:pPr>
-    </w:lvl>
-    <w:lvl w:ilvl="3" w:tentative="1">
-      <w:start w:val="1"/>
-      <w:numFmt w:val="decimal"/>
-      <w:lvlText w:val="%4."/>
-      <w:lvlJc w:val="left"/>
-      <w:pPr>
-        <w:tabs>
-          <w:tab w:val="num" w:pos="2880"/>
-        </w:tabs>
-        <w:ind w:left="2880" w:hanging="360"/>
-      </w:pPr>
-    </w:lvl>
-    <w:lvl w:ilvl="4" w:tentative="1">
-      <w:start w:val="1"/>
-      <w:numFmt w:val="decimal"/>
-      <w:lvlText w:val="%5."/>
-      <w:lvlJc w:val="left"/>
-      <w:pPr>
-        <w:tabs>
-          <w:tab w:val="num" w:pos="3600"/>
-        </w:tabs>
-        <w:ind w:left="3600" w:hanging="360"/>
-      </w:pPr>
-    </w:lvl>
-    <w:lvl w:ilvl="5" w:tentative="1">
-      <w:start w:val="1"/>
-      <w:numFmt w:val="decimal"/>
-      <w:lvlText w:val="%6."/>
-      <w:lvlJc w:val="left"/>
-      <w:pPr>
-        <w:tabs>
-          <w:tab w:val="num" w:pos="4320"/>
-        </w:tabs>
-        <w:ind w:left="4320" w:hanging="360"/>
-      </w:pPr>
-    </w:lvl>
-    <w:lvl w:ilvl="6" w:tentative="1">
-      <w:start w:val="1"/>
-      <w:numFmt w:val="decimal"/>
-      <w:lvlText w:val="%7."/>
-      <w:lvlJc w:val="left"/>
-      <w:pPr>
-        <w:tabs>
-          <w:tab w:val="num" w:pos="5040"/>
-        </w:tabs>
-        <w:ind w:left="5040" w:hanging="360"/>
-      </w:pPr>
-    </w:lvl>
-    <w:lvl w:ilvl="7" w:tentative="1">
-      <w:start w:val="1"/>
-      <w:numFmt w:val="decimal"/>
-      <w:lvlText w:val="%8."/>
-      <w:lvlJc w:val="left"/>
-      <w:pPr>
-        <w:tabs>
-          <w:tab w:val="num" w:pos="5760"/>
-        </w:tabs>
-        <w:ind w:left="5760" w:hanging="360"/>
-      </w:pPr>
-    </w:lvl>
-    <w:lvl w:ilvl="8" w:tentative="1">
-      <w:start w:val="1"/>
-      <w:numFmt w:val="decimal"/>
-      <w:lvlText w:val="%9."/>
-      <w:lvlJc w:val="left"/>
-      <w:pPr>
-        <w:tabs>
-          <w:tab w:val="num" w:pos="6480"/>
-        </w:tabs>
-        <w:ind w:left="6480" w:hanging="360"/>
-      </w:pPr>
-    </w:lvl>
-  </w:abstractNum>
-  <w:abstractNum w:abstractNumId="7" w15:restartNumberingAfterBreak="0">
-    <w:nsid w:val="534E0C3E"/>
-    <w:multiLevelType w:val="hybridMultilevel"/>
-    <w:tmpl w:val="F1EEC7E0"/>
-    <w:lvl w:ilvl="0" w:tplc="0809000F">
-      <w:start w:val="1"/>
-      <w:numFmt w:val="decimal"/>
-      <w:lvlText w:val="%1."/>
-      <w:lvlJc w:val="left"/>
-      <w:pPr>
-        <w:ind w:left="720" w:hanging="360"/>
-      </w:pPr>
-    </w:lvl>
-    <w:lvl w:ilvl="1" w:tplc="08090019" w:tentative="1">
-      <w:start w:val="1"/>
-      <w:numFmt w:val="lowerLetter"/>
-      <w:lvlText w:val="%2."/>
-      <w:lvlJc w:val="left"/>
-      <w:pPr>
-        <w:ind w:left="1440" w:hanging="360"/>
-      </w:pPr>
-    </w:lvl>
-    <w:lvl w:ilvl="2" w:tplc="0809001B" w:tentative="1">
-      <w:start w:val="1"/>
-      <w:numFmt w:val="lowerRoman"/>
-      <w:lvlText w:val="%3."/>
-      <w:lvlJc w:val="right"/>
-      <w:pPr>
-        <w:ind w:left="2160" w:hanging="180"/>
-      </w:pPr>
-    </w:lvl>
-    <w:lvl w:ilvl="3" w:tplc="0809000F" w:tentative="1">
-      <w:start w:val="1"/>
-      <w:numFmt w:val="decimal"/>
-      <w:lvlText w:val="%4."/>
-      <w:lvlJc w:val="left"/>
-      <w:pPr>
-        <w:ind w:left="2880" w:hanging="360"/>
-      </w:pPr>
-    </w:lvl>
-    <w:lvl w:ilvl="4" w:tplc="08090019" w:tentative="1">
-      <w:start w:val="1"/>
-      <w:numFmt w:val="lowerLetter"/>
-      <w:lvlText w:val="%5."/>
-      <w:lvlJc w:val="left"/>
-      <w:pPr>
-        <w:ind w:left="3600" w:hanging="360"/>
-      </w:pPr>
-    </w:lvl>
-    <w:lvl w:ilvl="5" w:tplc="0809001B" w:tentative="1">
-      <w:start w:val="1"/>
-      <w:numFmt w:val="lowerRoman"/>
-      <w:lvlText w:val="%6."/>
-      <w:lvlJc w:val="right"/>
-      <w:pPr>
-        <w:ind w:left="4320" w:hanging="180"/>
-      </w:pPr>
-    </w:lvl>
-    <w:lvl w:ilvl="6" w:tplc="0809000F" w:tentative="1">
-      <w:start w:val="1"/>
-      <w:numFmt w:val="decimal"/>
-      <w:lvlText w:val="%7."/>
-      <w:lvlJc w:val="left"/>
-      <w:pPr>
-        <w:ind w:left="5040" w:hanging="360"/>
-      </w:pPr>
-    </w:lvl>
-    <w:lvl w:ilvl="7" w:tplc="08090019" w:tentative="1">
-      <w:start w:val="1"/>
-      <w:numFmt w:val="lowerLetter"/>
-      <w:lvlText w:val="%8."/>
-      <w:lvlJc w:val="left"/>
-      <w:pPr>
-        <w:ind w:left="5760" w:hanging="360"/>
-      </w:pPr>
-    </w:lvl>
-    <w:lvl w:ilvl="8" w:tplc="0809001B" w:tentative="1">
-      <w:start w:val="1"/>
-      <w:numFmt w:val="lowerRoman"/>
-      <w:lvlText w:val="%9."/>
-      <w:lvlJc w:val="right"/>
-      <w:pPr>
-        <w:ind w:left="6480" w:hanging="180"/>
-      </w:pPr>
-    </w:lvl>
-  </w:abstractNum>
-  <w:abstractNum w:abstractNumId="8" w15:restartNumberingAfterBreak="0">
-    <w:nsid w:val="61AB1B8E"/>
-    <w:multiLevelType w:val="multilevel"/>
-    <w:tmpl w:val="9D56519C"/>
-    <w:lvl w:ilvl="0">
-      <w:start w:val="1"/>
-      <w:numFmt w:val="decimal"/>
-      <w:lvlText w:val="%1."/>
-      <w:lvlJc w:val="left"/>
-      <w:pPr>
-        <w:tabs>
-          <w:tab w:val="num" w:pos="720"/>
-        </w:tabs>
-        <w:ind w:left="720" w:hanging="360"/>
-      </w:pPr>
-    </w:lvl>
-    <w:lvl w:ilvl="1" w:tentative="1">
-      <w:start w:val="1"/>
-      <w:numFmt w:val="decimal"/>
-      <w:lvlText w:val="%2."/>
-      <w:lvlJc w:val="left"/>
-      <w:pPr>
-        <w:tabs>
-          <w:tab w:val="num" w:pos="1440"/>
-        </w:tabs>
-        <w:ind w:left="1440" w:hanging="360"/>
-      </w:pPr>
-    </w:lvl>
-    <w:lvl w:ilvl="2" w:tentative="1">
-      <w:start w:val="1"/>
-      <w:numFmt w:val="decimal"/>
-      <w:lvlText w:val="%3."/>
-      <w:lvlJc w:val="left"/>
-      <w:pPr>
-        <w:tabs>
-          <w:tab w:val="num" w:pos="2160"/>
-        </w:tabs>
-        <w:ind w:left="2160" w:hanging="360"/>
-      </w:pPr>
-    </w:lvl>
-    <w:lvl w:ilvl="3" w:tentative="1">
-      <w:start w:val="1"/>
-      <w:numFmt w:val="decimal"/>
-      <w:lvlText w:val="%4."/>
-      <w:lvlJc w:val="left"/>
-      <w:pPr>
-        <w:tabs>
-          <w:tab w:val="num" w:pos="2880"/>
-        </w:tabs>
-        <w:ind w:left="2880" w:hanging="360"/>
-      </w:pPr>
-    </w:lvl>
-    <w:lvl w:ilvl="4" w:tentative="1">
-      <w:start w:val="1"/>
-      <w:numFmt w:val="decimal"/>
-      <w:lvlText w:val="%5."/>
-      <w:lvlJc w:val="left"/>
-      <w:pPr>
-        <w:tabs>
-          <w:tab w:val="num" w:pos="3600"/>
-        </w:tabs>
-        <w:ind w:left="3600" w:hanging="360"/>
-      </w:pPr>
-    </w:lvl>
-    <w:lvl w:ilvl="5" w:tentative="1">
-      <w:start w:val="1"/>
-      <w:numFmt w:val="decimal"/>
-      <w:lvlText w:val="%6."/>
-      <w:lvlJc w:val="left"/>
-      <w:pPr>
-        <w:tabs>
-          <w:tab w:val="num" w:pos="4320"/>
-        </w:tabs>
-        <w:ind w:left="4320" w:hanging="360"/>
-      </w:pPr>
-    </w:lvl>
-    <w:lvl w:ilvl="6" w:tentative="1">
-      <w:start w:val="1"/>
-      <w:numFmt w:val="decimal"/>
-      <w:lvlText w:val="%7."/>
-      <w:lvlJc w:val="left"/>
-      <w:pPr>
-        <w:tabs>
-          <w:tab w:val="num" w:pos="5040"/>
-        </w:tabs>
-        <w:ind w:left="5040" w:hanging="360"/>
-      </w:pPr>
-    </w:lvl>
-    <w:lvl w:ilvl="7" w:tentative="1">
-      <w:start w:val="1"/>
-      <w:numFmt w:val="decimal"/>
-      <w:lvlText w:val="%8."/>
-      <w:lvlJc w:val="left"/>
-      <w:pPr>
-        <w:tabs>
-          <w:tab w:val="num" w:pos="5760"/>
-        </w:tabs>
-        <w:ind w:left="5760" w:hanging="360"/>
-      </w:pPr>
-    </w:lvl>
-    <w:lvl w:ilvl="8" w:tentative="1">
-      <w:start w:val="1"/>
-      <w:numFmt w:val="decimal"/>
-      <w:lvlText w:val="%9."/>
-      <w:lvlJc w:val="left"/>
-      <w:pPr>
-        <w:tabs>
-          <w:tab w:val="num" w:pos="6480"/>
-        </w:tabs>
-        <w:ind w:left="6480" w:hanging="360"/>
-      </w:pPr>
-    </w:lvl>
-  </w:abstractNum>
-  <w:abstractNum w:abstractNumId="9" w15:restartNumberingAfterBreak="0">
-    <w:nsid w:val="65831052"/>
-    <w:multiLevelType w:val="multilevel"/>
-    <w:tmpl w:val="B6C8B59E"/>
-    <w:lvl w:ilvl="0">
-      <w:start w:val="1"/>
-      <w:numFmt w:val="decimal"/>
-      <w:lvlText w:val="%1."/>
-      <w:lvlJc w:val="left"/>
-      <w:pPr>
-        <w:tabs>
-          <w:tab w:val="num" w:pos="720"/>
-        </w:tabs>
-        <w:ind w:left="720" w:hanging="360"/>
-      </w:pPr>
-    </w:lvl>
-    <w:lvl w:ilvl="1" w:tentative="1">
-      <w:start w:val="1"/>
-      <w:numFmt w:val="decimal"/>
-      <w:lvlText w:val="%2."/>
-      <w:lvlJc w:val="left"/>
-      <w:pPr>
-        <w:tabs>
-          <w:tab w:val="num" w:pos="1440"/>
-        </w:tabs>
-        <w:ind w:left="1440" w:hanging="360"/>
-      </w:pPr>
-    </w:lvl>
-    <w:lvl w:ilvl="2" w:tentative="1">
-      <w:start w:val="1"/>
-      <w:numFmt w:val="decimal"/>
-      <w:lvlText w:val="%3."/>
-      <w:lvlJc w:val="left"/>
-      <w:pPr>
-        <w:tabs>
-          <w:tab w:val="num" w:pos="2160"/>
-        </w:tabs>
-        <w:ind w:left="2160" w:hanging="360"/>
-      </w:pPr>
-    </w:lvl>
-    <w:lvl w:ilvl="3" w:tentative="1">
-      <w:start w:val="1"/>
-      <w:numFmt w:val="decimal"/>
-      <w:lvlText w:val="%4."/>
-      <w:lvlJc w:val="left"/>
-      <w:pPr>
-        <w:tabs>
-          <w:tab w:val="num" w:pos="2880"/>
-        </w:tabs>
-        <w:ind w:left="2880" w:hanging="360"/>
-      </w:pPr>
-    </w:lvl>
-    <w:lvl w:ilvl="4" w:tentative="1">
-      <w:start w:val="1"/>
-      <w:numFmt w:val="decimal"/>
-      <w:lvlText w:val="%5."/>
-      <w:lvlJc w:val="left"/>
-      <w:pPr>
-        <w:tabs>
-          <w:tab w:val="num" w:pos="3600"/>
-        </w:tabs>
-        <w:ind w:left="3600" w:hanging="360"/>
-      </w:pPr>
-    </w:lvl>
-    <w:lvl w:ilvl="5" w:tentative="1">
-      <w:start w:val="1"/>
-      <w:numFmt w:val="decimal"/>
-      <w:lvlText w:val="%6."/>
-      <w:lvlJc w:val="left"/>
-      <w:pPr>
-        <w:tabs>
-          <w:tab w:val="num" w:pos="4320"/>
-        </w:tabs>
-        <w:ind w:left="4320" w:hanging="360"/>
-      </w:pPr>
-    </w:lvl>
-    <w:lvl w:ilvl="6" w:tentative="1">
-      <w:start w:val="1"/>
-      <w:numFmt w:val="decimal"/>
-      <w:lvlText w:val="%7."/>
-      <w:lvlJc w:val="left"/>
-      <w:pPr>
-        <w:tabs>
-          <w:tab w:val="num" w:pos="5040"/>
-        </w:tabs>
-        <w:ind w:left="5040" w:hanging="360"/>
-      </w:pPr>
-    </w:lvl>
-    <w:lvl w:ilvl="7" w:tentative="1">
-      <w:start w:val="1"/>
-      <w:numFmt w:val="decimal"/>
-      <w:lvlText w:val="%8."/>
-      <w:lvlJc w:val="left"/>
-      <w:pPr>
-        <w:tabs>
-          <w:tab w:val="num" w:pos="5760"/>
-        </w:tabs>
-        <w:ind w:left="5760" w:hanging="360"/>
-      </w:pPr>
-    </w:lvl>
-    <w:lvl w:ilvl="8" w:tentative="1">
-      <w:start w:val="1"/>
-      <w:numFmt w:val="decimal"/>
-      <w:lvlText w:val="%9."/>
-      <w:lvlJc w:val="left"/>
-      <w:pPr>
-        <w:tabs>
-          <w:tab w:val="num" w:pos="6480"/>
-        </w:tabs>
-        <w:ind w:left="6480" w:hanging="360"/>
-      </w:pPr>
-    </w:lvl>
-  </w:abstractNum>
-  <w:abstractNum w:abstractNumId="10" w15:restartNumberingAfterBreak="0">
-    <w:nsid w:val="791D2633"/>
-    <w:multiLevelType w:val="multilevel"/>
-    <w:tmpl w:val="7C9E5C94"/>
-    <w:lvl w:ilvl="0">
-      <w:start w:val="1"/>
-      <w:numFmt w:val="decimal"/>
-      <w:lvlText w:val="%1."/>
-      <w:lvlJc w:val="left"/>
-      <w:pPr>
-        <w:tabs>
-          <w:tab w:val="num" w:pos="720"/>
-        </w:tabs>
-        <w:ind w:left="720" w:hanging="360"/>
-      </w:pPr>
-    </w:lvl>
-    <w:lvl w:ilvl="1" w:tentative="1">
-      <w:start w:val="1"/>
-      <w:numFmt w:val="decimal"/>
-      <w:lvlText w:val="%2."/>
-      <w:lvlJc w:val="left"/>
-      <w:pPr>
-        <w:tabs>
-          <w:tab w:val="num" w:pos="1440"/>
-        </w:tabs>
-        <w:ind w:left="1440" w:hanging="360"/>
-      </w:pPr>
-    </w:lvl>
-    <w:lvl w:ilvl="2" w:tentative="1">
-      <w:start w:val="1"/>
-      <w:numFmt w:val="decimal"/>
-      <w:lvlText w:val="%3."/>
-      <w:lvlJc w:val="left"/>
-      <w:pPr>
-        <w:tabs>
-          <w:tab w:val="num" w:pos="2160"/>
-        </w:tabs>
-        <w:ind w:left="2160" w:hanging="360"/>
-      </w:pPr>
-    </w:lvl>
-    <w:lvl w:ilvl="3" w:tentative="1">
-      <w:start w:val="1"/>
-      <w:numFmt w:val="decimal"/>
-      <w:lvlText w:val="%4."/>
-      <w:lvlJc w:val="left"/>
-      <w:pPr>
-        <w:tabs>
-          <w:tab w:val="num" w:pos="2880"/>
-        </w:tabs>
-        <w:ind w:left="2880" w:hanging="360"/>
-      </w:pPr>
-    </w:lvl>
-    <w:lvl w:ilvl="4" w:tentative="1">
-      <w:start w:val="1"/>
-      <w:numFmt w:val="decimal"/>
-      <w:lvlText w:val="%5."/>
-      <w:lvlJc w:val="left"/>
-      <w:pPr>
-        <w:tabs>
-          <w:tab w:val="num" w:pos="3600"/>
-        </w:tabs>
-        <w:ind w:left="3600" w:hanging="360"/>
-      </w:pPr>
-    </w:lvl>
-    <w:lvl w:ilvl="5" w:tentative="1">
-      <w:start w:val="1"/>
-      <w:numFmt w:val="decimal"/>
-      <w:lvlText w:val="%6."/>
-      <w:lvlJc w:val="left"/>
-      <w:pPr>
-        <w:tabs>
-          <w:tab w:val="num" w:pos="4320"/>
-        </w:tabs>
-        <w:ind w:left="4320" w:hanging="360"/>
-      </w:pPr>
-    </w:lvl>
-    <w:lvl w:ilvl="6" w:tentative="1">
-      <w:start w:val="1"/>
-      <w:numFmt w:val="decimal"/>
-      <w:lvlText w:val="%7."/>
-      <w:lvlJc w:val="left"/>
-      <w:pPr>
-        <w:tabs>
-          <w:tab w:val="num" w:pos="5040"/>
-        </w:tabs>
-        <w:ind w:left="5040" w:hanging="360"/>
-      </w:pPr>
-    </w:lvl>
-    <w:lvl w:ilvl="7" w:tentative="1">
-      <w:start w:val="1"/>
-      <w:numFmt w:val="decimal"/>
-      <w:lvlText w:val="%8."/>
-      <w:lvlJc w:val="left"/>
-      <w:pPr>
-        <w:tabs>
-          <w:tab w:val="num" w:pos="5760"/>
-        </w:tabs>
-        <w:ind w:left="5760" w:hanging="360"/>
-      </w:pPr>
-    </w:lvl>
-    <w:lvl w:ilvl="8" w:tentative="1">
-      <w:start w:val="1"/>
-      <w:numFmt w:val="decimal"/>
-      <w:lvlText w:val="%9."/>
-      <w:lvlJc w:val="left"/>
-      <w:pPr>
-        <w:tabs>
-          <w:tab w:val="num" w:pos="6480"/>
-        </w:tabs>
-        <w:ind w:left="6480" w:hanging="360"/>
-      </w:pPr>
-    </w:lvl>
-  </w:abstractNum>
-  <w:abstractNum w:abstractNumId="11" w15:restartNumberingAfterBreak="0">
-    <w:nsid w:val="7B7210C2"/>
-    <w:multiLevelType w:val="hybridMultilevel"/>
-    <w:tmpl w:val="59244B4C"/>
-    <w:lvl w:ilvl="0" w:tplc="0809000F">
-      <w:start w:val="1"/>
-      <w:numFmt w:val="decimal"/>
-      <w:lvlText w:val="%1."/>
-      <w:lvlJc w:val="left"/>
-      <w:pPr>
-        <w:ind w:left="720" w:hanging="360"/>
-      </w:pPr>
-      <w:rPr>
-        <w:rFonts w:hint="default"/>
-      </w:rPr>
-    </w:lvl>
-    <w:lvl w:ilvl="1" w:tplc="08090019" w:tentative="1">
-      <w:start w:val="1"/>
-      <w:numFmt w:val="lowerLetter"/>
-      <w:lvlText w:val="%2."/>
-      <w:lvlJc w:val="left"/>
-      <w:pPr>
-        <w:ind w:left="1440" w:hanging="360"/>
-      </w:pPr>
-    </w:lvl>
-    <w:lvl w:ilvl="2" w:tplc="0809001B" w:tentative="1">
-      <w:start w:val="1"/>
-      <w:numFmt w:val="lowerRoman"/>
-      <w:lvlText w:val="%3."/>
-      <w:lvlJc w:val="right"/>
-      <w:pPr>
-        <w:ind w:left="2160" w:hanging="180"/>
-      </w:pPr>
-    </w:lvl>
-    <w:lvl w:ilvl="3" w:tplc="0809000F" w:tentative="1">
-      <w:start w:val="1"/>
-      <w:numFmt w:val="decimal"/>
-      <w:lvlText w:val="%4."/>
-      <w:lvlJc w:val="left"/>
-      <w:pPr>
-        <w:ind w:left="2880" w:hanging="360"/>
-      </w:pPr>
-    </w:lvl>
-    <w:lvl w:ilvl="4" w:tplc="08090019" w:tentative="1">
-      <w:start w:val="1"/>
-      <w:numFmt w:val="lowerLetter"/>
-      <w:lvlText w:val="%5."/>
-      <w:lvlJc w:val="left"/>
-      <w:pPr>
-        <w:ind w:left="3600" w:hanging="360"/>
-      </w:pPr>
-    </w:lvl>
-    <w:lvl w:ilvl="5" w:tplc="0809001B" w:tentative="1">
-      <w:start w:val="1"/>
-      <w:numFmt w:val="lowerRoman"/>
-      <w:lvlText w:val="%6."/>
-      <w:lvlJc w:val="right"/>
-      <w:pPr>
-        <w:ind w:left="4320" w:hanging="180"/>
-      </w:pPr>
-    </w:lvl>
-    <w:lvl w:ilvl="6" w:tplc="0809000F" w:tentative="1">
-      <w:start w:val="1"/>
-      <w:numFmt w:val="decimal"/>
-      <w:lvlText w:val="%7."/>
-      <w:lvlJc w:val="left"/>
-      <w:pPr>
-        <w:ind w:left="5040" w:hanging="360"/>
-      </w:pPr>
-    </w:lvl>
-    <w:lvl w:ilvl="7" w:tplc="08090019" w:tentative="1">
-      <w:start w:val="1"/>
-      <w:numFmt w:val="lowerLetter"/>
-      <w:lvlText w:val="%8."/>
-      <w:lvlJc w:val="left"/>
-      <w:pPr>
-        <w:ind w:left="5760" w:hanging="360"/>
-      </w:pPr>
-    </w:lvl>
-    <w:lvl w:ilvl="8" w:tplc="0809001B" w:tentative="1">
-      <w:start w:val="1"/>
-      <w:numFmt w:val="lowerRoman"/>
-      <w:lvlText w:val="%9."/>
-      <w:lvlJc w:val="right"/>
-      <w:pPr>
-        <w:ind w:left="6480" w:hanging="180"/>
-      </w:pPr>
-    </w:lvl>
-  </w:abstractNum>
-  <w:num w:numId="1" w16cid:durableId="322781313">
-    <w:abstractNumId w:val="8"/>
+  <w:num w:numId="1">
+    <w:abstractNumId w:val="0"/>
   </w:num>
-  <w:num w:numId="2" w16cid:durableId="1932002546">
+  <w:num w:numId="2">
+    <w:abstractNumId w:val="5"/>
+  </w:num>
+  <w:num w:numId="3">
+    <w:abstractNumId w:val="4"/>
+  </w:num>
+  <w:num w:numId="4">
+    <w:abstractNumId w:val="2"/>
+  </w:num>
+  <w:num w:numId="5">
+    <w:abstractNumId w:val="7"/>
+  </w:num>
+  <w:num w:numId="6">
     <w:abstractNumId w:val="6"/>
   </w:num>
-  <w:num w:numId="3" w16cid:durableId="1980184016">
-    <w:abstractNumId w:val="10"/>
-  </w:num>
-  <w:num w:numId="4" w16cid:durableId="621499727">
-    <w:abstractNumId w:val="2"/>
-  </w:num>
-  <w:num w:numId="5" w16cid:durableId="689261088">
-    <w:abstractNumId w:val="1"/>
-  </w:num>
-  <w:num w:numId="6" w16cid:durableId="137381822">
-    <w:abstractNumId w:val="9"/>
-  </w:num>
-  <w:num w:numId="7" w16cid:durableId="1560676578">
-    <w:abstractNumId w:val="0"/>
-  </w:num>
-  <w:num w:numId="8" w16cid:durableId="1920946206">
-    <w:abstractNumId w:val="7"/>
-  </w:num>
-  <w:num w:numId="9" w16cid:durableId="495341639">
+  <w:num w:numId="7">
     <w:abstractNumId w:val="3"/>
   </w:num>
-  <w:num w:numId="10" w16cid:durableId="1086001390">
-    <w:abstractNumId w:val="4"/>
-  </w:num>
-  <w:num w:numId="11" w16cid:durableId="692538983">
-    <w:abstractNumId w:val="5"/>
-  </w:num>
-  <w:num w:numId="12" w16cid:durableId="1651787774">
-    <w:abstractNumId w:val="11"/>
+  <w:num w:numId="8">
+    <w:abstractNumId w:val="1"/>
   </w:num>
 </w:numbering>
 </file>
 
 <file path=word/styles.xml><?xml version="1.0" encoding="utf-8"?>
-<w:styles xmlns:mc="http://schemas.openxmlformats.org/markup-compatibility/2006" xmlns:r="http://schemas.openxmlformats.org/officeDocument/2006/relationships" xmlns:w="http://schemas.openxmlformats.org/wordprocessingml/2006/main" xmlns:w14="http://schemas.microsoft.com/office/word/2010/wordml" xmlns:w15="http://schemas.microsoft.com/office/word/2012/wordml" xmlns:w16cex="http://schemas.microsoft.com/office/word/2018/wordml/cex" xmlns:w16cid="http://schemas.microsoft.com/office/word/2016/wordml/cid" xmlns:w16="http://schemas.microsoft.com/office/word/2018/wordml" xmlns:w16du="http://schemas.microsoft.com/office/word/2023/wordml/word16du" xmlns:w16sdtdh="http://schemas.microsoft.com/office/word/2020/wordml/sdtdatahash" xmlns:w16sdtfl="http://schemas.microsoft.com/office/word/2024/wordml/sdtformatlock" xmlns:w16se="http://schemas.microsoft.com/office/word/2015/wordml/symex" mc:Ignorable="w14 w15 w16se w16cid w16 w16cex w16sdtdh w16sdtfl w16du">
+<w:styles xmlns:mc="http://schemas.openxmlformats.org/markup-compatibility/2006" xmlns:r="http://schemas.openxmlformats.org/officeDocument/2006/relationships" xmlns:w="http://schemas.openxmlformats.org/wordprocessingml/2006/main" xmlns:w14="http://schemas.microsoft.com/office/word/2010/wordml" xmlns:w15="http://schemas.microsoft.com/office/word/2012/wordml" xmlns:w16cex="http://schemas.microsoft.com/office/word/2018/wordml/cex" xmlns:w16cid="http://schemas.microsoft.com/office/word/2016/wordml/cid" xmlns:w16="http://schemas.microsoft.com/office/word/2018/wordml" xmlns:w16sdtdh="http://schemas.microsoft.com/office/word/2020/wordml/sdtdatahash" xmlns:w16se="http://schemas.microsoft.com/office/word/2015/wordml/symex" mc:Ignorable="w14 w15 w16se w16cid w16 w16cex w16sdtdh">
   <w:docDefaults>
     <w:rPrDefault>
       <w:rPr>
@@ -5409,7 +6113,7 @@
     </w:rPrDefault>
     <w:pPrDefault>
       <w:pPr>
-        <w:spacing w:after="160" w:line="259" w:lineRule="auto"/>
+        <w:suppressAutoHyphens/>
       </w:pPr>
     </w:pPrDefault>
   </w:docDefaults>
@@ -5794,6 +6498,9 @@
   <w:style w:type="paragraph" w:default="1" w:styleId="Normal">
     <w:name w:val="Normal"/>
     <w:qFormat/>
+    <w:pPr>
+      <w:spacing w:after="160" w:line="259" w:lineRule="auto"/>
+    </w:pPr>
   </w:style>
   <w:style w:type="paragraph" w:styleId="Heading1">
     <w:name w:val="heading 1"/>
@@ -6026,6 +6733,7 @@
     <w:basedOn w:val="DefaultParagraphFont"/>
     <w:link w:val="Heading1"/>
     <w:uiPriority w:val="9"/>
+    <w:qFormat/>
     <w:rsid w:val="008C403E"/>
     <w:rPr>
       <w:rFonts w:asciiTheme="majorHAnsi" w:eastAsiaTheme="majorEastAsia" w:hAnsiTheme="majorHAnsi" w:cstheme="majorBidi"/>
@@ -6040,6 +6748,7 @@
     <w:link w:val="Heading2"/>
     <w:uiPriority w:val="9"/>
     <w:semiHidden/>
+    <w:qFormat/>
     <w:rsid w:val="008C403E"/>
     <w:rPr>
       <w:rFonts w:asciiTheme="majorHAnsi" w:eastAsiaTheme="majorEastAsia" w:hAnsiTheme="majorHAnsi" w:cstheme="majorBidi"/>
@@ -6054,6 +6763,7 @@
     <w:link w:val="Heading3"/>
     <w:uiPriority w:val="9"/>
     <w:semiHidden/>
+    <w:qFormat/>
     <w:rsid w:val="008C403E"/>
     <w:rPr>
       <w:rFonts w:eastAsiaTheme="majorEastAsia" w:cstheme="majorBidi"/>
@@ -6068,6 +6778,7 @@
     <w:link w:val="Heading4"/>
     <w:uiPriority w:val="9"/>
     <w:semiHidden/>
+    <w:qFormat/>
     <w:rsid w:val="008C403E"/>
     <w:rPr>
       <w:rFonts w:eastAsiaTheme="majorEastAsia" w:cstheme="majorBidi"/>
@@ -6082,6 +6793,7 @@
     <w:link w:val="Heading5"/>
     <w:uiPriority w:val="9"/>
     <w:semiHidden/>
+    <w:qFormat/>
     <w:rsid w:val="008C403E"/>
     <w:rPr>
       <w:rFonts w:eastAsiaTheme="majorEastAsia" w:cstheme="majorBidi"/>
@@ -6094,6 +6806,7 @@
     <w:link w:val="Heading6"/>
     <w:uiPriority w:val="9"/>
     <w:semiHidden/>
+    <w:qFormat/>
     <w:rsid w:val="008C403E"/>
     <w:rPr>
       <w:rFonts w:eastAsiaTheme="majorEastAsia" w:cstheme="majorBidi"/>
@@ -6108,6 +6821,7 @@
     <w:link w:val="Heading7"/>
     <w:uiPriority w:val="9"/>
     <w:semiHidden/>
+    <w:qFormat/>
     <w:rsid w:val="008C403E"/>
     <w:rPr>
       <w:rFonts w:eastAsiaTheme="majorEastAsia" w:cstheme="majorBidi"/>
@@ -6120,6 +6834,7 @@
     <w:link w:val="Heading8"/>
     <w:uiPriority w:val="9"/>
     <w:semiHidden/>
+    <w:qFormat/>
     <w:rsid w:val="008C403E"/>
     <w:rPr>
       <w:rFonts w:eastAsiaTheme="majorEastAsia" w:cstheme="majorBidi"/>
@@ -6134,10 +6849,198 @@
     <w:link w:val="Heading9"/>
     <w:uiPriority w:val="9"/>
     <w:semiHidden/>
+    <w:qFormat/>
     <w:rsid w:val="008C403E"/>
     <w:rPr>
       <w:rFonts w:eastAsiaTheme="majorEastAsia" w:cstheme="majorBidi"/>
       <w:color w:val="272727" w:themeColor="text1" w:themeTint="D8"/>
+    </w:rPr>
+  </w:style>
+  <w:style w:type="character" w:customStyle="1" w:styleId="TitleChar">
+    <w:name w:val="Title Char"/>
+    <w:basedOn w:val="DefaultParagraphFont"/>
+    <w:link w:val="Title"/>
+    <w:uiPriority w:val="10"/>
+    <w:qFormat/>
+    <w:rsid w:val="008C403E"/>
+    <w:rPr>
+      <w:rFonts w:asciiTheme="majorHAnsi" w:eastAsiaTheme="majorEastAsia" w:hAnsiTheme="majorHAnsi" w:cstheme="majorBidi"/>
+      <w:spacing w:val="-10"/>
+      <w:kern w:val="2"/>
+      <w:sz w:val="56"/>
+      <w:szCs w:val="56"/>
+    </w:rPr>
+  </w:style>
+  <w:style w:type="character" w:customStyle="1" w:styleId="SubtitleChar">
+    <w:name w:val="Subtitle Char"/>
+    <w:basedOn w:val="DefaultParagraphFont"/>
+    <w:link w:val="Subtitle"/>
+    <w:uiPriority w:val="11"/>
+    <w:qFormat/>
+    <w:rsid w:val="008C403E"/>
+    <w:rPr>
+      <w:rFonts w:eastAsiaTheme="majorEastAsia" w:cstheme="majorBidi"/>
+      <w:color w:val="595959" w:themeColor="text1" w:themeTint="A6"/>
+      <w:spacing w:val="15"/>
+      <w:sz w:val="28"/>
+      <w:szCs w:val="28"/>
+    </w:rPr>
+  </w:style>
+  <w:style w:type="character" w:customStyle="1" w:styleId="QuoteChar">
+    <w:name w:val="Quote Char"/>
+    <w:basedOn w:val="DefaultParagraphFont"/>
+    <w:link w:val="Quote"/>
+    <w:uiPriority w:val="29"/>
+    <w:qFormat/>
+    <w:rsid w:val="008C403E"/>
+    <w:rPr>
+      <w:i/>
+      <w:iCs/>
+      <w:color w:val="404040" w:themeColor="text1" w:themeTint="BF"/>
+    </w:rPr>
+  </w:style>
+  <w:style w:type="character" w:styleId="IntenseEmphasis">
+    <w:name w:val="Intense Emphasis"/>
+    <w:basedOn w:val="DefaultParagraphFont"/>
+    <w:uiPriority w:val="21"/>
+    <w:qFormat/>
+    <w:rsid w:val="008C403E"/>
+    <w:rPr>
+      <w:i/>
+      <w:iCs/>
+      <w:color w:val="0F4761" w:themeColor="accent1" w:themeShade="BF"/>
+    </w:rPr>
+  </w:style>
+  <w:style w:type="character" w:customStyle="1" w:styleId="IntenseQuoteChar">
+    <w:name w:val="Intense Quote Char"/>
+    <w:basedOn w:val="DefaultParagraphFont"/>
+    <w:link w:val="IntenseQuote"/>
+    <w:uiPriority w:val="30"/>
+    <w:qFormat/>
+    <w:rsid w:val="008C403E"/>
+    <w:rPr>
+      <w:i/>
+      <w:iCs/>
+      <w:color w:val="0F4761" w:themeColor="accent1" w:themeShade="BF"/>
+    </w:rPr>
+  </w:style>
+  <w:style w:type="character" w:styleId="IntenseReference">
+    <w:name w:val="Intense Reference"/>
+    <w:basedOn w:val="DefaultParagraphFont"/>
+    <w:uiPriority w:val="32"/>
+    <w:qFormat/>
+    <w:rsid w:val="008C403E"/>
+    <w:rPr>
+      <w:b/>
+      <w:bCs/>
+      <w:smallCaps/>
+      <w:color w:val="0F4761" w:themeColor="accent1" w:themeShade="BF"/>
+      <w:spacing w:val="5"/>
+    </w:rPr>
+  </w:style>
+  <w:style w:type="character" w:customStyle="1" w:styleId="NoSpacingChar">
+    <w:name w:val="No Spacing Char"/>
+    <w:basedOn w:val="DefaultParagraphFont"/>
+    <w:link w:val="NoSpacing"/>
+    <w:uiPriority w:val="1"/>
+    <w:qFormat/>
+    <w:rsid w:val="00C478A0"/>
+    <w:rPr>
+      <w:rFonts w:eastAsiaTheme="minorEastAsia"/>
+      <w:kern w:val="0"/>
+      <w:lang w:eastAsia="en-GB"/>
+      <w14:ligatures w14:val="none"/>
+    </w:rPr>
+  </w:style>
+  <w:style w:type="character" w:customStyle="1" w:styleId="HeaderChar">
+    <w:name w:val="Header Char"/>
+    <w:basedOn w:val="DefaultParagraphFont"/>
+    <w:link w:val="Header"/>
+    <w:uiPriority w:val="99"/>
+    <w:qFormat/>
+    <w:rsid w:val="00C478A0"/>
+  </w:style>
+  <w:style w:type="character" w:customStyle="1" w:styleId="FooterChar">
+    <w:name w:val="Footer Char"/>
+    <w:basedOn w:val="DefaultParagraphFont"/>
+    <w:link w:val="Footer"/>
+    <w:uiPriority w:val="99"/>
+    <w:qFormat/>
+    <w:rsid w:val="00C478A0"/>
+  </w:style>
+  <w:style w:type="character" w:styleId="Hyperlink">
+    <w:name w:val="Hyperlink"/>
+    <w:basedOn w:val="DefaultParagraphFont"/>
+    <w:uiPriority w:val="99"/>
+    <w:unhideWhenUsed/>
+    <w:rsid w:val="00B6217D"/>
+    <w:rPr>
+      <w:color w:val="467886" w:themeColor="hyperlink"/>
+      <w:u w:val="single"/>
+    </w:rPr>
+  </w:style>
+  <w:style w:type="character" w:customStyle="1" w:styleId="IndexLink">
+    <w:name w:val="Index Link"/>
+    <w:qFormat/>
+  </w:style>
+  <w:style w:type="character" w:customStyle="1" w:styleId="NumberingSymbols">
+    <w:name w:val="Numbering Symbols"/>
+    <w:qFormat/>
+  </w:style>
+  <w:style w:type="paragraph" w:customStyle="1" w:styleId="Heading">
+    <w:name w:val="Heading"/>
+    <w:basedOn w:val="Normal"/>
+    <w:next w:val="BodyText"/>
+    <w:qFormat/>
+    <w:pPr>
+      <w:keepNext/>
+      <w:spacing w:before="240" w:after="120"/>
+    </w:pPr>
+    <w:rPr>
+      <w:rFonts w:ascii="Liberation Sans" w:eastAsia="Noto Sans CJK SC" w:hAnsi="Liberation Sans" w:cs="Lohit Devanagari"/>
+      <w:sz w:val="28"/>
+      <w:szCs w:val="28"/>
+    </w:rPr>
+  </w:style>
+  <w:style w:type="paragraph" w:styleId="BodyText">
+    <w:name w:val="Body Text"/>
+    <w:basedOn w:val="Normal"/>
+    <w:pPr>
+      <w:spacing w:after="140" w:line="276" w:lineRule="auto"/>
+    </w:pPr>
+  </w:style>
+  <w:style w:type="paragraph" w:styleId="List">
+    <w:name w:val="List"/>
+    <w:basedOn w:val="BodyText"/>
+    <w:rPr>
+      <w:rFonts w:cs="Lohit Devanagari"/>
+    </w:rPr>
+  </w:style>
+  <w:style w:type="paragraph" w:styleId="Caption">
+    <w:name w:val="caption"/>
+    <w:basedOn w:val="Normal"/>
+    <w:qFormat/>
+    <w:pPr>
+      <w:suppressLineNumbers/>
+      <w:spacing w:before="120" w:after="120"/>
+    </w:pPr>
+    <w:rPr>
+      <w:rFonts w:cs="Lohit Devanagari"/>
+      <w:i/>
+      <w:iCs/>
+      <w:sz w:val="24"/>
+      <w:szCs w:val="24"/>
+    </w:rPr>
+  </w:style>
+  <w:style w:type="paragraph" w:customStyle="1" w:styleId="Index">
+    <w:name w:val="Index"/>
+    <w:basedOn w:val="Normal"/>
+    <w:qFormat/>
+    <w:pPr>
+      <w:suppressLineNumbers/>
+    </w:pPr>
+    <w:rPr>
+      <w:rFonts w:cs="Lohit Devanagari"/>
     </w:rPr>
   </w:style>
   <w:style w:type="paragraph" w:styleId="Title">
@@ -6155,21 +7058,6 @@
     <w:rPr>
       <w:rFonts w:asciiTheme="majorHAnsi" w:eastAsiaTheme="majorEastAsia" w:hAnsiTheme="majorHAnsi" w:cstheme="majorBidi"/>
       <w:spacing w:val="-10"/>
-      <w:kern w:val="28"/>
-      <w:sz w:val="56"/>
-      <w:szCs w:val="56"/>
-    </w:rPr>
-  </w:style>
-  <w:style w:type="character" w:customStyle="1" w:styleId="TitleChar">
-    <w:name w:val="Title Char"/>
-    <w:basedOn w:val="DefaultParagraphFont"/>
-    <w:link w:val="Title"/>
-    <w:uiPriority w:val="10"/>
-    <w:rsid w:val="008C403E"/>
-    <w:rPr>
-      <w:rFonts w:asciiTheme="majorHAnsi" w:eastAsiaTheme="majorEastAsia" w:hAnsiTheme="majorHAnsi" w:cstheme="majorBidi"/>
-      <w:spacing w:val="-10"/>
-      <w:kern w:val="28"/>
       <w:sz w:val="56"/>
       <w:szCs w:val="56"/>
     </w:rPr>
@@ -6181,25 +7069,6 @@
     <w:link w:val="SubtitleChar"/>
     <w:uiPriority w:val="11"/>
     <w:qFormat/>
-    <w:rsid w:val="008C403E"/>
-    <w:pPr>
-      <w:numPr>
-        <w:ilvl w:val="1"/>
-      </w:numPr>
-    </w:pPr>
-    <w:rPr>
-      <w:rFonts w:eastAsiaTheme="majorEastAsia" w:cstheme="majorBidi"/>
-      <w:color w:val="595959" w:themeColor="text1" w:themeTint="A6"/>
-      <w:spacing w:val="15"/>
-      <w:sz w:val="28"/>
-      <w:szCs w:val="28"/>
-    </w:rPr>
-  </w:style>
-  <w:style w:type="character" w:customStyle="1" w:styleId="SubtitleChar">
-    <w:name w:val="Subtitle Char"/>
-    <w:basedOn w:val="DefaultParagraphFont"/>
-    <w:link w:val="Subtitle"/>
-    <w:uiPriority w:val="11"/>
     <w:rsid w:val="008C403E"/>
     <w:rPr>
       <w:rFonts w:eastAsiaTheme="majorEastAsia" w:cstheme="majorBidi"/>
@@ -6227,18 +7096,6 @@
       <w:color w:val="404040" w:themeColor="text1" w:themeTint="BF"/>
     </w:rPr>
   </w:style>
-  <w:style w:type="character" w:customStyle="1" w:styleId="QuoteChar">
-    <w:name w:val="Quote Char"/>
-    <w:basedOn w:val="DefaultParagraphFont"/>
-    <w:link w:val="Quote"/>
-    <w:uiPriority w:val="29"/>
-    <w:rsid w:val="008C403E"/>
-    <w:rPr>
-      <w:i/>
-      <w:iCs/>
-      <w:color w:val="404040" w:themeColor="text1" w:themeTint="BF"/>
-    </w:rPr>
-  </w:style>
   <w:style w:type="paragraph" w:styleId="ListParagraph">
     <w:name w:val="List Paragraph"/>
     <w:basedOn w:val="Normal"/>
@@ -6250,18 +7107,6 @@
       <w:contextualSpacing/>
     </w:pPr>
   </w:style>
-  <w:style w:type="character" w:styleId="IntenseEmphasis">
-    <w:name w:val="Intense Emphasis"/>
-    <w:basedOn w:val="DefaultParagraphFont"/>
-    <w:uiPriority w:val="21"/>
-    <w:qFormat/>
-    <w:rsid w:val="008C403E"/>
-    <w:rPr>
-      <w:i/>
-      <w:iCs/>
-      <w:color w:val="0F4761" w:themeColor="accent1" w:themeShade="BF"/>
-    </w:rPr>
-  </w:style>
   <w:style w:type="paragraph" w:styleId="IntenseQuote">
     <w:name w:val="Intense Quote"/>
     <w:basedOn w:val="Normal"/>
@@ -6272,8 +7117,8 @@
     <w:rsid w:val="008C403E"/>
     <w:pPr>
       <w:pBdr>
-        <w:top w:val="single" w:sz="4" w:space="10" w:color="0F4761" w:themeColor="accent1" w:themeShade="BF"/>
-        <w:bottom w:val="single" w:sz="4" w:space="10" w:color="0F4761" w:themeColor="accent1" w:themeShade="BF"/>
+        <w:top w:val="single" w:sz="4" w:space="10" w:color="0F4761"/>
+        <w:bottom w:val="single" w:sz="4" w:space="10" w:color="0F4761"/>
       </w:pBdr>
       <w:spacing w:before="360" w:after="360"/>
       <w:ind w:left="864" w:right="864"/>
@@ -6285,60 +7130,23 @@
       <w:color w:val="0F4761" w:themeColor="accent1" w:themeShade="BF"/>
     </w:rPr>
   </w:style>
-  <w:style w:type="character" w:customStyle="1" w:styleId="IntenseQuoteChar">
-    <w:name w:val="Intense Quote Char"/>
-    <w:basedOn w:val="DefaultParagraphFont"/>
-    <w:link w:val="IntenseQuote"/>
-    <w:uiPriority w:val="30"/>
-    <w:rsid w:val="008C403E"/>
-    <w:rPr>
-      <w:i/>
-      <w:iCs/>
-      <w:color w:val="0F4761" w:themeColor="accent1" w:themeShade="BF"/>
-    </w:rPr>
-  </w:style>
-  <w:style w:type="character" w:styleId="IntenseReference">
-    <w:name w:val="Intense Reference"/>
-    <w:basedOn w:val="DefaultParagraphFont"/>
-    <w:uiPriority w:val="32"/>
-    <w:qFormat/>
-    <w:rsid w:val="008C403E"/>
-    <w:rPr>
-      <w:b/>
-      <w:bCs/>
-      <w:smallCaps/>
-      <w:color w:val="0F4761" w:themeColor="accent1" w:themeShade="BF"/>
-      <w:spacing w:val="5"/>
-    </w:rPr>
-  </w:style>
   <w:style w:type="paragraph" w:styleId="NoSpacing">
     <w:name w:val="No Spacing"/>
     <w:link w:val="NoSpacingChar"/>
     <w:uiPriority w:val="1"/>
     <w:qFormat/>
     <w:rsid w:val="00C478A0"/>
-    <w:pPr>
-      <w:spacing w:after="0" w:line="240" w:lineRule="auto"/>
-    </w:pPr>
     <w:rPr>
-      <w:rFonts w:eastAsiaTheme="minorEastAsia"/>
+      <w:rFonts w:ascii="Aptos" w:eastAsiaTheme="minorEastAsia" w:hAnsi="Aptos"/>
       <w:kern w:val="0"/>
       <w:lang w:eastAsia="en-GB"/>
       <w14:ligatures w14:val="none"/>
     </w:rPr>
   </w:style>
-  <w:style w:type="character" w:customStyle="1" w:styleId="NoSpacingChar">
-    <w:name w:val="No Spacing Char"/>
-    <w:basedOn w:val="DefaultParagraphFont"/>
-    <w:link w:val="NoSpacing"/>
-    <w:uiPriority w:val="1"/>
-    <w:rsid w:val="00C478A0"/>
-    <w:rPr>
-      <w:rFonts w:eastAsiaTheme="minorEastAsia"/>
-      <w:kern w:val="0"/>
-      <w:lang w:eastAsia="en-GB"/>
-      <w14:ligatures w14:val="none"/>
-    </w:rPr>
+  <w:style w:type="paragraph" w:customStyle="1" w:styleId="HeaderandFooter">
+    <w:name w:val="Header and Footer"/>
+    <w:basedOn w:val="Normal"/>
+    <w:qFormat/>
   </w:style>
   <w:style w:type="paragraph" w:styleId="Header">
     <w:name w:val="header"/>
@@ -6355,13 +7163,6 @@
       <w:spacing w:after="0" w:line="240" w:lineRule="auto"/>
     </w:pPr>
   </w:style>
-  <w:style w:type="character" w:customStyle="1" w:styleId="HeaderChar">
-    <w:name w:val="Header Char"/>
-    <w:basedOn w:val="DefaultParagraphFont"/>
-    <w:link w:val="Header"/>
-    <w:uiPriority w:val="99"/>
-    <w:rsid w:val="00C478A0"/>
-  </w:style>
   <w:style w:type="paragraph" w:styleId="Footer">
     <w:name w:val="footer"/>
     <w:basedOn w:val="Normal"/>
@@ -6377,12 +7178,9 @@
       <w:spacing w:after="0" w:line="240" w:lineRule="auto"/>
     </w:pPr>
   </w:style>
-  <w:style w:type="character" w:customStyle="1" w:styleId="FooterChar">
-    <w:name w:val="Footer Char"/>
-    <w:basedOn w:val="DefaultParagraphFont"/>
-    <w:link w:val="Footer"/>
-    <w:uiPriority w:val="99"/>
-    <w:rsid w:val="00C478A0"/>
+  <w:style w:type="paragraph" w:styleId="IndexHeading">
+    <w:name w:val="index heading"/>
+    <w:basedOn w:val="Heading"/>
   </w:style>
   <w:style w:type="paragraph" w:styleId="TOCHeading">
     <w:name w:val="TOC Heading"/>
@@ -6416,16 +7214,10 @@
       <w:spacing w:after="100"/>
     </w:pPr>
   </w:style>
-  <w:style w:type="character" w:styleId="Hyperlink">
-    <w:name w:val="Hyperlink"/>
-    <w:basedOn w:val="DefaultParagraphFont"/>
-    <w:uiPriority w:val="99"/>
-    <w:unhideWhenUsed/>
-    <w:rsid w:val="00B6217D"/>
-    <w:rPr>
-      <w:color w:val="467886" w:themeColor="hyperlink"/>
-      <w:u w:val="single"/>
-    </w:rPr>
+  <w:style w:type="paragraph" w:customStyle="1" w:styleId="FrameContents">
+    <w:name w:val="Frame Contents"/>
+    <w:basedOn w:val="Normal"/>
+    <w:qFormat/>
   </w:style>
 </w:styles>
 </file>

--- a/User manual/User-manual(1).docx
+++ b/User manual/User-manual(1).docx
@@ -1,6 +1,6 @@
 
 <file path=word/document.xml><?xml version="1.0" encoding="utf-8"?>
-<w:document xmlns:wpc="http://schemas.microsoft.com/office/word/2010/wordprocessingCanvas" xmlns:cx="http://schemas.microsoft.com/office/drawing/2014/chartex" xmlns:cx1="http://schemas.microsoft.com/office/drawing/2015/9/8/chartex" xmlns:cx2="http://schemas.microsoft.com/office/drawing/2015/10/21/chartex" xmlns:cx3="http://schemas.microsoft.com/office/drawing/2016/5/9/chartex" xmlns:cx4="http://schemas.microsoft.com/office/drawing/2016/5/10/chartex" xmlns:cx5="http://schemas.microsoft.com/office/drawing/2016/5/11/chartex" xmlns:cx6="http://schemas.microsoft.com/office/drawing/2016/5/12/chartex" xmlns:cx7="http://schemas.microsoft.com/office/drawing/2016/5/13/chartex" xmlns:cx8="http://schemas.microsoft.com/office/drawing/2016/5/14/chartex" xmlns:mc="http://schemas.openxmlformats.org/markup-compatibility/2006" xmlns:aink="http://schemas.microsoft.com/office/drawing/2016/ink" xmlns:am3d="http://schemas.microsoft.com/office/drawing/2017/model3d" xmlns:o="urn:schemas-microsoft-com:office:office" xmlns:r="http://schemas.openxmlformats.org/officeDocument/2006/relationships" xmlns:m="http://schemas.openxmlformats.org/officeDocument/2006/math" xmlns:v="urn:schemas-microsoft-com:vml" xmlns:wp14="http://schemas.microsoft.com/office/word/2010/wordprocessingDrawing" xmlns:wp="http://schemas.openxmlformats.org/drawingml/2006/wordprocessingDrawing" xmlns:w10="urn:schemas-microsoft-com:office:word" xmlns:w="http://schemas.openxmlformats.org/wordprocessingml/2006/main" xmlns:w14="http://schemas.microsoft.com/office/word/2010/wordml" xmlns:w15="http://schemas.microsoft.com/office/word/2012/wordml" xmlns:w16cex="http://schemas.microsoft.com/office/word/2018/wordml/cex" xmlns:w16cid="http://schemas.microsoft.com/office/word/2016/wordml/cid" xmlns:w16="http://schemas.microsoft.com/office/word/2018/wordml" xmlns:w16sdtdh="http://schemas.microsoft.com/office/word/2020/wordml/sdtdatahash" xmlns:w16se="http://schemas.microsoft.com/office/word/2015/wordml/symex" xmlns:wpg="http://schemas.microsoft.com/office/word/2010/wordprocessingGroup" xmlns:wpi="http://schemas.microsoft.com/office/word/2010/wordprocessingInk" xmlns:wne="http://schemas.microsoft.com/office/word/2006/wordml" xmlns:wps="http://schemas.microsoft.com/office/word/2010/wordprocessingShape" mc:Ignorable="w14 w15 w16se w16cid w16 w16cex w16sdtdh wp14">
+<w:document xmlns:wpc="http://schemas.microsoft.com/office/word/2010/wordprocessingCanvas" xmlns:cx="http://schemas.microsoft.com/office/drawing/2014/chartex" xmlns:cx1="http://schemas.microsoft.com/office/drawing/2015/9/8/chartex" xmlns:cx2="http://schemas.microsoft.com/office/drawing/2015/10/21/chartex" xmlns:cx3="http://schemas.microsoft.com/office/drawing/2016/5/9/chartex" xmlns:cx4="http://schemas.microsoft.com/office/drawing/2016/5/10/chartex" xmlns:cx5="http://schemas.microsoft.com/office/drawing/2016/5/11/chartex" xmlns:cx6="http://schemas.microsoft.com/office/drawing/2016/5/12/chartex" xmlns:cx7="http://schemas.microsoft.com/office/drawing/2016/5/13/chartex" xmlns:cx8="http://schemas.microsoft.com/office/drawing/2016/5/14/chartex" xmlns:mc="http://schemas.openxmlformats.org/markup-compatibility/2006" xmlns:aink="http://schemas.microsoft.com/office/drawing/2016/ink" xmlns:am3d="http://schemas.microsoft.com/office/drawing/2017/model3d" xmlns:o="urn:schemas-microsoft-com:office:office" xmlns:oel="http://schemas.microsoft.com/office/2019/extlst" xmlns:r="http://schemas.openxmlformats.org/officeDocument/2006/relationships" xmlns:m="http://schemas.openxmlformats.org/officeDocument/2006/math" xmlns:v="urn:schemas-microsoft-com:vml" xmlns:wp14="http://schemas.microsoft.com/office/word/2010/wordprocessingDrawing" xmlns:wp="http://schemas.openxmlformats.org/drawingml/2006/wordprocessingDrawing" xmlns:w10="urn:schemas-microsoft-com:office:word" xmlns:w="http://schemas.openxmlformats.org/wordprocessingml/2006/main" xmlns:w14="http://schemas.microsoft.com/office/word/2010/wordml" xmlns:w15="http://schemas.microsoft.com/office/word/2012/wordml" xmlns:w16cex="http://schemas.microsoft.com/office/word/2018/wordml/cex" xmlns:w16cid="http://schemas.microsoft.com/office/word/2016/wordml/cid" xmlns:w16="http://schemas.microsoft.com/office/word/2018/wordml" xmlns:w16du="http://schemas.microsoft.com/office/word/2023/wordml/word16du" xmlns:w16sdtdh="http://schemas.microsoft.com/office/word/2020/wordml/sdtdatahash" xmlns:w16sdtfl="http://schemas.microsoft.com/office/word/2024/wordml/sdtformatlock" xmlns:w16se="http://schemas.microsoft.com/office/word/2015/wordml/symex" xmlns:wpg="http://schemas.microsoft.com/office/word/2010/wordprocessingGroup" xmlns:wpi="http://schemas.microsoft.com/office/word/2010/wordprocessingInk" xmlns:wne="http://schemas.microsoft.com/office/word/2006/wordml" xmlns:wps="http://schemas.microsoft.com/office/word/2010/wordprocessingShape" mc:Ignorable="w14 w15 w16se w16cid w16 w16cex w16sdtdh w16sdtfl w16du wp14">
   <w:body>
     <w:p>
       <w:r>
@@ -71,7 +71,6 @@
                                 <w:dataBinding w:prefixMappings="xmlns:ns0='http://purl.org/dc/elements/1.1/' xmlns:ns1='http://schemas.openxmlformats.org/package/2006/metadata/core-properties' " w:xpath="/ns1:coreProperties[1]/ns0:title[1]" w:storeItemID="{6C3C8BC8-F283-45AE-878A-BAB7291924A1}"/>
                                 <w:text w:multiLine="1"/>
                               </w:sdtPr>
-                              <w:sdtEndPr/>
                               <w:sdtContent>
                                 <w:r>
                                   <w:rPr>
@@ -100,7 +99,6 @@
                                 <w:dataBinding w:prefixMappings="xmlns:ns0='http://purl.org/dc/elements/1.1/' xmlns:ns1='http://schemas.openxmlformats.org/package/2006/metadata/core-properties' " w:xpath="/ns1:coreProperties[1]/ns0:subject[1]" w:storeItemID="{6C3C8BC8-F283-45AE-878A-BAB7291924A1}"/>
                                 <w:text/>
                               </w:sdtPr>
-                              <w:sdtEndPr/>
                               <w:sdtContent>
                                 <w:r>
                                   <w:rPr>
@@ -260,7 +258,6 @@
                                 <w:docPartUnique/>
                               </w:docPartObj>
                             </w:sdtPr>
-                            <w:sdtEndPr/>
                             <w:sdtContent>
                               <w:p>
                                 <w:pPr>
@@ -298,39 +295,9 @@
                                     <w:dataBinding w:prefixMappings="xmlns:ns0='http://schemas.microsoft.com/office/2006/coverPageProps' " w:xpath="/ns0:CoverPageProperties[1]/ns0:Abstract[1]" w:storeItemID="{55AF091B-3C7A-41E3-B477-F2FDAA23CFDA}"/>
                                     <w:text w:multiLine="1"/>
                                   </w:sdtPr>
-                                  <w:sdtEndPr/>
                                   <w:sdtContent>
-                                    <w:proofErr w:type="spellStart"/>
                                     <w:r>
-                                      <w:t>Raiyan</w:t>
-                                    </w:r>
-                                    <w:proofErr w:type="spellEnd"/>
-                                    <w:r>
-                                      <w:t xml:space="preserve"> </w:t>
-                                    </w:r>
-                                    <w:proofErr w:type="spellStart"/>
-                                    <w:r>
-                                      <w:t>Alam</w:t>
-                                    </w:r>
-                                    <w:proofErr w:type="spellEnd"/>
-                                    <w:r>
-                                      <w:t xml:space="preserve">, Denis </w:t>
-                                    </w:r>
-                                    <w:proofErr w:type="spellStart"/>
-                                    <w:r>
-                                      <w:t>Gitman</w:t>
-                                    </w:r>
-                                    <w:proofErr w:type="spellEnd"/>
-                                    <w:r>
-                                      <w:t xml:space="preserve">, Neel Patkar, Harman Singh, </w:t>
-                                    </w:r>
-                                    <w:proofErr w:type="spellStart"/>
-                                    <w:r>
-                                      <w:t>Namit</w:t>
-                                    </w:r>
-                                    <w:proofErr w:type="spellEnd"/>
-                                    <w:r>
-                                      <w:t xml:space="preserve"> Singh, Arshdip Singh</w:t>
+                                      <w:t>Raiyan Alam, Denis Gitman, Neel Patkar, Harman Singh, Namit Singh, Arshdip Singh</w:t>
                                     </w:r>
                                   </w:sdtContent>
                                 </w:sdt>
@@ -635,7 +602,6 @@
           <w:docPartUnique/>
         </w:docPartObj>
       </w:sdtPr>
-      <w:sdtEndPr/>
       <w:sdtContent>
         <w:p>
           <w:pPr>
@@ -1476,7 +1442,6 @@
         <w:rPr>
           <w:lang w:val="en-IN"/>
         </w:rPr>
-        <w:lastRenderedPageBreak/>
         <w:t>1. Login / Registration</w:t>
       </w:r>
       <w:bookmarkEnd w:id="0"/>
@@ -1679,13 +1644,7 @@
         <w:rPr>
           <w:lang w:val="en-IN"/>
         </w:rPr>
-        <w:t>After verification, log in to a</w:t>
-      </w:r>
-      <w:r>
-        <w:rPr>
-          <w:lang w:val="en-IN"/>
-        </w:rPr>
-        <w:t>ccess your dashboard.</w:t>
+        <w:t>After verification, log in to access your dashboard.</w:t>
       </w:r>
     </w:p>
     <w:p>
@@ -1763,7 +1722,7 @@
               <wp:inline distT="0" distB="0" distL="0" distR="0" wp14:anchorId="378C8364" wp14:editId="24995E1C">
                 <wp:extent cx="5731510" cy="19050"/>
                 <wp:effectExtent l="0" t="0" r="0" b="0"/>
-                <wp:docPr id="9" name=""/>
+                <wp:docPr id="9" name="Rectangle 9"/>
                 <wp:cNvGraphicFramePr/>
                 <a:graphic xmlns:a="http://schemas.openxmlformats.org/drawingml/2006/main">
                   <a:graphicData uri="http://schemas.microsoft.com/office/word/2010/wordprocessingShape">
@@ -1979,7 +1938,7 @@
               <wp:inline distT="0" distB="0" distL="0" distR="0" wp14:anchorId="51FBFCAF" wp14:editId="4B19A2A3">
                 <wp:extent cx="5731510" cy="19050"/>
                 <wp:effectExtent l="0" t="0" r="0" b="0"/>
-                <wp:docPr id="11" name=""/>
+                <wp:docPr id="11" name="Rectangle 11"/>
                 <wp:cNvGraphicFramePr/>
                 <a:graphic xmlns:a="http://schemas.openxmlformats.org/drawingml/2006/main">
                   <a:graphicData uri="http://schemas.microsoft.com/office/word/2010/wordprocessingShape">
@@ -2031,13 +1990,7 @@
         <w:rPr>
           <w:lang w:val="en-IN"/>
         </w:rPr>
-        <w:t xml:space="preserve">3. </w:t>
-      </w:r>
-      <w:r>
-        <w:rPr>
-          <w:lang w:val="en-IN"/>
-        </w:rPr>
-        <w:t>Search and Filter Courses</w:t>
+        <w:t>3. Search and Filter Courses</w:t>
       </w:r>
       <w:bookmarkEnd w:id="2"/>
     </w:p>
@@ -2249,7 +2202,7 @@
               <wp:inline distT="0" distB="0" distL="0" distR="0" wp14:anchorId="225F9F1E" wp14:editId="49680050">
                 <wp:extent cx="5731510" cy="19050"/>
                 <wp:effectExtent l="0" t="0" r="0" b="0"/>
-                <wp:docPr id="14" name=""/>
+                <wp:docPr id="14" name="Rectangle 14"/>
                 <wp:cNvGraphicFramePr/>
                 <a:graphic xmlns:a="http://schemas.openxmlformats.org/drawingml/2006/main">
                   <a:graphicData uri="http://schemas.microsoft.com/office/word/2010/wordprocessingShape">
@@ -2301,13 +2254,7 @@
         <w:rPr>
           <w:lang w:val="en-IN"/>
         </w:rPr>
-        <w:t xml:space="preserve">4. Grade </w:t>
-      </w:r>
-      <w:r>
-        <w:rPr>
-          <w:lang w:val="en-IN"/>
-        </w:rPr>
-        <w:t>Tracker</w:t>
+        <w:t>4. Grade Tracker</w:t>
       </w:r>
       <w:bookmarkEnd w:id="3"/>
     </w:p>
@@ -2559,7 +2506,7 @@
               <wp:inline distT="0" distB="0" distL="0" distR="0" wp14:anchorId="53208D0E" wp14:editId="22D0246F">
                 <wp:extent cx="5731510" cy="19050"/>
                 <wp:effectExtent l="0" t="0" r="0" b="0"/>
-                <wp:docPr id="18" name=""/>
+                <wp:docPr id="18" name="Rectangle 18"/>
                 <wp:cNvGraphicFramePr/>
                 <a:graphic xmlns:a="http://schemas.openxmlformats.org/drawingml/2006/main">
                   <a:graphicData uri="http://schemas.microsoft.com/office/word/2010/wordprocessingShape">
@@ -2612,13 +2559,7 @@
           <w:lang w:val="en-IN"/>
         </w:rPr>
         <w:lastRenderedPageBreak/>
-        <w:t xml:space="preserve">5. View </w:t>
-      </w:r>
-      <w:r>
-        <w:rPr>
-          <w:lang w:val="en-IN"/>
-        </w:rPr>
-        <w:t>Course Stats</w:t>
+        <w:t>5. View Course Stats</w:t>
       </w:r>
       <w:bookmarkEnd w:id="4"/>
     </w:p>
@@ -2774,7 +2715,7 @@
               <wp:inline distT="0" distB="0" distL="0" distR="0" wp14:anchorId="2D16EAF4" wp14:editId="63406549">
                 <wp:extent cx="5731510" cy="19050"/>
                 <wp:effectExtent l="0" t="0" r="0" b="0"/>
-                <wp:docPr id="20" name=""/>
+                <wp:docPr id="20" name="Rectangle 20"/>
                 <wp:cNvGraphicFramePr/>
                 <a:graphic xmlns:a="http://schemas.openxmlformats.org/drawingml/2006/main">
                   <a:graphicData uri="http://schemas.microsoft.com/office/word/2010/wordprocessingShape">
@@ -2826,17 +2767,9 @@
         <w:rPr>
           <w:lang w:val="en-IN"/>
         </w:rPr>
-        <w:t xml:space="preserve">6. Viewing a </w:t>
-      </w:r>
-      <w:proofErr w:type="spellStart"/>
-      <w:r>
-        <w:rPr>
-          <w:lang w:val="en-IN"/>
-        </w:rPr>
-        <w:t>Leaderboard</w:t>
+        <w:t>6. Viewing a Leaderboard</w:t>
       </w:r>
       <w:bookmarkEnd w:id="5"/>
-      <w:proofErr w:type="spellEnd"/>
     </w:p>
     <w:p>
       <w:pPr>
@@ -2861,37 +2794,10 @@
           <w:b/>
           <w:bCs/>
         </w:rPr>
-        <w:t xml:space="preserve">Student XP </w:t>
-      </w:r>
-      <w:proofErr w:type="spellStart"/>
-      <w:r>
-        <w:rPr>
-          <w:b/>
-          <w:bCs/>
-        </w:rPr>
-        <w:t>Leaderboard</w:t>
-      </w:r>
-      <w:proofErr w:type="spellEnd"/>
-      <w:r>
-        <w:rPr>
-          <w:b/>
-          <w:bCs/>
-        </w:rPr>
-        <w:t xml:space="preserve"> </w:t>
-      </w:r>
-      <w:r>
-        <w:t xml:space="preserve">is a Java Swing-based desktop application that displays a </w:t>
-      </w:r>
-      <w:proofErr w:type="spellStart"/>
-      <w:r>
-        <w:t>leaderboard</w:t>
-      </w:r>
-      <w:proofErr w:type="spellEnd"/>
-      <w:r>
-        <w:t xml:space="preserve"> of students ranked by their Experience Points (XP). The data is fetched from a MySQL database and presented in a user-friendly graphical interface. The application</w:t>
-      </w:r>
-      <w:r>
-        <w:t xml:space="preserve"> supports pagination, refreshing, and viewing detailed information about each student.</w:t>
+        <w:t xml:space="preserve">Student XP Leaderboard </w:t>
+      </w:r>
+      <w:r>
+        <w:t>is a Java Swing-based desktop application that displays a leaderboard of students ranked by their Experience Points (XP). The data is fetched from a MySQL database and presented in a user-friendly graphical interface. The application supports pagination, refreshing, and viewing detailed information about each student.</w:t>
       </w:r>
     </w:p>
     <w:p>
@@ -2905,7 +2811,7 @@
               <wp:inline distT="0" distB="0" distL="0" distR="0" wp14:anchorId="387A88C6" wp14:editId="4FDDD2F2">
                 <wp:extent cx="5731510" cy="635"/>
                 <wp:effectExtent l="0" t="0" r="0" b="0"/>
-                <wp:docPr id="21" name=""/>
+                <wp:docPr id="21" name="Rectangle 21"/>
                 <wp:cNvGraphicFramePr/>
                 <a:graphic xmlns:a="http://schemas.openxmlformats.org/drawingml/2006/main">
                   <a:graphicData uri="http://schemas.microsoft.com/office/word/2010/wordprocessingShape">
@@ -3020,36 +2926,11 @@
           <w:b/>
           <w:bCs/>
         </w:rPr>
-        <w:t xml:space="preserve">Dynamic </w:t>
-      </w:r>
-      <w:proofErr w:type="spellStart"/>
-      <w:r>
-        <w:rPr>
-          <w:b/>
-          <w:bCs/>
-        </w:rPr>
-        <w:t>Leaderboard</w:t>
-      </w:r>
-      <w:proofErr w:type="spellEnd"/>
-      <w:r>
-        <w:rPr>
-          <w:b/>
-          <w:bCs/>
-        </w:rPr>
-        <w:t xml:space="preserve"> </w:t>
-      </w:r>
-      <w:proofErr w:type="gramStart"/>
-      <w:r>
-        <w:rPr>
-          <w:b/>
-          <w:bCs/>
-        </w:rPr>
-        <w:t xml:space="preserve">Display </w:t>
+        <w:t xml:space="preserve">Dynamic Leaderboard Display </w:t>
       </w:r>
       <w:r>
         <w:t>:</w:t>
       </w:r>
-      <w:proofErr w:type="gramEnd"/>
     </w:p>
     <w:p>
       <w:pPr>
@@ -3078,25 +2959,16 @@
       <w:pPr>
         <w:ind w:left="720"/>
       </w:pPr>
-      <w:proofErr w:type="gramStart"/>
-      <w:r>
-        <w:rPr>
-          <w:b/>
-          <w:bCs/>
-        </w:rPr>
-        <w:t>Pagin</w:t>
-      </w:r>
-      <w:r>
-        <w:rPr>
-          <w:b/>
-          <w:bCs/>
-        </w:rPr>
-        <w:t xml:space="preserve">ation </w:t>
+      <w:r>
+        <w:rPr>
+          <w:b/>
+          <w:bCs/>
+        </w:rPr>
+        <w:t xml:space="preserve">Pagination </w:t>
       </w:r>
       <w:r>
         <w:t>:</w:t>
       </w:r>
-      <w:proofErr w:type="gramEnd"/>
     </w:p>
     <w:p>
       <w:pPr>
@@ -3129,20 +3001,11 @@
           <w:b/>
           <w:bCs/>
         </w:rPr>
-        <w:t xml:space="preserve">Refresh </w:t>
-      </w:r>
-      <w:proofErr w:type="gramStart"/>
-      <w:r>
-        <w:rPr>
-          <w:b/>
-          <w:bCs/>
-        </w:rPr>
-        <w:t xml:space="preserve">Button </w:t>
+        <w:t xml:space="preserve">Refresh Button </w:t>
       </w:r>
       <w:r>
         <w:t>:</w:t>
       </w:r>
-      <w:proofErr w:type="gramEnd"/>
     </w:p>
     <w:p>
       <w:pPr>
@@ -3164,20 +3027,11 @@
           <w:b/>
           <w:bCs/>
         </w:rPr>
-        <w:t xml:space="preserve">Row </w:t>
-      </w:r>
-      <w:proofErr w:type="gramStart"/>
-      <w:r>
-        <w:rPr>
-          <w:b/>
-          <w:bCs/>
-        </w:rPr>
-        <w:t xml:space="preserve">Details </w:t>
+        <w:t xml:space="preserve">Row Details </w:t>
       </w:r>
       <w:r>
         <w:t>:</w:t>
       </w:r>
-      <w:proofErr w:type="gramEnd"/>
     </w:p>
     <w:p>
       <w:pPr>
@@ -3187,17 +3041,13 @@
         </w:numPr>
       </w:pPr>
       <w:r>
-        <w:t>Clicking on a row in the table</w:t>
-      </w:r>
-      <w:r>
-        <w:t xml:space="preserve"> displays a popup with the selected student's username and XP.</w:t>
+        <w:t>Clicking on a row in the table displays a popup with the selected student's username and XP.</w:t>
       </w:r>
     </w:p>
     <w:p>
       <w:pPr>
         <w:ind w:left="720"/>
       </w:pPr>
-      <w:proofErr w:type="gramStart"/>
       <w:r>
         <w:rPr>
           <w:b/>
@@ -3208,7 +3058,6 @@
       <w:r>
         <w:t>:</w:t>
       </w:r>
-      <w:proofErr w:type="gramEnd"/>
     </w:p>
     <w:p>
       <w:pPr>
@@ -3276,29 +3125,11 @@
           <w:b/>
           <w:bCs/>
         </w:rPr>
-        <w:t xml:space="preserve">"Student XP </w:t>
-      </w:r>
-      <w:proofErr w:type="spellStart"/>
-      <w:r>
-        <w:rPr>
-          <w:b/>
-          <w:bCs/>
-        </w:rPr>
-        <w:t>Leaderboard</w:t>
-      </w:r>
-      <w:proofErr w:type="spellEnd"/>
-      <w:proofErr w:type="gramStart"/>
-      <w:r>
-        <w:rPr>
-          <w:b/>
-          <w:bCs/>
-        </w:rPr>
-        <w:t xml:space="preserve">" </w:t>
+        <w:t xml:space="preserve">"Student XP Leaderboard" </w:t>
       </w:r>
       <w:r>
         <w:t>.</w:t>
       </w:r>
-      <w:proofErr w:type="gramEnd"/>
     </w:p>
     <w:p>
       <w:pPr>
@@ -3307,10 +3138,7 @@
         </w:tabs>
       </w:pPr>
       <w:r>
-        <w:t xml:space="preserve">Provides a clean and </w:t>
-      </w:r>
-      <w:r>
-        <w:t>professional look with a blue background.</w:t>
+        <w:t>Provides a clean and professional look with a blue background.</w:t>
       </w:r>
     </w:p>
     <w:p>
@@ -3335,19 +3163,10 @@
         </w:tabs>
       </w:pPr>
       <w:r>
-        <w:t xml:space="preserve">Shows the </w:t>
-      </w:r>
-      <w:proofErr w:type="spellStart"/>
-      <w:r>
-        <w:t>leaderboard</w:t>
-      </w:r>
-      <w:proofErr w:type="spellEnd"/>
-      <w:r>
-        <w:t xml:space="preserve"> with the following columns:</w:t>
-      </w:r>
-    </w:p>
-    <w:p>
-      <w:proofErr w:type="gramStart"/>
+        <w:t>Shows the leaderboard with the following columns:</w:t>
+      </w:r>
+    </w:p>
+    <w:p>
       <w:r>
         <w:rPr>
           <w:b/>
@@ -3356,15 +3175,10 @@
         <w:t xml:space="preserve">Rank </w:t>
       </w:r>
       <w:r>
-        <w:t>:</w:t>
-      </w:r>
-      <w:proofErr w:type="gramEnd"/>
-      <w:r>
-        <w:t xml:space="preserve"> The student's position based on XP.</w:t>
-      </w:r>
-    </w:p>
-    <w:p>
-      <w:proofErr w:type="gramStart"/>
+        <w:t>: The student's position based on XP.</w:t>
+      </w:r>
+    </w:p>
+    <w:p>
       <w:r>
         <w:rPr>
           <w:b/>
@@ -3373,15 +3187,10 @@
         <w:t xml:space="preserve">Username </w:t>
       </w:r>
       <w:r>
-        <w:t>:</w:t>
-      </w:r>
-      <w:proofErr w:type="gramEnd"/>
-      <w:r>
-        <w:t xml:space="preserve"> The name of the student.</w:t>
-      </w:r>
-    </w:p>
-    <w:p>
-      <w:proofErr w:type="gramStart"/>
+        <w:t>: The name of the student.</w:t>
+      </w:r>
+    </w:p>
+    <w:p>
       <w:r>
         <w:rPr>
           <w:b/>
@@ -3390,11 +3199,7 @@
         <w:t xml:space="preserve">XP </w:t>
       </w:r>
       <w:r>
-        <w:t>:</w:t>
-      </w:r>
-      <w:proofErr w:type="gramEnd"/>
-      <w:r>
-        <w:t xml:space="preserve"> The student's experience points.</w:t>
+        <w:t>: The student's experience points.</w:t>
       </w:r>
     </w:p>
     <w:p>
@@ -3404,10 +3209,7 @@
         </w:tabs>
       </w:pPr>
       <w:r>
-        <w:t xml:space="preserve">Rows are styled with alternating colours </w:t>
-      </w:r>
-      <w:r>
-        <w:t>(light blue and white) for readability.</w:t>
+        <w:t>Rows are styled with alternating colours (light blue and white) for readability.</w:t>
       </w:r>
     </w:p>
     <w:p>
@@ -3441,7 +3243,6 @@
       <w:pPr>
         <w:ind w:left="1440"/>
       </w:pPr>
-      <w:proofErr w:type="gramStart"/>
       <w:r>
         <w:rPr>
           <w:b/>
@@ -3450,18 +3251,13 @@
         <w:t xml:space="preserve">Previous </w:t>
       </w:r>
       <w:r>
-        <w:t>:</w:t>
-      </w:r>
-      <w:proofErr w:type="gramEnd"/>
-      <w:r>
-        <w:t xml:space="preserve"> Navigate to the previous page of students.</w:t>
+        <w:t>: Navigate to the previous page of students.</w:t>
       </w:r>
     </w:p>
     <w:p>
       <w:pPr>
         <w:ind w:left="1440"/>
       </w:pPr>
-      <w:proofErr w:type="gramStart"/>
       <w:r>
         <w:rPr>
           <w:b/>
@@ -3470,18 +3266,13 @@
         <w:t xml:space="preserve">Next </w:t>
       </w:r>
       <w:r>
-        <w:t>:</w:t>
-      </w:r>
-      <w:proofErr w:type="gramEnd"/>
-      <w:r>
-        <w:t xml:space="preserve"> Navigate to the next page of students.</w:t>
+        <w:t>: Navigate to the next page of students.</w:t>
       </w:r>
     </w:p>
     <w:p>
       <w:pPr>
         <w:ind w:left="1440"/>
       </w:pPr>
-      <w:proofErr w:type="gramStart"/>
       <w:r>
         <w:rPr>
           <w:b/>
@@ -3490,11 +3281,7 @@
         <w:t xml:space="preserve">Refresh </w:t>
       </w:r>
       <w:r>
-        <w:t>:</w:t>
-      </w:r>
-      <w:proofErr w:type="gramEnd"/>
-      <w:r>
-        <w:t xml:space="preserve"> Reload the data from the database to reflect any changes.</w:t>
+        <w:t>: Reload the data from the database to reflect any changes.</w:t>
       </w:r>
     </w:p>
     <w:p>
@@ -3511,7 +3298,7 @@
               <wp:inline distT="0" distB="0" distL="0" distR="0" wp14:anchorId="5FEB9FDB" wp14:editId="6D608194">
                 <wp:extent cx="5731510" cy="635"/>
                 <wp:effectExtent l="0" t="0" r="0" b="0"/>
-                <wp:docPr id="23" name=""/>
+                <wp:docPr id="23" name="Rectangle 23"/>
                 <wp:cNvGraphicFramePr/>
                 <a:graphic xmlns:a="http://schemas.openxmlformats.org/drawingml/2006/main">
                   <a:graphicData uri="http://schemas.microsoft.com/office/word/2010/wordprocessingShape">
@@ -3563,20 +3350,11 @@
           <w:b/>
           <w:bCs/>
         </w:rPr>
-        <w:t xml:space="preserve">View Student </w:t>
-      </w:r>
-      <w:proofErr w:type="gramStart"/>
-      <w:r>
-        <w:rPr>
-          <w:b/>
-          <w:bCs/>
-        </w:rPr>
-        <w:t xml:space="preserve">Details </w:t>
+        <w:t xml:space="preserve">View Student Details </w:t>
       </w:r>
       <w:r>
         <w:t>:</w:t>
       </w:r>
-      <w:proofErr w:type="gramEnd"/>
     </w:p>
     <w:p>
       <w:pPr>
@@ -3599,20 +3377,11 @@
           <w:b/>
           <w:bCs/>
         </w:rPr>
-        <w:t xml:space="preserve">Navigate </w:t>
-      </w:r>
-      <w:proofErr w:type="gramStart"/>
-      <w:r>
-        <w:rPr>
-          <w:b/>
-          <w:bCs/>
-        </w:rPr>
-        <w:t xml:space="preserve">Pages </w:t>
+        <w:t xml:space="preserve">Navigate Pages </w:t>
       </w:r>
       <w:r>
         <w:t>:</w:t>
       </w:r>
-      <w:proofErr w:type="gramEnd"/>
     </w:p>
     <w:p>
       <w:pPr>
@@ -3654,30 +3423,18 @@
           <w:b/>
           <w:bCs/>
         </w:rPr>
-        <w:t xml:space="preserve">Refresh </w:t>
-      </w:r>
-      <w:proofErr w:type="gramStart"/>
-      <w:r>
-        <w:rPr>
-          <w:b/>
-          <w:bCs/>
-        </w:rPr>
-        <w:t xml:space="preserve">Data </w:t>
+        <w:t xml:space="preserve">Refresh Data </w:t>
       </w:r>
       <w:r>
         <w:t>:</w:t>
       </w:r>
-      <w:proofErr w:type="gramEnd"/>
     </w:p>
     <w:p>
       <w:pPr>
         <w:ind w:left="1440"/>
       </w:pPr>
       <w:r>
-        <w:t>If new students are</w:t>
-      </w:r>
-      <w:r>
-        <w:t xml:space="preserve"> added to the database or XP values are updated, click the </w:t>
+        <w:t xml:space="preserve">If new students are added to the database or XP values are updated, click the </w:t>
       </w:r>
       <w:r>
         <w:rPr>
@@ -3723,7 +3480,7 @@
               <wp:inline distT="0" distB="0" distL="0" distR="0" wp14:anchorId="2A57EF9F" wp14:editId="0A906D1F">
                 <wp:extent cx="5731510" cy="19050"/>
                 <wp:effectExtent l="0" t="0" r="0" b="0"/>
-                <wp:docPr id="24" name=""/>
+                <wp:docPr id="24" name="Rectangle 24"/>
                 <wp:cNvGraphicFramePr/>
                 <a:graphic xmlns:a="http://schemas.openxmlformats.org/drawingml/2006/main">
                   <a:graphicData uri="http://schemas.microsoft.com/office/word/2010/wordprocessingShape">
@@ -4036,13 +3793,7 @@
         <w:rPr>
           <w:lang w:val="en-IN"/>
         </w:rPr>
-        <w:t>After 5 courses have been marked as completed, the bronze badge will be awar</w:t>
-      </w:r>
-      <w:r>
-        <w:rPr>
-          <w:lang w:val="en-IN"/>
-        </w:rPr>
-        <w:t>ded</w:t>
+        <w:t>After 5 courses have been marked as completed, the bronze badge will be awarded</w:t>
       </w:r>
     </w:p>
     <w:p>
@@ -4256,7 +4007,7 @@
               <wp:inline distT="0" distB="0" distL="0" distR="0" wp14:anchorId="4234E199" wp14:editId="01BF883F">
                 <wp:extent cx="5731510" cy="19050"/>
                 <wp:effectExtent l="0" t="0" r="0" b="0"/>
-                <wp:docPr id="31" name=""/>
+                <wp:docPr id="31" name="Rectangle 31"/>
                 <wp:cNvGraphicFramePr/>
                 <a:graphic xmlns:a="http://schemas.openxmlformats.org/drawingml/2006/main">
                   <a:graphicData uri="http://schemas.microsoft.com/office/word/2010/wordprocessingShape">
@@ -4307,746 +4058,19 @@
       </w:r>
     </w:p>
     <w:p>
-      <w:pPr>
-        <w:pStyle w:val="Heading1"/>
-        <w:rPr>
-          <w:lang w:val="en-IN"/>
-        </w:rPr>
-      </w:pPr>
-      <w:bookmarkStart w:id="7" w:name="_Toc193295094"/>
-      <w:r>
+      <w:r>
+        <w:rPr>
+          <w:b/>
+          <w:bCs/>
+          <w:lang w:val="en-IN"/>
+        </w:rPr>
         <w:lastRenderedPageBreak/>
-        <w:t>8. Flashcard maker</w:t>
-      </w:r>
-      <w:bookmarkEnd w:id="7"/>
-    </w:p>
-    <w:p>
-      <w:pPr>
-        <w:rPr>
-          <w:lang w:val="en-IN"/>
-        </w:rPr>
-      </w:pPr>
-      <w:r>
-        <w:rPr>
-          <w:b/>
-          <w:bCs/>
-          <w:lang w:val="en-IN"/>
-        </w:rPr>
-        <w:t>Overview: Create flashcards and test users’</w:t>
-      </w:r>
-      <w:r>
-        <w:rPr>
-          <w:b/>
-          <w:bCs/>
-          <w:lang w:val="en-IN"/>
-        </w:rPr>
-        <w:t xml:space="preserve"> knowledge</w:t>
-      </w:r>
-    </w:p>
-    <w:p>
-      <w:pPr>
-        <w:rPr>
-          <w:lang w:val="en-IN"/>
-        </w:rPr>
-      </w:pPr>
-      <w:r>
-        <w:t>This feat</w:t>
-      </w:r>
-      <w:r>
-        <w:t>ure of the application will allow users to create their own flashcards to help them revises for their courses and test their knowledge. When the program is first loaded the main menu will load up so that the user can create their flashcard or play the game</w:t>
-      </w:r>
-      <w:r>
-        <w:t>.</w:t>
-      </w:r>
-    </w:p>
-    <w:p>
-      <w:pPr>
-        <w:rPr>
-          <w:lang w:val="en-IN"/>
-        </w:rPr>
-      </w:pPr>
-      <w:r>
-        <w:rPr>
-          <w:noProof/>
-        </w:rPr>
-        <w:drawing>
-          <wp:anchor distT="0" distB="0" distL="0" distR="0" simplePos="0" relativeHeight="37" behindDoc="0" locked="0" layoutInCell="0" allowOverlap="1" wp14:anchorId="2BDA8E50" wp14:editId="7A925A18">
-            <wp:simplePos x="0" y="0"/>
-            <wp:positionH relativeFrom="column">
-              <wp:align>center</wp:align>
-            </wp:positionH>
-            <wp:positionV relativeFrom="paragraph">
-              <wp:posOffset>635</wp:posOffset>
-            </wp:positionV>
-            <wp:extent cx="2545715" cy="1478280"/>
-            <wp:effectExtent l="0" t="0" r="0" b="0"/>
-            <wp:wrapSquare wrapText="largest"/>
-            <wp:docPr id="32" name="Image21"/>
-            <wp:cNvGraphicFramePr>
-              <a:graphicFrameLocks xmlns:a="http://schemas.openxmlformats.org/drawingml/2006/main" noChangeAspect="1"/>
-            </wp:cNvGraphicFramePr>
-            <a:graphic xmlns:a="http://schemas.openxmlformats.org/drawingml/2006/main">
-              <a:graphicData uri="http://schemas.openxmlformats.org/drawingml/2006/picture">
-                <pic:pic xmlns:pic="http://schemas.openxmlformats.org/drawingml/2006/picture">
-                  <pic:nvPicPr>
-                    <pic:cNvPr id="32" name="Image21"/>
-                    <pic:cNvPicPr>
-                      <a:picLocks noChangeAspect="1" noChangeArrowheads="1"/>
-                    </pic:cNvPicPr>
-                  </pic:nvPicPr>
-                  <pic:blipFill>
-                    <a:blip r:embed="rId27"/>
-                    <a:stretch>
-                      <a:fillRect/>
-                    </a:stretch>
-                  </pic:blipFill>
-                  <pic:spPr bwMode="auto">
-                    <a:xfrm>
-                      <a:off x="0" y="0"/>
-                      <a:ext cx="2545715" cy="1478280"/>
-                    </a:xfrm>
-                    <a:prstGeom prst="rect">
-                      <a:avLst/>
-                    </a:prstGeom>
-                  </pic:spPr>
-                </pic:pic>
-              </a:graphicData>
-            </a:graphic>
-          </wp:anchor>
-        </w:drawing>
-      </w:r>
-    </w:p>
-    <w:p>
-      <w:pPr>
-        <w:rPr>
-          <w:lang w:val="en-IN"/>
-        </w:rPr>
-      </w:pPr>
-    </w:p>
-    <w:p>
-      <w:pPr>
-        <w:rPr>
-          <w:lang w:val="en-IN"/>
-        </w:rPr>
-      </w:pPr>
-    </w:p>
-    <w:p>
-      <w:pPr>
-        <w:rPr>
-          <w:lang w:val="en-IN"/>
-        </w:rPr>
-      </w:pPr>
-    </w:p>
-    <w:p>
-      <w:pPr>
-        <w:rPr>
-          <w:lang w:val="en-IN"/>
-        </w:rPr>
-      </w:pPr>
-    </w:p>
-    <w:p>
-      <w:pPr>
-        <w:rPr>
-          <w:lang w:val="en-IN"/>
-        </w:rPr>
-      </w:pPr>
-    </w:p>
-    <w:p>
-      <w:pPr>
-        <w:rPr>
-          <w:lang w:val="en-IN"/>
-        </w:rPr>
-      </w:pPr>
-      <w:r>
-        <w:t>This program works by first having the user to create their flashcards with the help of validations and other features of the program such as the remove button if they don’t want the flashcard any more. This ensures that no issues arise</w:t>
-      </w:r>
-      <w:r>
-        <w:t xml:space="preserve"> in the ne</w:t>
-      </w:r>
-      <w:r>
-        <w:t>xt phase and that the flashcards are accurately correct to what the user wants.</w:t>
-      </w:r>
-    </w:p>
-    <w:p>
-      <w:pPr>
-        <w:rPr>
-          <w:lang w:val="en-IN"/>
-        </w:rPr>
-      </w:pPr>
-    </w:p>
-    <w:p>
-      <w:pPr>
-        <w:rPr>
-          <w:lang w:val="en-IN"/>
-        </w:rPr>
-      </w:pPr>
-      <w:r>
-        <w:rPr>
-          <w:noProof/>
-        </w:rPr>
-        <w:drawing>
-          <wp:anchor distT="0" distB="0" distL="0" distR="0" simplePos="0" relativeHeight="33" behindDoc="0" locked="0" layoutInCell="0" allowOverlap="1" wp14:anchorId="5B97430D" wp14:editId="54F43F22">
-            <wp:simplePos x="0" y="0"/>
-            <wp:positionH relativeFrom="column">
-              <wp:posOffset>436245</wp:posOffset>
-            </wp:positionH>
-            <wp:positionV relativeFrom="paragraph">
-              <wp:posOffset>90170</wp:posOffset>
-            </wp:positionV>
-            <wp:extent cx="3540125" cy="2179955"/>
-            <wp:effectExtent l="0" t="0" r="0" b="0"/>
-            <wp:wrapSquare wrapText="largest"/>
-            <wp:docPr id="33" name="Image1"/>
-            <wp:cNvGraphicFramePr>
-              <a:graphicFrameLocks xmlns:a="http://schemas.openxmlformats.org/drawingml/2006/main" noChangeAspect="1"/>
-            </wp:cNvGraphicFramePr>
-            <a:graphic xmlns:a="http://schemas.openxmlformats.org/drawingml/2006/main">
-              <a:graphicData uri="http://schemas.openxmlformats.org/drawingml/2006/picture">
-                <pic:pic xmlns:pic="http://schemas.openxmlformats.org/drawingml/2006/picture">
-                  <pic:nvPicPr>
-                    <pic:cNvPr id="33" name="Image1"/>
-                    <pic:cNvPicPr>
-                      <a:picLocks noChangeAspect="1" noChangeArrowheads="1"/>
-                    </pic:cNvPicPr>
-                  </pic:nvPicPr>
-                  <pic:blipFill>
-                    <a:blip r:embed="rId28"/>
-                    <a:stretch>
-                      <a:fillRect/>
-                    </a:stretch>
-                  </pic:blipFill>
-                  <pic:spPr bwMode="auto">
-                    <a:xfrm>
-                      <a:off x="0" y="0"/>
-                      <a:ext cx="3540125" cy="2179955"/>
-                    </a:xfrm>
-                    <a:prstGeom prst="rect">
-                      <a:avLst/>
-                    </a:prstGeom>
-                  </pic:spPr>
-                </pic:pic>
-              </a:graphicData>
-            </a:graphic>
-          </wp:anchor>
-        </w:drawing>
-      </w:r>
-    </w:p>
-    <w:p>
-      <w:pPr>
-        <w:rPr>
-          <w:lang w:val="en-IN"/>
-        </w:rPr>
-      </w:pPr>
-    </w:p>
-    <w:p>
-      <w:pPr>
-        <w:rPr>
-          <w:lang w:val="en-IN"/>
-        </w:rPr>
-      </w:pPr>
-    </w:p>
-    <w:p>
-      <w:pPr>
-        <w:rPr>
-          <w:lang w:val="en-IN"/>
-        </w:rPr>
-      </w:pPr>
-    </w:p>
-    <w:p>
-      <w:pPr>
-        <w:rPr>
-          <w:lang w:val="en-IN"/>
-        </w:rPr>
-      </w:pPr>
-    </w:p>
-    <w:p>
-      <w:pPr>
-        <w:rPr>
-          <w:lang w:val="en-IN"/>
-        </w:rPr>
-      </w:pPr>
-    </w:p>
-    <w:p>
-      <w:pPr>
-        <w:rPr>
-          <w:lang w:val="en-IN"/>
-        </w:rPr>
-      </w:pPr>
-    </w:p>
-    <w:p>
-      <w:pPr>
-        <w:rPr>
-          <w:lang w:val="en-IN"/>
-        </w:rPr>
-      </w:pPr>
-    </w:p>
-    <w:p>
-      <w:pPr>
-        <w:rPr>
-          <w:lang w:val="en-IN"/>
-        </w:rPr>
-      </w:pPr>
-    </w:p>
-    <w:p>
-      <w:pPr>
-        <w:rPr>
-          <w:lang w:val="en-IN"/>
-        </w:rPr>
-      </w:pPr>
-    </w:p>
-    <w:p>
-      <w:pPr>
-        <w:rPr>
-          <w:lang w:val="en-IN"/>
-        </w:rPr>
-      </w:pPr>
-      <w:r>
-        <w:t xml:space="preserve">After the user is happy with their </w:t>
-      </w:r>
-      <w:proofErr w:type="gramStart"/>
-      <w:r>
-        <w:t>flashcards</w:t>
-      </w:r>
-      <w:proofErr w:type="gramEnd"/>
-      <w:r>
-        <w:t xml:space="preserve"> they can participate in the game mode to test their knowledge in a timely manner if t</w:t>
-      </w:r>
-      <w:r>
-        <w:t xml:space="preserve">hey would like to. The user </w:t>
-      </w:r>
-      <w:r>
-        <w:t>will be first asked to select how long they would want their timer to be on for with a range of options from 2mins, 5mins, 10mins of unlimited time.</w:t>
-      </w:r>
-    </w:p>
-    <w:p>
-      <w:pPr>
-        <w:rPr>
-          <w:lang w:val="en-IN"/>
-        </w:rPr>
-      </w:pPr>
-      <w:r>
-        <w:rPr>
-          <w:noProof/>
-        </w:rPr>
-        <w:drawing>
-          <wp:anchor distT="0" distB="0" distL="0" distR="0" simplePos="0" relativeHeight="34" behindDoc="0" locked="0" layoutInCell="0" allowOverlap="1" wp14:anchorId="3926ED65" wp14:editId="256E00B4">
-            <wp:simplePos x="0" y="0"/>
-            <wp:positionH relativeFrom="column">
-              <wp:posOffset>379730</wp:posOffset>
-            </wp:positionH>
-            <wp:positionV relativeFrom="paragraph">
-              <wp:posOffset>133985</wp:posOffset>
-            </wp:positionV>
-            <wp:extent cx="2144395" cy="1085215"/>
-            <wp:effectExtent l="0" t="0" r="0" b="0"/>
-            <wp:wrapSquare wrapText="largest"/>
-            <wp:docPr id="34" name="Image18"/>
-            <wp:cNvGraphicFramePr>
-              <a:graphicFrameLocks xmlns:a="http://schemas.openxmlformats.org/drawingml/2006/main" noChangeAspect="1"/>
-            </wp:cNvGraphicFramePr>
-            <a:graphic xmlns:a="http://schemas.openxmlformats.org/drawingml/2006/main">
-              <a:graphicData uri="http://schemas.openxmlformats.org/drawingml/2006/picture">
-                <pic:pic xmlns:pic="http://schemas.openxmlformats.org/drawingml/2006/picture">
-                  <pic:nvPicPr>
-                    <pic:cNvPr id="34" name="Image18"/>
-                    <pic:cNvPicPr>
-                      <a:picLocks noChangeAspect="1" noChangeArrowheads="1"/>
-                    </pic:cNvPicPr>
-                  </pic:nvPicPr>
-                  <pic:blipFill>
-                    <a:blip r:embed="rId29"/>
-                    <a:stretch>
-                      <a:fillRect/>
-                    </a:stretch>
-                  </pic:blipFill>
-                  <pic:spPr bwMode="auto">
-                    <a:xfrm>
-                      <a:off x="0" y="0"/>
-                      <a:ext cx="2144395" cy="1085215"/>
-                    </a:xfrm>
-                    <a:prstGeom prst="rect">
-                      <a:avLst/>
-                    </a:prstGeom>
-                  </pic:spPr>
-                </pic:pic>
-              </a:graphicData>
-            </a:graphic>
-          </wp:anchor>
-        </w:drawing>
-      </w:r>
-    </w:p>
-    <w:p>
-      <w:pPr>
-        <w:rPr>
-          <w:lang w:val="en-IN"/>
-        </w:rPr>
-      </w:pPr>
-    </w:p>
-    <w:p>
-      <w:r>
-        <w:t>After the user has their option from above, the game will begin after they click on “start game” and the</w:t>
-      </w:r>
-      <w:r>
-        <w:t xml:space="preserve"> timer will start if they have selected any. The users </w:t>
-      </w:r>
-      <w:r>
-        <w:lastRenderedPageBreak/>
-        <w:t xml:space="preserve">will be asked questions from the </w:t>
-      </w:r>
-      <w:r>
-        <w:t>flashcards they have created and will have to answer them. The user’s</w:t>
-      </w:r>
-      <w:r>
-        <w:t xml:space="preserve"> input will be checked if its correct in which case a correct message will appear, but if the in</w:t>
-      </w:r>
-      <w:r>
-        <w:t>put is wrong then an</w:t>
-      </w:r>
-      <w:r>
-        <w:t xml:space="preserve"> incorrect message will appear alongside the right answer. A score streak will also be displayed if the user gets three answers correct in a row which will end if their steak ends due to an</w:t>
-      </w:r>
-      <w:r>
-        <w:t xml:space="preserve"> incorrect answer.</w:t>
-      </w:r>
-    </w:p>
-    <w:p>
-      <w:pPr>
-        <w:rPr>
-          <w:lang w:val="en-IN"/>
-        </w:rPr>
-      </w:pPr>
-      <w:r>
-        <w:rPr>
-          <w:noProof/>
-        </w:rPr>
-        <w:drawing>
-          <wp:anchor distT="0" distB="0" distL="0" distR="0" simplePos="0" relativeHeight="35" behindDoc="0" locked="0" layoutInCell="0" allowOverlap="1" wp14:anchorId="081DB809" wp14:editId="7729DF0C">
-            <wp:simplePos x="0" y="0"/>
-            <wp:positionH relativeFrom="column">
-              <wp:align>center</wp:align>
-            </wp:positionH>
-            <wp:positionV relativeFrom="paragraph">
-              <wp:posOffset>635</wp:posOffset>
-            </wp:positionV>
-            <wp:extent cx="4492625" cy="2058670"/>
-            <wp:effectExtent l="0" t="0" r="0" b="0"/>
-            <wp:wrapSquare wrapText="largest"/>
-            <wp:docPr id="35" name="Image19"/>
-            <wp:cNvGraphicFramePr>
-              <a:graphicFrameLocks xmlns:a="http://schemas.openxmlformats.org/drawingml/2006/main" noChangeAspect="1"/>
-            </wp:cNvGraphicFramePr>
-            <a:graphic xmlns:a="http://schemas.openxmlformats.org/drawingml/2006/main">
-              <a:graphicData uri="http://schemas.openxmlformats.org/drawingml/2006/picture">
-                <pic:pic xmlns:pic="http://schemas.openxmlformats.org/drawingml/2006/picture">
-                  <pic:nvPicPr>
-                    <pic:cNvPr id="35" name="Image19"/>
-                    <pic:cNvPicPr>
-                      <a:picLocks noChangeAspect="1" noChangeArrowheads="1"/>
-                    </pic:cNvPicPr>
-                  </pic:nvPicPr>
-                  <pic:blipFill>
-                    <a:blip r:embed="rId30"/>
-                    <a:stretch>
-                      <a:fillRect/>
-                    </a:stretch>
-                  </pic:blipFill>
-                  <pic:spPr bwMode="auto">
-                    <a:xfrm>
-                      <a:off x="0" y="0"/>
-                      <a:ext cx="4492625" cy="2058670"/>
-                    </a:xfrm>
-                    <a:prstGeom prst="rect">
-                      <a:avLst/>
-                    </a:prstGeom>
-                  </pic:spPr>
-                </pic:pic>
-              </a:graphicData>
-            </a:graphic>
-          </wp:anchor>
-        </w:drawing>
-      </w:r>
-      <w:r>
-        <w:t xml:space="preserve"> </w:t>
-      </w:r>
-    </w:p>
-    <w:p>
-      <w:pPr>
-        <w:rPr>
-          <w:lang w:val="en-IN"/>
-        </w:rPr>
-      </w:pPr>
-    </w:p>
-    <w:p>
-      <w:pPr>
-        <w:rPr>
-          <w:lang w:val="en-IN"/>
-        </w:rPr>
-      </w:pPr>
-    </w:p>
-    <w:p>
-      <w:pPr>
-        <w:rPr>
-          <w:lang w:val="en-IN"/>
-        </w:rPr>
-      </w:pPr>
-    </w:p>
-    <w:p>
-      <w:pPr>
-        <w:rPr>
-          <w:lang w:val="en-IN"/>
-        </w:rPr>
-      </w:pPr>
-    </w:p>
-    <w:p>
-      <w:pPr>
-        <w:rPr>
-          <w:lang w:val="en-IN"/>
-        </w:rPr>
-      </w:pPr>
-    </w:p>
-    <w:p>
-      <w:pPr>
-        <w:rPr>
-          <w:lang w:val="en-IN"/>
-        </w:rPr>
-      </w:pPr>
-    </w:p>
-    <w:p>
-      <w:pPr>
-        <w:rPr>
-          <w:lang w:val="en-IN"/>
-        </w:rPr>
-      </w:pPr>
-    </w:p>
-    <w:p>
-      <w:pPr>
-        <w:rPr>
-          <w:lang w:val="en-IN"/>
-        </w:rPr>
-      </w:pPr>
-      <w:r>
-        <w:rPr>
-          <w:lang w:val="en-IN"/>
-        </w:rPr>
-        <w:t xml:space="preserve">After the last </w:t>
-      </w:r>
-      <w:r>
-        <w:rPr>
-          <w:lang w:val="en-IN"/>
-        </w:rPr>
-        <w:t>question had been answered</w:t>
-      </w:r>
-      <w:r>
-        <w:rPr>
-          <w:lang w:val="en-IN"/>
-        </w:rPr>
-        <w:t xml:space="preserve"> the </w:t>
-      </w:r>
-      <w:proofErr w:type="gramStart"/>
-      <w:r>
-        <w:rPr>
-          <w:lang w:val="en-IN"/>
-        </w:rPr>
-        <w:t>users</w:t>
-      </w:r>
-      <w:proofErr w:type="gramEnd"/>
-      <w:r>
-        <w:rPr>
-          <w:lang w:val="en-IN"/>
-        </w:rPr>
-        <w:t xml:space="preserve"> results will appear to show how they have performed, with data such as what percentage they received</w:t>
-      </w:r>
-      <w:r>
-        <w:rPr>
-          <w:lang w:val="en-IN"/>
-        </w:rPr>
-        <w:t xml:space="preserve"> so they can reflect</w:t>
-      </w:r>
-      <w:r>
-        <w:rPr>
-          <w:lang w:val="en-IN"/>
-        </w:rPr>
-        <w:t xml:space="preserve"> on their attempt. A summary</w:t>
-      </w:r>
-      <w:r>
-        <w:rPr>
-          <w:lang w:val="en-IN"/>
-        </w:rPr>
-        <w:t xml:space="preserve"> will be shown</w:t>
-      </w:r>
-      <w:r>
-        <w:rPr>
-          <w:lang w:val="en-IN"/>
-        </w:rPr>
-        <w:t xml:space="preserve"> and the user can decide if to play again or go back to t</w:t>
-      </w:r>
-      <w:r>
-        <w:rPr>
-          <w:lang w:val="en-IN"/>
-        </w:rPr>
-        <w:t>he main menu.</w:t>
-      </w:r>
-    </w:p>
-    <w:p>
-      <w:r>
-        <w:rPr>
-          <w:noProof/>
-        </w:rPr>
-        <w:drawing>
-          <wp:anchor distT="0" distB="0" distL="0" distR="0" simplePos="0" relativeHeight="36" behindDoc="0" locked="0" layoutInCell="0" allowOverlap="1" wp14:anchorId="1C5ECEE4" wp14:editId="7C33BA4B">
-            <wp:simplePos x="0" y="0"/>
-            <wp:positionH relativeFrom="column">
-              <wp:align>center</wp:align>
-            </wp:positionH>
-            <wp:positionV relativeFrom="paragraph">
-              <wp:posOffset>635</wp:posOffset>
-            </wp:positionV>
-            <wp:extent cx="3709035" cy="2757805"/>
-            <wp:effectExtent l="0" t="0" r="0" b="0"/>
-            <wp:wrapSquare wrapText="largest"/>
-            <wp:docPr id="36" name="Image20"/>
-            <wp:cNvGraphicFramePr>
-              <a:graphicFrameLocks xmlns:a="http://schemas.openxmlformats.org/drawingml/2006/main" noChangeAspect="1"/>
-            </wp:cNvGraphicFramePr>
-            <a:graphic xmlns:a="http://schemas.openxmlformats.org/drawingml/2006/main">
-              <a:graphicData uri="http://schemas.openxmlformats.org/drawingml/2006/picture">
-                <pic:pic xmlns:pic="http://schemas.openxmlformats.org/drawingml/2006/picture">
-                  <pic:nvPicPr>
-                    <pic:cNvPr id="36" name="Image20"/>
-                    <pic:cNvPicPr>
-                      <a:picLocks noChangeAspect="1" noChangeArrowheads="1"/>
-                    </pic:cNvPicPr>
-                  </pic:nvPicPr>
-                  <pic:blipFill>
-                    <a:blip r:embed="rId31"/>
-                    <a:stretch>
-                      <a:fillRect/>
-                    </a:stretch>
-                  </pic:blipFill>
-                  <pic:spPr bwMode="auto">
-                    <a:xfrm>
-                      <a:off x="0" y="0"/>
-                      <a:ext cx="3709035" cy="2757805"/>
-                    </a:xfrm>
-                    <a:prstGeom prst="rect">
-                      <a:avLst/>
-                    </a:prstGeom>
-                  </pic:spPr>
-                </pic:pic>
-              </a:graphicData>
-            </a:graphic>
-          </wp:anchor>
-        </w:drawing>
-      </w:r>
-    </w:p>
-    <w:p>
-      <w:pPr>
-        <w:rPr>
-          <w:lang w:val="en-IN"/>
-        </w:rPr>
-      </w:pPr>
-    </w:p>
-    <w:p>
-      <w:pPr>
-        <w:rPr>
-          <w:lang w:val="en-IN"/>
-        </w:rPr>
-      </w:pPr>
-    </w:p>
-    <w:p>
-      <w:pPr>
-        <w:rPr>
-          <w:lang w:val="en-IN"/>
-        </w:rPr>
-      </w:pPr>
-    </w:p>
-    <w:p>
-      <w:pPr>
-        <w:rPr>
-          <w:lang w:val="en-IN"/>
-        </w:rPr>
-      </w:pPr>
-    </w:p>
-    <w:p>
-      <w:pPr>
-        <w:rPr>
-          <w:lang w:val="en-IN"/>
-        </w:rPr>
-      </w:pPr>
-    </w:p>
-    <w:p>
-      <w:pPr>
-        <w:rPr>
-          <w:lang w:val="en-IN"/>
-        </w:rPr>
-      </w:pPr>
-    </w:p>
-    <w:p>
-      <w:pPr>
-        <w:rPr>
-          <w:lang w:val="en-IN"/>
-        </w:rPr>
-      </w:pPr>
-    </w:p>
-    <w:p>
-      <w:pPr>
-        <w:rPr>
-          <w:lang w:val="en-IN"/>
-        </w:rPr>
-      </w:pPr>
-    </w:p>
-    <w:p>
-      <w:pPr>
-        <w:rPr>
-          <w:lang w:val="en-IN"/>
-        </w:rPr>
-      </w:pPr>
-    </w:p>
-    <w:p>
-      <w:r>
-        <w:rPr>
-          <w:lang w:val="en-IN"/>
-        </w:rPr>
-        <w:t>This program has been made user friendly with the help of validations and easily</w:t>
-      </w:r>
-      <w:r>
-        <w:rPr>
-          <w:lang w:val="en-IN"/>
-        </w:rPr>
-        <w:t xml:space="preserve"> understandable</w:t>
-      </w:r>
-      <w:r>
-        <w:rPr>
-          <w:lang w:val="en-IN"/>
-        </w:rPr>
-        <w:t xml:space="preserve"> navigation tools. It is also keyboard friendly, meaning</w:t>
-      </w:r>
-      <w:r>
-        <w:rPr>
-          <w:lang w:val="en-IN"/>
-        </w:rPr>
-        <w:t xml:space="preserve"> the user can easily enter their answers from the enter button on their keyboard for example and case sensitive</w:t>
-      </w:r>
-      <w:r>
-        <w:rPr>
-          <w:lang w:val="en-IN"/>
-        </w:rPr>
-        <w:t xml:space="preserve">. </w:t>
-      </w:r>
-    </w:p>
-    <w:p>
-      <w:r>
-        <w:rPr>
-          <w:b/>
-          <w:bCs/>
-          <w:lang w:val="en-IN"/>
-        </w:rPr>
         <w:t>End of User Manual</w:t>
       </w:r>
     </w:p>
     <w:p/>
     <w:sectPr>
-      <w:footerReference w:type="default" r:id="rId32"/>
+      <w:footerReference w:type="default" r:id="rId27"/>
       <w:pgSz w:w="11906" w:h="16838"/>
       <w:pgMar w:top="1440" w:right="1440" w:bottom="1440" w:left="1440" w:header="0" w:footer="708" w:gutter="0"/>
       <w:pgNumType w:start="0"/>
@@ -5060,7 +4084,7 @@
 </file>
 
 <file path=word/endnotes.xml><?xml version="1.0" encoding="utf-8"?>
-<w:endnotes xmlns:wpc="http://schemas.microsoft.com/office/word/2010/wordprocessingCanvas" xmlns:cx="http://schemas.microsoft.com/office/drawing/2014/chartex" xmlns:cx1="http://schemas.microsoft.com/office/drawing/2015/9/8/chartex" xmlns:cx2="http://schemas.microsoft.com/office/drawing/2015/10/21/chartex" xmlns:cx3="http://schemas.microsoft.com/office/drawing/2016/5/9/chartex" xmlns:cx4="http://schemas.microsoft.com/office/drawing/2016/5/10/chartex" xmlns:cx5="http://schemas.microsoft.com/office/drawing/2016/5/11/chartex" xmlns:cx6="http://schemas.microsoft.com/office/drawing/2016/5/12/chartex" xmlns:cx7="http://schemas.microsoft.com/office/drawing/2016/5/13/chartex" xmlns:cx8="http://schemas.microsoft.com/office/drawing/2016/5/14/chartex" xmlns:mc="http://schemas.openxmlformats.org/markup-compatibility/2006" xmlns:aink="http://schemas.microsoft.com/office/drawing/2016/ink" xmlns:am3d="http://schemas.microsoft.com/office/drawing/2017/model3d" xmlns:o="urn:schemas-microsoft-com:office:office" xmlns:r="http://schemas.openxmlformats.org/officeDocument/2006/relationships" xmlns:m="http://schemas.openxmlformats.org/officeDocument/2006/math" xmlns:v="urn:schemas-microsoft-com:vml" xmlns:wp14="http://schemas.microsoft.com/office/word/2010/wordprocessingDrawing" xmlns:wp="http://schemas.openxmlformats.org/drawingml/2006/wordprocessingDrawing" xmlns:w10="urn:schemas-microsoft-com:office:word" xmlns:w="http://schemas.openxmlformats.org/wordprocessingml/2006/main" xmlns:w14="http://schemas.microsoft.com/office/word/2010/wordml" xmlns:w15="http://schemas.microsoft.com/office/word/2012/wordml" xmlns:w16cex="http://schemas.microsoft.com/office/word/2018/wordml/cex" xmlns:w16cid="http://schemas.microsoft.com/office/word/2016/wordml/cid" xmlns:w16="http://schemas.microsoft.com/office/word/2018/wordml" xmlns:w16sdtdh="http://schemas.microsoft.com/office/word/2020/wordml/sdtdatahash" xmlns:w16se="http://schemas.microsoft.com/office/word/2015/wordml/symex" xmlns:wpg="http://schemas.microsoft.com/office/word/2010/wordprocessingGroup" xmlns:wpi="http://schemas.microsoft.com/office/word/2010/wordprocessingInk" xmlns:wne="http://schemas.microsoft.com/office/word/2006/wordml" xmlns:wps="http://schemas.microsoft.com/office/word/2010/wordprocessingShape" mc:Ignorable="w14 w15 w16se w16cid w16 w16cex w16sdtdh wp14">
+<w:endnotes xmlns:wpc="http://schemas.microsoft.com/office/word/2010/wordprocessingCanvas" xmlns:cx="http://schemas.microsoft.com/office/drawing/2014/chartex" xmlns:cx1="http://schemas.microsoft.com/office/drawing/2015/9/8/chartex" xmlns:cx2="http://schemas.microsoft.com/office/drawing/2015/10/21/chartex" xmlns:cx3="http://schemas.microsoft.com/office/drawing/2016/5/9/chartex" xmlns:cx4="http://schemas.microsoft.com/office/drawing/2016/5/10/chartex" xmlns:cx5="http://schemas.microsoft.com/office/drawing/2016/5/11/chartex" xmlns:cx6="http://schemas.microsoft.com/office/drawing/2016/5/12/chartex" xmlns:cx7="http://schemas.microsoft.com/office/drawing/2016/5/13/chartex" xmlns:cx8="http://schemas.microsoft.com/office/drawing/2016/5/14/chartex" xmlns:mc="http://schemas.openxmlformats.org/markup-compatibility/2006" xmlns:aink="http://schemas.microsoft.com/office/drawing/2016/ink" xmlns:am3d="http://schemas.microsoft.com/office/drawing/2017/model3d" xmlns:o="urn:schemas-microsoft-com:office:office" xmlns:oel="http://schemas.microsoft.com/office/2019/extlst" xmlns:r="http://schemas.openxmlformats.org/officeDocument/2006/relationships" xmlns:m="http://schemas.openxmlformats.org/officeDocument/2006/math" xmlns:v="urn:schemas-microsoft-com:vml" xmlns:wp14="http://schemas.microsoft.com/office/word/2010/wordprocessingDrawing" xmlns:wp="http://schemas.openxmlformats.org/drawingml/2006/wordprocessingDrawing" xmlns:w10="urn:schemas-microsoft-com:office:word" xmlns:w="http://schemas.openxmlformats.org/wordprocessingml/2006/main" xmlns:w14="http://schemas.microsoft.com/office/word/2010/wordml" xmlns:w15="http://schemas.microsoft.com/office/word/2012/wordml" xmlns:w16cex="http://schemas.microsoft.com/office/word/2018/wordml/cex" xmlns:w16cid="http://schemas.microsoft.com/office/word/2016/wordml/cid" xmlns:w16="http://schemas.microsoft.com/office/word/2018/wordml" xmlns:w16du="http://schemas.microsoft.com/office/word/2023/wordml/word16du" xmlns:w16sdtdh="http://schemas.microsoft.com/office/word/2020/wordml/sdtdatahash" xmlns:w16sdtfl="http://schemas.microsoft.com/office/word/2024/wordml/sdtformatlock" xmlns:w16se="http://schemas.microsoft.com/office/word/2015/wordml/symex" xmlns:wpg="http://schemas.microsoft.com/office/word/2010/wordprocessingGroup" xmlns:wpi="http://schemas.microsoft.com/office/word/2010/wordprocessingInk" xmlns:wne="http://schemas.microsoft.com/office/word/2006/wordml" xmlns:wps="http://schemas.microsoft.com/office/word/2010/wordprocessingShape" mc:Ignorable="w14 w15 w16se w16cid w16 w16cex w16sdtdh w16sdtfl w16du wp14">
   <w:endnote w:type="separator" w:id="-1">
     <w:p>
       <w:pPr>
@@ -5085,7 +4109,7 @@
 </file>
 
 <file path=word/footer1.xml><?xml version="1.0" encoding="utf-8"?>
-<w:ftr xmlns:wpc="http://schemas.microsoft.com/office/word/2010/wordprocessingCanvas" xmlns:cx="http://schemas.microsoft.com/office/drawing/2014/chartex" xmlns:cx1="http://schemas.microsoft.com/office/drawing/2015/9/8/chartex" xmlns:cx2="http://schemas.microsoft.com/office/drawing/2015/10/21/chartex" xmlns:cx3="http://schemas.microsoft.com/office/drawing/2016/5/9/chartex" xmlns:cx4="http://schemas.microsoft.com/office/drawing/2016/5/10/chartex" xmlns:cx5="http://schemas.microsoft.com/office/drawing/2016/5/11/chartex" xmlns:cx6="http://schemas.microsoft.com/office/drawing/2016/5/12/chartex" xmlns:cx7="http://schemas.microsoft.com/office/drawing/2016/5/13/chartex" xmlns:cx8="http://schemas.microsoft.com/office/drawing/2016/5/14/chartex" xmlns:mc="http://schemas.openxmlformats.org/markup-compatibility/2006" xmlns:aink="http://schemas.microsoft.com/office/drawing/2016/ink" xmlns:am3d="http://schemas.microsoft.com/office/drawing/2017/model3d" xmlns:o="urn:schemas-microsoft-com:office:office" xmlns:r="http://schemas.openxmlformats.org/officeDocument/2006/relationships" xmlns:m="http://schemas.openxmlformats.org/officeDocument/2006/math" xmlns:v="urn:schemas-microsoft-com:vml" xmlns:wp14="http://schemas.microsoft.com/office/word/2010/wordprocessingDrawing" xmlns:wp="http://schemas.openxmlformats.org/drawingml/2006/wordprocessingDrawing" xmlns:w10="urn:schemas-microsoft-com:office:word" xmlns:w="http://schemas.openxmlformats.org/wordprocessingml/2006/main" xmlns:w14="http://schemas.microsoft.com/office/word/2010/wordml" xmlns:w15="http://schemas.microsoft.com/office/word/2012/wordml" xmlns:w16cex="http://schemas.microsoft.com/office/word/2018/wordml/cex" xmlns:w16cid="http://schemas.microsoft.com/office/word/2016/wordml/cid" xmlns:w16="http://schemas.microsoft.com/office/word/2018/wordml" xmlns:w16sdtdh="http://schemas.microsoft.com/office/word/2020/wordml/sdtdatahash" xmlns:w16se="http://schemas.microsoft.com/office/word/2015/wordml/symex" xmlns:wpg="http://schemas.microsoft.com/office/word/2010/wordprocessingGroup" xmlns:wpi="http://schemas.microsoft.com/office/word/2010/wordprocessingInk" xmlns:wne="http://schemas.microsoft.com/office/word/2006/wordml" xmlns:wps="http://schemas.microsoft.com/office/word/2010/wordprocessingShape" mc:Ignorable="w14 w15 w16se w16cid w16 w16cex w16sdtdh wp14">
+<w:ftr xmlns:wpc="http://schemas.microsoft.com/office/word/2010/wordprocessingCanvas" xmlns:cx="http://schemas.microsoft.com/office/drawing/2014/chartex" xmlns:cx1="http://schemas.microsoft.com/office/drawing/2015/9/8/chartex" xmlns:cx2="http://schemas.microsoft.com/office/drawing/2015/10/21/chartex" xmlns:cx3="http://schemas.microsoft.com/office/drawing/2016/5/9/chartex" xmlns:cx4="http://schemas.microsoft.com/office/drawing/2016/5/10/chartex" xmlns:cx5="http://schemas.microsoft.com/office/drawing/2016/5/11/chartex" xmlns:cx6="http://schemas.microsoft.com/office/drawing/2016/5/12/chartex" xmlns:cx7="http://schemas.microsoft.com/office/drawing/2016/5/13/chartex" xmlns:cx8="http://schemas.microsoft.com/office/drawing/2016/5/14/chartex" xmlns:mc="http://schemas.openxmlformats.org/markup-compatibility/2006" xmlns:aink="http://schemas.microsoft.com/office/drawing/2016/ink" xmlns:am3d="http://schemas.microsoft.com/office/drawing/2017/model3d" xmlns:o="urn:schemas-microsoft-com:office:office" xmlns:oel="http://schemas.microsoft.com/office/2019/extlst" xmlns:r="http://schemas.openxmlformats.org/officeDocument/2006/relationships" xmlns:m="http://schemas.openxmlformats.org/officeDocument/2006/math" xmlns:v="urn:schemas-microsoft-com:vml" xmlns:wp14="http://schemas.microsoft.com/office/word/2010/wordprocessingDrawing" xmlns:wp="http://schemas.openxmlformats.org/drawingml/2006/wordprocessingDrawing" xmlns:w10="urn:schemas-microsoft-com:office:word" xmlns:w="http://schemas.openxmlformats.org/wordprocessingml/2006/main" xmlns:w14="http://schemas.microsoft.com/office/word/2010/wordml" xmlns:w15="http://schemas.microsoft.com/office/word/2012/wordml" xmlns:w16cex="http://schemas.microsoft.com/office/word/2018/wordml/cex" xmlns:w16cid="http://schemas.microsoft.com/office/word/2016/wordml/cid" xmlns:w16="http://schemas.microsoft.com/office/word/2018/wordml" xmlns:w16du="http://schemas.microsoft.com/office/word/2023/wordml/word16du" xmlns:w16sdtdh="http://schemas.microsoft.com/office/word/2020/wordml/sdtdatahash" xmlns:w16sdtfl="http://schemas.microsoft.com/office/word/2024/wordml/sdtformatlock" xmlns:w16se="http://schemas.microsoft.com/office/word/2015/wordml/symex" xmlns:wpg="http://schemas.microsoft.com/office/word/2010/wordprocessingGroup" xmlns:wpi="http://schemas.microsoft.com/office/word/2010/wordprocessingInk" xmlns:wne="http://schemas.microsoft.com/office/word/2006/wordml" xmlns:wps="http://schemas.microsoft.com/office/word/2010/wordprocessingShape" mc:Ignorable="w14 w15 w16se w16cid w16 w16cex w16sdtdh w16sdtfl w16du wp14">
   <w:sdt>
     <w:sdtPr>
       <w:id w:val="1021804874"/>
@@ -5094,7 +4118,6 @@
         <w:docPartUnique/>
       </w:docPartObj>
     </w:sdtPr>
-    <w:sdtEndPr/>
     <w:sdtContent>
       <w:p>
         <w:pPr>
@@ -5128,7 +4151,7 @@
 </file>
 
 <file path=word/footnotes.xml><?xml version="1.0" encoding="utf-8"?>
-<w:footnotes xmlns:wpc="http://schemas.microsoft.com/office/word/2010/wordprocessingCanvas" xmlns:cx="http://schemas.microsoft.com/office/drawing/2014/chartex" xmlns:cx1="http://schemas.microsoft.com/office/drawing/2015/9/8/chartex" xmlns:cx2="http://schemas.microsoft.com/office/drawing/2015/10/21/chartex" xmlns:cx3="http://schemas.microsoft.com/office/drawing/2016/5/9/chartex" xmlns:cx4="http://schemas.microsoft.com/office/drawing/2016/5/10/chartex" xmlns:cx5="http://schemas.microsoft.com/office/drawing/2016/5/11/chartex" xmlns:cx6="http://schemas.microsoft.com/office/drawing/2016/5/12/chartex" xmlns:cx7="http://schemas.microsoft.com/office/drawing/2016/5/13/chartex" xmlns:cx8="http://schemas.microsoft.com/office/drawing/2016/5/14/chartex" xmlns:mc="http://schemas.openxmlformats.org/markup-compatibility/2006" xmlns:aink="http://schemas.microsoft.com/office/drawing/2016/ink" xmlns:am3d="http://schemas.microsoft.com/office/drawing/2017/model3d" xmlns:o="urn:schemas-microsoft-com:office:office" xmlns:r="http://schemas.openxmlformats.org/officeDocument/2006/relationships" xmlns:m="http://schemas.openxmlformats.org/officeDocument/2006/math" xmlns:v="urn:schemas-microsoft-com:vml" xmlns:wp14="http://schemas.microsoft.com/office/word/2010/wordprocessingDrawing" xmlns:wp="http://schemas.openxmlformats.org/drawingml/2006/wordprocessingDrawing" xmlns:w10="urn:schemas-microsoft-com:office:word" xmlns:w="http://schemas.openxmlformats.org/wordprocessingml/2006/main" xmlns:w14="http://schemas.microsoft.com/office/word/2010/wordml" xmlns:w15="http://schemas.microsoft.com/office/word/2012/wordml" xmlns:w16cex="http://schemas.microsoft.com/office/word/2018/wordml/cex" xmlns:w16cid="http://schemas.microsoft.com/office/word/2016/wordml/cid" xmlns:w16="http://schemas.microsoft.com/office/word/2018/wordml" xmlns:w16sdtdh="http://schemas.microsoft.com/office/word/2020/wordml/sdtdatahash" xmlns:w16se="http://schemas.microsoft.com/office/word/2015/wordml/symex" xmlns:wpg="http://schemas.microsoft.com/office/word/2010/wordprocessingGroup" xmlns:wpi="http://schemas.microsoft.com/office/word/2010/wordprocessingInk" xmlns:wne="http://schemas.microsoft.com/office/word/2006/wordml" xmlns:wps="http://schemas.microsoft.com/office/word/2010/wordprocessingShape" mc:Ignorable="w14 w15 w16se w16cid w16 w16cex w16sdtdh wp14">
+<w:footnotes xmlns:wpc="http://schemas.microsoft.com/office/word/2010/wordprocessingCanvas" xmlns:cx="http://schemas.microsoft.com/office/drawing/2014/chartex" xmlns:cx1="http://schemas.microsoft.com/office/drawing/2015/9/8/chartex" xmlns:cx2="http://schemas.microsoft.com/office/drawing/2015/10/21/chartex" xmlns:cx3="http://schemas.microsoft.com/office/drawing/2016/5/9/chartex" xmlns:cx4="http://schemas.microsoft.com/office/drawing/2016/5/10/chartex" xmlns:cx5="http://schemas.microsoft.com/office/drawing/2016/5/11/chartex" xmlns:cx6="http://schemas.microsoft.com/office/drawing/2016/5/12/chartex" xmlns:cx7="http://schemas.microsoft.com/office/drawing/2016/5/13/chartex" xmlns:cx8="http://schemas.microsoft.com/office/drawing/2016/5/14/chartex" xmlns:mc="http://schemas.openxmlformats.org/markup-compatibility/2006" xmlns:aink="http://schemas.microsoft.com/office/drawing/2016/ink" xmlns:am3d="http://schemas.microsoft.com/office/drawing/2017/model3d" xmlns:o="urn:schemas-microsoft-com:office:office" xmlns:oel="http://schemas.microsoft.com/office/2019/extlst" xmlns:r="http://schemas.openxmlformats.org/officeDocument/2006/relationships" xmlns:m="http://schemas.openxmlformats.org/officeDocument/2006/math" xmlns:v="urn:schemas-microsoft-com:vml" xmlns:wp14="http://schemas.microsoft.com/office/word/2010/wordprocessingDrawing" xmlns:wp="http://schemas.openxmlformats.org/drawingml/2006/wordprocessingDrawing" xmlns:w10="urn:schemas-microsoft-com:office:word" xmlns:w="http://schemas.openxmlformats.org/wordprocessingml/2006/main" xmlns:w14="http://schemas.microsoft.com/office/word/2010/wordml" xmlns:w15="http://schemas.microsoft.com/office/word/2012/wordml" xmlns:w16cex="http://schemas.microsoft.com/office/word/2018/wordml/cex" xmlns:w16cid="http://schemas.microsoft.com/office/word/2016/wordml/cid" xmlns:w16="http://schemas.microsoft.com/office/word/2018/wordml" xmlns:w16du="http://schemas.microsoft.com/office/word/2023/wordml/word16du" xmlns:w16sdtdh="http://schemas.microsoft.com/office/word/2020/wordml/sdtdatahash" xmlns:w16sdtfl="http://schemas.microsoft.com/office/word/2024/wordml/sdtformatlock" xmlns:w16se="http://schemas.microsoft.com/office/word/2015/wordml/symex" xmlns:wpg="http://schemas.microsoft.com/office/word/2010/wordprocessingGroup" xmlns:wpi="http://schemas.microsoft.com/office/word/2010/wordprocessingInk" xmlns:wne="http://schemas.microsoft.com/office/word/2006/wordml" xmlns:wps="http://schemas.microsoft.com/office/word/2010/wordprocessingShape" mc:Ignorable="w14 w15 w16se w16cid w16 w16cex w16sdtdh w16sdtfl w16du wp14">
   <w:footnote w:type="separator" w:id="-1">
     <w:p>
       <w:pPr>
@@ -5153,7 +4176,7 @@
 </file>
 
 <file path=word/numbering.xml><?xml version="1.0" encoding="utf-8"?>
-<w:numbering xmlns:wpc="http://schemas.microsoft.com/office/word/2010/wordprocessingCanvas" xmlns:cx="http://schemas.microsoft.com/office/drawing/2014/chartex" xmlns:cx1="http://schemas.microsoft.com/office/drawing/2015/9/8/chartex" xmlns:cx2="http://schemas.microsoft.com/office/drawing/2015/10/21/chartex" xmlns:cx3="http://schemas.microsoft.com/office/drawing/2016/5/9/chartex" xmlns:cx4="http://schemas.microsoft.com/office/drawing/2016/5/10/chartex" xmlns:cx5="http://schemas.microsoft.com/office/drawing/2016/5/11/chartex" xmlns:cx6="http://schemas.microsoft.com/office/drawing/2016/5/12/chartex" xmlns:cx7="http://schemas.microsoft.com/office/drawing/2016/5/13/chartex" xmlns:cx8="http://schemas.microsoft.com/office/drawing/2016/5/14/chartex" xmlns:mc="http://schemas.openxmlformats.org/markup-compatibility/2006" xmlns:aink="http://schemas.microsoft.com/office/drawing/2016/ink" xmlns:am3d="http://schemas.microsoft.com/office/drawing/2017/model3d" xmlns:o="urn:schemas-microsoft-com:office:office" xmlns:r="http://schemas.openxmlformats.org/officeDocument/2006/relationships" xmlns:m="http://schemas.openxmlformats.org/officeDocument/2006/math" xmlns:v="urn:schemas-microsoft-com:vml" xmlns:wp14="http://schemas.microsoft.com/office/word/2010/wordprocessingDrawing" xmlns:wp="http://schemas.openxmlformats.org/drawingml/2006/wordprocessingDrawing" xmlns:w10="urn:schemas-microsoft-com:office:word" xmlns:w="http://schemas.openxmlformats.org/wordprocessingml/2006/main" xmlns:w14="http://schemas.microsoft.com/office/word/2010/wordml" xmlns:w15="http://schemas.microsoft.com/office/word/2012/wordml" xmlns:w16cex="http://schemas.microsoft.com/office/word/2018/wordml/cex" xmlns:w16cid="http://schemas.microsoft.com/office/word/2016/wordml/cid" xmlns:w16="http://schemas.microsoft.com/office/word/2018/wordml" xmlns:w16sdtdh="http://schemas.microsoft.com/office/word/2020/wordml/sdtdatahash" xmlns:w16se="http://schemas.microsoft.com/office/word/2015/wordml/symex" xmlns:wpg="http://schemas.microsoft.com/office/word/2010/wordprocessingGroup" xmlns:wpi="http://schemas.microsoft.com/office/word/2010/wordprocessingInk" xmlns:wne="http://schemas.microsoft.com/office/word/2006/wordml" xmlns:wps="http://schemas.microsoft.com/office/word/2010/wordprocessingShape" mc:Ignorable="w14 w15 w16se w16cid w16 w16cex w16sdtdh wp14">
+<w:numbering xmlns:wpc="http://schemas.microsoft.com/office/word/2010/wordprocessingCanvas" xmlns:cx="http://schemas.microsoft.com/office/drawing/2014/chartex" xmlns:cx1="http://schemas.microsoft.com/office/drawing/2015/9/8/chartex" xmlns:cx2="http://schemas.microsoft.com/office/drawing/2015/10/21/chartex" xmlns:cx3="http://schemas.microsoft.com/office/drawing/2016/5/9/chartex" xmlns:cx4="http://schemas.microsoft.com/office/drawing/2016/5/10/chartex" xmlns:cx5="http://schemas.microsoft.com/office/drawing/2016/5/11/chartex" xmlns:cx6="http://schemas.microsoft.com/office/drawing/2016/5/12/chartex" xmlns:cx7="http://schemas.microsoft.com/office/drawing/2016/5/13/chartex" xmlns:cx8="http://schemas.microsoft.com/office/drawing/2016/5/14/chartex" xmlns:mc="http://schemas.openxmlformats.org/markup-compatibility/2006" xmlns:aink="http://schemas.microsoft.com/office/drawing/2016/ink" xmlns:am3d="http://schemas.microsoft.com/office/drawing/2017/model3d" xmlns:o="urn:schemas-microsoft-com:office:office" xmlns:oel="http://schemas.microsoft.com/office/2019/extlst" xmlns:r="http://schemas.openxmlformats.org/officeDocument/2006/relationships" xmlns:m="http://schemas.openxmlformats.org/officeDocument/2006/math" xmlns:v="urn:schemas-microsoft-com:vml" xmlns:wp14="http://schemas.microsoft.com/office/word/2010/wordprocessingDrawing" xmlns:wp="http://schemas.openxmlformats.org/drawingml/2006/wordprocessingDrawing" xmlns:w10="urn:schemas-microsoft-com:office:word" xmlns:w="http://schemas.openxmlformats.org/wordprocessingml/2006/main" xmlns:w14="http://schemas.microsoft.com/office/word/2010/wordml" xmlns:w15="http://schemas.microsoft.com/office/word/2012/wordml" xmlns:w16cex="http://schemas.microsoft.com/office/word/2018/wordml/cex" xmlns:w16cid="http://schemas.microsoft.com/office/word/2016/wordml/cid" xmlns:w16="http://schemas.microsoft.com/office/word/2018/wordml" xmlns:w16du="http://schemas.microsoft.com/office/word/2023/wordml/word16du" xmlns:w16sdtdh="http://schemas.microsoft.com/office/word/2020/wordml/sdtdatahash" xmlns:w16sdtfl="http://schemas.microsoft.com/office/word/2024/wordml/sdtformatlock" xmlns:w16se="http://schemas.microsoft.com/office/word/2015/wordml/symex" xmlns:wpg="http://schemas.microsoft.com/office/word/2010/wordprocessingGroup" xmlns:wpi="http://schemas.microsoft.com/office/word/2010/wordprocessingInk" xmlns:wne="http://schemas.microsoft.com/office/word/2006/wordml" xmlns:wps="http://schemas.microsoft.com/office/word/2010/wordprocessingShape" mc:Ignorable="w14 w15 w16se w16cid w16 w16cex w16sdtdh w16sdtfl w16du wp14">
   <w:abstractNum w:abstractNumId="0" w15:restartNumberingAfterBreak="0">
     <w:nsid w:val="03190847"/>
     <w:multiLevelType w:val="multilevel"/>
@@ -6071,35 +5094,35 @@
       </w:pPr>
     </w:lvl>
   </w:abstractNum>
-  <w:num w:numId="1">
+  <w:num w:numId="1" w16cid:durableId="1975984460">
     <w:abstractNumId w:val="0"/>
   </w:num>
-  <w:num w:numId="2">
+  <w:num w:numId="2" w16cid:durableId="383255179">
     <w:abstractNumId w:val="5"/>
   </w:num>
-  <w:num w:numId="3">
+  <w:num w:numId="3" w16cid:durableId="476411317">
     <w:abstractNumId w:val="4"/>
   </w:num>
-  <w:num w:numId="4">
+  <w:num w:numId="4" w16cid:durableId="2005737834">
     <w:abstractNumId w:val="2"/>
   </w:num>
-  <w:num w:numId="5">
+  <w:num w:numId="5" w16cid:durableId="2127039953">
     <w:abstractNumId w:val="7"/>
   </w:num>
-  <w:num w:numId="6">
+  <w:num w:numId="6" w16cid:durableId="1223835344">
     <w:abstractNumId w:val="6"/>
   </w:num>
-  <w:num w:numId="7">
+  <w:num w:numId="7" w16cid:durableId="1649624896">
     <w:abstractNumId w:val="3"/>
   </w:num>
-  <w:num w:numId="8">
+  <w:num w:numId="8" w16cid:durableId="332684142">
     <w:abstractNumId w:val="1"/>
   </w:num>
 </w:numbering>
 </file>
 
 <file path=word/styles.xml><?xml version="1.0" encoding="utf-8"?>
-<w:styles xmlns:mc="http://schemas.openxmlformats.org/markup-compatibility/2006" xmlns:r="http://schemas.openxmlformats.org/officeDocument/2006/relationships" xmlns:w="http://schemas.openxmlformats.org/wordprocessingml/2006/main" xmlns:w14="http://schemas.microsoft.com/office/word/2010/wordml" xmlns:w15="http://schemas.microsoft.com/office/word/2012/wordml" xmlns:w16cex="http://schemas.microsoft.com/office/word/2018/wordml/cex" xmlns:w16cid="http://schemas.microsoft.com/office/word/2016/wordml/cid" xmlns:w16="http://schemas.microsoft.com/office/word/2018/wordml" xmlns:w16sdtdh="http://schemas.microsoft.com/office/word/2020/wordml/sdtdatahash" xmlns:w16se="http://schemas.microsoft.com/office/word/2015/wordml/symex" mc:Ignorable="w14 w15 w16se w16cid w16 w16cex w16sdtdh">
+<w:styles xmlns:mc="http://schemas.openxmlformats.org/markup-compatibility/2006" xmlns:r="http://schemas.openxmlformats.org/officeDocument/2006/relationships" xmlns:w="http://schemas.openxmlformats.org/wordprocessingml/2006/main" xmlns:w14="http://schemas.microsoft.com/office/word/2010/wordml" xmlns:w15="http://schemas.microsoft.com/office/word/2012/wordml" xmlns:w16cex="http://schemas.microsoft.com/office/word/2018/wordml/cex" xmlns:w16cid="http://schemas.microsoft.com/office/word/2016/wordml/cid" xmlns:w16="http://schemas.microsoft.com/office/word/2018/wordml" xmlns:w16du="http://schemas.microsoft.com/office/word/2023/wordml/word16du" xmlns:w16sdtdh="http://schemas.microsoft.com/office/word/2020/wordml/sdtdatahash" xmlns:w16sdtfl="http://schemas.microsoft.com/office/word/2024/wordml/sdtformatlock" xmlns:w16se="http://schemas.microsoft.com/office/word/2015/wordml/symex" mc:Ignorable="w14 w15 w16se w16cid w16 w16cex w16sdtdh w16sdtfl w16du">
   <w:docDefaults>
     <w:rPrDefault>
       <w:rPr>

--- a/User manual/User-manual(1).docx
+++ b/User manual/User-manual(1).docx
@@ -131,7 +131,7 @@
           </mc:Choice>
           <mc:Fallback>
             <w:pict>
-              <v:rect w14:anchorId="5710A4EA" id="Text Box 163" o:spid="_x0000_s1026" style="position:absolute;margin-left:0;margin-top:252.55pt;width:571.7pt;height:307.75pt;z-index:19;visibility:visible;mso-wrap-style:square;mso-width-percent:940;mso-height-percent:360;mso-wrap-distance-left:9pt;mso-wrap-distance-top:0;mso-wrap-distance-right:9pt;mso-wrap-distance-bottom:.45pt;mso-position-horizontal:center;mso-position-horizontal-relative:page;mso-position-vertical:absolute;mso-position-vertical-relative:page;mso-width-percent:940;mso-height-percent:360;mso-width-relative:page;mso-height-relative:page;v-text-anchor:bottom" o:gfxdata="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" o:allowincell="f" filled="f" stroked="f" strokeweight=".5pt">
+              <v:rect w14:anchorId="5710A4EA" id="Text Box 163" o:spid="_x0000_s1026" style="position:absolute;margin-left:0;margin-top:252.55pt;width:571.7pt;height:307.75pt;z-index:19;visibility:visible;mso-wrap-style:square;mso-width-percent:940;mso-height-percent:360;mso-wrap-distance-left:9pt;mso-wrap-distance-top:0;mso-wrap-distance-right:9pt;mso-wrap-distance-bottom:.45pt;mso-position-horizontal:center;mso-position-horizontal-relative:page;mso-position-vertical:absolute;mso-position-vertical-relative:page;mso-width-percent:940;mso-height-percent:360;mso-width-relative:page;mso-height-relative:page;v-text-anchor:bottom" o:gfxdata="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" o:allowincell="f" filled="f" stroked="f" strokeweight=".5pt">
                 <v:textbox inset="126pt,0,54pt,0">
                   <w:txbxContent>
                     <w:p>
@@ -151,7 +151,6 @@
                           <w:dataBinding w:prefixMappings="xmlns:ns0='http://purl.org/dc/elements/1.1/' xmlns:ns1='http://schemas.openxmlformats.org/package/2006/metadata/core-properties' " w:xpath="/ns1:coreProperties[1]/ns0:title[1]" w:storeItemID="{6C3C8BC8-F283-45AE-878A-BAB7291924A1}"/>
                           <w:text w:multiLine="1"/>
                         </w:sdtPr>
-                        <w:sdtEndPr/>
                         <w:sdtContent>
                           <w:r>
                             <w:rPr>
@@ -180,7 +179,6 @@
                           <w:dataBinding w:prefixMappings="xmlns:ns0='http://purl.org/dc/elements/1.1/' xmlns:ns1='http://schemas.openxmlformats.org/package/2006/metadata/core-properties' " w:xpath="/ns1:coreProperties[1]/ns0:subject[1]" w:storeItemID="{6C3C8BC8-F283-45AE-878A-BAB7291924A1}"/>
                           <w:text/>
                         </w:sdtPr>
-                        <w:sdtEndPr/>
                         <w:sdtContent>
                           <w:r>
                             <w:rPr>
@@ -297,7 +295,15 @@
                                   </w:sdtPr>
                                   <w:sdtContent>
                                     <w:r>
-                                      <w:t>Raiyan Alam, Denis Gitman, Neel Patkar, Harman Singh, Namit Singh, Arshdip Singh</w:t>
+                                      <w:t xml:space="preserve">Raiyan Alam, Denis Gitman, Neel Patkar, Harman Singh, Namit Singh, </w:t>
+                                    </w:r>
+                                    <w:proofErr w:type="spellStart"/>
+                                    <w:r>
+                                      <w:t>Arshdip</w:t>
+                                    </w:r>
+                                    <w:proofErr w:type="spellEnd"/>
+                                    <w:r>
+                                      <w:t xml:space="preserve"> Singh</w:t>
                                     </w:r>
                                   </w:sdtContent>
                                 </w:sdt>
@@ -326,7 +332,7 @@
           </mc:Choice>
           <mc:Fallback>
             <w:pict>
-              <v:rect w14:anchorId="1D0273A4" id="Text Box 161" o:spid="_x0000_s1027" style="position:absolute;margin-left:0;margin-top:589.3pt;width:569.1pt;height:41.8pt;z-index:21;visibility:visible;mso-wrap-style:square;mso-width-percent:940;mso-height-percent:100;mso-wrap-distance-left:9pt;mso-wrap-distance-top:0;mso-wrap-distance-right:9pt;mso-wrap-distance-bottom:0;mso-position-horizontal:center;mso-position-horizontal-relative:page;mso-position-vertical:absolute;mso-position-vertical-relative:page;mso-width-percent:940;mso-height-percent:100;mso-width-relative:page;mso-height-relative:page;v-text-anchor:top" o:gfxdata="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" o:allowincell="f" filled="f" stroked="f" strokeweight=".5pt">
+              <v:rect w14:anchorId="1D0273A4" id="Text Box 161" o:spid="_x0000_s1027" style="position:absolute;margin-left:0;margin-top:589.3pt;width:569.1pt;height:41.8pt;z-index:21;visibility:visible;mso-wrap-style:square;mso-width-percent:940;mso-height-percent:100;mso-wrap-distance-left:9pt;mso-wrap-distance-top:0;mso-wrap-distance-right:9pt;mso-wrap-distance-bottom:0;mso-position-horizontal:center;mso-position-horizontal-relative:page;mso-position-vertical:absolute;mso-position-vertical-relative:page;mso-width-percent:940;mso-height-percent:100;mso-width-relative:page;mso-height-relative:page;v-text-anchor:top" o:gfxdata="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" o:allowincell="f" filled="f" stroked="f" strokeweight=".5pt">
                 <v:textbox style="mso-fit-shape-to-text:t" inset="126pt,0,54pt,0">
                   <w:txbxContent>
                     <w:sdt>
@@ -337,7 +343,6 @@
                           <w:docPartUnique/>
                         </w:docPartObj>
                       </w:sdtPr>
-                      <w:sdtEndPr/>
                       <w:sdtContent>
                         <w:p>
                           <w:pPr>
@@ -375,39 +380,17 @@
                               <w:dataBinding w:prefixMappings="xmlns:ns0='http://schemas.microsoft.com/office/2006/coverPageProps' " w:xpath="/ns0:CoverPageProperties[1]/ns0:Abstract[1]" w:storeItemID="{55AF091B-3C7A-41E3-B477-F2FDAA23CFDA}"/>
                               <w:text w:multiLine="1"/>
                             </w:sdtPr>
-                            <w:sdtEndPr/>
                             <w:sdtContent>
+                              <w:r>
+                                <w:t xml:space="preserve">Raiyan Alam, Denis Gitman, Neel Patkar, Harman Singh, Namit Singh, </w:t>
+                              </w:r>
                               <w:proofErr w:type="spellStart"/>
                               <w:r>
-                                <w:t>Raiyan</w:t>
+                                <w:t>Arshdip</w:t>
                               </w:r>
                               <w:proofErr w:type="spellEnd"/>
                               <w:r>
-                                <w:t xml:space="preserve"> </w:t>
-                              </w:r>
-                              <w:proofErr w:type="spellStart"/>
-                              <w:r>
-                                <w:t>Alam</w:t>
-                              </w:r>
-                              <w:proofErr w:type="spellEnd"/>
-                              <w:r>
-                                <w:t xml:space="preserve">, Denis </w:t>
-                              </w:r>
-                              <w:proofErr w:type="spellStart"/>
-                              <w:r>
-                                <w:t>Gitman</w:t>
-                              </w:r>
-                              <w:proofErr w:type="spellEnd"/>
-                              <w:r>
-                                <w:t xml:space="preserve">, Neel Patkar, Harman Singh, </w:t>
-                              </w:r>
-                              <w:proofErr w:type="spellStart"/>
-                              <w:r>
-                                <w:t>Namit</w:t>
-                              </w:r>
-                              <w:proofErr w:type="spellEnd"/>
-                              <w:r>
-                                <w:t xml:space="preserve"> Singh, Arshdip Singh</w:t>
+                                <w:t xml:space="preserve"> Singh</w:t>
                               </w:r>
                             </w:sdtContent>
                           </w:sdt>
@@ -624,9 +607,9 @@
             <w:rPr>
               <w:rFonts w:eastAsiaTheme="minorEastAsia"/>
               <w:noProof/>
-              <w:kern w:val="0"/>
+              <w:sz w:val="24"/>
+              <w:szCs w:val="24"/>
               <w:lang w:eastAsia="en-GB"/>
-              <w14:ligatures w14:val="none"/>
             </w:rPr>
           </w:pPr>
           <w:r>
@@ -647,7 +630,7 @@
             </w:rPr>
             <w:fldChar w:fldCharType="separate"/>
           </w:r>
-          <w:hyperlink w:anchor="_Toc193295087" w:history="1">
+          <w:hyperlink w:anchor="_Toc193815406" w:history="1">
             <w:r>
               <w:rPr>
                 <w:rStyle w:val="Hyperlink"/>
@@ -675,7 +658,7 @@
                 <w:noProof/>
                 <w:webHidden/>
               </w:rPr>
-              <w:instrText xml:space="preserve"> PAGEREF _Toc193295087 \h </w:instrText>
+              <w:instrText xml:space="preserve"> PAGEREF _Toc193815406 \h </w:instrText>
             </w:r>
             <w:r>
               <w:rPr>
@@ -715,12 +698,12 @@
             <w:rPr>
               <w:rFonts w:eastAsiaTheme="minorEastAsia"/>
               <w:noProof/>
-              <w:kern w:val="0"/>
+              <w:sz w:val="24"/>
+              <w:szCs w:val="24"/>
               <w:lang w:eastAsia="en-GB"/>
-              <w14:ligatures w14:val="none"/>
             </w:rPr>
           </w:pPr>
-          <w:hyperlink w:anchor="_Toc193295088" w:history="1">
+          <w:hyperlink w:anchor="_Toc193815407" w:history="1">
             <w:r>
               <w:rPr>
                 <w:rStyle w:val="Hyperlink"/>
@@ -748,7 +731,7 @@
                 <w:noProof/>
                 <w:webHidden/>
               </w:rPr>
-              <w:instrText xml:space="preserve"> PAGEREF _Toc193295088 \h </w:instrText>
+              <w:instrText xml:space="preserve"> PAGEREF _Toc193815407 \h </w:instrText>
             </w:r>
             <w:r>
               <w:rPr>
@@ -788,12 +771,12 @@
             <w:rPr>
               <w:rFonts w:eastAsiaTheme="minorEastAsia"/>
               <w:noProof/>
-              <w:kern w:val="0"/>
+              <w:sz w:val="24"/>
+              <w:szCs w:val="24"/>
               <w:lang w:eastAsia="en-GB"/>
-              <w14:ligatures w14:val="none"/>
             </w:rPr>
           </w:pPr>
-          <w:hyperlink w:anchor="_Toc193295089" w:history="1">
+          <w:hyperlink w:anchor="_Toc193815408" w:history="1">
             <w:r>
               <w:rPr>
                 <w:rStyle w:val="Hyperlink"/>
@@ -821,7 +804,7 @@
                 <w:noProof/>
                 <w:webHidden/>
               </w:rPr>
-              <w:instrText xml:space="preserve"> PAGEREF _Toc193295089 \h </w:instrText>
+              <w:instrText xml:space="preserve"> PAGEREF _Toc193815408 \h </w:instrText>
             </w:r>
             <w:r>
               <w:rPr>
@@ -861,12 +844,12 @@
             <w:rPr>
               <w:rFonts w:eastAsiaTheme="minorEastAsia"/>
               <w:noProof/>
-              <w:kern w:val="0"/>
+              <w:sz w:val="24"/>
+              <w:szCs w:val="24"/>
               <w:lang w:eastAsia="en-GB"/>
-              <w14:ligatures w14:val="none"/>
             </w:rPr>
           </w:pPr>
-          <w:hyperlink w:anchor="_Toc193295090" w:history="1">
+          <w:hyperlink w:anchor="_Toc193815409" w:history="1">
             <w:r>
               <w:rPr>
                 <w:rStyle w:val="Hyperlink"/>
@@ -894,7 +877,7 @@
                 <w:noProof/>
                 <w:webHidden/>
               </w:rPr>
-              <w:instrText xml:space="preserve"> PAGEREF _Toc193295090 \h </w:instrText>
+              <w:instrText xml:space="preserve"> PAGEREF _Toc193815409 \h </w:instrText>
             </w:r>
             <w:r>
               <w:rPr>
@@ -934,12 +917,12 @@
             <w:rPr>
               <w:rFonts w:eastAsiaTheme="minorEastAsia"/>
               <w:noProof/>
-              <w:kern w:val="0"/>
+              <w:sz w:val="24"/>
+              <w:szCs w:val="24"/>
               <w:lang w:eastAsia="en-GB"/>
-              <w14:ligatures w14:val="none"/>
             </w:rPr>
           </w:pPr>
-          <w:hyperlink w:anchor="_Toc193295091" w:history="1">
+          <w:hyperlink w:anchor="_Toc193815410" w:history="1">
             <w:r>
               <w:rPr>
                 <w:rStyle w:val="Hyperlink"/>
@@ -967,7 +950,7 @@
                 <w:noProof/>
                 <w:webHidden/>
               </w:rPr>
-              <w:instrText xml:space="preserve"> PAGEREF _Toc193295091 \h </w:instrText>
+              <w:instrText xml:space="preserve"> PAGEREF _Toc193815410 \h </w:instrText>
             </w:r>
             <w:r>
               <w:rPr>
@@ -1007,12 +990,12 @@
             <w:rPr>
               <w:rFonts w:eastAsiaTheme="minorEastAsia"/>
               <w:noProof/>
-              <w:kern w:val="0"/>
+              <w:sz w:val="24"/>
+              <w:szCs w:val="24"/>
               <w:lang w:eastAsia="en-GB"/>
-              <w14:ligatures w14:val="none"/>
             </w:rPr>
           </w:pPr>
-          <w:hyperlink w:anchor="_Toc193295092" w:history="1">
+          <w:hyperlink w:anchor="_Toc193815411" w:history="1">
             <w:r>
               <w:rPr>
                 <w:rStyle w:val="Hyperlink"/>
@@ -1040,7 +1023,7 @@
                 <w:noProof/>
                 <w:webHidden/>
               </w:rPr>
-              <w:instrText xml:space="preserve"> PAGEREF _Toc193295092 \h </w:instrText>
+              <w:instrText xml:space="preserve"> PAGEREF _Toc193815411 \h </w:instrText>
             </w:r>
             <w:r>
               <w:rPr>
@@ -1080,12 +1063,12 @@
             <w:rPr>
               <w:rFonts w:eastAsiaTheme="minorEastAsia"/>
               <w:noProof/>
-              <w:kern w:val="0"/>
+              <w:sz w:val="24"/>
+              <w:szCs w:val="24"/>
               <w:lang w:eastAsia="en-GB"/>
-              <w14:ligatures w14:val="none"/>
             </w:rPr>
           </w:pPr>
-          <w:hyperlink w:anchor="_Toc193295093" w:history="1">
+          <w:hyperlink w:anchor="_Toc193815412" w:history="1">
             <w:r>
               <w:rPr>
                 <w:rStyle w:val="Hyperlink"/>
@@ -1113,7 +1096,7 @@
                 <w:noProof/>
                 <w:webHidden/>
               </w:rPr>
-              <w:instrText xml:space="preserve"> PAGEREF _Toc193295093 \h </w:instrText>
+              <w:instrText xml:space="preserve"> PAGEREF _Toc193815412 \h </w:instrText>
             </w:r>
             <w:r>
               <w:rPr>
@@ -1145,78 +1128,6 @@
           </w:hyperlink>
         </w:p>
         <w:p>
-          <w:pPr>
-            <w:pStyle w:val="TOC1"/>
-            <w:tabs>
-              <w:tab w:val="right" w:leader="dot" w:pos="9016"/>
-            </w:tabs>
-            <w:rPr>
-              <w:rFonts w:eastAsiaTheme="minorEastAsia"/>
-              <w:noProof/>
-              <w:kern w:val="0"/>
-              <w:lang w:eastAsia="en-GB"/>
-              <w14:ligatures w14:val="none"/>
-            </w:rPr>
-          </w:pPr>
-          <w:hyperlink w:anchor="_Toc193295094" w:history="1">
-            <w:r>
-              <w:rPr>
-                <w:rStyle w:val="Hyperlink"/>
-                <w:noProof/>
-              </w:rPr>
-              <w:t>8. Flashcard maker</w:t>
-            </w:r>
-            <w:r>
-              <w:rPr>
-                <w:noProof/>
-                <w:webHidden/>
-              </w:rPr>
-              <w:tab/>
-            </w:r>
-            <w:r>
-              <w:rPr>
-                <w:noProof/>
-                <w:webHidden/>
-              </w:rPr>
-              <w:fldChar w:fldCharType="begin"/>
-            </w:r>
-            <w:r>
-              <w:rPr>
-                <w:noProof/>
-                <w:webHidden/>
-              </w:rPr>
-              <w:instrText xml:space="preserve"> PAGEREF _Toc193295094 \h </w:instrText>
-            </w:r>
-            <w:r>
-              <w:rPr>
-                <w:noProof/>
-                <w:webHidden/>
-              </w:rPr>
-            </w:r>
-            <w:r>
-              <w:rPr>
-                <w:noProof/>
-                <w:webHidden/>
-              </w:rPr>
-              <w:fldChar w:fldCharType="separate"/>
-            </w:r>
-            <w:r>
-              <w:rPr>
-                <w:noProof/>
-                <w:webHidden/>
-              </w:rPr>
-              <w:t>12</w:t>
-            </w:r>
-            <w:r>
-              <w:rPr>
-                <w:noProof/>
-                <w:webHidden/>
-              </w:rPr>
-              <w:fldChar w:fldCharType="end"/>
-            </w:r>
-          </w:hyperlink>
-        </w:p>
-        <w:p>
           <w:r>
             <w:fldChar w:fldCharType="end"/>
           </w:r>
@@ -1437,11 +1348,12 @@
           <w:lang w:val="en-IN"/>
         </w:rPr>
       </w:pPr>
-      <w:bookmarkStart w:id="0" w:name="_Toc193295087"/>
-      <w:r>
-        <w:rPr>
-          <w:lang w:val="en-IN"/>
-        </w:rPr>
+      <w:bookmarkStart w:id="0" w:name="_Toc193815406"/>
+      <w:r>
+        <w:rPr>
+          <w:lang w:val="en-IN"/>
+        </w:rPr>
+        <w:lastRenderedPageBreak/>
         <w:t>1. Login / Registration</w:t>
       </w:r>
       <w:bookmarkEnd w:id="0"/>
@@ -1769,7 +1681,7 @@
           <w:lang w:val="en-IN"/>
         </w:rPr>
       </w:pPr>
-      <w:bookmarkStart w:id="1" w:name="_Toc193295088"/>
+      <w:bookmarkStart w:id="1" w:name="_Toc193815407"/>
       <w:r>
         <w:rPr>
           <w:lang w:val="en-IN"/>
@@ -1985,7 +1897,7 @@
           <w:lang w:val="en-IN"/>
         </w:rPr>
       </w:pPr>
-      <w:bookmarkStart w:id="2" w:name="_Toc193295089"/>
+      <w:bookmarkStart w:id="2" w:name="_Toc193815408"/>
       <w:r>
         <w:rPr>
           <w:lang w:val="en-IN"/>
@@ -2249,7 +2161,7 @@
           <w:lang w:val="en-IN"/>
         </w:rPr>
       </w:pPr>
-      <w:bookmarkStart w:id="3" w:name="_Toc193295090"/>
+      <w:bookmarkStart w:id="3" w:name="_Toc193815409"/>
       <w:r>
         <w:rPr>
           <w:lang w:val="en-IN"/>
@@ -2553,7 +2465,7 @@
           <w:lang w:val="en-IN"/>
         </w:rPr>
       </w:pPr>
-      <w:bookmarkStart w:id="4" w:name="_Toc193295091"/>
+      <w:bookmarkStart w:id="4" w:name="_Toc193815410"/>
       <w:r>
         <w:rPr>
           <w:lang w:val="en-IN"/>
@@ -2762,7 +2674,7 @@
           <w:lang w:val="en-IN"/>
         </w:rPr>
       </w:pPr>
-      <w:bookmarkStart w:id="5" w:name="_Toc193295092"/>
+      <w:bookmarkStart w:id="5" w:name="_Toc193815411"/>
       <w:r>
         <w:rPr>
           <w:lang w:val="en-IN"/>
@@ -2926,11 +2838,20 @@
           <w:b/>
           <w:bCs/>
         </w:rPr>
-        <w:t xml:space="preserve">Dynamic Leaderboard Display </w:t>
+        <w:t xml:space="preserve">Dynamic Leaderboard </w:t>
+      </w:r>
+      <w:proofErr w:type="gramStart"/>
+      <w:r>
+        <w:rPr>
+          <w:b/>
+          <w:bCs/>
+        </w:rPr>
+        <w:t xml:space="preserve">Display </w:t>
       </w:r>
       <w:r>
         <w:t>:</w:t>
       </w:r>
+      <w:proofErr w:type="gramEnd"/>
     </w:p>
     <w:p>
       <w:pPr>
@@ -2959,6 +2880,7 @@
       <w:pPr>
         <w:ind w:left="720"/>
       </w:pPr>
+      <w:proofErr w:type="gramStart"/>
       <w:r>
         <w:rPr>
           <w:b/>
@@ -2969,6 +2891,7 @@
       <w:r>
         <w:t>:</w:t>
       </w:r>
+      <w:proofErr w:type="gramEnd"/>
     </w:p>
     <w:p>
       <w:pPr>
@@ -3001,11 +2924,20 @@
           <w:b/>
           <w:bCs/>
         </w:rPr>
-        <w:t xml:space="preserve">Refresh Button </w:t>
+        <w:t xml:space="preserve">Refresh </w:t>
+      </w:r>
+      <w:proofErr w:type="gramStart"/>
+      <w:r>
+        <w:rPr>
+          <w:b/>
+          <w:bCs/>
+        </w:rPr>
+        <w:t xml:space="preserve">Button </w:t>
       </w:r>
       <w:r>
         <w:t>:</w:t>
       </w:r>
+      <w:proofErr w:type="gramEnd"/>
     </w:p>
     <w:p>
       <w:pPr>
@@ -3027,11 +2959,20 @@
           <w:b/>
           <w:bCs/>
         </w:rPr>
-        <w:t xml:space="preserve">Row Details </w:t>
+        <w:t xml:space="preserve">Row </w:t>
+      </w:r>
+      <w:proofErr w:type="gramStart"/>
+      <w:r>
+        <w:rPr>
+          <w:b/>
+          <w:bCs/>
+        </w:rPr>
+        <w:t xml:space="preserve">Details </w:t>
       </w:r>
       <w:r>
         <w:t>:</w:t>
       </w:r>
+      <w:proofErr w:type="gramEnd"/>
     </w:p>
     <w:p>
       <w:pPr>
@@ -3048,6 +2989,7 @@
       <w:pPr>
         <w:ind w:left="720"/>
       </w:pPr>
+      <w:proofErr w:type="gramStart"/>
       <w:r>
         <w:rPr>
           <w:b/>
@@ -3058,6 +3000,7 @@
       <w:r>
         <w:t>:</w:t>
       </w:r>
+      <w:proofErr w:type="gramEnd"/>
     </w:p>
     <w:p>
       <w:pPr>
@@ -3125,11 +3068,20 @@
           <w:b/>
           <w:bCs/>
         </w:rPr>
-        <w:t xml:space="preserve">"Student XP Leaderboard" </w:t>
+        <w:t>"Student XP Leaderboard</w:t>
+      </w:r>
+      <w:proofErr w:type="gramStart"/>
+      <w:r>
+        <w:rPr>
+          <w:b/>
+          <w:bCs/>
+        </w:rPr>
+        <w:t xml:space="preserve">" </w:t>
       </w:r>
       <w:r>
         <w:t>.</w:t>
       </w:r>
+      <w:proofErr w:type="gramEnd"/>
     </w:p>
     <w:p>
       <w:pPr>
@@ -3167,6 +3119,7 @@
       </w:r>
     </w:p>
     <w:p>
+      <w:proofErr w:type="gramStart"/>
       <w:r>
         <w:rPr>
           <w:b/>
@@ -3175,10 +3128,15 @@
         <w:t xml:space="preserve">Rank </w:t>
       </w:r>
       <w:r>
-        <w:t>: The student's position based on XP.</w:t>
-      </w:r>
-    </w:p>
-    <w:p>
+        <w:t>:</w:t>
+      </w:r>
+      <w:proofErr w:type="gramEnd"/>
+      <w:r>
+        <w:t xml:space="preserve"> The student's position based on XP.</w:t>
+      </w:r>
+    </w:p>
+    <w:p>
+      <w:proofErr w:type="gramStart"/>
       <w:r>
         <w:rPr>
           <w:b/>
@@ -3187,10 +3145,15 @@
         <w:t xml:space="preserve">Username </w:t>
       </w:r>
       <w:r>
-        <w:t>: The name of the student.</w:t>
-      </w:r>
-    </w:p>
-    <w:p>
+        <w:t>:</w:t>
+      </w:r>
+      <w:proofErr w:type="gramEnd"/>
+      <w:r>
+        <w:t xml:space="preserve"> The name of the student.</w:t>
+      </w:r>
+    </w:p>
+    <w:p>
+      <w:proofErr w:type="gramStart"/>
       <w:r>
         <w:rPr>
           <w:b/>
@@ -3199,7 +3162,11 @@
         <w:t xml:space="preserve">XP </w:t>
       </w:r>
       <w:r>
-        <w:t>: The student's experience points.</w:t>
+        <w:t>:</w:t>
+      </w:r>
+      <w:proofErr w:type="gramEnd"/>
+      <w:r>
+        <w:t xml:space="preserve"> The student's experience points.</w:t>
       </w:r>
     </w:p>
     <w:p>
@@ -3243,6 +3210,7 @@
       <w:pPr>
         <w:ind w:left="1440"/>
       </w:pPr>
+      <w:proofErr w:type="gramStart"/>
       <w:r>
         <w:rPr>
           <w:b/>
@@ -3251,13 +3219,18 @@
         <w:t xml:space="preserve">Previous </w:t>
       </w:r>
       <w:r>
-        <w:t>: Navigate to the previous page of students.</w:t>
+        <w:t>:</w:t>
+      </w:r>
+      <w:proofErr w:type="gramEnd"/>
+      <w:r>
+        <w:t xml:space="preserve"> Navigate to the previous page of students.</w:t>
       </w:r>
     </w:p>
     <w:p>
       <w:pPr>
         <w:ind w:left="1440"/>
       </w:pPr>
+      <w:proofErr w:type="gramStart"/>
       <w:r>
         <w:rPr>
           <w:b/>
@@ -3266,13 +3239,18 @@
         <w:t xml:space="preserve">Next </w:t>
       </w:r>
       <w:r>
-        <w:t>: Navigate to the next page of students.</w:t>
+        <w:t>:</w:t>
+      </w:r>
+      <w:proofErr w:type="gramEnd"/>
+      <w:r>
+        <w:t xml:space="preserve"> Navigate to the next page of students.</w:t>
       </w:r>
     </w:p>
     <w:p>
       <w:pPr>
         <w:ind w:left="1440"/>
       </w:pPr>
+      <w:proofErr w:type="gramStart"/>
       <w:r>
         <w:rPr>
           <w:b/>
@@ -3281,7 +3259,11 @@
         <w:t xml:space="preserve">Refresh </w:t>
       </w:r>
       <w:r>
-        <w:t>: Reload the data from the database to reflect any changes.</w:t>
+        <w:t>:</w:t>
+      </w:r>
+      <w:proofErr w:type="gramEnd"/>
+      <w:r>
+        <w:t xml:space="preserve"> Reload the data from the database to reflect any changes.</w:t>
       </w:r>
     </w:p>
     <w:p>
@@ -3350,11 +3332,20 @@
           <w:b/>
           <w:bCs/>
         </w:rPr>
-        <w:t xml:space="preserve">View Student Details </w:t>
+        <w:t xml:space="preserve">View Student </w:t>
+      </w:r>
+      <w:proofErr w:type="gramStart"/>
+      <w:r>
+        <w:rPr>
+          <w:b/>
+          <w:bCs/>
+        </w:rPr>
+        <w:t xml:space="preserve">Details </w:t>
       </w:r>
       <w:r>
         <w:t>:</w:t>
       </w:r>
+      <w:proofErr w:type="gramEnd"/>
     </w:p>
     <w:p>
       <w:pPr>
@@ -3377,11 +3368,20 @@
           <w:b/>
           <w:bCs/>
         </w:rPr>
-        <w:t xml:space="preserve">Navigate Pages </w:t>
+        <w:t xml:space="preserve">Navigate </w:t>
+      </w:r>
+      <w:proofErr w:type="gramStart"/>
+      <w:r>
+        <w:rPr>
+          <w:b/>
+          <w:bCs/>
+        </w:rPr>
+        <w:t xml:space="preserve">Pages </w:t>
       </w:r>
       <w:r>
         <w:t>:</w:t>
       </w:r>
+      <w:proofErr w:type="gramEnd"/>
     </w:p>
     <w:p>
       <w:pPr>
@@ -3423,11 +3423,20 @@
           <w:b/>
           <w:bCs/>
         </w:rPr>
-        <w:t xml:space="preserve">Refresh Data </w:t>
+        <w:t xml:space="preserve">Refresh </w:t>
+      </w:r>
+      <w:proofErr w:type="gramStart"/>
+      <w:r>
+        <w:rPr>
+          <w:b/>
+          <w:bCs/>
+        </w:rPr>
+        <w:t xml:space="preserve">Data </w:t>
       </w:r>
       <w:r>
         <w:t>:</w:t>
       </w:r>
+      <w:proofErr w:type="gramEnd"/>
     </w:p>
     <w:p>
       <w:pPr>
@@ -3527,7 +3536,7 @@
           <w:lang w:val="en-IN"/>
         </w:rPr>
       </w:pPr>
-      <w:bookmarkStart w:id="6" w:name="_Toc193295093"/>
+      <w:bookmarkStart w:id="6" w:name="_Toc193815412"/>
       <w:r>
         <w:rPr>
           <w:lang w:val="en-IN"/>
